--- a/Knowledge/3-Work knowledge/1-Software Engineering/1-Software Engineering Fundamentals/5-My Source/4-Networks Devices/2-Types of Switches/Types of PoE Switches/3-Managed PoE Switch.docx
+++ b/Knowledge/3-Work knowledge/1-Software Engineering/1-Software Engineering Fundamentals/5-My Source/4-Networks Devices/2-Types of Switches/Types of PoE Switches/3-Managed PoE Switch.docx
@@ -4,44 +4,28 @@
   <w:body>
     <w:p>
       <w:pPr>
-        <w:keepNext/>
-        <w:keepLines/>
-        <w:spacing w:before="400" w:after="120" w:line="276" w:lineRule="auto"/>
-        <w:outlineLvl w:val="0"/>
-        <w:rPr>
-          <w:rFonts w:ascii="Arial" w:eastAsia="Arial" w:hAnsi="Arial" w:cs="Arial"/>
-          <w:kern w:val="0"/>
-          <w:sz w:val="40"/>
-          <w:szCs w:val="40"/>
-          <w:lang w:val="en"/>
-          <w14:ligatures w14:val="none"/>
+        <w:pStyle w:val="Heading1"/>
+        <w:rPr>
+          <w:rFonts w:eastAsia="Arial"/>
+          <w:lang w:val="en"/>
         </w:rPr>
       </w:pPr>
       <w:bookmarkStart w:id="0" w:name="_5don32x4yfzo" w:colFirst="0" w:colLast="0"/>
       <w:bookmarkEnd w:id="0"/>
       <w:r>
         <w:rPr>
-          <w:rFonts w:ascii="Arial" w:eastAsia="Arial" w:hAnsi="Arial" w:cs="Arial"/>
-          <w:kern w:val="0"/>
-          <w:sz w:val="40"/>
-          <w:szCs w:val="40"/>
-          <w:lang w:val="en"/>
-          <w14:ligatures w14:val="none"/>
+          <w:rFonts w:eastAsia="Arial"/>
+          <w:lang w:val="en"/>
         </w:rPr>
         <w:t>Managed PoE Switch</w:t>
       </w:r>
     </w:p>
     <w:p>
       <w:pPr>
-        <w:spacing w:before="280" w:after="120" w:line="276" w:lineRule="auto"/>
-        <w:outlineLvl w:val="1"/>
-        <w:rPr>
-          <w:rFonts w:ascii="Arial" w:eastAsia="Arial" w:hAnsi="Arial" w:cs="Arial"/>
-          <w:kern w:val="0"/>
-          <w:sz w:val="32"/>
-          <w:szCs w:val="32"/>
-          <w:lang w:val="en"/>
-          <w14:ligatures w14:val="none"/>
+        <w:pStyle w:val="Heading2"/>
+        <w:rPr>
+          <w:rFonts w:eastAsia="Arial"/>
+          <w:lang w:val="en"/>
         </w:rPr>
       </w:pPr>
       <w:bookmarkStart w:id="1" w:name="_9bzz6mctgvfv" w:colFirst="0" w:colLast="0"/>
@@ -49,22 +33,14 @@
       <w:r>
         <w:rPr>
           <w:rFonts w:ascii="Segoe UI Emoji" w:eastAsia="Arial" w:hAnsi="Segoe UI Emoji" w:cs="Segoe UI Emoji"/>
-          <w:kern w:val="0"/>
-          <w:sz w:val="32"/>
-          <w:szCs w:val="32"/>
-          <w:lang w:val="en"/>
-          <w14:ligatures w14:val="none"/>
+          <w:lang w:val="en"/>
         </w:rPr>
         <w:t>⚙️</w:t>
       </w:r>
       <w:r>
         <w:rPr>
-          <w:rFonts w:ascii="Arial" w:eastAsia="Arial" w:hAnsi="Arial" w:cs="Arial"/>
-          <w:kern w:val="0"/>
-          <w:sz w:val="32"/>
-          <w:szCs w:val="32"/>
-          <w:lang w:val="en"/>
-          <w14:ligatures w14:val="none"/>
+          <w:rFonts w:eastAsia="Arial"/>
+          <w:lang w:val="en"/>
         </w:rPr>
         <w:t xml:space="preserve"> What is a Managed PoE Switch?</w:t>
       </w:r>
@@ -489,15 +465,10 @@
     </w:p>
     <w:p>
       <w:pPr>
-        <w:spacing w:before="280" w:after="120" w:line="276" w:lineRule="auto"/>
-        <w:outlineLvl w:val="1"/>
-        <w:rPr>
-          <w:rFonts w:ascii="Arial" w:eastAsia="Arial" w:hAnsi="Arial" w:cs="Arial"/>
-          <w:kern w:val="0"/>
-          <w:sz w:val="32"/>
-          <w:szCs w:val="32"/>
-          <w:lang w:val="en"/>
-          <w14:ligatures w14:val="none"/>
+        <w:pStyle w:val="Heading2"/>
+        <w:rPr>
+          <w:rFonts w:eastAsia="Arial"/>
+          <w:lang w:val="en"/>
         </w:rPr>
       </w:pPr>
       <w:bookmarkStart w:id="2" w:name="_4d7sq8r6y96b" w:colFirst="0" w:colLast="0"/>
@@ -505,22 +476,14 @@
       <w:r>
         <w:rPr>
           <w:rFonts w:ascii="Segoe UI Emoji" w:eastAsia="Arial" w:hAnsi="Segoe UI Emoji" w:cs="Segoe UI Emoji"/>
-          <w:kern w:val="0"/>
-          <w:sz w:val="32"/>
-          <w:szCs w:val="32"/>
-          <w:lang w:val="en"/>
-          <w14:ligatures w14:val="none"/>
+          <w:lang w:val="en"/>
         </w:rPr>
         <w:t>🔧</w:t>
       </w:r>
       <w:r>
         <w:rPr>
-          <w:rFonts w:ascii="Arial" w:eastAsia="Arial" w:hAnsi="Arial" w:cs="Arial"/>
-          <w:kern w:val="0"/>
-          <w:sz w:val="32"/>
-          <w:szCs w:val="32"/>
-          <w:lang w:val="en"/>
-          <w14:ligatures w14:val="none"/>
+          <w:rFonts w:eastAsia="Arial"/>
+          <w:lang w:val="en"/>
         </w:rPr>
         <w:t xml:space="preserve"> Key Features of a Managed PoE Switch</w:t>
       </w:r>
@@ -627,6 +590,7 @@
           <w:lang w:val="en"/>
           <w14:ligatures w14:val="none"/>
         </w:rPr>
+        <w:lastRenderedPageBreak/>
         <w:drawing>
           <wp:inline distT="114300" distB="114300" distL="114300" distR="114300" wp14:anchorId="3D6F08E2" wp14:editId="67B490A7">
             <wp:extent cx="5943600" cy="4406900"/>
@@ -1176,6 +1140,7 @@
                 <w:lang w:val="en"/>
                 <w14:ligatures w14:val="none"/>
               </w:rPr>
+              <w:lastRenderedPageBreak/>
               <w:t>Traffic Monitoring</w:t>
             </w:r>
           </w:p>
@@ -1597,15 +1562,10 @@
     </w:p>
     <w:p>
       <w:pPr>
-        <w:spacing w:before="280" w:after="120" w:line="276" w:lineRule="auto"/>
-        <w:outlineLvl w:val="1"/>
-        <w:rPr>
-          <w:rFonts w:ascii="Arial" w:eastAsia="Arial" w:hAnsi="Arial" w:cs="Arial"/>
-          <w:kern w:val="0"/>
-          <w:sz w:val="32"/>
-          <w:szCs w:val="32"/>
-          <w:lang w:val="en"/>
-          <w14:ligatures w14:val="none"/>
+        <w:pStyle w:val="Heading2"/>
+        <w:rPr>
+          <w:rFonts w:eastAsia="Arial"/>
+          <w:lang w:val="en"/>
         </w:rPr>
       </w:pPr>
       <w:bookmarkStart w:id="3" w:name="_qeav8heopk9c" w:colFirst="0" w:colLast="0"/>
@@ -1613,22 +1573,14 @@
       <w:r>
         <w:rPr>
           <w:rFonts w:ascii="Segoe UI Emoji" w:eastAsia="Arial" w:hAnsi="Segoe UI Emoji" w:cs="Segoe UI Emoji"/>
-          <w:kern w:val="0"/>
-          <w:sz w:val="32"/>
-          <w:szCs w:val="32"/>
-          <w:lang w:val="en"/>
-          <w14:ligatures w14:val="none"/>
+          <w:lang w:val="en"/>
         </w:rPr>
         <w:t>🏢</w:t>
       </w:r>
       <w:r>
         <w:rPr>
-          <w:rFonts w:ascii="Arial" w:eastAsia="Arial" w:hAnsi="Arial" w:cs="Arial"/>
-          <w:kern w:val="0"/>
-          <w:sz w:val="32"/>
-          <w:szCs w:val="32"/>
-          <w:lang w:val="en"/>
-          <w14:ligatures w14:val="none"/>
+          <w:rFonts w:eastAsia="Arial"/>
+          <w:lang w:val="en"/>
         </w:rPr>
         <w:t xml:space="preserve"> Example Use Case: Business Surveillance Setup</w:t>
       </w:r>
@@ -2093,6 +2045,7 @@
           <w:lang w:val="en"/>
           <w14:ligatures w14:val="none"/>
         </w:rPr>
+        <w:lastRenderedPageBreak/>
         <w:t>VLANs isolate voice, wireless, and surveillance traffic</w:t>
       </w:r>
       <w:r>
@@ -2207,15 +2160,10 @@
     </w:p>
     <w:p>
       <w:pPr>
-        <w:spacing w:before="280" w:after="120" w:line="276" w:lineRule="auto"/>
-        <w:outlineLvl w:val="1"/>
-        <w:rPr>
-          <w:rFonts w:ascii="Arial" w:eastAsia="Arial" w:hAnsi="Arial" w:cs="Arial"/>
-          <w:kern w:val="0"/>
-          <w:sz w:val="32"/>
-          <w:szCs w:val="32"/>
-          <w:lang w:val="en"/>
-          <w14:ligatures w14:val="none"/>
+        <w:pStyle w:val="Heading2"/>
+        <w:rPr>
+          <w:rFonts w:eastAsia="Arial"/>
+          <w:lang w:val="en"/>
         </w:rPr>
       </w:pPr>
       <w:bookmarkStart w:id="4" w:name="_ydijn5pi5uak" w:colFirst="0" w:colLast="0"/>
@@ -2223,22 +2171,14 @@
       <w:r>
         <w:rPr>
           <w:rFonts w:ascii="Segoe UI Emoji" w:eastAsia="Arial" w:hAnsi="Segoe UI Emoji" w:cs="Segoe UI Emoji"/>
-          <w:kern w:val="0"/>
-          <w:sz w:val="32"/>
-          <w:szCs w:val="32"/>
-          <w:lang w:val="en"/>
-          <w14:ligatures w14:val="none"/>
+          <w:lang w:val="en"/>
         </w:rPr>
         <w:t>🆚</w:t>
       </w:r>
       <w:r>
         <w:rPr>
-          <w:rFonts w:ascii="Arial" w:eastAsia="Arial" w:hAnsi="Arial" w:cs="Arial"/>
-          <w:kern w:val="0"/>
-          <w:sz w:val="32"/>
-          <w:szCs w:val="32"/>
-          <w:lang w:val="en"/>
-          <w14:ligatures w14:val="none"/>
+          <w:rFonts w:eastAsia="Arial"/>
+          <w:lang w:val="en"/>
         </w:rPr>
         <w:t xml:space="preserve"> Managed vs Unmanaged PoE Switch</w:t>
       </w:r>
@@ -3044,6 +2984,7 @@
                 <w:lang w:val="en"/>
                 <w14:ligatures w14:val="none"/>
               </w:rPr>
+              <w:lastRenderedPageBreak/>
               <w:t>Monitoring</w:t>
             </w:r>
           </w:p>
@@ -3745,15 +3686,10 @@
     </w:p>
     <w:p>
       <w:pPr>
-        <w:spacing w:before="280" w:after="120" w:line="276" w:lineRule="auto"/>
-        <w:outlineLvl w:val="1"/>
-        <w:rPr>
-          <w:rFonts w:ascii="Arial" w:eastAsia="Arial" w:hAnsi="Arial" w:cs="Arial"/>
-          <w:kern w:val="0"/>
-          <w:sz w:val="32"/>
-          <w:szCs w:val="32"/>
-          <w:lang w:val="en"/>
-          <w14:ligatures w14:val="none"/>
+        <w:pStyle w:val="Heading2"/>
+        <w:rPr>
+          <w:rFonts w:eastAsia="Arial"/>
+          <w:lang w:val="en"/>
         </w:rPr>
       </w:pPr>
       <w:bookmarkStart w:id="5" w:name="_errv4xk2vbls" w:colFirst="0" w:colLast="0"/>
@@ -3761,22 +3697,14 @@
       <w:r>
         <w:rPr>
           <w:rFonts w:ascii="Segoe UI Emoji" w:eastAsia="Arial" w:hAnsi="Segoe UI Emoji" w:cs="Segoe UI Emoji"/>
-          <w:kern w:val="0"/>
-          <w:sz w:val="32"/>
-          <w:szCs w:val="32"/>
-          <w:lang w:val="en"/>
-          <w14:ligatures w14:val="none"/>
+          <w:lang w:val="en"/>
         </w:rPr>
         <w:t>🔌</w:t>
       </w:r>
       <w:r>
         <w:rPr>
-          <w:rFonts w:ascii="Arial" w:eastAsia="Arial" w:hAnsi="Arial" w:cs="Arial"/>
-          <w:kern w:val="0"/>
-          <w:sz w:val="32"/>
-          <w:szCs w:val="32"/>
-          <w:lang w:val="en"/>
-          <w14:ligatures w14:val="none"/>
+          <w:rFonts w:eastAsia="Arial"/>
+          <w:lang w:val="en"/>
         </w:rPr>
         <w:t xml:space="preserve"> Power Standards Supported</w:t>
       </w:r>
@@ -4508,15 +4436,10 @@
     </w:p>
     <w:p>
       <w:pPr>
-        <w:spacing w:before="280" w:after="120" w:line="276" w:lineRule="auto"/>
-        <w:outlineLvl w:val="1"/>
-        <w:rPr>
-          <w:rFonts w:ascii="Arial" w:eastAsia="Arial" w:hAnsi="Arial" w:cs="Arial"/>
-          <w:kern w:val="0"/>
-          <w:sz w:val="32"/>
-          <w:szCs w:val="32"/>
-          <w:lang w:val="en"/>
-          <w14:ligatures w14:val="none"/>
+        <w:pStyle w:val="Heading2"/>
+        <w:rPr>
+          <w:rFonts w:eastAsia="Arial"/>
+          <w:lang w:val="en"/>
         </w:rPr>
       </w:pPr>
       <w:bookmarkStart w:id="6" w:name="_1gjwl744afug" w:colFirst="0" w:colLast="0"/>
@@ -4524,22 +4447,15 @@
       <w:r>
         <w:rPr>
           <w:rFonts w:ascii="Segoe UI Emoji" w:eastAsia="Arial" w:hAnsi="Segoe UI Emoji" w:cs="Segoe UI Emoji"/>
-          <w:kern w:val="0"/>
-          <w:sz w:val="32"/>
-          <w:szCs w:val="32"/>
-          <w:lang w:val="en"/>
-          <w14:ligatures w14:val="none"/>
-        </w:rPr>
+          <w:lang w:val="en"/>
+        </w:rPr>
+        <w:lastRenderedPageBreak/>
         <w:t>📦</w:t>
       </w:r>
       <w:r>
         <w:rPr>
-          <w:rFonts w:ascii="Arial" w:eastAsia="Arial" w:hAnsi="Arial" w:cs="Arial"/>
-          <w:kern w:val="0"/>
-          <w:sz w:val="32"/>
-          <w:szCs w:val="32"/>
-          <w:lang w:val="en"/>
-          <w14:ligatures w14:val="none"/>
+          <w:rFonts w:eastAsia="Arial"/>
+          <w:lang w:val="en"/>
         </w:rPr>
         <w:t xml:space="preserve"> Common Vendors &amp; Models</w:t>
       </w:r>
@@ -6055,7 +5971,6 @@
     <w:next w:val="Normal"/>
     <w:link w:val="Heading2Char"/>
     <w:uiPriority w:val="9"/>
-    <w:semiHidden/>
     <w:unhideWhenUsed/>
     <w:qFormat/>
     <w:rsid w:val="00E30EEE"/>
@@ -6272,7 +6187,6 @@
     <w:basedOn w:val="DefaultParagraphFont"/>
     <w:link w:val="Heading2"/>
     <w:uiPriority w:val="9"/>
-    <w:semiHidden/>
     <w:rsid w:val="00E30EEE"/>
     <w:rPr>
       <w:rFonts w:asciiTheme="majorHAnsi" w:eastAsiaTheme="majorEastAsia" w:hAnsiTheme="majorHAnsi" w:cstheme="majorBidi"/>

--- a/Knowledge/3-Work knowledge/1-Software Engineering/1-Software Engineering Fundamentals/5-My Source/4-Networks Devices/2-Types of Switches/Types of PoE Switches/3-Managed PoE Switch.docx
+++ b/Knowledge/3-Work knowledge/1-Software Engineering/1-Software Engineering Fundamentals/5-My Source/4-Networks Devices/2-Types of Switches/Types of PoE Switches/3-Managed PoE Switch.docx
@@ -59,67 +59,1597 @@
       </w:pPr>
       <w:r>
         <w:rPr>
-          <w:rFonts w:ascii="Arial" w:eastAsia="Arial" w:hAnsi="Arial" w:cs="Arial"/>
-          <w:b/>
-          <w:kern w:val="0"/>
-          <w:sz w:val="22"/>
-          <w:szCs w:val="22"/>
-          <w:highlight w:val="darkGray"/>
-          <w:lang w:val="en"/>
-          <w14:ligatures w14:val="none"/>
-        </w:rPr>
-        <w:t># Source</w:t>
-      </w:r>
-      <w:r>
-        <w:rPr>
-          <w:rFonts w:ascii="Arial" w:eastAsia="Arial" w:hAnsi="Arial" w:cs="Arial"/>
-          <w:kern w:val="0"/>
-          <w:sz w:val="22"/>
-          <w:szCs w:val="22"/>
-          <w:highlight w:val="darkGray"/>
-          <w:lang w:val="en"/>
-          <w14:ligatures w14:val="none"/>
-        </w:rPr>
-        <w:t xml:space="preserve">: </w:t>
-      </w:r>
-      <w:r>
-        <w:rPr>
-          <w:rFonts w:ascii="Arial" w:eastAsia="Arial" w:hAnsi="Arial" w:cs="Arial"/>
-          <w:b/>
-          <w:kern w:val="0"/>
-          <w:sz w:val="22"/>
-          <w:szCs w:val="22"/>
-          <w:highlight w:val="darkGray"/>
-          <w:lang w:val="en"/>
-          <w14:ligatures w14:val="none"/>
-        </w:rPr>
-        <w:t>Chatgpt (GPT</w:t>
-      </w:r>
-      <w:r>
-        <w:rPr>
-          <w:rFonts w:ascii="Cambria Math" w:eastAsia="Arial" w:hAnsi="Cambria Math" w:cs="Cambria Math"/>
-          <w:b/>
-          <w:kern w:val="0"/>
-          <w:sz w:val="22"/>
-          <w:szCs w:val="22"/>
-          <w:highlight w:val="darkGray"/>
-          <w:lang w:val="en"/>
-          <w14:ligatures w14:val="none"/>
+          <w:rFonts w:ascii="Arial" w:hAnsi="Arial" w:eastAsia="Arial" w:cs="Arial"/>
+          <w:b/>
+          <w:i w:val="0"/>
+          <w:color w:val="000000"/>
+          <w:sz w:val="18"/>
+          <w:highlight w:val="lightGray"/>
+        </w:rPr>
+        <w:t>#</w:t>
+      </w:r>
+      <w:r>
+        <w:rPr>
+          <w:rFonts w:ascii="Arial" w:hAnsi="Arial" w:eastAsia="Arial" w:cs="Arial"/>
+          <w:b/>
+          <w:i w:val="0"/>
+          <w:color w:val="000000"/>
+          <w:sz w:val="18"/>
+          <w:highlight w:val="lightGray"/>
+        </w:rPr>
+        <w:t xml:space="preserve"> </w:t>
+      </w:r>
+      <w:r>
+        <w:rPr>
+          <w:rFonts w:ascii="Arial" w:hAnsi="Arial" w:eastAsia="Arial" w:cs="Arial"/>
+          <w:b/>
+          <w:i w:val="0"/>
+          <w:color w:val="000000"/>
+          <w:sz w:val="18"/>
+          <w:highlight w:val="lightGray"/>
+        </w:rPr>
+        <w:t>S</w:t>
+      </w:r>
+      <w:r>
+        <w:rPr>
+          <w:rFonts w:ascii="Arial" w:hAnsi="Arial" w:eastAsia="Arial" w:cs="Arial"/>
+          <w:b/>
+          <w:i w:val="0"/>
+          <w:color w:val="000000"/>
+          <w:sz w:val="18"/>
+          <w:highlight w:val="lightGray"/>
+        </w:rPr>
+        <w:t>o</w:t>
+      </w:r>
+      <w:r>
+        <w:rPr>
+          <w:rFonts w:ascii="Arial" w:hAnsi="Arial" w:eastAsia="Arial" w:cs="Arial"/>
+          <w:b/>
+          <w:i w:val="0"/>
+          <w:color w:val="000000"/>
+          <w:sz w:val="18"/>
+          <w:highlight w:val="lightGray"/>
+        </w:rPr>
+        <w:t>u</w:t>
+      </w:r>
+      <w:r>
+        <w:rPr>
+          <w:rFonts w:ascii="Arial" w:hAnsi="Arial" w:eastAsia="Arial" w:cs="Arial"/>
+          <w:b/>
+          <w:i w:val="0"/>
+          <w:color w:val="000000"/>
+          <w:sz w:val="18"/>
+          <w:highlight w:val="lightGray"/>
+        </w:rPr>
+        <w:t>r</w:t>
+      </w:r>
+      <w:r>
+        <w:rPr>
+          <w:rFonts w:ascii="Arial" w:hAnsi="Arial" w:eastAsia="Arial" w:cs="Arial"/>
+          <w:b/>
+          <w:i w:val="0"/>
+          <w:color w:val="000000"/>
+          <w:sz w:val="18"/>
+          <w:highlight w:val="lightGray"/>
+        </w:rPr>
+        <w:t>c</w:t>
+      </w:r>
+      <w:r>
+        <w:rPr>
+          <w:rFonts w:ascii="Arial" w:hAnsi="Arial" w:eastAsia="Arial" w:cs="Arial"/>
+          <w:b/>
+          <w:i w:val="0"/>
+          <w:color w:val="000000"/>
+          <w:sz w:val="18"/>
+          <w:highlight w:val="lightGray"/>
+        </w:rPr>
+        <w:t>e</w:t>
+      </w:r>
+      <w:r>
+        <w:rPr>
+          <w:rFonts w:ascii="Arial" w:hAnsi="Arial" w:eastAsia="Arial" w:cs="Arial"/>
+          <w:b/>
+          <w:i w:val="0"/>
+          <w:color w:val="000000"/>
+          <w:sz w:val="18"/>
+          <w:highlight w:val="lightGray"/>
+        </w:rPr>
+        <w:t>:</w:t>
+      </w:r>
+      <w:r>
+        <w:rPr>
+          <w:rFonts w:ascii="Arial" w:hAnsi="Arial" w:eastAsia="Arial" w:cs="Arial"/>
+          <w:b/>
+          <w:i w:val="0"/>
+          <w:color w:val="000000"/>
+          <w:sz w:val="18"/>
+          <w:highlight w:val="lightGray"/>
+        </w:rPr>
+        <w:t xml:space="preserve"> </w:t>
+      </w:r>
+      <w:r>
+        <w:rPr>
+          <w:rFonts w:ascii="Arial" w:hAnsi="Arial" w:eastAsia="Arial" w:cs="Arial"/>
+          <w:b/>
+          <w:i w:val="0"/>
+          <w:color w:val="000000"/>
+          <w:sz w:val="18"/>
+          <w:highlight w:val="lightGray"/>
+        </w:rPr>
+        <w:t>A</w:t>
+      </w:r>
+      <w:r>
+        <w:rPr>
+          <w:rFonts w:ascii="Arial" w:hAnsi="Arial" w:eastAsia="Arial" w:cs="Arial"/>
+          <w:b/>
+          <w:i w:val="0"/>
+          <w:color w:val="000000"/>
+          <w:sz w:val="18"/>
+          <w:highlight w:val="lightGray"/>
+        </w:rPr>
+        <w:t>I</w:t>
+      </w:r>
+      <w:r>
+        <w:rPr>
+          <w:rFonts w:ascii="Arial" w:hAnsi="Arial" w:eastAsia="Arial" w:cs="Arial"/>
+          <w:b/>
+          <w:i w:val="0"/>
+          <w:color w:val="000000"/>
+          <w:sz w:val="18"/>
+          <w:highlight w:val="lightGray"/>
+        </w:rPr>
+        <w:t xml:space="preserve"> </w:t>
+      </w:r>
+      <w:r>
+        <w:rPr>
+          <w:rFonts w:ascii="Arial" w:hAnsi="Arial" w:eastAsia="Arial" w:cs="Arial"/>
+          <w:b/>
+          <w:i w:val="0"/>
+          <w:color w:val="000000"/>
+          <w:sz w:val="18"/>
+          <w:highlight w:val="lightGray"/>
+        </w:rPr>
+        <w:t>S</w:t>
+      </w:r>
+      <w:r>
+        <w:rPr>
+          <w:rFonts w:ascii="Arial" w:hAnsi="Arial" w:eastAsia="Arial" w:cs="Arial"/>
+          <w:b/>
+          <w:i w:val="0"/>
+          <w:color w:val="000000"/>
+          <w:sz w:val="18"/>
+          <w:highlight w:val="lightGray"/>
+        </w:rPr>
+        <w:t>o</w:t>
+      </w:r>
+      <w:r>
+        <w:rPr>
+          <w:rFonts w:ascii="Arial" w:hAnsi="Arial" w:eastAsia="Arial" w:cs="Arial"/>
+          <w:b/>
+          <w:i w:val="0"/>
+          <w:color w:val="000000"/>
+          <w:sz w:val="18"/>
+          <w:highlight w:val="lightGray"/>
+        </w:rPr>
+        <w:t>u</w:t>
+      </w:r>
+      <w:r>
+        <w:rPr>
+          <w:rFonts w:ascii="Arial" w:hAnsi="Arial" w:eastAsia="Arial" w:cs="Arial"/>
+          <w:b/>
+          <w:i w:val="0"/>
+          <w:color w:val="000000"/>
+          <w:sz w:val="18"/>
+          <w:highlight w:val="lightGray"/>
+        </w:rPr>
+        <w:t>r</w:t>
+      </w:r>
+      <w:r>
+        <w:rPr>
+          <w:rFonts w:ascii="Arial" w:hAnsi="Arial" w:eastAsia="Arial" w:cs="Arial"/>
+          <w:b/>
+          <w:i w:val="0"/>
+          <w:color w:val="000000"/>
+          <w:sz w:val="18"/>
+          <w:highlight w:val="lightGray"/>
+        </w:rPr>
+        <w:t>c</w:t>
+      </w:r>
+      <w:r>
+        <w:rPr>
+          <w:rFonts w:ascii="Arial" w:hAnsi="Arial" w:eastAsia="Arial" w:cs="Arial"/>
+          <w:b/>
+          <w:i w:val="0"/>
+          <w:color w:val="000000"/>
+          <w:sz w:val="18"/>
+          <w:highlight w:val="lightGray"/>
+        </w:rPr>
+        <w:t>e</w:t>
+      </w:r>
+      <w:r>
+        <w:rPr>
+          <w:rFonts w:ascii="Arial" w:hAnsi="Arial" w:eastAsia="Arial" w:cs="Arial"/>
+          <w:b/>
+          <w:i w:val="0"/>
+          <w:color w:val="000000"/>
+          <w:sz w:val="18"/>
+          <w:highlight w:val="lightGray"/>
+        </w:rPr>
+        <w:t>:</w:t>
+      </w:r>
+      <w:r>
+        <w:rPr>
+          <w:rFonts w:ascii="Arial" w:hAnsi="Arial" w:eastAsia="Arial" w:cs="Arial"/>
+          <w:b/>
+          <w:i w:val="0"/>
+          <w:color w:val="000000"/>
+          <w:sz w:val="18"/>
+          <w:highlight w:val="lightGray"/>
+        </w:rPr>
+        <w:t xml:space="preserve"> </w:t>
+      </w:r>
+      <w:r>
+        <w:rPr>
+          <w:rFonts w:ascii="Arial" w:hAnsi="Arial" w:eastAsia="Arial" w:cs="Arial"/>
+          <w:b/>
+          <w:i w:val="0"/>
+          <w:color w:val="000000"/>
+          <w:sz w:val="18"/>
+          <w:highlight w:val="lightGray"/>
+        </w:rPr>
+        <w:t>P</w:t>
+      </w:r>
+      <w:r>
+        <w:rPr>
+          <w:rFonts w:ascii="Arial" w:hAnsi="Arial" w:eastAsia="Arial" w:cs="Arial"/>
+          <w:b/>
+          <w:i w:val="0"/>
+          <w:color w:val="000000"/>
+          <w:sz w:val="18"/>
+          <w:highlight w:val="lightGray"/>
+        </w:rPr>
+        <w:t>r</w:t>
+      </w:r>
+      <w:r>
+        <w:rPr>
+          <w:rFonts w:ascii="Arial" w:hAnsi="Arial" w:eastAsia="Arial" w:cs="Arial"/>
+          <w:b/>
+          <w:i w:val="0"/>
+          <w:color w:val="000000"/>
+          <w:sz w:val="18"/>
+          <w:highlight w:val="lightGray"/>
+        </w:rPr>
+        <w:t>o</w:t>
+      </w:r>
+      <w:r>
+        <w:rPr>
+          <w:rFonts w:ascii="Arial" w:hAnsi="Arial" w:eastAsia="Arial" w:cs="Arial"/>
+          <w:b/>
+          <w:i w:val="0"/>
+          <w:color w:val="000000"/>
+          <w:sz w:val="18"/>
+          <w:highlight w:val="lightGray"/>
+        </w:rPr>
+        <w:t>v</w:t>
+      </w:r>
+      <w:r>
+        <w:rPr>
+          <w:rFonts w:ascii="Arial" w:hAnsi="Arial" w:eastAsia="Arial" w:cs="Arial"/>
+          <w:b/>
+          <w:i w:val="0"/>
+          <w:color w:val="000000"/>
+          <w:sz w:val="18"/>
+          <w:highlight w:val="lightGray"/>
+        </w:rPr>
+        <w:t>i</w:t>
+      </w:r>
+      <w:r>
+        <w:rPr>
+          <w:rFonts w:ascii="Arial" w:hAnsi="Arial" w:eastAsia="Arial" w:cs="Arial"/>
+          <w:b/>
+          <w:i w:val="0"/>
+          <w:color w:val="000000"/>
+          <w:sz w:val="18"/>
+          <w:highlight w:val="lightGray"/>
+        </w:rPr>
+        <w:t>d</w:t>
+      </w:r>
+      <w:r>
+        <w:rPr>
+          <w:rFonts w:ascii="Arial" w:hAnsi="Arial" w:eastAsia="Arial" w:cs="Arial"/>
+          <w:b/>
+          <w:i w:val="0"/>
+          <w:color w:val="000000"/>
+          <w:sz w:val="18"/>
+          <w:highlight w:val="lightGray"/>
+        </w:rPr>
+        <w:t>e</w:t>
+      </w:r>
+      <w:r>
+        <w:rPr>
+          <w:rFonts w:ascii="Arial" w:hAnsi="Arial" w:eastAsia="Arial" w:cs="Arial"/>
+          <w:b/>
+          <w:i w:val="0"/>
+          <w:color w:val="000000"/>
+          <w:sz w:val="18"/>
+          <w:highlight w:val="lightGray"/>
+        </w:rPr>
+        <w:t>d</w:t>
+      </w:r>
+      <w:r>
+        <w:rPr>
+          <w:rFonts w:ascii="Arial" w:hAnsi="Arial" w:eastAsia="Arial" w:cs="Arial"/>
+          <w:b/>
+          <w:i w:val="0"/>
+          <w:color w:val="000000"/>
+          <w:sz w:val="18"/>
+          <w:highlight w:val="lightGray"/>
+        </w:rPr>
+        <w:t xml:space="preserve"> </w:t>
+      </w:r>
+      <w:r>
+        <w:rPr>
+          <w:rFonts w:ascii="Arial" w:hAnsi="Arial" w:eastAsia="Arial" w:cs="Arial"/>
+          <w:b/>
+          <w:i w:val="0"/>
+          <w:color w:val="000000"/>
+          <w:sz w:val="18"/>
+          <w:highlight w:val="lightGray"/>
+        </w:rPr>
+        <w:t>b</w:t>
+      </w:r>
+      <w:r>
+        <w:rPr>
+          <w:rFonts w:ascii="Arial" w:hAnsi="Arial" w:eastAsia="Arial" w:cs="Arial"/>
+          <w:b/>
+          <w:i w:val="0"/>
+          <w:color w:val="000000"/>
+          <w:sz w:val="18"/>
+          <w:highlight w:val="lightGray"/>
+        </w:rPr>
+        <w:t>y</w:t>
+      </w:r>
+      <w:r>
+        <w:rPr>
+          <w:rFonts w:ascii="Arial" w:hAnsi="Arial" w:eastAsia="Arial" w:cs="Arial"/>
+          <w:b/>
+          <w:i w:val="0"/>
+          <w:color w:val="000000"/>
+          <w:sz w:val="18"/>
+          <w:highlight w:val="lightGray"/>
+        </w:rPr>
+        <w:t>:</w:t>
+      </w:r>
+      <w:r>
+        <w:rPr>
+          <w:rFonts w:ascii="Arial" w:hAnsi="Arial" w:eastAsia="Arial" w:cs="Arial"/>
+          <w:b/>
+          <w:i w:val="0"/>
+          <w:color w:val="000000"/>
+          <w:sz w:val="18"/>
+          <w:highlight w:val="lightGray"/>
+        </w:rPr>
+        <w:t xml:space="preserve"> </w:t>
+      </w:r>
+      <w:r>
+        <w:rPr>
+          <w:rFonts w:ascii="Arial" w:hAnsi="Arial" w:eastAsia="Arial" w:cs="Arial"/>
+          <w:b/>
+          <w:i w:val="0"/>
+          <w:color w:val="000000"/>
+          <w:sz w:val="18"/>
+          <w:highlight w:val="lightGray"/>
+        </w:rPr>
+        <w:t>[</w:t>
+      </w:r>
+      <w:r>
+        <w:rPr>
+          <w:rFonts w:ascii="Arial" w:hAnsi="Arial" w:eastAsia="Arial" w:cs="Arial"/>
+          <w:b/>
+          <w:i w:val="0"/>
+          <w:color w:val="000000"/>
+          <w:sz w:val="18"/>
+          <w:highlight w:val="lightGray"/>
+        </w:rPr>
+        <w:t>D</w:t>
+      </w:r>
+      <w:r>
+        <w:rPr>
+          <w:rFonts w:ascii="Arial" w:hAnsi="Arial" w:eastAsia="Arial" w:cs="Arial"/>
+          <w:b/>
+          <w:i w:val="0"/>
+          <w:color w:val="000000"/>
+          <w:sz w:val="18"/>
+          <w:highlight w:val="lightGray"/>
+        </w:rPr>
+        <w:t>a</w:t>
+      </w:r>
+      <w:r>
+        <w:rPr>
+          <w:rFonts w:ascii="Arial" w:hAnsi="Arial" w:eastAsia="Arial" w:cs="Arial"/>
+          <w:b/>
+          <w:i w:val="0"/>
+          <w:color w:val="000000"/>
+          <w:sz w:val="18"/>
+          <w:highlight w:val="lightGray"/>
+        </w:rPr>
+        <w:t>t</w:t>
+      </w:r>
+      <w:r>
+        <w:rPr>
+          <w:rFonts w:ascii="Arial" w:hAnsi="Arial" w:eastAsia="Arial" w:cs="Arial"/>
+          <w:b/>
+          <w:i w:val="0"/>
+          <w:color w:val="000000"/>
+          <w:sz w:val="18"/>
+          <w:highlight w:val="lightGray"/>
+        </w:rPr>
+        <w:t>a</w:t>
+      </w:r>
+      <w:r>
+        <w:rPr>
+          <w:rFonts w:ascii="Arial" w:hAnsi="Arial" w:eastAsia="Arial" w:cs="Arial"/>
+          <w:b/>
+          <w:i w:val="0"/>
+          <w:color w:val="000000"/>
+          <w:sz w:val="18"/>
+          <w:highlight w:val="lightGray"/>
+        </w:rPr>
+        <w:t xml:space="preserve"> </w:t>
+      </w:r>
+      <w:r>
+        <w:rPr>
+          <w:rFonts w:ascii="Arial" w:hAnsi="Arial" w:eastAsia="Arial" w:cs="Arial"/>
+          <w:b/>
+          <w:i w:val="0"/>
+          <w:color w:val="000000"/>
+          <w:sz w:val="18"/>
+          <w:highlight w:val="lightGray"/>
+        </w:rPr>
+        <w:t>P</w:t>
+      </w:r>
+      <w:r>
+        <w:rPr>
+          <w:rFonts w:ascii="Arial" w:hAnsi="Arial" w:eastAsia="Arial" w:cs="Arial"/>
+          <w:b/>
+          <w:i w:val="0"/>
+          <w:color w:val="000000"/>
+          <w:sz w:val="18"/>
+          <w:highlight w:val="lightGray"/>
+        </w:rPr>
+        <w:t>a</w:t>
+      </w:r>
+      <w:r>
+        <w:rPr>
+          <w:rFonts w:ascii="Arial" w:hAnsi="Arial" w:eastAsia="Arial" w:cs="Arial"/>
+          <w:b/>
+          <w:i w:val="0"/>
+          <w:color w:val="000000"/>
+          <w:sz w:val="18"/>
+          <w:highlight w:val="lightGray"/>
+        </w:rPr>
+        <w:t>t</w:t>
+      </w:r>
+      <w:r>
+        <w:rPr>
+          <w:rFonts w:ascii="Arial" w:hAnsi="Arial" w:eastAsia="Arial" w:cs="Arial"/>
+          <w:b/>
+          <w:i w:val="0"/>
+          <w:color w:val="000000"/>
+          <w:sz w:val="18"/>
+          <w:highlight w:val="lightGray"/>
+        </w:rPr>
+        <w:t>h</w:t>
+      </w:r>
+      <w:r>
+        <w:rPr>
+          <w:rFonts w:ascii="Arial" w:hAnsi="Arial" w:eastAsia="Arial" w:cs="Arial"/>
+          <w:b w:val="0"/>
+          <w:i w:val="0"/>
+          <w:color w:val="000000"/>
+          <w:sz w:val="18"/>
+          <w:highlight w:val="lightGray"/>
+        </w:rPr>
+        <w:t>:</w:t>
+      </w:r>
+      <w:r>
+        <w:rPr>
+          <w:rFonts w:ascii="Arial" w:hAnsi="Arial" w:eastAsia="Arial" w:cs="Arial"/>
+          <w:b w:val="0"/>
+          <w:i w:val="0"/>
+          <w:color w:val="000000"/>
+          <w:sz w:val="18"/>
+          <w:highlight w:val="lightGray"/>
+        </w:rPr>
+        <w:t xml:space="preserve"> </w:t>
+      </w:r>
+      <w:r>
+        <w:rPr>
+          <w:rFonts w:ascii="Arial" w:hAnsi="Arial" w:eastAsia="Arial" w:cs="Arial"/>
+          <w:b w:val="0"/>
+          <w:i w:val="0"/>
+          <w:color w:val="000000"/>
+          <w:sz w:val="18"/>
+          <w:highlight w:val="lightGray"/>
+        </w:rPr>
+        <w:t>P</w:t>
+      </w:r>
+      <w:r>
+        <w:rPr>
+          <w:rFonts w:ascii="Arial" w:hAnsi="Arial" w:eastAsia="Arial" w:cs="Arial"/>
+          <w:b w:val="0"/>
+          <w:i w:val="0"/>
+          <w:color w:val="000000"/>
+          <w:sz w:val="18"/>
+          <w:highlight w:val="lightGray"/>
+        </w:rPr>
+        <w:t>e</w:t>
+      </w:r>
+      <w:r>
+        <w:rPr>
+          <w:rFonts w:ascii="Arial" w:hAnsi="Arial" w:eastAsia="Arial" w:cs="Arial"/>
+          <w:b w:val="0"/>
+          <w:i w:val="0"/>
+          <w:color w:val="000000"/>
+          <w:sz w:val="18"/>
+          <w:highlight w:val="lightGray"/>
+        </w:rPr>
+        <w:t>r</w:t>
+      </w:r>
+      <w:r>
+        <w:rPr>
+          <w:rFonts w:ascii="Arial" w:hAnsi="Arial" w:eastAsia="Arial" w:cs="Arial"/>
+          <w:b w:val="0"/>
+          <w:i w:val="0"/>
+          <w:color w:val="000000"/>
+          <w:sz w:val="18"/>
+          <w:highlight w:val="lightGray"/>
+        </w:rPr>
+        <w:t>s</w:t>
+      </w:r>
+      <w:r>
+        <w:rPr>
+          <w:rFonts w:ascii="Arial" w:hAnsi="Arial" w:eastAsia="Arial" w:cs="Arial"/>
+          <w:b w:val="0"/>
+          <w:i w:val="0"/>
+          <w:color w:val="000000"/>
+          <w:sz w:val="18"/>
+          <w:highlight w:val="lightGray"/>
+        </w:rPr>
+        <w:t>o</w:t>
+      </w:r>
+      <w:r>
+        <w:rPr>
+          <w:rFonts w:ascii="Arial" w:hAnsi="Arial" w:eastAsia="Arial" w:cs="Arial"/>
+          <w:b w:val="0"/>
+          <w:i w:val="0"/>
+          <w:color w:val="000000"/>
+          <w:sz w:val="18"/>
+          <w:highlight w:val="lightGray"/>
+        </w:rPr>
+        <w:t>n</w:t>
+      </w:r>
+      <w:r>
+        <w:rPr>
+          <w:rFonts w:ascii="Arial" w:hAnsi="Arial" w:eastAsia="Arial" w:cs="Arial"/>
+          <w:b w:val="0"/>
+          <w:i w:val="0"/>
+          <w:color w:val="000000"/>
+          <w:sz w:val="18"/>
+          <w:highlight w:val="lightGray"/>
+        </w:rPr>
+        <w:t>s</w:t>
+      </w:r>
+      <w:r>
+        <w:rPr>
+          <w:rFonts w:ascii="Arial" w:hAnsi="Arial" w:eastAsia="Arial" w:cs="Arial"/>
+          <w:b w:val="0"/>
+          <w:i w:val="0"/>
+          <w:color w:val="000000"/>
+          <w:sz w:val="18"/>
+          <w:highlight w:val="lightGray"/>
+        </w:rPr>
+        <w:t xml:space="preserve"> </w:t>
+      </w:r>
+      <w:r>
+        <w:rPr>
+          <w:rFonts w:ascii="Arial" w:hAnsi="Arial" w:eastAsia="Arial" w:cs="Arial"/>
+          <w:b w:val="0"/>
+          <w:i w:val="0"/>
+          <w:color w:val="000000"/>
+          <w:sz w:val="18"/>
+          <w:highlight w:val="lightGray"/>
+        </w:rPr>
+        <w:t>T</w:t>
+      </w:r>
+      <w:r>
+        <w:rPr>
+          <w:rFonts w:ascii="Arial" w:hAnsi="Arial" w:eastAsia="Arial" w:cs="Arial"/>
+          <w:b w:val="0"/>
+          <w:i w:val="0"/>
+          <w:color w:val="000000"/>
+          <w:sz w:val="18"/>
+          <w:highlight w:val="lightGray"/>
+        </w:rPr>
+        <w:t>a</w:t>
+      </w:r>
+      <w:r>
+        <w:rPr>
+          <w:rFonts w:ascii="Arial" w:hAnsi="Arial" w:eastAsia="Arial" w:cs="Arial"/>
+          <w:b w:val="0"/>
+          <w:i w:val="0"/>
+          <w:color w:val="000000"/>
+          <w:sz w:val="18"/>
+          <w:highlight w:val="lightGray"/>
+        </w:rPr>
+        <w:t>b</w:t>
+      </w:r>
+      <w:r>
+        <w:rPr>
+          <w:rFonts w:ascii="Arial" w:hAnsi="Arial" w:eastAsia="Arial" w:cs="Arial"/>
+          <w:b w:val="0"/>
+          <w:i w:val="0"/>
+          <w:color w:val="000000"/>
+          <w:sz w:val="18"/>
+          <w:highlight w:val="lightGray"/>
+        </w:rPr>
+        <w:t>l</w:t>
+      </w:r>
+      <w:r>
+        <w:rPr>
+          <w:rFonts w:ascii="Arial" w:hAnsi="Arial" w:eastAsia="Arial" w:cs="Arial"/>
+          <w:b w:val="0"/>
+          <w:i w:val="0"/>
+          <w:color w:val="000000"/>
+          <w:sz w:val="18"/>
+          <w:highlight w:val="lightGray"/>
+        </w:rPr>
+        <w:t>e</w:t>
+      </w:r>
+      <w:r>
+        <w:rPr>
+          <w:rFonts w:ascii="Arial" w:hAnsi="Arial" w:eastAsia="Arial" w:cs="Arial"/>
+          <w:b w:val="0"/>
+          <w:i w:val="0"/>
+          <w:color w:val="000000"/>
+          <w:sz w:val="18"/>
+          <w:highlight w:val="lightGray"/>
+        </w:rPr>
+        <w:t xml:space="preserve"> </w:t>
+      </w:r>
+      <w:r>
+        <w:rPr>
+          <w:rFonts w:ascii="Arial" w:hAnsi="Arial" w:eastAsia="Arial" w:cs="Arial"/>
+          <w:b w:val="0"/>
+          <w:i w:val="0"/>
+          <w:color w:val="000000"/>
+          <w:sz w:val="18"/>
+          <w:highlight w:val="lightGray"/>
+        </w:rPr>
+        <w:t>-</w:t>
+      </w:r>
+      <w:r>
+        <w:rPr>
+          <w:rFonts w:ascii="Arial" w:hAnsi="Arial" w:eastAsia="Arial" w:cs="Arial"/>
+          <w:b w:val="0"/>
+          <w:i w:val="0"/>
+          <w:color w:val="000000"/>
+          <w:sz w:val="18"/>
+          <w:highlight w:val="lightGray"/>
+        </w:rPr>
+        <w:t>&gt;</w:t>
+      </w:r>
+      <w:r>
+        <w:rPr>
+          <w:rFonts w:ascii="Arial" w:hAnsi="Arial" w:eastAsia="Arial" w:cs="Arial"/>
+          <w:b w:val="0"/>
+          <w:i w:val="0"/>
+          <w:color w:val="000000"/>
+          <w:sz w:val="18"/>
+          <w:highlight w:val="lightGray"/>
+        </w:rPr>
+        <w:t xml:space="preserve"> </w:t>
+      </w:r>
+      <w:r>
+        <w:rPr>
+          <w:rFonts w:ascii="Arial" w:hAnsi="Arial" w:eastAsia="Arial" w:cs="Arial"/>
+          <w:b w:val="0"/>
+          <w:i w:val="0"/>
+          <w:color w:val="000000"/>
+          <w:sz w:val="18"/>
+          <w:highlight w:val="lightGray"/>
+        </w:rPr>
+        <w:t>I</w:t>
+      </w:r>
+      <w:r>
+        <w:rPr>
+          <w:rFonts w:ascii="Arial" w:hAnsi="Arial" w:eastAsia="Arial" w:cs="Arial"/>
+          <w:b w:val="0"/>
+          <w:i w:val="0"/>
+          <w:color w:val="000000"/>
+          <w:sz w:val="18"/>
+          <w:highlight w:val="lightGray"/>
+        </w:rPr>
+        <w:t>D</w:t>
+      </w:r>
+      <w:r>
+        <w:rPr>
+          <w:rFonts w:ascii="Arial" w:hAnsi="Arial" w:eastAsia="Arial" w:cs="Arial"/>
+          <w:b w:val="0"/>
+          <w:i w:val="0"/>
+          <w:color w:val="000000"/>
+          <w:sz w:val="18"/>
+          <w:highlight w:val="lightGray"/>
+        </w:rPr>
+        <w:t xml:space="preserve"> </w:t>
+      </w:r>
+      <w:r>
+        <w:rPr>
+          <w:rFonts w:ascii="Arial" w:hAnsi="Arial" w:eastAsia="Arial" w:cs="Arial"/>
+          <w:b w:val="0"/>
+          <w:i w:val="0"/>
+          <w:color w:val="000000"/>
+          <w:sz w:val="18"/>
+          <w:highlight w:val="lightGray"/>
+        </w:rPr>
+        <w:t>C</w:t>
+      </w:r>
+      <w:r>
+        <w:rPr>
+          <w:rFonts w:ascii="Arial" w:hAnsi="Arial" w:eastAsia="Arial" w:cs="Arial"/>
+          <w:b w:val="0"/>
+          <w:i w:val="0"/>
+          <w:color w:val="000000"/>
+          <w:sz w:val="18"/>
+          <w:highlight w:val="lightGray"/>
+        </w:rPr>
+        <w:t>o</w:t>
+      </w:r>
+      <w:r>
+        <w:rPr>
+          <w:rFonts w:ascii="Arial" w:hAnsi="Arial" w:eastAsia="Arial" w:cs="Arial"/>
+          <w:b w:val="0"/>
+          <w:i w:val="0"/>
+          <w:color w:val="000000"/>
+          <w:sz w:val="18"/>
+          <w:highlight w:val="lightGray"/>
+        </w:rPr>
+        <w:t>l</w:t>
+      </w:r>
+      <w:r>
+        <w:rPr>
+          <w:rFonts w:ascii="Arial" w:hAnsi="Arial" w:eastAsia="Arial" w:cs="Arial"/>
+          <w:b w:val="0"/>
+          <w:i w:val="0"/>
+          <w:color w:val="000000"/>
+          <w:sz w:val="18"/>
+          <w:highlight w:val="lightGray"/>
+        </w:rPr>
+        <w:t>u</w:t>
+      </w:r>
+      <w:r>
+        <w:rPr>
+          <w:rFonts w:ascii="Arial" w:hAnsi="Arial" w:eastAsia="Arial" w:cs="Arial"/>
+          <w:b w:val="0"/>
+          <w:i w:val="0"/>
+          <w:color w:val="000000"/>
+          <w:sz w:val="18"/>
+          <w:highlight w:val="lightGray"/>
+        </w:rPr>
+        <w:t>m</w:t>
+      </w:r>
+      <w:r>
+        <w:rPr>
+          <w:rFonts w:ascii="Arial" w:hAnsi="Arial" w:eastAsia="Arial" w:cs="Arial"/>
+          <w:b w:val="0"/>
+          <w:i w:val="0"/>
+          <w:color w:val="000000"/>
+          <w:sz w:val="18"/>
+          <w:highlight w:val="lightGray"/>
+        </w:rPr>
+        <w:t>n</w:t>
+      </w:r>
+      <w:r>
+        <w:rPr>
+          <w:rFonts w:ascii="Arial" w:hAnsi="Arial" w:eastAsia="Arial" w:cs="Arial"/>
+          <w:b w:val="0"/>
+          <w:i w:val="0"/>
+          <w:color w:val="000000"/>
+          <w:sz w:val="18"/>
+          <w:highlight w:val="lightGray"/>
+        </w:rPr>
+        <w:t>:</w:t>
+      </w:r>
+      <w:r>
+        <w:rPr>
+          <w:rFonts w:ascii="Arial" w:hAnsi="Arial" w:eastAsia="Arial" w:cs="Arial"/>
+          <w:b w:val="0"/>
+          <w:i w:val="0"/>
+          <w:color w:val="000000"/>
+          <w:sz w:val="18"/>
+          <w:highlight w:val="lightGray"/>
+        </w:rPr>
+        <w:t xml:space="preserve"> </w:t>
+      </w:r>
+      <w:r>
+        <w:rPr>
+          <w:rFonts w:ascii="Arial" w:hAnsi="Arial" w:eastAsia="Arial" w:cs="Arial"/>
+          <w:b w:val="0"/>
+          <w:i w:val="0"/>
+          <w:color w:val="000000"/>
+          <w:sz w:val="18"/>
+          <w:highlight w:val="lightGray"/>
+        </w:rPr>
+        <w:t>1</w:t>
+      </w:r>
+      <w:r>
+        <w:rPr>
+          <w:rFonts w:ascii="Arial" w:hAnsi="Arial" w:eastAsia="Arial" w:cs="Arial"/>
+          <w:b w:val="0"/>
+          <w:i w:val="0"/>
+          <w:color w:val="000000"/>
+          <w:sz w:val="18"/>
+          <w:highlight w:val="lightGray"/>
+        </w:rPr>
+        <w:t>,</w:t>
+      </w:r>
+      <w:r>
+        <w:rPr>
+          <w:rFonts w:ascii="Arial" w:hAnsi="Arial" w:eastAsia="Arial" w:cs="Arial"/>
+          <w:b w:val="0"/>
+          <w:i w:val="0"/>
+          <w:color w:val="000000"/>
+          <w:sz w:val="18"/>
+          <w:highlight w:val="lightGray"/>
+        </w:rPr>
+        <w:t xml:space="preserve"> </w:t>
+      </w:r>
+      <w:r>
+        <w:rPr>
+          <w:rFonts w:ascii="Arial" w:hAnsi="Arial" w:eastAsia="Arial" w:cs="Arial"/>
+          <w:b w:val="0"/>
+          <w:i w:val="0"/>
+          <w:color w:val="000000"/>
+          <w:sz w:val="18"/>
+          <w:highlight w:val="lightGray"/>
+        </w:rPr>
+        <w:t>N</w:t>
+      </w:r>
+      <w:r>
+        <w:rPr>
+          <w:rFonts w:ascii="Arial" w:hAnsi="Arial" w:eastAsia="Arial" w:cs="Arial"/>
+          <w:b w:val="0"/>
+          <w:i w:val="0"/>
+          <w:color w:val="000000"/>
+          <w:sz w:val="18"/>
+          <w:highlight w:val="lightGray"/>
+        </w:rPr>
+        <w:t>a</w:t>
+      </w:r>
+      <w:r>
+        <w:rPr>
+          <w:rFonts w:ascii="Arial" w:hAnsi="Arial" w:eastAsia="Arial" w:cs="Arial"/>
+          <w:b w:val="0"/>
+          <w:i w:val="0"/>
+          <w:color w:val="000000"/>
+          <w:sz w:val="18"/>
+          <w:highlight w:val="lightGray"/>
+        </w:rPr>
+        <w:t>m</w:t>
+      </w:r>
+      <w:r>
+        <w:rPr>
+          <w:rFonts w:ascii="Arial" w:hAnsi="Arial" w:eastAsia="Arial" w:cs="Arial"/>
+          <w:b w:val="0"/>
+          <w:i w:val="0"/>
+          <w:color w:val="000000"/>
+          <w:sz w:val="18"/>
+          <w:highlight w:val="lightGray"/>
+        </w:rPr>
+        <w:t>e</w:t>
+      </w:r>
+      <w:r>
+        <w:rPr>
+          <w:rFonts w:ascii="Arial" w:hAnsi="Arial" w:eastAsia="Arial" w:cs="Arial"/>
+          <w:b w:val="0"/>
+          <w:i w:val="0"/>
+          <w:color w:val="000000"/>
+          <w:sz w:val="18"/>
+          <w:highlight w:val="lightGray"/>
+        </w:rPr>
+        <w:t>_</w:t>
+      </w:r>
+      <w:r>
+        <w:rPr>
+          <w:rFonts w:ascii="Arial" w:hAnsi="Arial" w:eastAsia="Arial" w:cs="Arial"/>
+          <w:b w:val="0"/>
+          <w:i w:val="0"/>
+          <w:color w:val="000000"/>
+          <w:sz w:val="18"/>
+          <w:highlight w:val="lightGray"/>
+        </w:rPr>
+        <w:t>E</w:t>
+      </w:r>
+      <w:r>
+        <w:rPr>
+          <w:rFonts w:ascii="Arial" w:hAnsi="Arial" w:eastAsia="Arial" w:cs="Arial"/>
+          <w:b w:val="0"/>
+          <w:i w:val="0"/>
+          <w:color w:val="000000"/>
+          <w:sz w:val="18"/>
+          <w:highlight w:val="lightGray"/>
+        </w:rPr>
+        <w:t>n</w:t>
+      </w:r>
+      <w:r>
+        <w:rPr>
+          <w:rFonts w:ascii="Arial" w:hAnsi="Arial" w:eastAsia="Arial" w:cs="Arial"/>
+          <w:b w:val="0"/>
+          <w:i w:val="0"/>
+          <w:color w:val="000000"/>
+          <w:sz w:val="18"/>
+          <w:highlight w:val="lightGray"/>
+        </w:rPr>
+        <w:t xml:space="preserve"> </w:t>
+      </w:r>
+      <w:r>
+        <w:rPr>
+          <w:rFonts w:ascii="Arial" w:hAnsi="Arial" w:eastAsia="Arial" w:cs="Arial"/>
+          <w:b w:val="0"/>
+          <w:i w:val="0"/>
+          <w:color w:val="000000"/>
+          <w:sz w:val="18"/>
+          <w:highlight w:val="lightGray"/>
+        </w:rPr>
+        <w:t>C</w:t>
+      </w:r>
+      <w:r>
+        <w:rPr>
+          <w:rFonts w:ascii="Arial" w:hAnsi="Arial" w:eastAsia="Arial" w:cs="Arial"/>
+          <w:b w:val="0"/>
+          <w:i w:val="0"/>
+          <w:color w:val="000000"/>
+          <w:sz w:val="18"/>
+          <w:highlight w:val="lightGray"/>
+        </w:rPr>
+        <w:t>o</w:t>
+      </w:r>
+      <w:r>
+        <w:rPr>
+          <w:rFonts w:ascii="Arial" w:hAnsi="Arial" w:eastAsia="Arial" w:cs="Arial"/>
+          <w:b w:val="0"/>
+          <w:i w:val="0"/>
+          <w:color w:val="000000"/>
+          <w:sz w:val="18"/>
+          <w:highlight w:val="lightGray"/>
+        </w:rPr>
+        <w:t>l</w:t>
+      </w:r>
+      <w:r>
+        <w:rPr>
+          <w:rFonts w:ascii="Arial" w:hAnsi="Arial" w:eastAsia="Arial" w:cs="Arial"/>
+          <w:b w:val="0"/>
+          <w:i w:val="0"/>
+          <w:color w:val="000000"/>
+          <w:sz w:val="18"/>
+          <w:highlight w:val="lightGray"/>
+        </w:rPr>
+        <w:t>u</w:t>
+      </w:r>
+      <w:r>
+        <w:rPr>
+          <w:rFonts w:ascii="Arial" w:hAnsi="Arial" w:eastAsia="Arial" w:cs="Arial"/>
+          <w:b w:val="0"/>
+          <w:i w:val="0"/>
+          <w:color w:val="000000"/>
+          <w:sz w:val="18"/>
+          <w:highlight w:val="lightGray"/>
+        </w:rPr>
+        <w:t>m</w:t>
+      </w:r>
+      <w:r>
+        <w:rPr>
+          <w:rFonts w:ascii="Arial" w:hAnsi="Arial" w:eastAsia="Arial" w:cs="Arial"/>
+          <w:b w:val="0"/>
+          <w:i w:val="0"/>
+          <w:color w:val="000000"/>
+          <w:sz w:val="18"/>
+          <w:highlight w:val="lightGray"/>
+        </w:rPr>
+        <w:t>n</w:t>
+      </w:r>
+      <w:r>
+        <w:rPr>
+          <w:rFonts w:ascii="Arial" w:hAnsi="Arial" w:eastAsia="Arial" w:cs="Arial"/>
+          <w:b w:val="0"/>
+          <w:i w:val="0"/>
+          <w:color w:val="000000"/>
+          <w:sz w:val="18"/>
+          <w:highlight w:val="lightGray"/>
+        </w:rPr>
+        <w:t>:</w:t>
+      </w:r>
+      <w:r>
+        <w:rPr>
+          <w:rFonts w:ascii="Arial" w:hAnsi="Arial" w:eastAsia="Arial" w:cs="Arial"/>
+          <w:b w:val="0"/>
+          <w:i w:val="0"/>
+          <w:color w:val="000000"/>
+          <w:sz w:val="18"/>
+          <w:highlight w:val="lightGray"/>
+        </w:rPr>
+        <w:t xml:space="preserve"> </w:t>
+      </w:r>
+      <w:r>
+        <w:rPr>
+          <w:rFonts w:ascii="Arial" w:hAnsi="Arial" w:eastAsia="Arial" w:cs="Arial"/>
+          <w:b w:val="0"/>
+          <w:i w:val="0"/>
+          <w:color w:val="000000"/>
+          <w:sz w:val="18"/>
+          <w:highlight w:val="lightGray"/>
+        </w:rPr>
+        <w:t>M</w:t>
+      </w:r>
+      <w:r>
+        <w:rPr>
+          <w:rFonts w:ascii="Arial" w:hAnsi="Arial" w:eastAsia="Arial" w:cs="Arial"/>
+          <w:b w:val="0"/>
+          <w:i w:val="0"/>
+          <w:color w:val="000000"/>
+          <w:sz w:val="18"/>
+          <w:highlight w:val="lightGray"/>
+        </w:rPr>
+        <w:t>o</w:t>
+      </w:r>
+      <w:r>
+        <w:rPr>
+          <w:rFonts w:ascii="Arial" w:hAnsi="Arial" w:eastAsia="Arial" w:cs="Arial"/>
+          <w:b w:val="0"/>
+          <w:i w:val="0"/>
+          <w:color w:val="000000"/>
+          <w:sz w:val="18"/>
+          <w:highlight w:val="lightGray"/>
+        </w:rPr>
+        <w:t>t</w:t>
+      </w:r>
+      <w:r>
+        <w:rPr>
+          <w:rFonts w:ascii="Arial" w:hAnsi="Arial" w:eastAsia="Arial" w:cs="Arial"/>
+          <w:b w:val="0"/>
+          <w:i w:val="0"/>
+          <w:color w:val="000000"/>
+          <w:sz w:val="18"/>
+          <w:highlight w:val="lightGray"/>
+        </w:rPr>
+        <w:t>a</w:t>
+      </w:r>
+      <w:r>
+        <w:rPr>
+          <w:rFonts w:ascii="Arial" w:hAnsi="Arial" w:eastAsia="Arial" w:cs="Arial"/>
+          <w:b w:val="0"/>
+          <w:i w:val="0"/>
+          <w:color w:val="000000"/>
+          <w:sz w:val="18"/>
+          <w:highlight w:val="lightGray"/>
+        </w:rPr>
+        <w:t>s</w:t>
+      </w:r>
+      <w:r>
+        <w:rPr>
+          <w:rFonts w:ascii="Arial" w:hAnsi="Arial" w:eastAsia="Arial" w:cs="Arial"/>
+          <w:b w:val="0"/>
+          <w:i w:val="0"/>
+          <w:color w:val="000000"/>
+          <w:sz w:val="18"/>
+          <w:highlight w:val="lightGray"/>
+        </w:rPr>
+        <w:t>e</w:t>
+      </w:r>
+      <w:r>
+        <w:rPr>
+          <w:rFonts w:ascii="Arial" w:hAnsi="Arial" w:eastAsia="Arial" w:cs="Arial"/>
+          <w:b w:val="0"/>
+          <w:i w:val="0"/>
+          <w:color w:val="000000"/>
+          <w:sz w:val="18"/>
+          <w:highlight w:val="lightGray"/>
+        </w:rPr>
+        <w:t>m</w:t>
+      </w:r>
+      <w:r>
+        <w:rPr>
+          <w:rFonts w:ascii="Arial" w:hAnsi="Arial" w:eastAsia="Arial" w:cs="Arial"/>
+          <w:b w:val="0"/>
+          <w:i w:val="0"/>
+          <w:color w:val="000000"/>
+          <w:sz w:val="18"/>
+          <w:highlight w:val="lightGray"/>
+        </w:rPr>
+        <w:t xml:space="preserve"> </w:t>
+      </w:r>
+      <w:r>
+        <w:rPr>
+          <w:rFonts w:ascii="Arial" w:hAnsi="Arial" w:eastAsia="Arial" w:cs="Arial"/>
+          <w:b w:val="0"/>
+          <w:i w:val="0"/>
+          <w:color w:val="000000"/>
+          <w:sz w:val="18"/>
+          <w:highlight w:val="lightGray"/>
+        </w:rPr>
+        <w:t>E</w:t>
+      </w:r>
+      <w:r>
+        <w:rPr>
+          <w:rFonts w:ascii="Arial" w:hAnsi="Arial" w:eastAsia="Arial" w:cs="Arial"/>
+          <w:b w:val="0"/>
+          <w:i w:val="0"/>
+          <w:color w:val="000000"/>
+          <w:sz w:val="18"/>
+          <w:highlight w:val="lightGray"/>
+        </w:rPr>
+        <w:t>s</w:t>
+      </w:r>
+      <w:r>
+        <w:rPr>
+          <w:rFonts w:ascii="Arial" w:hAnsi="Arial" w:eastAsia="Arial" w:cs="Arial"/>
+          <w:b w:val="0"/>
+          <w:i w:val="0"/>
+          <w:color w:val="000000"/>
+          <w:sz w:val="18"/>
+          <w:highlight w:val="lightGray"/>
+        </w:rPr>
+        <w:t>s</w:t>
+      </w:r>
+      <w:r>
+        <w:rPr>
+          <w:rFonts w:ascii="Arial" w:hAnsi="Arial" w:eastAsia="Arial" w:cs="Arial"/>
+          <w:b w:val="0"/>
+          <w:i w:val="0"/>
+          <w:color w:val="000000"/>
+          <w:sz w:val="18"/>
+          <w:highlight w:val="lightGray"/>
+        </w:rPr>
+        <w:t>a</w:t>
+      </w:r>
+      <w:r>
+        <w:rPr>
+          <w:rFonts w:ascii="Arial" w:hAnsi="Arial" w:eastAsia="Arial" w:cs="Arial"/>
+          <w:b w:val="0"/>
+          <w:i w:val="0"/>
+          <w:color w:val="000000"/>
+          <w:sz w:val="18"/>
+          <w:highlight w:val="lightGray"/>
+        </w:rPr>
+        <w:t>m</w:t>
+      </w:r>
+      <w:r>
+        <w:rPr>
+          <w:rFonts w:ascii="Arial" w:hAnsi="Arial" w:eastAsia="Arial" w:cs="Arial"/>
+          <w:b w:val="0"/>
+          <w:i w:val="0"/>
+          <w:color w:val="000000"/>
+          <w:sz w:val="18"/>
+          <w:highlight w:val="lightGray"/>
+        </w:rPr>
+        <w:t>]</w:t>
+      </w:r>
+      <w:r>
+        <w:rPr>
+          <w:rFonts w:ascii="Arial" w:hAnsi="Arial" w:eastAsia="Arial" w:cs="Arial"/>
+          <w:b w:val="0"/>
+          <w:i w:val="0"/>
+          <w:color w:val="000000"/>
+          <w:sz w:val="18"/>
+          <w:highlight w:val="lightGray"/>
+        </w:rPr>
+        <w:t xml:space="preserve"> </w:t>
+      </w:r>
+      <w:r>
+        <w:rPr>
+          <w:rFonts w:ascii="Arial" w:hAnsi="Arial" w:eastAsia="Arial" w:cs="Arial"/>
+          <w:b w:val="0"/>
+          <w:i w:val="0"/>
+          <w:color w:val="000000"/>
+          <w:sz w:val="18"/>
+          <w:highlight w:val="lightGray"/>
+        </w:rPr>
+        <w:t>-</w:t>
+      </w:r>
+      <w:r>
+        <w:rPr>
+          <w:rFonts w:ascii="Arial" w:hAnsi="Arial" w:eastAsia="Arial" w:cs="Arial"/>
+          <w:b w:val="0"/>
+          <w:i w:val="0"/>
+          <w:color w:val="000000"/>
+          <w:sz w:val="18"/>
+          <w:highlight w:val="lightGray"/>
+        </w:rPr>
+        <w:t>&gt;</w:t>
+      </w:r>
+      <w:r>
+        <w:rPr>
+          <w:rFonts w:ascii="Arial" w:hAnsi="Arial" w:eastAsia="Arial" w:cs="Arial"/>
+          <w:b w:val="0"/>
+          <w:i w:val="0"/>
+          <w:color w:val="000000"/>
+          <w:sz w:val="18"/>
+          <w:highlight w:val="lightGray"/>
+        </w:rPr>
+        <w:t xml:space="preserve"> </w:t>
+      </w:r>
+      <w:r>
+        <w:rPr>
+          <w:rFonts w:ascii="Arial" w:hAnsi="Arial" w:eastAsia="Arial" w:cs="Arial"/>
+          <w:b/>
+          <w:i w:val="0"/>
+          <w:color w:val="000000"/>
+          <w:sz w:val="18"/>
+          <w:highlight w:val="lightGray"/>
+        </w:rPr>
+        <w:t>F</w:t>
+      </w:r>
+      <w:r>
+        <w:rPr>
+          <w:rFonts w:ascii="Arial" w:hAnsi="Arial" w:eastAsia="Arial" w:cs="Arial"/>
+          <w:b/>
+          <w:i w:val="0"/>
+          <w:color w:val="000000"/>
+          <w:sz w:val="18"/>
+          <w:highlight w:val="lightGray"/>
+        </w:rPr>
+        <w:t>r</w:t>
+      </w:r>
+      <w:r>
+        <w:rPr>
+          <w:rFonts w:ascii="Arial" w:hAnsi="Arial" w:eastAsia="Arial" w:cs="Arial"/>
+          <w:b/>
+          <w:i w:val="0"/>
+          <w:color w:val="000000"/>
+          <w:sz w:val="18"/>
+          <w:highlight w:val="lightGray"/>
+        </w:rPr>
+        <w:t>o</w:t>
+      </w:r>
+      <w:r>
+        <w:rPr>
+          <w:rFonts w:ascii="Arial" w:hAnsi="Arial" w:eastAsia="Arial" w:cs="Arial"/>
+          <w:b/>
+          <w:i w:val="0"/>
+          <w:color w:val="000000"/>
+          <w:sz w:val="18"/>
+          <w:highlight w:val="lightGray"/>
+        </w:rPr>
+        <w:t>m</w:t>
+      </w:r>
+      <w:r>
+        <w:rPr>
+          <w:rFonts w:ascii="Arial" w:hAnsi="Arial" w:eastAsia="Arial" w:cs="Arial"/>
+          <w:b/>
+          <w:i w:val="0"/>
+          <w:color w:val="000000"/>
+          <w:sz w:val="18"/>
+          <w:highlight w:val="lightGray"/>
+        </w:rPr>
+        <w:t>:</w:t>
+      </w:r>
+      <w:r>
+        <w:rPr>
+          <w:rFonts w:ascii="Arial" w:hAnsi="Arial" w:eastAsia="Arial" w:cs="Arial"/>
+          <w:b w:val="0"/>
+          <w:i w:val="0"/>
+          <w:color w:val="000000"/>
+          <w:sz w:val="18"/>
+          <w:highlight w:val="lightGray"/>
+        </w:rPr>
+        <w:t xml:space="preserve"> </w:t>
+      </w:r>
+      <w:r>
+        <w:rPr>
+          <w:rFonts w:ascii="Arial" w:hAnsi="Arial" w:eastAsia="Arial" w:cs="Arial"/>
+          <w:b w:val="0"/>
+          <w:i w:val="0"/>
+          <w:color w:val="000000"/>
+          <w:sz w:val="18"/>
+          <w:highlight w:val="lightGray"/>
+        </w:rPr>
+        <w:t>[</w:t>
+      </w:r>
+      <w:r>
+        <w:rPr>
+          <w:rFonts w:ascii="Arial" w:hAnsi="Arial" w:eastAsia="Arial" w:cs="Arial"/>
+          <w:b w:val="0"/>
+          <w:i w:val="0"/>
+          <w:color w:val="000000"/>
+          <w:sz w:val="18"/>
+          <w:highlight w:val="lightGray"/>
+        </w:rPr>
+        <w:t>C</w:t>
+      </w:r>
+      <w:r>
+        <w:rPr>
+          <w:rFonts w:ascii="Arial" w:hAnsi="Arial" w:eastAsia="Arial" w:cs="Arial"/>
+          <w:b w:val="0"/>
+          <w:i w:val="0"/>
+          <w:color w:val="000000"/>
+          <w:sz w:val="18"/>
+          <w:highlight w:val="lightGray"/>
+        </w:rPr>
+        <w:t>h</w:t>
+      </w:r>
+      <w:r>
+        <w:rPr>
+          <w:rFonts w:ascii="Arial" w:hAnsi="Arial" w:eastAsia="Arial" w:cs="Arial"/>
+          <w:b w:val="0"/>
+          <w:i w:val="0"/>
+          <w:color w:val="000000"/>
+          <w:sz w:val="18"/>
+          <w:highlight w:val="lightGray"/>
+        </w:rPr>
+        <w:t>a</w:t>
+      </w:r>
+      <w:r>
+        <w:rPr>
+          <w:rFonts w:ascii="Arial" w:hAnsi="Arial" w:eastAsia="Arial" w:cs="Arial"/>
+          <w:b w:val="0"/>
+          <w:i w:val="0"/>
+          <w:color w:val="000000"/>
+          <w:sz w:val="18"/>
+          <w:highlight w:val="lightGray"/>
+        </w:rPr>
+        <w:t>t</w:t>
+      </w:r>
+      <w:r>
+        <w:rPr>
+          <w:rFonts w:ascii="Arial" w:hAnsi="Arial" w:eastAsia="Arial" w:cs="Arial"/>
+          <w:b w:val="0"/>
+          <w:i w:val="0"/>
+          <w:color w:val="000000"/>
+          <w:sz w:val="18"/>
+          <w:highlight w:val="lightGray"/>
+        </w:rPr>
+        <w:t>g</w:t>
+      </w:r>
+      <w:r>
+        <w:rPr>
+          <w:rFonts w:ascii="Arial" w:hAnsi="Arial" w:eastAsia="Arial" w:cs="Arial"/>
+          <w:b w:val="0"/>
+          <w:i w:val="0"/>
+          <w:color w:val="000000"/>
+          <w:sz w:val="18"/>
+          <w:highlight w:val="lightGray"/>
+        </w:rPr>
+        <w:t>p</w:t>
+      </w:r>
+      <w:r>
+        <w:rPr>
+          <w:rFonts w:ascii="Arial" w:hAnsi="Arial" w:eastAsia="Arial" w:cs="Arial"/>
+          <w:b w:val="0"/>
+          <w:i w:val="0"/>
+          <w:color w:val="000000"/>
+          <w:sz w:val="18"/>
+          <w:highlight w:val="lightGray"/>
+        </w:rPr>
+        <w:t>t</w:t>
+      </w:r>
+      <w:r>
+        <w:rPr>
+          <w:rFonts w:ascii="Arial" w:hAnsi="Arial" w:eastAsia="Arial" w:cs="Arial"/>
+          <w:b w:val="0"/>
+          <w:i w:val="0"/>
+          <w:color w:val="000000"/>
+          <w:sz w:val="18"/>
+          <w:highlight w:val="lightGray"/>
+        </w:rPr>
+        <w:t xml:space="preserve"> </w:t>
+      </w:r>
+      <w:r>
+        <w:rPr>
+          <w:rFonts w:ascii="Arial" w:hAnsi="Arial" w:eastAsia="Arial" w:cs="Arial"/>
+          <w:b w:val="0"/>
+          <w:i w:val="0"/>
+          <w:color w:val="000000"/>
+          <w:sz w:val="18"/>
+          <w:highlight w:val="lightGray"/>
+        </w:rPr>
+        <w:t>(</w:t>
+      </w:r>
+      <w:r>
+        <w:rPr>
+          <w:rFonts w:ascii="Arial" w:hAnsi="Arial" w:eastAsia="Arial" w:cs="Arial"/>
+          <w:b w:val="0"/>
+          <w:i w:val="0"/>
+          <w:color w:val="000000"/>
+          <w:sz w:val="18"/>
+          <w:highlight w:val="lightGray"/>
+        </w:rPr>
+        <w:t>G</w:t>
+      </w:r>
+      <w:r>
+        <w:rPr>
+          <w:rFonts w:ascii="Arial" w:hAnsi="Arial" w:eastAsia="Arial" w:cs="Arial"/>
+          <w:b w:val="0"/>
+          <w:i w:val="0"/>
+          <w:color w:val="000000"/>
+          <w:sz w:val="18"/>
+          <w:highlight w:val="lightGray"/>
+        </w:rPr>
+        <w:t>P</w:t>
+      </w:r>
+      <w:r>
+        <w:rPr>
+          <w:rFonts w:ascii="Arial" w:hAnsi="Arial" w:eastAsia="Arial" w:cs="Arial"/>
+          <w:b w:val="0"/>
+          <w:i w:val="0"/>
+          <w:color w:val="000000"/>
+          <w:sz w:val="18"/>
+          <w:highlight w:val="lightGray"/>
+        </w:rPr>
+        <w:t>T</w:t>
+      </w:r>
+      <w:r>
+        <w:rPr>
+          <w:rFonts w:ascii="Arial" w:hAnsi="Arial" w:eastAsia="Arial" w:cs="Arial"/>
+          <w:b w:val="0"/>
+          <w:i w:val="0"/>
+          <w:color w:val="000000"/>
+          <w:sz w:val="18"/>
+          <w:highlight w:val="lightGray"/>
         </w:rPr>
         <w:t>‑</w:t>
       </w:r>
       <w:r>
         <w:rPr>
-          <w:rFonts w:ascii="Arial" w:eastAsia="Arial" w:hAnsi="Arial" w:cs="Arial"/>
-          <w:b/>
-          <w:kern w:val="0"/>
-          <w:sz w:val="22"/>
-          <w:szCs w:val="22"/>
-          <w:highlight w:val="darkGray"/>
-          <w:lang w:val="en"/>
-          <w14:ligatures w14:val="none"/>
-        </w:rPr>
-        <w:t>5 Mini) at [12/18/2025]</w:t>
+          <w:rFonts w:ascii="Arial" w:hAnsi="Arial" w:eastAsia="Arial" w:cs="Arial"/>
+          <w:b w:val="0"/>
+          <w:i w:val="0"/>
+          <w:color w:val="000000"/>
+          <w:sz w:val="18"/>
+          <w:highlight w:val="lightGray"/>
+        </w:rPr>
+        <w:t>5</w:t>
+      </w:r>
+      <w:r>
+        <w:rPr>
+          <w:rFonts w:ascii="Arial" w:hAnsi="Arial" w:eastAsia="Arial" w:cs="Arial"/>
+          <w:b w:val="0"/>
+          <w:i w:val="0"/>
+          <w:color w:val="000000"/>
+          <w:sz w:val="18"/>
+          <w:highlight w:val="lightGray"/>
+        </w:rPr>
+        <w:t xml:space="preserve"> </w:t>
+      </w:r>
+      <w:r>
+        <w:rPr>
+          <w:rFonts w:ascii="Arial" w:hAnsi="Arial" w:eastAsia="Arial" w:cs="Arial"/>
+          <w:b w:val="0"/>
+          <w:i w:val="0"/>
+          <w:color w:val="000000"/>
+          <w:sz w:val="18"/>
+          <w:highlight w:val="lightGray"/>
+        </w:rPr>
+        <w:t>M</w:t>
+      </w:r>
+      <w:r>
+        <w:rPr>
+          <w:rFonts w:ascii="Arial" w:hAnsi="Arial" w:eastAsia="Arial" w:cs="Arial"/>
+          <w:b w:val="0"/>
+          <w:i w:val="0"/>
+          <w:color w:val="000000"/>
+          <w:sz w:val="18"/>
+          <w:highlight w:val="lightGray"/>
+        </w:rPr>
+        <w:t>i</w:t>
+      </w:r>
+      <w:r>
+        <w:rPr>
+          <w:rFonts w:ascii="Arial" w:hAnsi="Arial" w:eastAsia="Arial" w:cs="Arial"/>
+          <w:b w:val="0"/>
+          <w:i w:val="0"/>
+          <w:color w:val="000000"/>
+          <w:sz w:val="18"/>
+          <w:highlight w:val="lightGray"/>
+        </w:rPr>
+        <w:t>n</w:t>
+      </w:r>
+      <w:r>
+        <w:rPr>
+          <w:rFonts w:ascii="Arial" w:hAnsi="Arial" w:eastAsia="Arial" w:cs="Arial"/>
+          <w:b w:val="0"/>
+          <w:i w:val="0"/>
+          <w:color w:val="000000"/>
+          <w:sz w:val="18"/>
+          <w:highlight w:val="lightGray"/>
+        </w:rPr>
+        <w:t>i</w:t>
+      </w:r>
+      <w:r>
+        <w:rPr>
+          <w:rFonts w:ascii="Arial" w:hAnsi="Arial" w:eastAsia="Arial" w:cs="Arial"/>
+          <w:b w:val="0"/>
+          <w:i w:val="0"/>
+          <w:color w:val="000000"/>
+          <w:sz w:val="18"/>
+          <w:highlight w:val="lightGray"/>
+        </w:rPr>
+        <w:t>)</w:t>
+      </w:r>
+      <w:r>
+        <w:rPr>
+          <w:rFonts w:ascii="Arial" w:hAnsi="Arial" w:eastAsia="Arial" w:cs="Arial"/>
+          <w:b w:val="0"/>
+          <w:i w:val="0"/>
+          <w:color w:val="000000"/>
+          <w:sz w:val="18"/>
+          <w:highlight w:val="lightGray"/>
+        </w:rPr>
+        <w:t>]</w:t>
+      </w:r>
+      <w:r>
+        <w:rPr>
+          <w:rFonts w:ascii="Arial" w:hAnsi="Arial" w:eastAsia="Arial" w:cs="Arial"/>
+          <w:b w:val="0"/>
+          <w:i w:val="0"/>
+          <w:color w:val="000000"/>
+          <w:sz w:val="18"/>
+          <w:highlight w:val="lightGray"/>
+        </w:rPr>
+        <w:t xml:space="preserve"> </w:t>
+      </w:r>
+      <w:r>
+        <w:rPr>
+          <w:rFonts w:ascii="Arial" w:hAnsi="Arial" w:eastAsia="Arial" w:cs="Arial"/>
+          <w:b/>
+          <w:i w:val="0"/>
+          <w:color w:val="000000"/>
+          <w:sz w:val="18"/>
+          <w:highlight w:val="lightGray"/>
+        </w:rPr>
+        <w:t>o</w:t>
+      </w:r>
+      <w:r>
+        <w:rPr>
+          <w:rFonts w:ascii="Arial" w:hAnsi="Arial" w:eastAsia="Arial" w:cs="Arial"/>
+          <w:b/>
+          <w:i w:val="0"/>
+          <w:color w:val="000000"/>
+          <w:sz w:val="18"/>
+          <w:highlight w:val="lightGray"/>
+        </w:rPr>
+        <w:t>n</w:t>
+      </w:r>
+      <w:r>
+        <w:rPr>
+          <w:rFonts w:ascii="Arial" w:hAnsi="Arial"/>
+          <w:b w:val="0"/>
+          <w:i w:val="0"/>
+          <w:color w:val="000000"/>
+          <w:sz w:val="18"/>
+          <w:highlight w:val="lightGray"/>
+        </w:rPr>
+        <w:t xml:space="preserve"> </w:t>
+      </w:r>
+      <w:r>
+        <w:rPr>
+          <w:rFonts w:ascii="Arial" w:hAnsi="Arial"/>
+          <w:b w:val="0"/>
+          <w:i w:val="0"/>
+          <w:color w:val="000000"/>
+          <w:sz w:val="18"/>
+          <w:highlight w:val="lightGray"/>
+        </w:rPr>
+        <w:t>[</w:t>
+      </w:r>
+      <w:r>
+        <w:rPr>
+          <w:rFonts w:ascii="Arial" w:hAnsi="Arial"/>
+          <w:b w:val="0"/>
+          <w:i w:val="0"/>
+          <w:sz w:val="18"/>
+          <w:highlight w:val="lightGray"/>
+        </w:rPr>
+        <w:t>12/18/2025]</w:t>
       </w:r>
     </w:p>
     <w:p>
@@ -505,67 +2035,1597 @@
       </w:pPr>
       <w:r>
         <w:rPr>
-          <w:rFonts w:ascii="Arial" w:eastAsia="Arial" w:hAnsi="Arial" w:cs="Arial"/>
-          <w:b/>
-          <w:kern w:val="0"/>
-          <w:sz w:val="22"/>
-          <w:szCs w:val="22"/>
-          <w:highlight w:val="darkGray"/>
-          <w:lang w:val="en"/>
-          <w14:ligatures w14:val="none"/>
-        </w:rPr>
-        <w:t># Source</w:t>
-      </w:r>
-      <w:r>
-        <w:rPr>
-          <w:rFonts w:ascii="Arial" w:eastAsia="Arial" w:hAnsi="Arial" w:cs="Arial"/>
-          <w:kern w:val="0"/>
-          <w:sz w:val="22"/>
-          <w:szCs w:val="22"/>
-          <w:highlight w:val="darkGray"/>
-          <w:lang w:val="en"/>
-          <w14:ligatures w14:val="none"/>
-        </w:rPr>
-        <w:t xml:space="preserve">: </w:t>
-      </w:r>
-      <w:r>
-        <w:rPr>
-          <w:rFonts w:ascii="Arial" w:eastAsia="Arial" w:hAnsi="Arial" w:cs="Arial"/>
-          <w:b/>
-          <w:kern w:val="0"/>
-          <w:sz w:val="22"/>
-          <w:szCs w:val="22"/>
-          <w:highlight w:val="darkGray"/>
-          <w:lang w:val="en"/>
-          <w14:ligatures w14:val="none"/>
-        </w:rPr>
-        <w:t>Chatgpt (GPT</w:t>
-      </w:r>
-      <w:r>
-        <w:rPr>
-          <w:rFonts w:ascii="Cambria Math" w:eastAsia="Arial" w:hAnsi="Cambria Math" w:cs="Cambria Math"/>
-          <w:b/>
-          <w:kern w:val="0"/>
-          <w:sz w:val="22"/>
-          <w:szCs w:val="22"/>
-          <w:highlight w:val="darkGray"/>
-          <w:lang w:val="en"/>
-          <w14:ligatures w14:val="none"/>
+          <w:rFonts w:ascii="Arial" w:hAnsi="Arial" w:eastAsia="Arial" w:cs="Arial"/>
+          <w:b/>
+          <w:i w:val="0"/>
+          <w:color w:val="000000"/>
+          <w:sz w:val="18"/>
+          <w:highlight w:val="lightGray"/>
+        </w:rPr>
+        <w:t>#</w:t>
+      </w:r>
+      <w:r>
+        <w:rPr>
+          <w:rFonts w:ascii="Arial" w:hAnsi="Arial" w:eastAsia="Arial" w:cs="Arial"/>
+          <w:b/>
+          <w:i w:val="0"/>
+          <w:color w:val="000000"/>
+          <w:sz w:val="18"/>
+          <w:highlight w:val="lightGray"/>
+        </w:rPr>
+        <w:t xml:space="preserve"> </w:t>
+      </w:r>
+      <w:r>
+        <w:rPr>
+          <w:rFonts w:ascii="Arial" w:hAnsi="Arial" w:eastAsia="Arial" w:cs="Arial"/>
+          <w:b/>
+          <w:i w:val="0"/>
+          <w:color w:val="000000"/>
+          <w:sz w:val="18"/>
+          <w:highlight w:val="lightGray"/>
+        </w:rPr>
+        <w:t>S</w:t>
+      </w:r>
+      <w:r>
+        <w:rPr>
+          <w:rFonts w:ascii="Arial" w:hAnsi="Arial" w:eastAsia="Arial" w:cs="Arial"/>
+          <w:b/>
+          <w:i w:val="0"/>
+          <w:color w:val="000000"/>
+          <w:sz w:val="18"/>
+          <w:highlight w:val="lightGray"/>
+        </w:rPr>
+        <w:t>o</w:t>
+      </w:r>
+      <w:r>
+        <w:rPr>
+          <w:rFonts w:ascii="Arial" w:hAnsi="Arial" w:eastAsia="Arial" w:cs="Arial"/>
+          <w:b/>
+          <w:i w:val="0"/>
+          <w:color w:val="000000"/>
+          <w:sz w:val="18"/>
+          <w:highlight w:val="lightGray"/>
+        </w:rPr>
+        <w:t>u</w:t>
+      </w:r>
+      <w:r>
+        <w:rPr>
+          <w:rFonts w:ascii="Arial" w:hAnsi="Arial" w:eastAsia="Arial" w:cs="Arial"/>
+          <w:b/>
+          <w:i w:val="0"/>
+          <w:color w:val="000000"/>
+          <w:sz w:val="18"/>
+          <w:highlight w:val="lightGray"/>
+        </w:rPr>
+        <w:t>r</w:t>
+      </w:r>
+      <w:r>
+        <w:rPr>
+          <w:rFonts w:ascii="Arial" w:hAnsi="Arial" w:eastAsia="Arial" w:cs="Arial"/>
+          <w:b/>
+          <w:i w:val="0"/>
+          <w:color w:val="000000"/>
+          <w:sz w:val="18"/>
+          <w:highlight w:val="lightGray"/>
+        </w:rPr>
+        <w:t>c</w:t>
+      </w:r>
+      <w:r>
+        <w:rPr>
+          <w:rFonts w:ascii="Arial" w:hAnsi="Arial" w:eastAsia="Arial" w:cs="Arial"/>
+          <w:b/>
+          <w:i w:val="0"/>
+          <w:color w:val="000000"/>
+          <w:sz w:val="18"/>
+          <w:highlight w:val="lightGray"/>
+        </w:rPr>
+        <w:t>e</w:t>
+      </w:r>
+      <w:r>
+        <w:rPr>
+          <w:rFonts w:ascii="Arial" w:hAnsi="Arial" w:eastAsia="Arial" w:cs="Arial"/>
+          <w:b/>
+          <w:i w:val="0"/>
+          <w:color w:val="000000"/>
+          <w:sz w:val="18"/>
+          <w:highlight w:val="lightGray"/>
+        </w:rPr>
+        <w:t>:</w:t>
+      </w:r>
+      <w:r>
+        <w:rPr>
+          <w:rFonts w:ascii="Arial" w:hAnsi="Arial" w:eastAsia="Arial" w:cs="Arial"/>
+          <w:b/>
+          <w:i w:val="0"/>
+          <w:color w:val="000000"/>
+          <w:sz w:val="18"/>
+          <w:highlight w:val="lightGray"/>
+        </w:rPr>
+        <w:t xml:space="preserve"> </w:t>
+      </w:r>
+      <w:r>
+        <w:rPr>
+          <w:rFonts w:ascii="Arial" w:hAnsi="Arial" w:eastAsia="Arial" w:cs="Arial"/>
+          <w:b/>
+          <w:i w:val="0"/>
+          <w:color w:val="000000"/>
+          <w:sz w:val="18"/>
+          <w:highlight w:val="lightGray"/>
+        </w:rPr>
+        <w:t>A</w:t>
+      </w:r>
+      <w:r>
+        <w:rPr>
+          <w:rFonts w:ascii="Arial" w:hAnsi="Arial" w:eastAsia="Arial" w:cs="Arial"/>
+          <w:b/>
+          <w:i w:val="0"/>
+          <w:color w:val="000000"/>
+          <w:sz w:val="18"/>
+          <w:highlight w:val="lightGray"/>
+        </w:rPr>
+        <w:t>I</w:t>
+      </w:r>
+      <w:r>
+        <w:rPr>
+          <w:rFonts w:ascii="Arial" w:hAnsi="Arial" w:eastAsia="Arial" w:cs="Arial"/>
+          <w:b/>
+          <w:i w:val="0"/>
+          <w:color w:val="000000"/>
+          <w:sz w:val="18"/>
+          <w:highlight w:val="lightGray"/>
+        </w:rPr>
+        <w:t xml:space="preserve"> </w:t>
+      </w:r>
+      <w:r>
+        <w:rPr>
+          <w:rFonts w:ascii="Arial" w:hAnsi="Arial" w:eastAsia="Arial" w:cs="Arial"/>
+          <w:b/>
+          <w:i w:val="0"/>
+          <w:color w:val="000000"/>
+          <w:sz w:val="18"/>
+          <w:highlight w:val="lightGray"/>
+        </w:rPr>
+        <w:t>S</w:t>
+      </w:r>
+      <w:r>
+        <w:rPr>
+          <w:rFonts w:ascii="Arial" w:hAnsi="Arial" w:eastAsia="Arial" w:cs="Arial"/>
+          <w:b/>
+          <w:i w:val="0"/>
+          <w:color w:val="000000"/>
+          <w:sz w:val="18"/>
+          <w:highlight w:val="lightGray"/>
+        </w:rPr>
+        <w:t>o</w:t>
+      </w:r>
+      <w:r>
+        <w:rPr>
+          <w:rFonts w:ascii="Arial" w:hAnsi="Arial" w:eastAsia="Arial" w:cs="Arial"/>
+          <w:b/>
+          <w:i w:val="0"/>
+          <w:color w:val="000000"/>
+          <w:sz w:val="18"/>
+          <w:highlight w:val="lightGray"/>
+        </w:rPr>
+        <w:t>u</w:t>
+      </w:r>
+      <w:r>
+        <w:rPr>
+          <w:rFonts w:ascii="Arial" w:hAnsi="Arial" w:eastAsia="Arial" w:cs="Arial"/>
+          <w:b/>
+          <w:i w:val="0"/>
+          <w:color w:val="000000"/>
+          <w:sz w:val="18"/>
+          <w:highlight w:val="lightGray"/>
+        </w:rPr>
+        <w:t>r</w:t>
+      </w:r>
+      <w:r>
+        <w:rPr>
+          <w:rFonts w:ascii="Arial" w:hAnsi="Arial" w:eastAsia="Arial" w:cs="Arial"/>
+          <w:b/>
+          <w:i w:val="0"/>
+          <w:color w:val="000000"/>
+          <w:sz w:val="18"/>
+          <w:highlight w:val="lightGray"/>
+        </w:rPr>
+        <w:t>c</w:t>
+      </w:r>
+      <w:r>
+        <w:rPr>
+          <w:rFonts w:ascii="Arial" w:hAnsi="Arial" w:eastAsia="Arial" w:cs="Arial"/>
+          <w:b/>
+          <w:i w:val="0"/>
+          <w:color w:val="000000"/>
+          <w:sz w:val="18"/>
+          <w:highlight w:val="lightGray"/>
+        </w:rPr>
+        <w:t>e</w:t>
+      </w:r>
+      <w:r>
+        <w:rPr>
+          <w:rFonts w:ascii="Arial" w:hAnsi="Arial" w:eastAsia="Arial" w:cs="Arial"/>
+          <w:b/>
+          <w:i w:val="0"/>
+          <w:color w:val="000000"/>
+          <w:sz w:val="18"/>
+          <w:highlight w:val="lightGray"/>
+        </w:rPr>
+        <w:t>:</w:t>
+      </w:r>
+      <w:r>
+        <w:rPr>
+          <w:rFonts w:ascii="Arial" w:hAnsi="Arial" w:eastAsia="Arial" w:cs="Arial"/>
+          <w:b/>
+          <w:i w:val="0"/>
+          <w:color w:val="000000"/>
+          <w:sz w:val="18"/>
+          <w:highlight w:val="lightGray"/>
+        </w:rPr>
+        <w:t xml:space="preserve"> </w:t>
+      </w:r>
+      <w:r>
+        <w:rPr>
+          <w:rFonts w:ascii="Arial" w:hAnsi="Arial" w:eastAsia="Arial" w:cs="Arial"/>
+          <w:b/>
+          <w:i w:val="0"/>
+          <w:color w:val="000000"/>
+          <w:sz w:val="18"/>
+          <w:highlight w:val="lightGray"/>
+        </w:rPr>
+        <w:t>P</w:t>
+      </w:r>
+      <w:r>
+        <w:rPr>
+          <w:rFonts w:ascii="Arial" w:hAnsi="Arial" w:eastAsia="Arial" w:cs="Arial"/>
+          <w:b/>
+          <w:i w:val="0"/>
+          <w:color w:val="000000"/>
+          <w:sz w:val="18"/>
+          <w:highlight w:val="lightGray"/>
+        </w:rPr>
+        <w:t>r</w:t>
+      </w:r>
+      <w:r>
+        <w:rPr>
+          <w:rFonts w:ascii="Arial" w:hAnsi="Arial" w:eastAsia="Arial" w:cs="Arial"/>
+          <w:b/>
+          <w:i w:val="0"/>
+          <w:color w:val="000000"/>
+          <w:sz w:val="18"/>
+          <w:highlight w:val="lightGray"/>
+        </w:rPr>
+        <w:t>o</w:t>
+      </w:r>
+      <w:r>
+        <w:rPr>
+          <w:rFonts w:ascii="Arial" w:hAnsi="Arial" w:eastAsia="Arial" w:cs="Arial"/>
+          <w:b/>
+          <w:i w:val="0"/>
+          <w:color w:val="000000"/>
+          <w:sz w:val="18"/>
+          <w:highlight w:val="lightGray"/>
+        </w:rPr>
+        <w:t>v</w:t>
+      </w:r>
+      <w:r>
+        <w:rPr>
+          <w:rFonts w:ascii="Arial" w:hAnsi="Arial" w:eastAsia="Arial" w:cs="Arial"/>
+          <w:b/>
+          <w:i w:val="0"/>
+          <w:color w:val="000000"/>
+          <w:sz w:val="18"/>
+          <w:highlight w:val="lightGray"/>
+        </w:rPr>
+        <w:t>i</w:t>
+      </w:r>
+      <w:r>
+        <w:rPr>
+          <w:rFonts w:ascii="Arial" w:hAnsi="Arial" w:eastAsia="Arial" w:cs="Arial"/>
+          <w:b/>
+          <w:i w:val="0"/>
+          <w:color w:val="000000"/>
+          <w:sz w:val="18"/>
+          <w:highlight w:val="lightGray"/>
+        </w:rPr>
+        <w:t>d</w:t>
+      </w:r>
+      <w:r>
+        <w:rPr>
+          <w:rFonts w:ascii="Arial" w:hAnsi="Arial" w:eastAsia="Arial" w:cs="Arial"/>
+          <w:b/>
+          <w:i w:val="0"/>
+          <w:color w:val="000000"/>
+          <w:sz w:val="18"/>
+          <w:highlight w:val="lightGray"/>
+        </w:rPr>
+        <w:t>e</w:t>
+      </w:r>
+      <w:r>
+        <w:rPr>
+          <w:rFonts w:ascii="Arial" w:hAnsi="Arial" w:eastAsia="Arial" w:cs="Arial"/>
+          <w:b/>
+          <w:i w:val="0"/>
+          <w:color w:val="000000"/>
+          <w:sz w:val="18"/>
+          <w:highlight w:val="lightGray"/>
+        </w:rPr>
+        <w:t>d</w:t>
+      </w:r>
+      <w:r>
+        <w:rPr>
+          <w:rFonts w:ascii="Arial" w:hAnsi="Arial" w:eastAsia="Arial" w:cs="Arial"/>
+          <w:b/>
+          <w:i w:val="0"/>
+          <w:color w:val="000000"/>
+          <w:sz w:val="18"/>
+          <w:highlight w:val="lightGray"/>
+        </w:rPr>
+        <w:t xml:space="preserve"> </w:t>
+      </w:r>
+      <w:r>
+        <w:rPr>
+          <w:rFonts w:ascii="Arial" w:hAnsi="Arial" w:eastAsia="Arial" w:cs="Arial"/>
+          <w:b/>
+          <w:i w:val="0"/>
+          <w:color w:val="000000"/>
+          <w:sz w:val="18"/>
+          <w:highlight w:val="lightGray"/>
+        </w:rPr>
+        <w:t>b</w:t>
+      </w:r>
+      <w:r>
+        <w:rPr>
+          <w:rFonts w:ascii="Arial" w:hAnsi="Arial" w:eastAsia="Arial" w:cs="Arial"/>
+          <w:b/>
+          <w:i w:val="0"/>
+          <w:color w:val="000000"/>
+          <w:sz w:val="18"/>
+          <w:highlight w:val="lightGray"/>
+        </w:rPr>
+        <w:t>y</w:t>
+      </w:r>
+      <w:r>
+        <w:rPr>
+          <w:rFonts w:ascii="Arial" w:hAnsi="Arial" w:eastAsia="Arial" w:cs="Arial"/>
+          <w:b/>
+          <w:i w:val="0"/>
+          <w:color w:val="000000"/>
+          <w:sz w:val="18"/>
+          <w:highlight w:val="lightGray"/>
+        </w:rPr>
+        <w:t>:</w:t>
+      </w:r>
+      <w:r>
+        <w:rPr>
+          <w:rFonts w:ascii="Arial" w:hAnsi="Arial" w:eastAsia="Arial" w:cs="Arial"/>
+          <w:b/>
+          <w:i w:val="0"/>
+          <w:color w:val="000000"/>
+          <w:sz w:val="18"/>
+          <w:highlight w:val="lightGray"/>
+        </w:rPr>
+        <w:t xml:space="preserve"> </w:t>
+      </w:r>
+      <w:r>
+        <w:rPr>
+          <w:rFonts w:ascii="Arial" w:hAnsi="Arial" w:eastAsia="Arial" w:cs="Arial"/>
+          <w:b/>
+          <w:i w:val="0"/>
+          <w:color w:val="000000"/>
+          <w:sz w:val="18"/>
+          <w:highlight w:val="lightGray"/>
+        </w:rPr>
+        <w:t>[</w:t>
+      </w:r>
+      <w:r>
+        <w:rPr>
+          <w:rFonts w:ascii="Arial" w:hAnsi="Arial" w:eastAsia="Arial" w:cs="Arial"/>
+          <w:b/>
+          <w:i w:val="0"/>
+          <w:color w:val="000000"/>
+          <w:sz w:val="18"/>
+          <w:highlight w:val="lightGray"/>
+        </w:rPr>
+        <w:t>D</w:t>
+      </w:r>
+      <w:r>
+        <w:rPr>
+          <w:rFonts w:ascii="Arial" w:hAnsi="Arial" w:eastAsia="Arial" w:cs="Arial"/>
+          <w:b/>
+          <w:i w:val="0"/>
+          <w:color w:val="000000"/>
+          <w:sz w:val="18"/>
+          <w:highlight w:val="lightGray"/>
+        </w:rPr>
+        <w:t>a</w:t>
+      </w:r>
+      <w:r>
+        <w:rPr>
+          <w:rFonts w:ascii="Arial" w:hAnsi="Arial" w:eastAsia="Arial" w:cs="Arial"/>
+          <w:b/>
+          <w:i w:val="0"/>
+          <w:color w:val="000000"/>
+          <w:sz w:val="18"/>
+          <w:highlight w:val="lightGray"/>
+        </w:rPr>
+        <w:t>t</w:t>
+      </w:r>
+      <w:r>
+        <w:rPr>
+          <w:rFonts w:ascii="Arial" w:hAnsi="Arial" w:eastAsia="Arial" w:cs="Arial"/>
+          <w:b/>
+          <w:i w:val="0"/>
+          <w:color w:val="000000"/>
+          <w:sz w:val="18"/>
+          <w:highlight w:val="lightGray"/>
+        </w:rPr>
+        <w:t>a</w:t>
+      </w:r>
+      <w:r>
+        <w:rPr>
+          <w:rFonts w:ascii="Arial" w:hAnsi="Arial" w:eastAsia="Arial" w:cs="Arial"/>
+          <w:b/>
+          <w:i w:val="0"/>
+          <w:color w:val="000000"/>
+          <w:sz w:val="18"/>
+          <w:highlight w:val="lightGray"/>
+        </w:rPr>
+        <w:t xml:space="preserve"> </w:t>
+      </w:r>
+      <w:r>
+        <w:rPr>
+          <w:rFonts w:ascii="Arial" w:hAnsi="Arial" w:eastAsia="Arial" w:cs="Arial"/>
+          <w:b/>
+          <w:i w:val="0"/>
+          <w:color w:val="000000"/>
+          <w:sz w:val="18"/>
+          <w:highlight w:val="lightGray"/>
+        </w:rPr>
+        <w:t>P</w:t>
+      </w:r>
+      <w:r>
+        <w:rPr>
+          <w:rFonts w:ascii="Arial" w:hAnsi="Arial" w:eastAsia="Arial" w:cs="Arial"/>
+          <w:b/>
+          <w:i w:val="0"/>
+          <w:color w:val="000000"/>
+          <w:sz w:val="18"/>
+          <w:highlight w:val="lightGray"/>
+        </w:rPr>
+        <w:t>a</w:t>
+      </w:r>
+      <w:r>
+        <w:rPr>
+          <w:rFonts w:ascii="Arial" w:hAnsi="Arial" w:eastAsia="Arial" w:cs="Arial"/>
+          <w:b/>
+          <w:i w:val="0"/>
+          <w:color w:val="000000"/>
+          <w:sz w:val="18"/>
+          <w:highlight w:val="lightGray"/>
+        </w:rPr>
+        <w:t>t</w:t>
+      </w:r>
+      <w:r>
+        <w:rPr>
+          <w:rFonts w:ascii="Arial" w:hAnsi="Arial" w:eastAsia="Arial" w:cs="Arial"/>
+          <w:b/>
+          <w:i w:val="0"/>
+          <w:color w:val="000000"/>
+          <w:sz w:val="18"/>
+          <w:highlight w:val="lightGray"/>
+        </w:rPr>
+        <w:t>h</w:t>
+      </w:r>
+      <w:r>
+        <w:rPr>
+          <w:rFonts w:ascii="Arial" w:hAnsi="Arial" w:eastAsia="Arial" w:cs="Arial"/>
+          <w:b w:val="0"/>
+          <w:i w:val="0"/>
+          <w:color w:val="000000"/>
+          <w:sz w:val="18"/>
+          <w:highlight w:val="lightGray"/>
+        </w:rPr>
+        <w:t>:</w:t>
+      </w:r>
+      <w:r>
+        <w:rPr>
+          <w:rFonts w:ascii="Arial" w:hAnsi="Arial" w:eastAsia="Arial" w:cs="Arial"/>
+          <w:b w:val="0"/>
+          <w:i w:val="0"/>
+          <w:color w:val="000000"/>
+          <w:sz w:val="18"/>
+          <w:highlight w:val="lightGray"/>
+        </w:rPr>
+        <w:t xml:space="preserve"> </w:t>
+      </w:r>
+      <w:r>
+        <w:rPr>
+          <w:rFonts w:ascii="Arial" w:hAnsi="Arial" w:eastAsia="Arial" w:cs="Arial"/>
+          <w:b w:val="0"/>
+          <w:i w:val="0"/>
+          <w:color w:val="000000"/>
+          <w:sz w:val="18"/>
+          <w:highlight w:val="lightGray"/>
+        </w:rPr>
+        <w:t>P</w:t>
+      </w:r>
+      <w:r>
+        <w:rPr>
+          <w:rFonts w:ascii="Arial" w:hAnsi="Arial" w:eastAsia="Arial" w:cs="Arial"/>
+          <w:b w:val="0"/>
+          <w:i w:val="0"/>
+          <w:color w:val="000000"/>
+          <w:sz w:val="18"/>
+          <w:highlight w:val="lightGray"/>
+        </w:rPr>
+        <w:t>e</w:t>
+      </w:r>
+      <w:r>
+        <w:rPr>
+          <w:rFonts w:ascii="Arial" w:hAnsi="Arial" w:eastAsia="Arial" w:cs="Arial"/>
+          <w:b w:val="0"/>
+          <w:i w:val="0"/>
+          <w:color w:val="000000"/>
+          <w:sz w:val="18"/>
+          <w:highlight w:val="lightGray"/>
+        </w:rPr>
+        <w:t>r</w:t>
+      </w:r>
+      <w:r>
+        <w:rPr>
+          <w:rFonts w:ascii="Arial" w:hAnsi="Arial" w:eastAsia="Arial" w:cs="Arial"/>
+          <w:b w:val="0"/>
+          <w:i w:val="0"/>
+          <w:color w:val="000000"/>
+          <w:sz w:val="18"/>
+          <w:highlight w:val="lightGray"/>
+        </w:rPr>
+        <w:t>s</w:t>
+      </w:r>
+      <w:r>
+        <w:rPr>
+          <w:rFonts w:ascii="Arial" w:hAnsi="Arial" w:eastAsia="Arial" w:cs="Arial"/>
+          <w:b w:val="0"/>
+          <w:i w:val="0"/>
+          <w:color w:val="000000"/>
+          <w:sz w:val="18"/>
+          <w:highlight w:val="lightGray"/>
+        </w:rPr>
+        <w:t>o</w:t>
+      </w:r>
+      <w:r>
+        <w:rPr>
+          <w:rFonts w:ascii="Arial" w:hAnsi="Arial" w:eastAsia="Arial" w:cs="Arial"/>
+          <w:b w:val="0"/>
+          <w:i w:val="0"/>
+          <w:color w:val="000000"/>
+          <w:sz w:val="18"/>
+          <w:highlight w:val="lightGray"/>
+        </w:rPr>
+        <w:t>n</w:t>
+      </w:r>
+      <w:r>
+        <w:rPr>
+          <w:rFonts w:ascii="Arial" w:hAnsi="Arial" w:eastAsia="Arial" w:cs="Arial"/>
+          <w:b w:val="0"/>
+          <w:i w:val="0"/>
+          <w:color w:val="000000"/>
+          <w:sz w:val="18"/>
+          <w:highlight w:val="lightGray"/>
+        </w:rPr>
+        <w:t>s</w:t>
+      </w:r>
+      <w:r>
+        <w:rPr>
+          <w:rFonts w:ascii="Arial" w:hAnsi="Arial" w:eastAsia="Arial" w:cs="Arial"/>
+          <w:b w:val="0"/>
+          <w:i w:val="0"/>
+          <w:color w:val="000000"/>
+          <w:sz w:val="18"/>
+          <w:highlight w:val="lightGray"/>
+        </w:rPr>
+        <w:t xml:space="preserve"> </w:t>
+      </w:r>
+      <w:r>
+        <w:rPr>
+          <w:rFonts w:ascii="Arial" w:hAnsi="Arial" w:eastAsia="Arial" w:cs="Arial"/>
+          <w:b w:val="0"/>
+          <w:i w:val="0"/>
+          <w:color w:val="000000"/>
+          <w:sz w:val="18"/>
+          <w:highlight w:val="lightGray"/>
+        </w:rPr>
+        <w:t>T</w:t>
+      </w:r>
+      <w:r>
+        <w:rPr>
+          <w:rFonts w:ascii="Arial" w:hAnsi="Arial" w:eastAsia="Arial" w:cs="Arial"/>
+          <w:b w:val="0"/>
+          <w:i w:val="0"/>
+          <w:color w:val="000000"/>
+          <w:sz w:val="18"/>
+          <w:highlight w:val="lightGray"/>
+        </w:rPr>
+        <w:t>a</w:t>
+      </w:r>
+      <w:r>
+        <w:rPr>
+          <w:rFonts w:ascii="Arial" w:hAnsi="Arial" w:eastAsia="Arial" w:cs="Arial"/>
+          <w:b w:val="0"/>
+          <w:i w:val="0"/>
+          <w:color w:val="000000"/>
+          <w:sz w:val="18"/>
+          <w:highlight w:val="lightGray"/>
+        </w:rPr>
+        <w:t>b</w:t>
+      </w:r>
+      <w:r>
+        <w:rPr>
+          <w:rFonts w:ascii="Arial" w:hAnsi="Arial" w:eastAsia="Arial" w:cs="Arial"/>
+          <w:b w:val="0"/>
+          <w:i w:val="0"/>
+          <w:color w:val="000000"/>
+          <w:sz w:val="18"/>
+          <w:highlight w:val="lightGray"/>
+        </w:rPr>
+        <w:t>l</w:t>
+      </w:r>
+      <w:r>
+        <w:rPr>
+          <w:rFonts w:ascii="Arial" w:hAnsi="Arial" w:eastAsia="Arial" w:cs="Arial"/>
+          <w:b w:val="0"/>
+          <w:i w:val="0"/>
+          <w:color w:val="000000"/>
+          <w:sz w:val="18"/>
+          <w:highlight w:val="lightGray"/>
+        </w:rPr>
+        <w:t>e</w:t>
+      </w:r>
+      <w:r>
+        <w:rPr>
+          <w:rFonts w:ascii="Arial" w:hAnsi="Arial" w:eastAsia="Arial" w:cs="Arial"/>
+          <w:b w:val="0"/>
+          <w:i w:val="0"/>
+          <w:color w:val="000000"/>
+          <w:sz w:val="18"/>
+          <w:highlight w:val="lightGray"/>
+        </w:rPr>
+        <w:t xml:space="preserve"> </w:t>
+      </w:r>
+      <w:r>
+        <w:rPr>
+          <w:rFonts w:ascii="Arial" w:hAnsi="Arial" w:eastAsia="Arial" w:cs="Arial"/>
+          <w:b w:val="0"/>
+          <w:i w:val="0"/>
+          <w:color w:val="000000"/>
+          <w:sz w:val="18"/>
+          <w:highlight w:val="lightGray"/>
+        </w:rPr>
+        <w:t>-</w:t>
+      </w:r>
+      <w:r>
+        <w:rPr>
+          <w:rFonts w:ascii="Arial" w:hAnsi="Arial" w:eastAsia="Arial" w:cs="Arial"/>
+          <w:b w:val="0"/>
+          <w:i w:val="0"/>
+          <w:color w:val="000000"/>
+          <w:sz w:val="18"/>
+          <w:highlight w:val="lightGray"/>
+        </w:rPr>
+        <w:t>&gt;</w:t>
+      </w:r>
+      <w:r>
+        <w:rPr>
+          <w:rFonts w:ascii="Arial" w:hAnsi="Arial" w:eastAsia="Arial" w:cs="Arial"/>
+          <w:b w:val="0"/>
+          <w:i w:val="0"/>
+          <w:color w:val="000000"/>
+          <w:sz w:val="18"/>
+          <w:highlight w:val="lightGray"/>
+        </w:rPr>
+        <w:t xml:space="preserve"> </w:t>
+      </w:r>
+      <w:r>
+        <w:rPr>
+          <w:rFonts w:ascii="Arial" w:hAnsi="Arial" w:eastAsia="Arial" w:cs="Arial"/>
+          <w:b w:val="0"/>
+          <w:i w:val="0"/>
+          <w:color w:val="000000"/>
+          <w:sz w:val="18"/>
+          <w:highlight w:val="lightGray"/>
+        </w:rPr>
+        <w:t>I</w:t>
+      </w:r>
+      <w:r>
+        <w:rPr>
+          <w:rFonts w:ascii="Arial" w:hAnsi="Arial" w:eastAsia="Arial" w:cs="Arial"/>
+          <w:b w:val="0"/>
+          <w:i w:val="0"/>
+          <w:color w:val="000000"/>
+          <w:sz w:val="18"/>
+          <w:highlight w:val="lightGray"/>
+        </w:rPr>
+        <w:t>D</w:t>
+      </w:r>
+      <w:r>
+        <w:rPr>
+          <w:rFonts w:ascii="Arial" w:hAnsi="Arial" w:eastAsia="Arial" w:cs="Arial"/>
+          <w:b w:val="0"/>
+          <w:i w:val="0"/>
+          <w:color w:val="000000"/>
+          <w:sz w:val="18"/>
+          <w:highlight w:val="lightGray"/>
+        </w:rPr>
+        <w:t xml:space="preserve"> </w:t>
+      </w:r>
+      <w:r>
+        <w:rPr>
+          <w:rFonts w:ascii="Arial" w:hAnsi="Arial" w:eastAsia="Arial" w:cs="Arial"/>
+          <w:b w:val="0"/>
+          <w:i w:val="0"/>
+          <w:color w:val="000000"/>
+          <w:sz w:val="18"/>
+          <w:highlight w:val="lightGray"/>
+        </w:rPr>
+        <w:t>C</w:t>
+      </w:r>
+      <w:r>
+        <w:rPr>
+          <w:rFonts w:ascii="Arial" w:hAnsi="Arial" w:eastAsia="Arial" w:cs="Arial"/>
+          <w:b w:val="0"/>
+          <w:i w:val="0"/>
+          <w:color w:val="000000"/>
+          <w:sz w:val="18"/>
+          <w:highlight w:val="lightGray"/>
+        </w:rPr>
+        <w:t>o</w:t>
+      </w:r>
+      <w:r>
+        <w:rPr>
+          <w:rFonts w:ascii="Arial" w:hAnsi="Arial" w:eastAsia="Arial" w:cs="Arial"/>
+          <w:b w:val="0"/>
+          <w:i w:val="0"/>
+          <w:color w:val="000000"/>
+          <w:sz w:val="18"/>
+          <w:highlight w:val="lightGray"/>
+        </w:rPr>
+        <w:t>l</w:t>
+      </w:r>
+      <w:r>
+        <w:rPr>
+          <w:rFonts w:ascii="Arial" w:hAnsi="Arial" w:eastAsia="Arial" w:cs="Arial"/>
+          <w:b w:val="0"/>
+          <w:i w:val="0"/>
+          <w:color w:val="000000"/>
+          <w:sz w:val="18"/>
+          <w:highlight w:val="lightGray"/>
+        </w:rPr>
+        <w:t>u</w:t>
+      </w:r>
+      <w:r>
+        <w:rPr>
+          <w:rFonts w:ascii="Arial" w:hAnsi="Arial" w:eastAsia="Arial" w:cs="Arial"/>
+          <w:b w:val="0"/>
+          <w:i w:val="0"/>
+          <w:color w:val="000000"/>
+          <w:sz w:val="18"/>
+          <w:highlight w:val="lightGray"/>
+        </w:rPr>
+        <w:t>m</w:t>
+      </w:r>
+      <w:r>
+        <w:rPr>
+          <w:rFonts w:ascii="Arial" w:hAnsi="Arial" w:eastAsia="Arial" w:cs="Arial"/>
+          <w:b w:val="0"/>
+          <w:i w:val="0"/>
+          <w:color w:val="000000"/>
+          <w:sz w:val="18"/>
+          <w:highlight w:val="lightGray"/>
+        </w:rPr>
+        <w:t>n</w:t>
+      </w:r>
+      <w:r>
+        <w:rPr>
+          <w:rFonts w:ascii="Arial" w:hAnsi="Arial" w:eastAsia="Arial" w:cs="Arial"/>
+          <w:b w:val="0"/>
+          <w:i w:val="0"/>
+          <w:color w:val="000000"/>
+          <w:sz w:val="18"/>
+          <w:highlight w:val="lightGray"/>
+        </w:rPr>
+        <w:t>:</w:t>
+      </w:r>
+      <w:r>
+        <w:rPr>
+          <w:rFonts w:ascii="Arial" w:hAnsi="Arial" w:eastAsia="Arial" w:cs="Arial"/>
+          <w:b w:val="0"/>
+          <w:i w:val="0"/>
+          <w:color w:val="000000"/>
+          <w:sz w:val="18"/>
+          <w:highlight w:val="lightGray"/>
+        </w:rPr>
+        <w:t xml:space="preserve"> </w:t>
+      </w:r>
+      <w:r>
+        <w:rPr>
+          <w:rFonts w:ascii="Arial" w:hAnsi="Arial" w:eastAsia="Arial" w:cs="Arial"/>
+          <w:b w:val="0"/>
+          <w:i w:val="0"/>
+          <w:color w:val="000000"/>
+          <w:sz w:val="18"/>
+          <w:highlight w:val="lightGray"/>
+        </w:rPr>
+        <w:t>1</w:t>
+      </w:r>
+      <w:r>
+        <w:rPr>
+          <w:rFonts w:ascii="Arial" w:hAnsi="Arial" w:eastAsia="Arial" w:cs="Arial"/>
+          <w:b w:val="0"/>
+          <w:i w:val="0"/>
+          <w:color w:val="000000"/>
+          <w:sz w:val="18"/>
+          <w:highlight w:val="lightGray"/>
+        </w:rPr>
+        <w:t>,</w:t>
+      </w:r>
+      <w:r>
+        <w:rPr>
+          <w:rFonts w:ascii="Arial" w:hAnsi="Arial" w:eastAsia="Arial" w:cs="Arial"/>
+          <w:b w:val="0"/>
+          <w:i w:val="0"/>
+          <w:color w:val="000000"/>
+          <w:sz w:val="18"/>
+          <w:highlight w:val="lightGray"/>
+        </w:rPr>
+        <w:t xml:space="preserve"> </w:t>
+      </w:r>
+      <w:r>
+        <w:rPr>
+          <w:rFonts w:ascii="Arial" w:hAnsi="Arial" w:eastAsia="Arial" w:cs="Arial"/>
+          <w:b w:val="0"/>
+          <w:i w:val="0"/>
+          <w:color w:val="000000"/>
+          <w:sz w:val="18"/>
+          <w:highlight w:val="lightGray"/>
+        </w:rPr>
+        <w:t>N</w:t>
+      </w:r>
+      <w:r>
+        <w:rPr>
+          <w:rFonts w:ascii="Arial" w:hAnsi="Arial" w:eastAsia="Arial" w:cs="Arial"/>
+          <w:b w:val="0"/>
+          <w:i w:val="0"/>
+          <w:color w:val="000000"/>
+          <w:sz w:val="18"/>
+          <w:highlight w:val="lightGray"/>
+        </w:rPr>
+        <w:t>a</w:t>
+      </w:r>
+      <w:r>
+        <w:rPr>
+          <w:rFonts w:ascii="Arial" w:hAnsi="Arial" w:eastAsia="Arial" w:cs="Arial"/>
+          <w:b w:val="0"/>
+          <w:i w:val="0"/>
+          <w:color w:val="000000"/>
+          <w:sz w:val="18"/>
+          <w:highlight w:val="lightGray"/>
+        </w:rPr>
+        <w:t>m</w:t>
+      </w:r>
+      <w:r>
+        <w:rPr>
+          <w:rFonts w:ascii="Arial" w:hAnsi="Arial" w:eastAsia="Arial" w:cs="Arial"/>
+          <w:b w:val="0"/>
+          <w:i w:val="0"/>
+          <w:color w:val="000000"/>
+          <w:sz w:val="18"/>
+          <w:highlight w:val="lightGray"/>
+        </w:rPr>
+        <w:t>e</w:t>
+      </w:r>
+      <w:r>
+        <w:rPr>
+          <w:rFonts w:ascii="Arial" w:hAnsi="Arial" w:eastAsia="Arial" w:cs="Arial"/>
+          <w:b w:val="0"/>
+          <w:i w:val="0"/>
+          <w:color w:val="000000"/>
+          <w:sz w:val="18"/>
+          <w:highlight w:val="lightGray"/>
+        </w:rPr>
+        <w:t>_</w:t>
+      </w:r>
+      <w:r>
+        <w:rPr>
+          <w:rFonts w:ascii="Arial" w:hAnsi="Arial" w:eastAsia="Arial" w:cs="Arial"/>
+          <w:b w:val="0"/>
+          <w:i w:val="0"/>
+          <w:color w:val="000000"/>
+          <w:sz w:val="18"/>
+          <w:highlight w:val="lightGray"/>
+        </w:rPr>
+        <w:t>E</w:t>
+      </w:r>
+      <w:r>
+        <w:rPr>
+          <w:rFonts w:ascii="Arial" w:hAnsi="Arial" w:eastAsia="Arial" w:cs="Arial"/>
+          <w:b w:val="0"/>
+          <w:i w:val="0"/>
+          <w:color w:val="000000"/>
+          <w:sz w:val="18"/>
+          <w:highlight w:val="lightGray"/>
+        </w:rPr>
+        <w:t>n</w:t>
+      </w:r>
+      <w:r>
+        <w:rPr>
+          <w:rFonts w:ascii="Arial" w:hAnsi="Arial" w:eastAsia="Arial" w:cs="Arial"/>
+          <w:b w:val="0"/>
+          <w:i w:val="0"/>
+          <w:color w:val="000000"/>
+          <w:sz w:val="18"/>
+          <w:highlight w:val="lightGray"/>
+        </w:rPr>
+        <w:t xml:space="preserve"> </w:t>
+      </w:r>
+      <w:r>
+        <w:rPr>
+          <w:rFonts w:ascii="Arial" w:hAnsi="Arial" w:eastAsia="Arial" w:cs="Arial"/>
+          <w:b w:val="0"/>
+          <w:i w:val="0"/>
+          <w:color w:val="000000"/>
+          <w:sz w:val="18"/>
+          <w:highlight w:val="lightGray"/>
+        </w:rPr>
+        <w:t>C</w:t>
+      </w:r>
+      <w:r>
+        <w:rPr>
+          <w:rFonts w:ascii="Arial" w:hAnsi="Arial" w:eastAsia="Arial" w:cs="Arial"/>
+          <w:b w:val="0"/>
+          <w:i w:val="0"/>
+          <w:color w:val="000000"/>
+          <w:sz w:val="18"/>
+          <w:highlight w:val="lightGray"/>
+        </w:rPr>
+        <w:t>o</w:t>
+      </w:r>
+      <w:r>
+        <w:rPr>
+          <w:rFonts w:ascii="Arial" w:hAnsi="Arial" w:eastAsia="Arial" w:cs="Arial"/>
+          <w:b w:val="0"/>
+          <w:i w:val="0"/>
+          <w:color w:val="000000"/>
+          <w:sz w:val="18"/>
+          <w:highlight w:val="lightGray"/>
+        </w:rPr>
+        <w:t>l</w:t>
+      </w:r>
+      <w:r>
+        <w:rPr>
+          <w:rFonts w:ascii="Arial" w:hAnsi="Arial" w:eastAsia="Arial" w:cs="Arial"/>
+          <w:b w:val="0"/>
+          <w:i w:val="0"/>
+          <w:color w:val="000000"/>
+          <w:sz w:val="18"/>
+          <w:highlight w:val="lightGray"/>
+        </w:rPr>
+        <w:t>u</w:t>
+      </w:r>
+      <w:r>
+        <w:rPr>
+          <w:rFonts w:ascii="Arial" w:hAnsi="Arial" w:eastAsia="Arial" w:cs="Arial"/>
+          <w:b w:val="0"/>
+          <w:i w:val="0"/>
+          <w:color w:val="000000"/>
+          <w:sz w:val="18"/>
+          <w:highlight w:val="lightGray"/>
+        </w:rPr>
+        <w:t>m</w:t>
+      </w:r>
+      <w:r>
+        <w:rPr>
+          <w:rFonts w:ascii="Arial" w:hAnsi="Arial" w:eastAsia="Arial" w:cs="Arial"/>
+          <w:b w:val="0"/>
+          <w:i w:val="0"/>
+          <w:color w:val="000000"/>
+          <w:sz w:val="18"/>
+          <w:highlight w:val="lightGray"/>
+        </w:rPr>
+        <w:t>n</w:t>
+      </w:r>
+      <w:r>
+        <w:rPr>
+          <w:rFonts w:ascii="Arial" w:hAnsi="Arial" w:eastAsia="Arial" w:cs="Arial"/>
+          <w:b w:val="0"/>
+          <w:i w:val="0"/>
+          <w:color w:val="000000"/>
+          <w:sz w:val="18"/>
+          <w:highlight w:val="lightGray"/>
+        </w:rPr>
+        <w:t>:</w:t>
+      </w:r>
+      <w:r>
+        <w:rPr>
+          <w:rFonts w:ascii="Arial" w:hAnsi="Arial" w:eastAsia="Arial" w:cs="Arial"/>
+          <w:b w:val="0"/>
+          <w:i w:val="0"/>
+          <w:color w:val="000000"/>
+          <w:sz w:val="18"/>
+          <w:highlight w:val="lightGray"/>
+        </w:rPr>
+        <w:t xml:space="preserve"> </w:t>
+      </w:r>
+      <w:r>
+        <w:rPr>
+          <w:rFonts w:ascii="Arial" w:hAnsi="Arial" w:eastAsia="Arial" w:cs="Arial"/>
+          <w:b w:val="0"/>
+          <w:i w:val="0"/>
+          <w:color w:val="000000"/>
+          <w:sz w:val="18"/>
+          <w:highlight w:val="lightGray"/>
+        </w:rPr>
+        <w:t>M</w:t>
+      </w:r>
+      <w:r>
+        <w:rPr>
+          <w:rFonts w:ascii="Arial" w:hAnsi="Arial" w:eastAsia="Arial" w:cs="Arial"/>
+          <w:b w:val="0"/>
+          <w:i w:val="0"/>
+          <w:color w:val="000000"/>
+          <w:sz w:val="18"/>
+          <w:highlight w:val="lightGray"/>
+        </w:rPr>
+        <w:t>o</w:t>
+      </w:r>
+      <w:r>
+        <w:rPr>
+          <w:rFonts w:ascii="Arial" w:hAnsi="Arial" w:eastAsia="Arial" w:cs="Arial"/>
+          <w:b w:val="0"/>
+          <w:i w:val="0"/>
+          <w:color w:val="000000"/>
+          <w:sz w:val="18"/>
+          <w:highlight w:val="lightGray"/>
+        </w:rPr>
+        <w:t>t</w:t>
+      </w:r>
+      <w:r>
+        <w:rPr>
+          <w:rFonts w:ascii="Arial" w:hAnsi="Arial" w:eastAsia="Arial" w:cs="Arial"/>
+          <w:b w:val="0"/>
+          <w:i w:val="0"/>
+          <w:color w:val="000000"/>
+          <w:sz w:val="18"/>
+          <w:highlight w:val="lightGray"/>
+        </w:rPr>
+        <w:t>a</w:t>
+      </w:r>
+      <w:r>
+        <w:rPr>
+          <w:rFonts w:ascii="Arial" w:hAnsi="Arial" w:eastAsia="Arial" w:cs="Arial"/>
+          <w:b w:val="0"/>
+          <w:i w:val="0"/>
+          <w:color w:val="000000"/>
+          <w:sz w:val="18"/>
+          <w:highlight w:val="lightGray"/>
+        </w:rPr>
+        <w:t>s</w:t>
+      </w:r>
+      <w:r>
+        <w:rPr>
+          <w:rFonts w:ascii="Arial" w:hAnsi="Arial" w:eastAsia="Arial" w:cs="Arial"/>
+          <w:b w:val="0"/>
+          <w:i w:val="0"/>
+          <w:color w:val="000000"/>
+          <w:sz w:val="18"/>
+          <w:highlight w:val="lightGray"/>
+        </w:rPr>
+        <w:t>e</w:t>
+      </w:r>
+      <w:r>
+        <w:rPr>
+          <w:rFonts w:ascii="Arial" w:hAnsi="Arial" w:eastAsia="Arial" w:cs="Arial"/>
+          <w:b w:val="0"/>
+          <w:i w:val="0"/>
+          <w:color w:val="000000"/>
+          <w:sz w:val="18"/>
+          <w:highlight w:val="lightGray"/>
+        </w:rPr>
+        <w:t>m</w:t>
+      </w:r>
+      <w:r>
+        <w:rPr>
+          <w:rFonts w:ascii="Arial" w:hAnsi="Arial" w:eastAsia="Arial" w:cs="Arial"/>
+          <w:b w:val="0"/>
+          <w:i w:val="0"/>
+          <w:color w:val="000000"/>
+          <w:sz w:val="18"/>
+          <w:highlight w:val="lightGray"/>
+        </w:rPr>
+        <w:t xml:space="preserve"> </w:t>
+      </w:r>
+      <w:r>
+        <w:rPr>
+          <w:rFonts w:ascii="Arial" w:hAnsi="Arial" w:eastAsia="Arial" w:cs="Arial"/>
+          <w:b w:val="0"/>
+          <w:i w:val="0"/>
+          <w:color w:val="000000"/>
+          <w:sz w:val="18"/>
+          <w:highlight w:val="lightGray"/>
+        </w:rPr>
+        <w:t>E</w:t>
+      </w:r>
+      <w:r>
+        <w:rPr>
+          <w:rFonts w:ascii="Arial" w:hAnsi="Arial" w:eastAsia="Arial" w:cs="Arial"/>
+          <w:b w:val="0"/>
+          <w:i w:val="0"/>
+          <w:color w:val="000000"/>
+          <w:sz w:val="18"/>
+          <w:highlight w:val="lightGray"/>
+        </w:rPr>
+        <w:t>s</w:t>
+      </w:r>
+      <w:r>
+        <w:rPr>
+          <w:rFonts w:ascii="Arial" w:hAnsi="Arial" w:eastAsia="Arial" w:cs="Arial"/>
+          <w:b w:val="0"/>
+          <w:i w:val="0"/>
+          <w:color w:val="000000"/>
+          <w:sz w:val="18"/>
+          <w:highlight w:val="lightGray"/>
+        </w:rPr>
+        <w:t>s</w:t>
+      </w:r>
+      <w:r>
+        <w:rPr>
+          <w:rFonts w:ascii="Arial" w:hAnsi="Arial" w:eastAsia="Arial" w:cs="Arial"/>
+          <w:b w:val="0"/>
+          <w:i w:val="0"/>
+          <w:color w:val="000000"/>
+          <w:sz w:val="18"/>
+          <w:highlight w:val="lightGray"/>
+        </w:rPr>
+        <w:t>a</w:t>
+      </w:r>
+      <w:r>
+        <w:rPr>
+          <w:rFonts w:ascii="Arial" w:hAnsi="Arial" w:eastAsia="Arial" w:cs="Arial"/>
+          <w:b w:val="0"/>
+          <w:i w:val="0"/>
+          <w:color w:val="000000"/>
+          <w:sz w:val="18"/>
+          <w:highlight w:val="lightGray"/>
+        </w:rPr>
+        <w:t>m</w:t>
+      </w:r>
+      <w:r>
+        <w:rPr>
+          <w:rFonts w:ascii="Arial" w:hAnsi="Arial" w:eastAsia="Arial" w:cs="Arial"/>
+          <w:b w:val="0"/>
+          <w:i w:val="0"/>
+          <w:color w:val="000000"/>
+          <w:sz w:val="18"/>
+          <w:highlight w:val="lightGray"/>
+        </w:rPr>
+        <w:t>]</w:t>
+      </w:r>
+      <w:r>
+        <w:rPr>
+          <w:rFonts w:ascii="Arial" w:hAnsi="Arial" w:eastAsia="Arial" w:cs="Arial"/>
+          <w:b w:val="0"/>
+          <w:i w:val="0"/>
+          <w:color w:val="000000"/>
+          <w:sz w:val="18"/>
+          <w:highlight w:val="lightGray"/>
+        </w:rPr>
+        <w:t xml:space="preserve"> </w:t>
+      </w:r>
+      <w:r>
+        <w:rPr>
+          <w:rFonts w:ascii="Arial" w:hAnsi="Arial" w:eastAsia="Arial" w:cs="Arial"/>
+          <w:b w:val="0"/>
+          <w:i w:val="0"/>
+          <w:color w:val="000000"/>
+          <w:sz w:val="18"/>
+          <w:highlight w:val="lightGray"/>
+        </w:rPr>
+        <w:t>-</w:t>
+      </w:r>
+      <w:r>
+        <w:rPr>
+          <w:rFonts w:ascii="Arial" w:hAnsi="Arial" w:eastAsia="Arial" w:cs="Arial"/>
+          <w:b w:val="0"/>
+          <w:i w:val="0"/>
+          <w:color w:val="000000"/>
+          <w:sz w:val="18"/>
+          <w:highlight w:val="lightGray"/>
+        </w:rPr>
+        <w:t>&gt;</w:t>
+      </w:r>
+      <w:r>
+        <w:rPr>
+          <w:rFonts w:ascii="Arial" w:hAnsi="Arial" w:eastAsia="Arial" w:cs="Arial"/>
+          <w:b w:val="0"/>
+          <w:i w:val="0"/>
+          <w:color w:val="000000"/>
+          <w:sz w:val="18"/>
+          <w:highlight w:val="lightGray"/>
+        </w:rPr>
+        <w:t xml:space="preserve"> </w:t>
+      </w:r>
+      <w:r>
+        <w:rPr>
+          <w:rFonts w:ascii="Arial" w:hAnsi="Arial" w:eastAsia="Arial" w:cs="Arial"/>
+          <w:b/>
+          <w:i w:val="0"/>
+          <w:color w:val="000000"/>
+          <w:sz w:val="18"/>
+          <w:highlight w:val="lightGray"/>
+        </w:rPr>
+        <w:t>F</w:t>
+      </w:r>
+      <w:r>
+        <w:rPr>
+          <w:rFonts w:ascii="Arial" w:hAnsi="Arial" w:eastAsia="Arial" w:cs="Arial"/>
+          <w:b/>
+          <w:i w:val="0"/>
+          <w:color w:val="000000"/>
+          <w:sz w:val="18"/>
+          <w:highlight w:val="lightGray"/>
+        </w:rPr>
+        <w:t>r</w:t>
+      </w:r>
+      <w:r>
+        <w:rPr>
+          <w:rFonts w:ascii="Arial" w:hAnsi="Arial" w:eastAsia="Arial" w:cs="Arial"/>
+          <w:b/>
+          <w:i w:val="0"/>
+          <w:color w:val="000000"/>
+          <w:sz w:val="18"/>
+          <w:highlight w:val="lightGray"/>
+        </w:rPr>
+        <w:t>o</w:t>
+      </w:r>
+      <w:r>
+        <w:rPr>
+          <w:rFonts w:ascii="Arial" w:hAnsi="Arial" w:eastAsia="Arial" w:cs="Arial"/>
+          <w:b/>
+          <w:i w:val="0"/>
+          <w:color w:val="000000"/>
+          <w:sz w:val="18"/>
+          <w:highlight w:val="lightGray"/>
+        </w:rPr>
+        <w:t>m</w:t>
+      </w:r>
+      <w:r>
+        <w:rPr>
+          <w:rFonts w:ascii="Arial" w:hAnsi="Arial" w:eastAsia="Arial" w:cs="Arial"/>
+          <w:b/>
+          <w:i w:val="0"/>
+          <w:color w:val="000000"/>
+          <w:sz w:val="18"/>
+          <w:highlight w:val="lightGray"/>
+        </w:rPr>
+        <w:t>:</w:t>
+      </w:r>
+      <w:r>
+        <w:rPr>
+          <w:rFonts w:ascii="Arial" w:hAnsi="Arial" w:eastAsia="Arial" w:cs="Arial"/>
+          <w:b w:val="0"/>
+          <w:i w:val="0"/>
+          <w:color w:val="000000"/>
+          <w:sz w:val="18"/>
+          <w:highlight w:val="lightGray"/>
+        </w:rPr>
+        <w:t xml:space="preserve"> </w:t>
+      </w:r>
+      <w:r>
+        <w:rPr>
+          <w:rFonts w:ascii="Arial" w:hAnsi="Arial" w:eastAsia="Arial" w:cs="Arial"/>
+          <w:b w:val="0"/>
+          <w:i w:val="0"/>
+          <w:color w:val="000000"/>
+          <w:sz w:val="18"/>
+          <w:highlight w:val="lightGray"/>
+        </w:rPr>
+        <w:t>[</w:t>
+      </w:r>
+      <w:r>
+        <w:rPr>
+          <w:rFonts w:ascii="Arial" w:hAnsi="Arial" w:eastAsia="Arial" w:cs="Arial"/>
+          <w:b w:val="0"/>
+          <w:i w:val="0"/>
+          <w:color w:val="000000"/>
+          <w:sz w:val="18"/>
+          <w:highlight w:val="lightGray"/>
+        </w:rPr>
+        <w:t>C</w:t>
+      </w:r>
+      <w:r>
+        <w:rPr>
+          <w:rFonts w:ascii="Arial" w:hAnsi="Arial" w:eastAsia="Arial" w:cs="Arial"/>
+          <w:b w:val="0"/>
+          <w:i w:val="0"/>
+          <w:color w:val="000000"/>
+          <w:sz w:val="18"/>
+          <w:highlight w:val="lightGray"/>
+        </w:rPr>
+        <w:t>h</w:t>
+      </w:r>
+      <w:r>
+        <w:rPr>
+          <w:rFonts w:ascii="Arial" w:hAnsi="Arial" w:eastAsia="Arial" w:cs="Arial"/>
+          <w:b w:val="0"/>
+          <w:i w:val="0"/>
+          <w:color w:val="000000"/>
+          <w:sz w:val="18"/>
+          <w:highlight w:val="lightGray"/>
+        </w:rPr>
+        <w:t>a</w:t>
+      </w:r>
+      <w:r>
+        <w:rPr>
+          <w:rFonts w:ascii="Arial" w:hAnsi="Arial" w:eastAsia="Arial" w:cs="Arial"/>
+          <w:b w:val="0"/>
+          <w:i w:val="0"/>
+          <w:color w:val="000000"/>
+          <w:sz w:val="18"/>
+          <w:highlight w:val="lightGray"/>
+        </w:rPr>
+        <w:t>t</w:t>
+      </w:r>
+      <w:r>
+        <w:rPr>
+          <w:rFonts w:ascii="Arial" w:hAnsi="Arial" w:eastAsia="Arial" w:cs="Arial"/>
+          <w:b w:val="0"/>
+          <w:i w:val="0"/>
+          <w:color w:val="000000"/>
+          <w:sz w:val="18"/>
+          <w:highlight w:val="lightGray"/>
+        </w:rPr>
+        <w:t>g</w:t>
+      </w:r>
+      <w:r>
+        <w:rPr>
+          <w:rFonts w:ascii="Arial" w:hAnsi="Arial" w:eastAsia="Arial" w:cs="Arial"/>
+          <w:b w:val="0"/>
+          <w:i w:val="0"/>
+          <w:color w:val="000000"/>
+          <w:sz w:val="18"/>
+          <w:highlight w:val="lightGray"/>
+        </w:rPr>
+        <w:t>p</w:t>
+      </w:r>
+      <w:r>
+        <w:rPr>
+          <w:rFonts w:ascii="Arial" w:hAnsi="Arial" w:eastAsia="Arial" w:cs="Arial"/>
+          <w:b w:val="0"/>
+          <w:i w:val="0"/>
+          <w:color w:val="000000"/>
+          <w:sz w:val="18"/>
+          <w:highlight w:val="lightGray"/>
+        </w:rPr>
+        <w:t>t</w:t>
+      </w:r>
+      <w:r>
+        <w:rPr>
+          <w:rFonts w:ascii="Arial" w:hAnsi="Arial" w:eastAsia="Arial" w:cs="Arial"/>
+          <w:b w:val="0"/>
+          <w:i w:val="0"/>
+          <w:color w:val="000000"/>
+          <w:sz w:val="18"/>
+          <w:highlight w:val="lightGray"/>
+        </w:rPr>
+        <w:t xml:space="preserve"> </w:t>
+      </w:r>
+      <w:r>
+        <w:rPr>
+          <w:rFonts w:ascii="Arial" w:hAnsi="Arial" w:eastAsia="Arial" w:cs="Arial"/>
+          <w:b w:val="0"/>
+          <w:i w:val="0"/>
+          <w:color w:val="000000"/>
+          <w:sz w:val="18"/>
+          <w:highlight w:val="lightGray"/>
+        </w:rPr>
+        <w:t>(</w:t>
+      </w:r>
+      <w:r>
+        <w:rPr>
+          <w:rFonts w:ascii="Arial" w:hAnsi="Arial" w:eastAsia="Arial" w:cs="Arial"/>
+          <w:b w:val="0"/>
+          <w:i w:val="0"/>
+          <w:color w:val="000000"/>
+          <w:sz w:val="18"/>
+          <w:highlight w:val="lightGray"/>
+        </w:rPr>
+        <w:t>G</w:t>
+      </w:r>
+      <w:r>
+        <w:rPr>
+          <w:rFonts w:ascii="Arial" w:hAnsi="Arial" w:eastAsia="Arial" w:cs="Arial"/>
+          <w:b w:val="0"/>
+          <w:i w:val="0"/>
+          <w:color w:val="000000"/>
+          <w:sz w:val="18"/>
+          <w:highlight w:val="lightGray"/>
+        </w:rPr>
+        <w:t>P</w:t>
+      </w:r>
+      <w:r>
+        <w:rPr>
+          <w:rFonts w:ascii="Arial" w:hAnsi="Arial" w:eastAsia="Arial" w:cs="Arial"/>
+          <w:b w:val="0"/>
+          <w:i w:val="0"/>
+          <w:color w:val="000000"/>
+          <w:sz w:val="18"/>
+          <w:highlight w:val="lightGray"/>
+        </w:rPr>
+        <w:t>T</w:t>
+      </w:r>
+      <w:r>
+        <w:rPr>
+          <w:rFonts w:ascii="Arial" w:hAnsi="Arial" w:eastAsia="Arial" w:cs="Arial"/>
+          <w:b w:val="0"/>
+          <w:i w:val="0"/>
+          <w:color w:val="000000"/>
+          <w:sz w:val="18"/>
+          <w:highlight w:val="lightGray"/>
         </w:rPr>
         <w:t>‑</w:t>
       </w:r>
       <w:r>
         <w:rPr>
-          <w:rFonts w:ascii="Arial" w:eastAsia="Arial" w:hAnsi="Arial" w:cs="Arial"/>
-          <w:b/>
-          <w:kern w:val="0"/>
-          <w:sz w:val="22"/>
-          <w:szCs w:val="22"/>
-          <w:highlight w:val="darkGray"/>
-          <w:lang w:val="en"/>
-          <w14:ligatures w14:val="none"/>
-        </w:rPr>
-        <w:t>5 Mini) at [12/18/2025]</w:t>
+          <w:rFonts w:ascii="Arial" w:hAnsi="Arial" w:eastAsia="Arial" w:cs="Arial"/>
+          <w:b w:val="0"/>
+          <w:i w:val="0"/>
+          <w:color w:val="000000"/>
+          <w:sz w:val="18"/>
+          <w:highlight w:val="lightGray"/>
+        </w:rPr>
+        <w:t>5</w:t>
+      </w:r>
+      <w:r>
+        <w:rPr>
+          <w:rFonts w:ascii="Arial" w:hAnsi="Arial" w:eastAsia="Arial" w:cs="Arial"/>
+          <w:b w:val="0"/>
+          <w:i w:val="0"/>
+          <w:color w:val="000000"/>
+          <w:sz w:val="18"/>
+          <w:highlight w:val="lightGray"/>
+        </w:rPr>
+        <w:t xml:space="preserve"> </w:t>
+      </w:r>
+      <w:r>
+        <w:rPr>
+          <w:rFonts w:ascii="Arial" w:hAnsi="Arial" w:eastAsia="Arial" w:cs="Arial"/>
+          <w:b w:val="0"/>
+          <w:i w:val="0"/>
+          <w:color w:val="000000"/>
+          <w:sz w:val="18"/>
+          <w:highlight w:val="lightGray"/>
+        </w:rPr>
+        <w:t>M</w:t>
+      </w:r>
+      <w:r>
+        <w:rPr>
+          <w:rFonts w:ascii="Arial" w:hAnsi="Arial" w:eastAsia="Arial" w:cs="Arial"/>
+          <w:b w:val="0"/>
+          <w:i w:val="0"/>
+          <w:color w:val="000000"/>
+          <w:sz w:val="18"/>
+          <w:highlight w:val="lightGray"/>
+        </w:rPr>
+        <w:t>i</w:t>
+      </w:r>
+      <w:r>
+        <w:rPr>
+          <w:rFonts w:ascii="Arial" w:hAnsi="Arial" w:eastAsia="Arial" w:cs="Arial"/>
+          <w:b w:val="0"/>
+          <w:i w:val="0"/>
+          <w:color w:val="000000"/>
+          <w:sz w:val="18"/>
+          <w:highlight w:val="lightGray"/>
+        </w:rPr>
+        <w:t>n</w:t>
+      </w:r>
+      <w:r>
+        <w:rPr>
+          <w:rFonts w:ascii="Arial" w:hAnsi="Arial" w:eastAsia="Arial" w:cs="Arial"/>
+          <w:b w:val="0"/>
+          <w:i w:val="0"/>
+          <w:color w:val="000000"/>
+          <w:sz w:val="18"/>
+          <w:highlight w:val="lightGray"/>
+        </w:rPr>
+        <w:t>i</w:t>
+      </w:r>
+      <w:r>
+        <w:rPr>
+          <w:rFonts w:ascii="Arial" w:hAnsi="Arial" w:eastAsia="Arial" w:cs="Arial"/>
+          <w:b w:val="0"/>
+          <w:i w:val="0"/>
+          <w:color w:val="000000"/>
+          <w:sz w:val="18"/>
+          <w:highlight w:val="lightGray"/>
+        </w:rPr>
+        <w:t>)</w:t>
+      </w:r>
+      <w:r>
+        <w:rPr>
+          <w:rFonts w:ascii="Arial" w:hAnsi="Arial" w:eastAsia="Arial" w:cs="Arial"/>
+          <w:b w:val="0"/>
+          <w:i w:val="0"/>
+          <w:color w:val="000000"/>
+          <w:sz w:val="18"/>
+          <w:highlight w:val="lightGray"/>
+        </w:rPr>
+        <w:t>]</w:t>
+      </w:r>
+      <w:r>
+        <w:rPr>
+          <w:rFonts w:ascii="Arial" w:hAnsi="Arial" w:eastAsia="Arial" w:cs="Arial"/>
+          <w:b w:val="0"/>
+          <w:i w:val="0"/>
+          <w:color w:val="000000"/>
+          <w:sz w:val="18"/>
+          <w:highlight w:val="lightGray"/>
+        </w:rPr>
+        <w:t xml:space="preserve"> </w:t>
+      </w:r>
+      <w:r>
+        <w:rPr>
+          <w:rFonts w:ascii="Arial" w:hAnsi="Arial" w:eastAsia="Arial" w:cs="Arial"/>
+          <w:b/>
+          <w:i w:val="0"/>
+          <w:color w:val="000000"/>
+          <w:sz w:val="18"/>
+          <w:highlight w:val="lightGray"/>
+        </w:rPr>
+        <w:t>o</w:t>
+      </w:r>
+      <w:r>
+        <w:rPr>
+          <w:rFonts w:ascii="Arial" w:hAnsi="Arial" w:eastAsia="Arial" w:cs="Arial"/>
+          <w:b/>
+          <w:i w:val="0"/>
+          <w:color w:val="000000"/>
+          <w:sz w:val="18"/>
+          <w:highlight w:val="lightGray"/>
+        </w:rPr>
+        <w:t>n</w:t>
+      </w:r>
+      <w:r>
+        <w:rPr>
+          <w:rFonts w:ascii="Arial" w:hAnsi="Arial"/>
+          <w:b w:val="0"/>
+          <w:i w:val="0"/>
+          <w:color w:val="000000"/>
+          <w:sz w:val="18"/>
+          <w:highlight w:val="lightGray"/>
+        </w:rPr>
+        <w:t xml:space="preserve"> </w:t>
+      </w:r>
+      <w:r>
+        <w:rPr>
+          <w:rFonts w:ascii="Arial" w:hAnsi="Arial"/>
+          <w:b w:val="0"/>
+          <w:i w:val="0"/>
+          <w:color w:val="000000"/>
+          <w:sz w:val="18"/>
+          <w:highlight w:val="lightGray"/>
+        </w:rPr>
+        <w:t>[</w:t>
+      </w:r>
+      <w:r>
+        <w:rPr>
+          <w:rFonts w:ascii="Arial" w:hAnsi="Arial"/>
+          <w:b w:val="0"/>
+          <w:i w:val="0"/>
+          <w:sz w:val="18"/>
+          <w:highlight w:val="lightGray"/>
+        </w:rPr>
+        <w:t>12/18/2025]</w:t>
       </w:r>
     </w:p>
     <w:p>
@@ -1602,67 +4662,1597 @@
       </w:pPr>
       <w:r>
         <w:rPr>
-          <w:rFonts w:ascii="Arial" w:eastAsia="Arial" w:hAnsi="Arial" w:cs="Arial"/>
-          <w:b/>
-          <w:kern w:val="0"/>
-          <w:sz w:val="22"/>
-          <w:szCs w:val="22"/>
-          <w:highlight w:val="darkGray"/>
-          <w:lang w:val="en"/>
-          <w14:ligatures w14:val="none"/>
-        </w:rPr>
-        <w:t># Source</w:t>
-      </w:r>
-      <w:r>
-        <w:rPr>
-          <w:rFonts w:ascii="Arial" w:eastAsia="Arial" w:hAnsi="Arial" w:cs="Arial"/>
-          <w:kern w:val="0"/>
-          <w:sz w:val="22"/>
-          <w:szCs w:val="22"/>
-          <w:highlight w:val="darkGray"/>
-          <w:lang w:val="en"/>
-          <w14:ligatures w14:val="none"/>
-        </w:rPr>
-        <w:t xml:space="preserve">: </w:t>
-      </w:r>
-      <w:r>
-        <w:rPr>
-          <w:rFonts w:ascii="Arial" w:eastAsia="Arial" w:hAnsi="Arial" w:cs="Arial"/>
-          <w:b/>
-          <w:kern w:val="0"/>
-          <w:sz w:val="22"/>
-          <w:szCs w:val="22"/>
-          <w:highlight w:val="darkGray"/>
-          <w:lang w:val="en"/>
-          <w14:ligatures w14:val="none"/>
-        </w:rPr>
-        <w:t>Chatgpt (GPT</w:t>
-      </w:r>
-      <w:r>
-        <w:rPr>
-          <w:rFonts w:ascii="Cambria Math" w:eastAsia="Arial" w:hAnsi="Cambria Math" w:cs="Cambria Math"/>
-          <w:b/>
-          <w:kern w:val="0"/>
-          <w:sz w:val="22"/>
-          <w:szCs w:val="22"/>
-          <w:highlight w:val="darkGray"/>
-          <w:lang w:val="en"/>
-          <w14:ligatures w14:val="none"/>
+          <w:rFonts w:ascii="Arial" w:hAnsi="Arial" w:eastAsia="Arial" w:cs="Arial"/>
+          <w:b/>
+          <w:i w:val="0"/>
+          <w:color w:val="000000"/>
+          <w:sz w:val="18"/>
+          <w:highlight w:val="lightGray"/>
+        </w:rPr>
+        <w:t>#</w:t>
+      </w:r>
+      <w:r>
+        <w:rPr>
+          <w:rFonts w:ascii="Arial" w:hAnsi="Arial" w:eastAsia="Arial" w:cs="Arial"/>
+          <w:b/>
+          <w:i w:val="0"/>
+          <w:color w:val="000000"/>
+          <w:sz w:val="18"/>
+          <w:highlight w:val="lightGray"/>
+        </w:rPr>
+        <w:t xml:space="preserve"> </w:t>
+      </w:r>
+      <w:r>
+        <w:rPr>
+          <w:rFonts w:ascii="Arial" w:hAnsi="Arial" w:eastAsia="Arial" w:cs="Arial"/>
+          <w:b/>
+          <w:i w:val="0"/>
+          <w:color w:val="000000"/>
+          <w:sz w:val="18"/>
+          <w:highlight w:val="lightGray"/>
+        </w:rPr>
+        <w:t>S</w:t>
+      </w:r>
+      <w:r>
+        <w:rPr>
+          <w:rFonts w:ascii="Arial" w:hAnsi="Arial" w:eastAsia="Arial" w:cs="Arial"/>
+          <w:b/>
+          <w:i w:val="0"/>
+          <w:color w:val="000000"/>
+          <w:sz w:val="18"/>
+          <w:highlight w:val="lightGray"/>
+        </w:rPr>
+        <w:t>o</w:t>
+      </w:r>
+      <w:r>
+        <w:rPr>
+          <w:rFonts w:ascii="Arial" w:hAnsi="Arial" w:eastAsia="Arial" w:cs="Arial"/>
+          <w:b/>
+          <w:i w:val="0"/>
+          <w:color w:val="000000"/>
+          <w:sz w:val="18"/>
+          <w:highlight w:val="lightGray"/>
+        </w:rPr>
+        <w:t>u</w:t>
+      </w:r>
+      <w:r>
+        <w:rPr>
+          <w:rFonts w:ascii="Arial" w:hAnsi="Arial" w:eastAsia="Arial" w:cs="Arial"/>
+          <w:b/>
+          <w:i w:val="0"/>
+          <w:color w:val="000000"/>
+          <w:sz w:val="18"/>
+          <w:highlight w:val="lightGray"/>
+        </w:rPr>
+        <w:t>r</w:t>
+      </w:r>
+      <w:r>
+        <w:rPr>
+          <w:rFonts w:ascii="Arial" w:hAnsi="Arial" w:eastAsia="Arial" w:cs="Arial"/>
+          <w:b/>
+          <w:i w:val="0"/>
+          <w:color w:val="000000"/>
+          <w:sz w:val="18"/>
+          <w:highlight w:val="lightGray"/>
+        </w:rPr>
+        <w:t>c</w:t>
+      </w:r>
+      <w:r>
+        <w:rPr>
+          <w:rFonts w:ascii="Arial" w:hAnsi="Arial" w:eastAsia="Arial" w:cs="Arial"/>
+          <w:b/>
+          <w:i w:val="0"/>
+          <w:color w:val="000000"/>
+          <w:sz w:val="18"/>
+          <w:highlight w:val="lightGray"/>
+        </w:rPr>
+        <w:t>e</w:t>
+      </w:r>
+      <w:r>
+        <w:rPr>
+          <w:rFonts w:ascii="Arial" w:hAnsi="Arial" w:eastAsia="Arial" w:cs="Arial"/>
+          <w:b/>
+          <w:i w:val="0"/>
+          <w:color w:val="000000"/>
+          <w:sz w:val="18"/>
+          <w:highlight w:val="lightGray"/>
+        </w:rPr>
+        <w:t>:</w:t>
+      </w:r>
+      <w:r>
+        <w:rPr>
+          <w:rFonts w:ascii="Arial" w:hAnsi="Arial" w:eastAsia="Arial" w:cs="Arial"/>
+          <w:b/>
+          <w:i w:val="0"/>
+          <w:color w:val="000000"/>
+          <w:sz w:val="18"/>
+          <w:highlight w:val="lightGray"/>
+        </w:rPr>
+        <w:t xml:space="preserve"> </w:t>
+      </w:r>
+      <w:r>
+        <w:rPr>
+          <w:rFonts w:ascii="Arial" w:hAnsi="Arial" w:eastAsia="Arial" w:cs="Arial"/>
+          <w:b/>
+          <w:i w:val="0"/>
+          <w:color w:val="000000"/>
+          <w:sz w:val="18"/>
+          <w:highlight w:val="lightGray"/>
+        </w:rPr>
+        <w:t>A</w:t>
+      </w:r>
+      <w:r>
+        <w:rPr>
+          <w:rFonts w:ascii="Arial" w:hAnsi="Arial" w:eastAsia="Arial" w:cs="Arial"/>
+          <w:b/>
+          <w:i w:val="0"/>
+          <w:color w:val="000000"/>
+          <w:sz w:val="18"/>
+          <w:highlight w:val="lightGray"/>
+        </w:rPr>
+        <w:t>I</w:t>
+      </w:r>
+      <w:r>
+        <w:rPr>
+          <w:rFonts w:ascii="Arial" w:hAnsi="Arial" w:eastAsia="Arial" w:cs="Arial"/>
+          <w:b/>
+          <w:i w:val="0"/>
+          <w:color w:val="000000"/>
+          <w:sz w:val="18"/>
+          <w:highlight w:val="lightGray"/>
+        </w:rPr>
+        <w:t xml:space="preserve"> </w:t>
+      </w:r>
+      <w:r>
+        <w:rPr>
+          <w:rFonts w:ascii="Arial" w:hAnsi="Arial" w:eastAsia="Arial" w:cs="Arial"/>
+          <w:b/>
+          <w:i w:val="0"/>
+          <w:color w:val="000000"/>
+          <w:sz w:val="18"/>
+          <w:highlight w:val="lightGray"/>
+        </w:rPr>
+        <w:t>S</w:t>
+      </w:r>
+      <w:r>
+        <w:rPr>
+          <w:rFonts w:ascii="Arial" w:hAnsi="Arial" w:eastAsia="Arial" w:cs="Arial"/>
+          <w:b/>
+          <w:i w:val="0"/>
+          <w:color w:val="000000"/>
+          <w:sz w:val="18"/>
+          <w:highlight w:val="lightGray"/>
+        </w:rPr>
+        <w:t>o</w:t>
+      </w:r>
+      <w:r>
+        <w:rPr>
+          <w:rFonts w:ascii="Arial" w:hAnsi="Arial" w:eastAsia="Arial" w:cs="Arial"/>
+          <w:b/>
+          <w:i w:val="0"/>
+          <w:color w:val="000000"/>
+          <w:sz w:val="18"/>
+          <w:highlight w:val="lightGray"/>
+        </w:rPr>
+        <w:t>u</w:t>
+      </w:r>
+      <w:r>
+        <w:rPr>
+          <w:rFonts w:ascii="Arial" w:hAnsi="Arial" w:eastAsia="Arial" w:cs="Arial"/>
+          <w:b/>
+          <w:i w:val="0"/>
+          <w:color w:val="000000"/>
+          <w:sz w:val="18"/>
+          <w:highlight w:val="lightGray"/>
+        </w:rPr>
+        <w:t>r</w:t>
+      </w:r>
+      <w:r>
+        <w:rPr>
+          <w:rFonts w:ascii="Arial" w:hAnsi="Arial" w:eastAsia="Arial" w:cs="Arial"/>
+          <w:b/>
+          <w:i w:val="0"/>
+          <w:color w:val="000000"/>
+          <w:sz w:val="18"/>
+          <w:highlight w:val="lightGray"/>
+        </w:rPr>
+        <w:t>c</w:t>
+      </w:r>
+      <w:r>
+        <w:rPr>
+          <w:rFonts w:ascii="Arial" w:hAnsi="Arial" w:eastAsia="Arial" w:cs="Arial"/>
+          <w:b/>
+          <w:i w:val="0"/>
+          <w:color w:val="000000"/>
+          <w:sz w:val="18"/>
+          <w:highlight w:val="lightGray"/>
+        </w:rPr>
+        <w:t>e</w:t>
+      </w:r>
+      <w:r>
+        <w:rPr>
+          <w:rFonts w:ascii="Arial" w:hAnsi="Arial" w:eastAsia="Arial" w:cs="Arial"/>
+          <w:b/>
+          <w:i w:val="0"/>
+          <w:color w:val="000000"/>
+          <w:sz w:val="18"/>
+          <w:highlight w:val="lightGray"/>
+        </w:rPr>
+        <w:t>:</w:t>
+      </w:r>
+      <w:r>
+        <w:rPr>
+          <w:rFonts w:ascii="Arial" w:hAnsi="Arial" w:eastAsia="Arial" w:cs="Arial"/>
+          <w:b/>
+          <w:i w:val="0"/>
+          <w:color w:val="000000"/>
+          <w:sz w:val="18"/>
+          <w:highlight w:val="lightGray"/>
+        </w:rPr>
+        <w:t xml:space="preserve"> </w:t>
+      </w:r>
+      <w:r>
+        <w:rPr>
+          <w:rFonts w:ascii="Arial" w:hAnsi="Arial" w:eastAsia="Arial" w:cs="Arial"/>
+          <w:b/>
+          <w:i w:val="0"/>
+          <w:color w:val="000000"/>
+          <w:sz w:val="18"/>
+          <w:highlight w:val="lightGray"/>
+        </w:rPr>
+        <w:t>P</w:t>
+      </w:r>
+      <w:r>
+        <w:rPr>
+          <w:rFonts w:ascii="Arial" w:hAnsi="Arial" w:eastAsia="Arial" w:cs="Arial"/>
+          <w:b/>
+          <w:i w:val="0"/>
+          <w:color w:val="000000"/>
+          <w:sz w:val="18"/>
+          <w:highlight w:val="lightGray"/>
+        </w:rPr>
+        <w:t>r</w:t>
+      </w:r>
+      <w:r>
+        <w:rPr>
+          <w:rFonts w:ascii="Arial" w:hAnsi="Arial" w:eastAsia="Arial" w:cs="Arial"/>
+          <w:b/>
+          <w:i w:val="0"/>
+          <w:color w:val="000000"/>
+          <w:sz w:val="18"/>
+          <w:highlight w:val="lightGray"/>
+        </w:rPr>
+        <w:t>o</w:t>
+      </w:r>
+      <w:r>
+        <w:rPr>
+          <w:rFonts w:ascii="Arial" w:hAnsi="Arial" w:eastAsia="Arial" w:cs="Arial"/>
+          <w:b/>
+          <w:i w:val="0"/>
+          <w:color w:val="000000"/>
+          <w:sz w:val="18"/>
+          <w:highlight w:val="lightGray"/>
+        </w:rPr>
+        <w:t>v</w:t>
+      </w:r>
+      <w:r>
+        <w:rPr>
+          <w:rFonts w:ascii="Arial" w:hAnsi="Arial" w:eastAsia="Arial" w:cs="Arial"/>
+          <w:b/>
+          <w:i w:val="0"/>
+          <w:color w:val="000000"/>
+          <w:sz w:val="18"/>
+          <w:highlight w:val="lightGray"/>
+        </w:rPr>
+        <w:t>i</w:t>
+      </w:r>
+      <w:r>
+        <w:rPr>
+          <w:rFonts w:ascii="Arial" w:hAnsi="Arial" w:eastAsia="Arial" w:cs="Arial"/>
+          <w:b/>
+          <w:i w:val="0"/>
+          <w:color w:val="000000"/>
+          <w:sz w:val="18"/>
+          <w:highlight w:val="lightGray"/>
+        </w:rPr>
+        <w:t>d</w:t>
+      </w:r>
+      <w:r>
+        <w:rPr>
+          <w:rFonts w:ascii="Arial" w:hAnsi="Arial" w:eastAsia="Arial" w:cs="Arial"/>
+          <w:b/>
+          <w:i w:val="0"/>
+          <w:color w:val="000000"/>
+          <w:sz w:val="18"/>
+          <w:highlight w:val="lightGray"/>
+        </w:rPr>
+        <w:t>e</w:t>
+      </w:r>
+      <w:r>
+        <w:rPr>
+          <w:rFonts w:ascii="Arial" w:hAnsi="Arial" w:eastAsia="Arial" w:cs="Arial"/>
+          <w:b/>
+          <w:i w:val="0"/>
+          <w:color w:val="000000"/>
+          <w:sz w:val="18"/>
+          <w:highlight w:val="lightGray"/>
+        </w:rPr>
+        <w:t>d</w:t>
+      </w:r>
+      <w:r>
+        <w:rPr>
+          <w:rFonts w:ascii="Arial" w:hAnsi="Arial" w:eastAsia="Arial" w:cs="Arial"/>
+          <w:b/>
+          <w:i w:val="0"/>
+          <w:color w:val="000000"/>
+          <w:sz w:val="18"/>
+          <w:highlight w:val="lightGray"/>
+        </w:rPr>
+        <w:t xml:space="preserve"> </w:t>
+      </w:r>
+      <w:r>
+        <w:rPr>
+          <w:rFonts w:ascii="Arial" w:hAnsi="Arial" w:eastAsia="Arial" w:cs="Arial"/>
+          <w:b/>
+          <w:i w:val="0"/>
+          <w:color w:val="000000"/>
+          <w:sz w:val="18"/>
+          <w:highlight w:val="lightGray"/>
+        </w:rPr>
+        <w:t>b</w:t>
+      </w:r>
+      <w:r>
+        <w:rPr>
+          <w:rFonts w:ascii="Arial" w:hAnsi="Arial" w:eastAsia="Arial" w:cs="Arial"/>
+          <w:b/>
+          <w:i w:val="0"/>
+          <w:color w:val="000000"/>
+          <w:sz w:val="18"/>
+          <w:highlight w:val="lightGray"/>
+        </w:rPr>
+        <w:t>y</w:t>
+      </w:r>
+      <w:r>
+        <w:rPr>
+          <w:rFonts w:ascii="Arial" w:hAnsi="Arial" w:eastAsia="Arial" w:cs="Arial"/>
+          <w:b/>
+          <w:i w:val="0"/>
+          <w:color w:val="000000"/>
+          <w:sz w:val="18"/>
+          <w:highlight w:val="lightGray"/>
+        </w:rPr>
+        <w:t>:</w:t>
+      </w:r>
+      <w:r>
+        <w:rPr>
+          <w:rFonts w:ascii="Arial" w:hAnsi="Arial" w:eastAsia="Arial" w:cs="Arial"/>
+          <w:b/>
+          <w:i w:val="0"/>
+          <w:color w:val="000000"/>
+          <w:sz w:val="18"/>
+          <w:highlight w:val="lightGray"/>
+        </w:rPr>
+        <w:t xml:space="preserve"> </w:t>
+      </w:r>
+      <w:r>
+        <w:rPr>
+          <w:rFonts w:ascii="Arial" w:hAnsi="Arial" w:eastAsia="Arial" w:cs="Arial"/>
+          <w:b/>
+          <w:i w:val="0"/>
+          <w:color w:val="000000"/>
+          <w:sz w:val="18"/>
+          <w:highlight w:val="lightGray"/>
+        </w:rPr>
+        <w:t>[</w:t>
+      </w:r>
+      <w:r>
+        <w:rPr>
+          <w:rFonts w:ascii="Arial" w:hAnsi="Arial" w:eastAsia="Arial" w:cs="Arial"/>
+          <w:b/>
+          <w:i w:val="0"/>
+          <w:color w:val="000000"/>
+          <w:sz w:val="18"/>
+          <w:highlight w:val="lightGray"/>
+        </w:rPr>
+        <w:t>D</w:t>
+      </w:r>
+      <w:r>
+        <w:rPr>
+          <w:rFonts w:ascii="Arial" w:hAnsi="Arial" w:eastAsia="Arial" w:cs="Arial"/>
+          <w:b/>
+          <w:i w:val="0"/>
+          <w:color w:val="000000"/>
+          <w:sz w:val="18"/>
+          <w:highlight w:val="lightGray"/>
+        </w:rPr>
+        <w:t>a</w:t>
+      </w:r>
+      <w:r>
+        <w:rPr>
+          <w:rFonts w:ascii="Arial" w:hAnsi="Arial" w:eastAsia="Arial" w:cs="Arial"/>
+          <w:b/>
+          <w:i w:val="0"/>
+          <w:color w:val="000000"/>
+          <w:sz w:val="18"/>
+          <w:highlight w:val="lightGray"/>
+        </w:rPr>
+        <w:t>t</w:t>
+      </w:r>
+      <w:r>
+        <w:rPr>
+          <w:rFonts w:ascii="Arial" w:hAnsi="Arial" w:eastAsia="Arial" w:cs="Arial"/>
+          <w:b/>
+          <w:i w:val="0"/>
+          <w:color w:val="000000"/>
+          <w:sz w:val="18"/>
+          <w:highlight w:val="lightGray"/>
+        </w:rPr>
+        <w:t>a</w:t>
+      </w:r>
+      <w:r>
+        <w:rPr>
+          <w:rFonts w:ascii="Arial" w:hAnsi="Arial" w:eastAsia="Arial" w:cs="Arial"/>
+          <w:b/>
+          <w:i w:val="0"/>
+          <w:color w:val="000000"/>
+          <w:sz w:val="18"/>
+          <w:highlight w:val="lightGray"/>
+        </w:rPr>
+        <w:t xml:space="preserve"> </w:t>
+      </w:r>
+      <w:r>
+        <w:rPr>
+          <w:rFonts w:ascii="Arial" w:hAnsi="Arial" w:eastAsia="Arial" w:cs="Arial"/>
+          <w:b/>
+          <w:i w:val="0"/>
+          <w:color w:val="000000"/>
+          <w:sz w:val="18"/>
+          <w:highlight w:val="lightGray"/>
+        </w:rPr>
+        <w:t>P</w:t>
+      </w:r>
+      <w:r>
+        <w:rPr>
+          <w:rFonts w:ascii="Arial" w:hAnsi="Arial" w:eastAsia="Arial" w:cs="Arial"/>
+          <w:b/>
+          <w:i w:val="0"/>
+          <w:color w:val="000000"/>
+          <w:sz w:val="18"/>
+          <w:highlight w:val="lightGray"/>
+        </w:rPr>
+        <w:t>a</w:t>
+      </w:r>
+      <w:r>
+        <w:rPr>
+          <w:rFonts w:ascii="Arial" w:hAnsi="Arial" w:eastAsia="Arial" w:cs="Arial"/>
+          <w:b/>
+          <w:i w:val="0"/>
+          <w:color w:val="000000"/>
+          <w:sz w:val="18"/>
+          <w:highlight w:val="lightGray"/>
+        </w:rPr>
+        <w:t>t</w:t>
+      </w:r>
+      <w:r>
+        <w:rPr>
+          <w:rFonts w:ascii="Arial" w:hAnsi="Arial" w:eastAsia="Arial" w:cs="Arial"/>
+          <w:b/>
+          <w:i w:val="0"/>
+          <w:color w:val="000000"/>
+          <w:sz w:val="18"/>
+          <w:highlight w:val="lightGray"/>
+        </w:rPr>
+        <w:t>h</w:t>
+      </w:r>
+      <w:r>
+        <w:rPr>
+          <w:rFonts w:ascii="Arial" w:hAnsi="Arial" w:eastAsia="Arial" w:cs="Arial"/>
+          <w:b w:val="0"/>
+          <w:i w:val="0"/>
+          <w:color w:val="000000"/>
+          <w:sz w:val="18"/>
+          <w:highlight w:val="lightGray"/>
+        </w:rPr>
+        <w:t>:</w:t>
+      </w:r>
+      <w:r>
+        <w:rPr>
+          <w:rFonts w:ascii="Arial" w:hAnsi="Arial" w:eastAsia="Arial" w:cs="Arial"/>
+          <w:b w:val="0"/>
+          <w:i w:val="0"/>
+          <w:color w:val="000000"/>
+          <w:sz w:val="18"/>
+          <w:highlight w:val="lightGray"/>
+        </w:rPr>
+        <w:t xml:space="preserve"> </w:t>
+      </w:r>
+      <w:r>
+        <w:rPr>
+          <w:rFonts w:ascii="Arial" w:hAnsi="Arial" w:eastAsia="Arial" w:cs="Arial"/>
+          <w:b w:val="0"/>
+          <w:i w:val="0"/>
+          <w:color w:val="000000"/>
+          <w:sz w:val="18"/>
+          <w:highlight w:val="lightGray"/>
+        </w:rPr>
+        <w:t>P</w:t>
+      </w:r>
+      <w:r>
+        <w:rPr>
+          <w:rFonts w:ascii="Arial" w:hAnsi="Arial" w:eastAsia="Arial" w:cs="Arial"/>
+          <w:b w:val="0"/>
+          <w:i w:val="0"/>
+          <w:color w:val="000000"/>
+          <w:sz w:val="18"/>
+          <w:highlight w:val="lightGray"/>
+        </w:rPr>
+        <w:t>e</w:t>
+      </w:r>
+      <w:r>
+        <w:rPr>
+          <w:rFonts w:ascii="Arial" w:hAnsi="Arial" w:eastAsia="Arial" w:cs="Arial"/>
+          <w:b w:val="0"/>
+          <w:i w:val="0"/>
+          <w:color w:val="000000"/>
+          <w:sz w:val="18"/>
+          <w:highlight w:val="lightGray"/>
+        </w:rPr>
+        <w:t>r</w:t>
+      </w:r>
+      <w:r>
+        <w:rPr>
+          <w:rFonts w:ascii="Arial" w:hAnsi="Arial" w:eastAsia="Arial" w:cs="Arial"/>
+          <w:b w:val="0"/>
+          <w:i w:val="0"/>
+          <w:color w:val="000000"/>
+          <w:sz w:val="18"/>
+          <w:highlight w:val="lightGray"/>
+        </w:rPr>
+        <w:t>s</w:t>
+      </w:r>
+      <w:r>
+        <w:rPr>
+          <w:rFonts w:ascii="Arial" w:hAnsi="Arial" w:eastAsia="Arial" w:cs="Arial"/>
+          <w:b w:val="0"/>
+          <w:i w:val="0"/>
+          <w:color w:val="000000"/>
+          <w:sz w:val="18"/>
+          <w:highlight w:val="lightGray"/>
+        </w:rPr>
+        <w:t>o</w:t>
+      </w:r>
+      <w:r>
+        <w:rPr>
+          <w:rFonts w:ascii="Arial" w:hAnsi="Arial" w:eastAsia="Arial" w:cs="Arial"/>
+          <w:b w:val="0"/>
+          <w:i w:val="0"/>
+          <w:color w:val="000000"/>
+          <w:sz w:val="18"/>
+          <w:highlight w:val="lightGray"/>
+        </w:rPr>
+        <w:t>n</w:t>
+      </w:r>
+      <w:r>
+        <w:rPr>
+          <w:rFonts w:ascii="Arial" w:hAnsi="Arial" w:eastAsia="Arial" w:cs="Arial"/>
+          <w:b w:val="0"/>
+          <w:i w:val="0"/>
+          <w:color w:val="000000"/>
+          <w:sz w:val="18"/>
+          <w:highlight w:val="lightGray"/>
+        </w:rPr>
+        <w:t>s</w:t>
+      </w:r>
+      <w:r>
+        <w:rPr>
+          <w:rFonts w:ascii="Arial" w:hAnsi="Arial" w:eastAsia="Arial" w:cs="Arial"/>
+          <w:b w:val="0"/>
+          <w:i w:val="0"/>
+          <w:color w:val="000000"/>
+          <w:sz w:val="18"/>
+          <w:highlight w:val="lightGray"/>
+        </w:rPr>
+        <w:t xml:space="preserve"> </w:t>
+      </w:r>
+      <w:r>
+        <w:rPr>
+          <w:rFonts w:ascii="Arial" w:hAnsi="Arial" w:eastAsia="Arial" w:cs="Arial"/>
+          <w:b w:val="0"/>
+          <w:i w:val="0"/>
+          <w:color w:val="000000"/>
+          <w:sz w:val="18"/>
+          <w:highlight w:val="lightGray"/>
+        </w:rPr>
+        <w:t>T</w:t>
+      </w:r>
+      <w:r>
+        <w:rPr>
+          <w:rFonts w:ascii="Arial" w:hAnsi="Arial" w:eastAsia="Arial" w:cs="Arial"/>
+          <w:b w:val="0"/>
+          <w:i w:val="0"/>
+          <w:color w:val="000000"/>
+          <w:sz w:val="18"/>
+          <w:highlight w:val="lightGray"/>
+        </w:rPr>
+        <w:t>a</w:t>
+      </w:r>
+      <w:r>
+        <w:rPr>
+          <w:rFonts w:ascii="Arial" w:hAnsi="Arial" w:eastAsia="Arial" w:cs="Arial"/>
+          <w:b w:val="0"/>
+          <w:i w:val="0"/>
+          <w:color w:val="000000"/>
+          <w:sz w:val="18"/>
+          <w:highlight w:val="lightGray"/>
+        </w:rPr>
+        <w:t>b</w:t>
+      </w:r>
+      <w:r>
+        <w:rPr>
+          <w:rFonts w:ascii="Arial" w:hAnsi="Arial" w:eastAsia="Arial" w:cs="Arial"/>
+          <w:b w:val="0"/>
+          <w:i w:val="0"/>
+          <w:color w:val="000000"/>
+          <w:sz w:val="18"/>
+          <w:highlight w:val="lightGray"/>
+        </w:rPr>
+        <w:t>l</w:t>
+      </w:r>
+      <w:r>
+        <w:rPr>
+          <w:rFonts w:ascii="Arial" w:hAnsi="Arial" w:eastAsia="Arial" w:cs="Arial"/>
+          <w:b w:val="0"/>
+          <w:i w:val="0"/>
+          <w:color w:val="000000"/>
+          <w:sz w:val="18"/>
+          <w:highlight w:val="lightGray"/>
+        </w:rPr>
+        <w:t>e</w:t>
+      </w:r>
+      <w:r>
+        <w:rPr>
+          <w:rFonts w:ascii="Arial" w:hAnsi="Arial" w:eastAsia="Arial" w:cs="Arial"/>
+          <w:b w:val="0"/>
+          <w:i w:val="0"/>
+          <w:color w:val="000000"/>
+          <w:sz w:val="18"/>
+          <w:highlight w:val="lightGray"/>
+        </w:rPr>
+        <w:t xml:space="preserve"> </w:t>
+      </w:r>
+      <w:r>
+        <w:rPr>
+          <w:rFonts w:ascii="Arial" w:hAnsi="Arial" w:eastAsia="Arial" w:cs="Arial"/>
+          <w:b w:val="0"/>
+          <w:i w:val="0"/>
+          <w:color w:val="000000"/>
+          <w:sz w:val="18"/>
+          <w:highlight w:val="lightGray"/>
+        </w:rPr>
+        <w:t>-</w:t>
+      </w:r>
+      <w:r>
+        <w:rPr>
+          <w:rFonts w:ascii="Arial" w:hAnsi="Arial" w:eastAsia="Arial" w:cs="Arial"/>
+          <w:b w:val="0"/>
+          <w:i w:val="0"/>
+          <w:color w:val="000000"/>
+          <w:sz w:val="18"/>
+          <w:highlight w:val="lightGray"/>
+        </w:rPr>
+        <w:t>&gt;</w:t>
+      </w:r>
+      <w:r>
+        <w:rPr>
+          <w:rFonts w:ascii="Arial" w:hAnsi="Arial" w:eastAsia="Arial" w:cs="Arial"/>
+          <w:b w:val="0"/>
+          <w:i w:val="0"/>
+          <w:color w:val="000000"/>
+          <w:sz w:val="18"/>
+          <w:highlight w:val="lightGray"/>
+        </w:rPr>
+        <w:t xml:space="preserve"> </w:t>
+      </w:r>
+      <w:r>
+        <w:rPr>
+          <w:rFonts w:ascii="Arial" w:hAnsi="Arial" w:eastAsia="Arial" w:cs="Arial"/>
+          <w:b w:val="0"/>
+          <w:i w:val="0"/>
+          <w:color w:val="000000"/>
+          <w:sz w:val="18"/>
+          <w:highlight w:val="lightGray"/>
+        </w:rPr>
+        <w:t>I</w:t>
+      </w:r>
+      <w:r>
+        <w:rPr>
+          <w:rFonts w:ascii="Arial" w:hAnsi="Arial" w:eastAsia="Arial" w:cs="Arial"/>
+          <w:b w:val="0"/>
+          <w:i w:val="0"/>
+          <w:color w:val="000000"/>
+          <w:sz w:val="18"/>
+          <w:highlight w:val="lightGray"/>
+        </w:rPr>
+        <w:t>D</w:t>
+      </w:r>
+      <w:r>
+        <w:rPr>
+          <w:rFonts w:ascii="Arial" w:hAnsi="Arial" w:eastAsia="Arial" w:cs="Arial"/>
+          <w:b w:val="0"/>
+          <w:i w:val="0"/>
+          <w:color w:val="000000"/>
+          <w:sz w:val="18"/>
+          <w:highlight w:val="lightGray"/>
+        </w:rPr>
+        <w:t xml:space="preserve"> </w:t>
+      </w:r>
+      <w:r>
+        <w:rPr>
+          <w:rFonts w:ascii="Arial" w:hAnsi="Arial" w:eastAsia="Arial" w:cs="Arial"/>
+          <w:b w:val="0"/>
+          <w:i w:val="0"/>
+          <w:color w:val="000000"/>
+          <w:sz w:val="18"/>
+          <w:highlight w:val="lightGray"/>
+        </w:rPr>
+        <w:t>C</w:t>
+      </w:r>
+      <w:r>
+        <w:rPr>
+          <w:rFonts w:ascii="Arial" w:hAnsi="Arial" w:eastAsia="Arial" w:cs="Arial"/>
+          <w:b w:val="0"/>
+          <w:i w:val="0"/>
+          <w:color w:val="000000"/>
+          <w:sz w:val="18"/>
+          <w:highlight w:val="lightGray"/>
+        </w:rPr>
+        <w:t>o</w:t>
+      </w:r>
+      <w:r>
+        <w:rPr>
+          <w:rFonts w:ascii="Arial" w:hAnsi="Arial" w:eastAsia="Arial" w:cs="Arial"/>
+          <w:b w:val="0"/>
+          <w:i w:val="0"/>
+          <w:color w:val="000000"/>
+          <w:sz w:val="18"/>
+          <w:highlight w:val="lightGray"/>
+        </w:rPr>
+        <w:t>l</w:t>
+      </w:r>
+      <w:r>
+        <w:rPr>
+          <w:rFonts w:ascii="Arial" w:hAnsi="Arial" w:eastAsia="Arial" w:cs="Arial"/>
+          <w:b w:val="0"/>
+          <w:i w:val="0"/>
+          <w:color w:val="000000"/>
+          <w:sz w:val="18"/>
+          <w:highlight w:val="lightGray"/>
+        </w:rPr>
+        <w:t>u</w:t>
+      </w:r>
+      <w:r>
+        <w:rPr>
+          <w:rFonts w:ascii="Arial" w:hAnsi="Arial" w:eastAsia="Arial" w:cs="Arial"/>
+          <w:b w:val="0"/>
+          <w:i w:val="0"/>
+          <w:color w:val="000000"/>
+          <w:sz w:val="18"/>
+          <w:highlight w:val="lightGray"/>
+        </w:rPr>
+        <w:t>m</w:t>
+      </w:r>
+      <w:r>
+        <w:rPr>
+          <w:rFonts w:ascii="Arial" w:hAnsi="Arial" w:eastAsia="Arial" w:cs="Arial"/>
+          <w:b w:val="0"/>
+          <w:i w:val="0"/>
+          <w:color w:val="000000"/>
+          <w:sz w:val="18"/>
+          <w:highlight w:val="lightGray"/>
+        </w:rPr>
+        <w:t>n</w:t>
+      </w:r>
+      <w:r>
+        <w:rPr>
+          <w:rFonts w:ascii="Arial" w:hAnsi="Arial" w:eastAsia="Arial" w:cs="Arial"/>
+          <w:b w:val="0"/>
+          <w:i w:val="0"/>
+          <w:color w:val="000000"/>
+          <w:sz w:val="18"/>
+          <w:highlight w:val="lightGray"/>
+        </w:rPr>
+        <w:t>:</w:t>
+      </w:r>
+      <w:r>
+        <w:rPr>
+          <w:rFonts w:ascii="Arial" w:hAnsi="Arial" w:eastAsia="Arial" w:cs="Arial"/>
+          <w:b w:val="0"/>
+          <w:i w:val="0"/>
+          <w:color w:val="000000"/>
+          <w:sz w:val="18"/>
+          <w:highlight w:val="lightGray"/>
+        </w:rPr>
+        <w:t xml:space="preserve"> </w:t>
+      </w:r>
+      <w:r>
+        <w:rPr>
+          <w:rFonts w:ascii="Arial" w:hAnsi="Arial" w:eastAsia="Arial" w:cs="Arial"/>
+          <w:b w:val="0"/>
+          <w:i w:val="0"/>
+          <w:color w:val="000000"/>
+          <w:sz w:val="18"/>
+          <w:highlight w:val="lightGray"/>
+        </w:rPr>
+        <w:t>1</w:t>
+      </w:r>
+      <w:r>
+        <w:rPr>
+          <w:rFonts w:ascii="Arial" w:hAnsi="Arial" w:eastAsia="Arial" w:cs="Arial"/>
+          <w:b w:val="0"/>
+          <w:i w:val="0"/>
+          <w:color w:val="000000"/>
+          <w:sz w:val="18"/>
+          <w:highlight w:val="lightGray"/>
+        </w:rPr>
+        <w:t>,</w:t>
+      </w:r>
+      <w:r>
+        <w:rPr>
+          <w:rFonts w:ascii="Arial" w:hAnsi="Arial" w:eastAsia="Arial" w:cs="Arial"/>
+          <w:b w:val="0"/>
+          <w:i w:val="0"/>
+          <w:color w:val="000000"/>
+          <w:sz w:val="18"/>
+          <w:highlight w:val="lightGray"/>
+        </w:rPr>
+        <w:t xml:space="preserve"> </w:t>
+      </w:r>
+      <w:r>
+        <w:rPr>
+          <w:rFonts w:ascii="Arial" w:hAnsi="Arial" w:eastAsia="Arial" w:cs="Arial"/>
+          <w:b w:val="0"/>
+          <w:i w:val="0"/>
+          <w:color w:val="000000"/>
+          <w:sz w:val="18"/>
+          <w:highlight w:val="lightGray"/>
+        </w:rPr>
+        <w:t>N</w:t>
+      </w:r>
+      <w:r>
+        <w:rPr>
+          <w:rFonts w:ascii="Arial" w:hAnsi="Arial" w:eastAsia="Arial" w:cs="Arial"/>
+          <w:b w:val="0"/>
+          <w:i w:val="0"/>
+          <w:color w:val="000000"/>
+          <w:sz w:val="18"/>
+          <w:highlight w:val="lightGray"/>
+        </w:rPr>
+        <w:t>a</w:t>
+      </w:r>
+      <w:r>
+        <w:rPr>
+          <w:rFonts w:ascii="Arial" w:hAnsi="Arial" w:eastAsia="Arial" w:cs="Arial"/>
+          <w:b w:val="0"/>
+          <w:i w:val="0"/>
+          <w:color w:val="000000"/>
+          <w:sz w:val="18"/>
+          <w:highlight w:val="lightGray"/>
+        </w:rPr>
+        <w:t>m</w:t>
+      </w:r>
+      <w:r>
+        <w:rPr>
+          <w:rFonts w:ascii="Arial" w:hAnsi="Arial" w:eastAsia="Arial" w:cs="Arial"/>
+          <w:b w:val="0"/>
+          <w:i w:val="0"/>
+          <w:color w:val="000000"/>
+          <w:sz w:val="18"/>
+          <w:highlight w:val="lightGray"/>
+        </w:rPr>
+        <w:t>e</w:t>
+      </w:r>
+      <w:r>
+        <w:rPr>
+          <w:rFonts w:ascii="Arial" w:hAnsi="Arial" w:eastAsia="Arial" w:cs="Arial"/>
+          <w:b w:val="0"/>
+          <w:i w:val="0"/>
+          <w:color w:val="000000"/>
+          <w:sz w:val="18"/>
+          <w:highlight w:val="lightGray"/>
+        </w:rPr>
+        <w:t>_</w:t>
+      </w:r>
+      <w:r>
+        <w:rPr>
+          <w:rFonts w:ascii="Arial" w:hAnsi="Arial" w:eastAsia="Arial" w:cs="Arial"/>
+          <w:b w:val="0"/>
+          <w:i w:val="0"/>
+          <w:color w:val="000000"/>
+          <w:sz w:val="18"/>
+          <w:highlight w:val="lightGray"/>
+        </w:rPr>
+        <w:t>E</w:t>
+      </w:r>
+      <w:r>
+        <w:rPr>
+          <w:rFonts w:ascii="Arial" w:hAnsi="Arial" w:eastAsia="Arial" w:cs="Arial"/>
+          <w:b w:val="0"/>
+          <w:i w:val="0"/>
+          <w:color w:val="000000"/>
+          <w:sz w:val="18"/>
+          <w:highlight w:val="lightGray"/>
+        </w:rPr>
+        <w:t>n</w:t>
+      </w:r>
+      <w:r>
+        <w:rPr>
+          <w:rFonts w:ascii="Arial" w:hAnsi="Arial" w:eastAsia="Arial" w:cs="Arial"/>
+          <w:b w:val="0"/>
+          <w:i w:val="0"/>
+          <w:color w:val="000000"/>
+          <w:sz w:val="18"/>
+          <w:highlight w:val="lightGray"/>
+        </w:rPr>
+        <w:t xml:space="preserve"> </w:t>
+      </w:r>
+      <w:r>
+        <w:rPr>
+          <w:rFonts w:ascii="Arial" w:hAnsi="Arial" w:eastAsia="Arial" w:cs="Arial"/>
+          <w:b w:val="0"/>
+          <w:i w:val="0"/>
+          <w:color w:val="000000"/>
+          <w:sz w:val="18"/>
+          <w:highlight w:val="lightGray"/>
+        </w:rPr>
+        <w:t>C</w:t>
+      </w:r>
+      <w:r>
+        <w:rPr>
+          <w:rFonts w:ascii="Arial" w:hAnsi="Arial" w:eastAsia="Arial" w:cs="Arial"/>
+          <w:b w:val="0"/>
+          <w:i w:val="0"/>
+          <w:color w:val="000000"/>
+          <w:sz w:val="18"/>
+          <w:highlight w:val="lightGray"/>
+        </w:rPr>
+        <w:t>o</w:t>
+      </w:r>
+      <w:r>
+        <w:rPr>
+          <w:rFonts w:ascii="Arial" w:hAnsi="Arial" w:eastAsia="Arial" w:cs="Arial"/>
+          <w:b w:val="0"/>
+          <w:i w:val="0"/>
+          <w:color w:val="000000"/>
+          <w:sz w:val="18"/>
+          <w:highlight w:val="lightGray"/>
+        </w:rPr>
+        <w:t>l</w:t>
+      </w:r>
+      <w:r>
+        <w:rPr>
+          <w:rFonts w:ascii="Arial" w:hAnsi="Arial" w:eastAsia="Arial" w:cs="Arial"/>
+          <w:b w:val="0"/>
+          <w:i w:val="0"/>
+          <w:color w:val="000000"/>
+          <w:sz w:val="18"/>
+          <w:highlight w:val="lightGray"/>
+        </w:rPr>
+        <w:t>u</w:t>
+      </w:r>
+      <w:r>
+        <w:rPr>
+          <w:rFonts w:ascii="Arial" w:hAnsi="Arial" w:eastAsia="Arial" w:cs="Arial"/>
+          <w:b w:val="0"/>
+          <w:i w:val="0"/>
+          <w:color w:val="000000"/>
+          <w:sz w:val="18"/>
+          <w:highlight w:val="lightGray"/>
+        </w:rPr>
+        <w:t>m</w:t>
+      </w:r>
+      <w:r>
+        <w:rPr>
+          <w:rFonts w:ascii="Arial" w:hAnsi="Arial" w:eastAsia="Arial" w:cs="Arial"/>
+          <w:b w:val="0"/>
+          <w:i w:val="0"/>
+          <w:color w:val="000000"/>
+          <w:sz w:val="18"/>
+          <w:highlight w:val="lightGray"/>
+        </w:rPr>
+        <w:t>n</w:t>
+      </w:r>
+      <w:r>
+        <w:rPr>
+          <w:rFonts w:ascii="Arial" w:hAnsi="Arial" w:eastAsia="Arial" w:cs="Arial"/>
+          <w:b w:val="0"/>
+          <w:i w:val="0"/>
+          <w:color w:val="000000"/>
+          <w:sz w:val="18"/>
+          <w:highlight w:val="lightGray"/>
+        </w:rPr>
+        <w:t>:</w:t>
+      </w:r>
+      <w:r>
+        <w:rPr>
+          <w:rFonts w:ascii="Arial" w:hAnsi="Arial" w:eastAsia="Arial" w:cs="Arial"/>
+          <w:b w:val="0"/>
+          <w:i w:val="0"/>
+          <w:color w:val="000000"/>
+          <w:sz w:val="18"/>
+          <w:highlight w:val="lightGray"/>
+        </w:rPr>
+        <w:t xml:space="preserve"> </w:t>
+      </w:r>
+      <w:r>
+        <w:rPr>
+          <w:rFonts w:ascii="Arial" w:hAnsi="Arial" w:eastAsia="Arial" w:cs="Arial"/>
+          <w:b w:val="0"/>
+          <w:i w:val="0"/>
+          <w:color w:val="000000"/>
+          <w:sz w:val="18"/>
+          <w:highlight w:val="lightGray"/>
+        </w:rPr>
+        <w:t>M</w:t>
+      </w:r>
+      <w:r>
+        <w:rPr>
+          <w:rFonts w:ascii="Arial" w:hAnsi="Arial" w:eastAsia="Arial" w:cs="Arial"/>
+          <w:b w:val="0"/>
+          <w:i w:val="0"/>
+          <w:color w:val="000000"/>
+          <w:sz w:val="18"/>
+          <w:highlight w:val="lightGray"/>
+        </w:rPr>
+        <w:t>o</w:t>
+      </w:r>
+      <w:r>
+        <w:rPr>
+          <w:rFonts w:ascii="Arial" w:hAnsi="Arial" w:eastAsia="Arial" w:cs="Arial"/>
+          <w:b w:val="0"/>
+          <w:i w:val="0"/>
+          <w:color w:val="000000"/>
+          <w:sz w:val="18"/>
+          <w:highlight w:val="lightGray"/>
+        </w:rPr>
+        <w:t>t</w:t>
+      </w:r>
+      <w:r>
+        <w:rPr>
+          <w:rFonts w:ascii="Arial" w:hAnsi="Arial" w:eastAsia="Arial" w:cs="Arial"/>
+          <w:b w:val="0"/>
+          <w:i w:val="0"/>
+          <w:color w:val="000000"/>
+          <w:sz w:val="18"/>
+          <w:highlight w:val="lightGray"/>
+        </w:rPr>
+        <w:t>a</w:t>
+      </w:r>
+      <w:r>
+        <w:rPr>
+          <w:rFonts w:ascii="Arial" w:hAnsi="Arial" w:eastAsia="Arial" w:cs="Arial"/>
+          <w:b w:val="0"/>
+          <w:i w:val="0"/>
+          <w:color w:val="000000"/>
+          <w:sz w:val="18"/>
+          <w:highlight w:val="lightGray"/>
+        </w:rPr>
+        <w:t>s</w:t>
+      </w:r>
+      <w:r>
+        <w:rPr>
+          <w:rFonts w:ascii="Arial" w:hAnsi="Arial" w:eastAsia="Arial" w:cs="Arial"/>
+          <w:b w:val="0"/>
+          <w:i w:val="0"/>
+          <w:color w:val="000000"/>
+          <w:sz w:val="18"/>
+          <w:highlight w:val="lightGray"/>
+        </w:rPr>
+        <w:t>e</w:t>
+      </w:r>
+      <w:r>
+        <w:rPr>
+          <w:rFonts w:ascii="Arial" w:hAnsi="Arial" w:eastAsia="Arial" w:cs="Arial"/>
+          <w:b w:val="0"/>
+          <w:i w:val="0"/>
+          <w:color w:val="000000"/>
+          <w:sz w:val="18"/>
+          <w:highlight w:val="lightGray"/>
+        </w:rPr>
+        <w:t>m</w:t>
+      </w:r>
+      <w:r>
+        <w:rPr>
+          <w:rFonts w:ascii="Arial" w:hAnsi="Arial" w:eastAsia="Arial" w:cs="Arial"/>
+          <w:b w:val="0"/>
+          <w:i w:val="0"/>
+          <w:color w:val="000000"/>
+          <w:sz w:val="18"/>
+          <w:highlight w:val="lightGray"/>
+        </w:rPr>
+        <w:t xml:space="preserve"> </w:t>
+      </w:r>
+      <w:r>
+        <w:rPr>
+          <w:rFonts w:ascii="Arial" w:hAnsi="Arial" w:eastAsia="Arial" w:cs="Arial"/>
+          <w:b w:val="0"/>
+          <w:i w:val="0"/>
+          <w:color w:val="000000"/>
+          <w:sz w:val="18"/>
+          <w:highlight w:val="lightGray"/>
+        </w:rPr>
+        <w:t>E</w:t>
+      </w:r>
+      <w:r>
+        <w:rPr>
+          <w:rFonts w:ascii="Arial" w:hAnsi="Arial" w:eastAsia="Arial" w:cs="Arial"/>
+          <w:b w:val="0"/>
+          <w:i w:val="0"/>
+          <w:color w:val="000000"/>
+          <w:sz w:val="18"/>
+          <w:highlight w:val="lightGray"/>
+        </w:rPr>
+        <w:t>s</w:t>
+      </w:r>
+      <w:r>
+        <w:rPr>
+          <w:rFonts w:ascii="Arial" w:hAnsi="Arial" w:eastAsia="Arial" w:cs="Arial"/>
+          <w:b w:val="0"/>
+          <w:i w:val="0"/>
+          <w:color w:val="000000"/>
+          <w:sz w:val="18"/>
+          <w:highlight w:val="lightGray"/>
+        </w:rPr>
+        <w:t>s</w:t>
+      </w:r>
+      <w:r>
+        <w:rPr>
+          <w:rFonts w:ascii="Arial" w:hAnsi="Arial" w:eastAsia="Arial" w:cs="Arial"/>
+          <w:b w:val="0"/>
+          <w:i w:val="0"/>
+          <w:color w:val="000000"/>
+          <w:sz w:val="18"/>
+          <w:highlight w:val="lightGray"/>
+        </w:rPr>
+        <w:t>a</w:t>
+      </w:r>
+      <w:r>
+        <w:rPr>
+          <w:rFonts w:ascii="Arial" w:hAnsi="Arial" w:eastAsia="Arial" w:cs="Arial"/>
+          <w:b w:val="0"/>
+          <w:i w:val="0"/>
+          <w:color w:val="000000"/>
+          <w:sz w:val="18"/>
+          <w:highlight w:val="lightGray"/>
+        </w:rPr>
+        <w:t>m</w:t>
+      </w:r>
+      <w:r>
+        <w:rPr>
+          <w:rFonts w:ascii="Arial" w:hAnsi="Arial" w:eastAsia="Arial" w:cs="Arial"/>
+          <w:b w:val="0"/>
+          <w:i w:val="0"/>
+          <w:color w:val="000000"/>
+          <w:sz w:val="18"/>
+          <w:highlight w:val="lightGray"/>
+        </w:rPr>
+        <w:t>]</w:t>
+      </w:r>
+      <w:r>
+        <w:rPr>
+          <w:rFonts w:ascii="Arial" w:hAnsi="Arial" w:eastAsia="Arial" w:cs="Arial"/>
+          <w:b w:val="0"/>
+          <w:i w:val="0"/>
+          <w:color w:val="000000"/>
+          <w:sz w:val="18"/>
+          <w:highlight w:val="lightGray"/>
+        </w:rPr>
+        <w:t xml:space="preserve"> </w:t>
+      </w:r>
+      <w:r>
+        <w:rPr>
+          <w:rFonts w:ascii="Arial" w:hAnsi="Arial" w:eastAsia="Arial" w:cs="Arial"/>
+          <w:b w:val="0"/>
+          <w:i w:val="0"/>
+          <w:color w:val="000000"/>
+          <w:sz w:val="18"/>
+          <w:highlight w:val="lightGray"/>
+        </w:rPr>
+        <w:t>-</w:t>
+      </w:r>
+      <w:r>
+        <w:rPr>
+          <w:rFonts w:ascii="Arial" w:hAnsi="Arial" w:eastAsia="Arial" w:cs="Arial"/>
+          <w:b w:val="0"/>
+          <w:i w:val="0"/>
+          <w:color w:val="000000"/>
+          <w:sz w:val="18"/>
+          <w:highlight w:val="lightGray"/>
+        </w:rPr>
+        <w:t>&gt;</w:t>
+      </w:r>
+      <w:r>
+        <w:rPr>
+          <w:rFonts w:ascii="Arial" w:hAnsi="Arial" w:eastAsia="Arial" w:cs="Arial"/>
+          <w:b w:val="0"/>
+          <w:i w:val="0"/>
+          <w:color w:val="000000"/>
+          <w:sz w:val="18"/>
+          <w:highlight w:val="lightGray"/>
+        </w:rPr>
+        <w:t xml:space="preserve"> </w:t>
+      </w:r>
+      <w:r>
+        <w:rPr>
+          <w:rFonts w:ascii="Arial" w:hAnsi="Arial" w:eastAsia="Arial" w:cs="Arial"/>
+          <w:b/>
+          <w:i w:val="0"/>
+          <w:color w:val="000000"/>
+          <w:sz w:val="18"/>
+          <w:highlight w:val="lightGray"/>
+        </w:rPr>
+        <w:t>F</w:t>
+      </w:r>
+      <w:r>
+        <w:rPr>
+          <w:rFonts w:ascii="Arial" w:hAnsi="Arial" w:eastAsia="Arial" w:cs="Arial"/>
+          <w:b/>
+          <w:i w:val="0"/>
+          <w:color w:val="000000"/>
+          <w:sz w:val="18"/>
+          <w:highlight w:val="lightGray"/>
+        </w:rPr>
+        <w:t>r</w:t>
+      </w:r>
+      <w:r>
+        <w:rPr>
+          <w:rFonts w:ascii="Arial" w:hAnsi="Arial" w:eastAsia="Arial" w:cs="Arial"/>
+          <w:b/>
+          <w:i w:val="0"/>
+          <w:color w:val="000000"/>
+          <w:sz w:val="18"/>
+          <w:highlight w:val="lightGray"/>
+        </w:rPr>
+        <w:t>o</w:t>
+      </w:r>
+      <w:r>
+        <w:rPr>
+          <w:rFonts w:ascii="Arial" w:hAnsi="Arial" w:eastAsia="Arial" w:cs="Arial"/>
+          <w:b/>
+          <w:i w:val="0"/>
+          <w:color w:val="000000"/>
+          <w:sz w:val="18"/>
+          <w:highlight w:val="lightGray"/>
+        </w:rPr>
+        <w:t>m</w:t>
+      </w:r>
+      <w:r>
+        <w:rPr>
+          <w:rFonts w:ascii="Arial" w:hAnsi="Arial" w:eastAsia="Arial" w:cs="Arial"/>
+          <w:b/>
+          <w:i w:val="0"/>
+          <w:color w:val="000000"/>
+          <w:sz w:val="18"/>
+          <w:highlight w:val="lightGray"/>
+        </w:rPr>
+        <w:t>:</w:t>
+      </w:r>
+      <w:r>
+        <w:rPr>
+          <w:rFonts w:ascii="Arial" w:hAnsi="Arial" w:eastAsia="Arial" w:cs="Arial"/>
+          <w:b w:val="0"/>
+          <w:i w:val="0"/>
+          <w:color w:val="000000"/>
+          <w:sz w:val="18"/>
+          <w:highlight w:val="lightGray"/>
+        </w:rPr>
+        <w:t xml:space="preserve"> </w:t>
+      </w:r>
+      <w:r>
+        <w:rPr>
+          <w:rFonts w:ascii="Arial" w:hAnsi="Arial" w:eastAsia="Arial" w:cs="Arial"/>
+          <w:b w:val="0"/>
+          <w:i w:val="0"/>
+          <w:color w:val="000000"/>
+          <w:sz w:val="18"/>
+          <w:highlight w:val="lightGray"/>
+        </w:rPr>
+        <w:t>[</w:t>
+      </w:r>
+      <w:r>
+        <w:rPr>
+          <w:rFonts w:ascii="Arial" w:hAnsi="Arial" w:eastAsia="Arial" w:cs="Arial"/>
+          <w:b w:val="0"/>
+          <w:i w:val="0"/>
+          <w:color w:val="000000"/>
+          <w:sz w:val="18"/>
+          <w:highlight w:val="lightGray"/>
+        </w:rPr>
+        <w:t>C</w:t>
+      </w:r>
+      <w:r>
+        <w:rPr>
+          <w:rFonts w:ascii="Arial" w:hAnsi="Arial" w:eastAsia="Arial" w:cs="Arial"/>
+          <w:b w:val="0"/>
+          <w:i w:val="0"/>
+          <w:color w:val="000000"/>
+          <w:sz w:val="18"/>
+          <w:highlight w:val="lightGray"/>
+        </w:rPr>
+        <w:t>h</w:t>
+      </w:r>
+      <w:r>
+        <w:rPr>
+          <w:rFonts w:ascii="Arial" w:hAnsi="Arial" w:eastAsia="Arial" w:cs="Arial"/>
+          <w:b w:val="0"/>
+          <w:i w:val="0"/>
+          <w:color w:val="000000"/>
+          <w:sz w:val="18"/>
+          <w:highlight w:val="lightGray"/>
+        </w:rPr>
+        <w:t>a</w:t>
+      </w:r>
+      <w:r>
+        <w:rPr>
+          <w:rFonts w:ascii="Arial" w:hAnsi="Arial" w:eastAsia="Arial" w:cs="Arial"/>
+          <w:b w:val="0"/>
+          <w:i w:val="0"/>
+          <w:color w:val="000000"/>
+          <w:sz w:val="18"/>
+          <w:highlight w:val="lightGray"/>
+        </w:rPr>
+        <w:t>t</w:t>
+      </w:r>
+      <w:r>
+        <w:rPr>
+          <w:rFonts w:ascii="Arial" w:hAnsi="Arial" w:eastAsia="Arial" w:cs="Arial"/>
+          <w:b w:val="0"/>
+          <w:i w:val="0"/>
+          <w:color w:val="000000"/>
+          <w:sz w:val="18"/>
+          <w:highlight w:val="lightGray"/>
+        </w:rPr>
+        <w:t>g</w:t>
+      </w:r>
+      <w:r>
+        <w:rPr>
+          <w:rFonts w:ascii="Arial" w:hAnsi="Arial" w:eastAsia="Arial" w:cs="Arial"/>
+          <w:b w:val="0"/>
+          <w:i w:val="0"/>
+          <w:color w:val="000000"/>
+          <w:sz w:val="18"/>
+          <w:highlight w:val="lightGray"/>
+        </w:rPr>
+        <w:t>p</w:t>
+      </w:r>
+      <w:r>
+        <w:rPr>
+          <w:rFonts w:ascii="Arial" w:hAnsi="Arial" w:eastAsia="Arial" w:cs="Arial"/>
+          <w:b w:val="0"/>
+          <w:i w:val="0"/>
+          <w:color w:val="000000"/>
+          <w:sz w:val="18"/>
+          <w:highlight w:val="lightGray"/>
+        </w:rPr>
+        <w:t>t</w:t>
+      </w:r>
+      <w:r>
+        <w:rPr>
+          <w:rFonts w:ascii="Arial" w:hAnsi="Arial" w:eastAsia="Arial" w:cs="Arial"/>
+          <w:b w:val="0"/>
+          <w:i w:val="0"/>
+          <w:color w:val="000000"/>
+          <w:sz w:val="18"/>
+          <w:highlight w:val="lightGray"/>
+        </w:rPr>
+        <w:t xml:space="preserve"> </w:t>
+      </w:r>
+      <w:r>
+        <w:rPr>
+          <w:rFonts w:ascii="Arial" w:hAnsi="Arial" w:eastAsia="Arial" w:cs="Arial"/>
+          <w:b w:val="0"/>
+          <w:i w:val="0"/>
+          <w:color w:val="000000"/>
+          <w:sz w:val="18"/>
+          <w:highlight w:val="lightGray"/>
+        </w:rPr>
+        <w:t>(</w:t>
+      </w:r>
+      <w:r>
+        <w:rPr>
+          <w:rFonts w:ascii="Arial" w:hAnsi="Arial" w:eastAsia="Arial" w:cs="Arial"/>
+          <w:b w:val="0"/>
+          <w:i w:val="0"/>
+          <w:color w:val="000000"/>
+          <w:sz w:val="18"/>
+          <w:highlight w:val="lightGray"/>
+        </w:rPr>
+        <w:t>G</w:t>
+      </w:r>
+      <w:r>
+        <w:rPr>
+          <w:rFonts w:ascii="Arial" w:hAnsi="Arial" w:eastAsia="Arial" w:cs="Arial"/>
+          <w:b w:val="0"/>
+          <w:i w:val="0"/>
+          <w:color w:val="000000"/>
+          <w:sz w:val="18"/>
+          <w:highlight w:val="lightGray"/>
+        </w:rPr>
+        <w:t>P</w:t>
+      </w:r>
+      <w:r>
+        <w:rPr>
+          <w:rFonts w:ascii="Arial" w:hAnsi="Arial" w:eastAsia="Arial" w:cs="Arial"/>
+          <w:b w:val="0"/>
+          <w:i w:val="0"/>
+          <w:color w:val="000000"/>
+          <w:sz w:val="18"/>
+          <w:highlight w:val="lightGray"/>
+        </w:rPr>
+        <w:t>T</w:t>
+      </w:r>
+      <w:r>
+        <w:rPr>
+          <w:rFonts w:ascii="Arial" w:hAnsi="Arial" w:eastAsia="Arial" w:cs="Arial"/>
+          <w:b w:val="0"/>
+          <w:i w:val="0"/>
+          <w:color w:val="000000"/>
+          <w:sz w:val="18"/>
+          <w:highlight w:val="lightGray"/>
         </w:rPr>
         <w:t>‑</w:t>
       </w:r>
       <w:r>
         <w:rPr>
-          <w:rFonts w:ascii="Arial" w:eastAsia="Arial" w:hAnsi="Arial" w:cs="Arial"/>
-          <w:b/>
-          <w:kern w:val="0"/>
-          <w:sz w:val="22"/>
-          <w:szCs w:val="22"/>
-          <w:highlight w:val="darkGray"/>
-          <w:lang w:val="en"/>
-          <w14:ligatures w14:val="none"/>
-        </w:rPr>
-        <w:t>5 Mini) at [12/18/2025]</w:t>
+          <w:rFonts w:ascii="Arial" w:hAnsi="Arial" w:eastAsia="Arial" w:cs="Arial"/>
+          <w:b w:val="0"/>
+          <w:i w:val="0"/>
+          <w:color w:val="000000"/>
+          <w:sz w:val="18"/>
+          <w:highlight w:val="lightGray"/>
+        </w:rPr>
+        <w:t>5</w:t>
+      </w:r>
+      <w:r>
+        <w:rPr>
+          <w:rFonts w:ascii="Arial" w:hAnsi="Arial" w:eastAsia="Arial" w:cs="Arial"/>
+          <w:b w:val="0"/>
+          <w:i w:val="0"/>
+          <w:color w:val="000000"/>
+          <w:sz w:val="18"/>
+          <w:highlight w:val="lightGray"/>
+        </w:rPr>
+        <w:t xml:space="preserve"> </w:t>
+      </w:r>
+      <w:r>
+        <w:rPr>
+          <w:rFonts w:ascii="Arial" w:hAnsi="Arial" w:eastAsia="Arial" w:cs="Arial"/>
+          <w:b w:val="0"/>
+          <w:i w:val="0"/>
+          <w:color w:val="000000"/>
+          <w:sz w:val="18"/>
+          <w:highlight w:val="lightGray"/>
+        </w:rPr>
+        <w:t>M</w:t>
+      </w:r>
+      <w:r>
+        <w:rPr>
+          <w:rFonts w:ascii="Arial" w:hAnsi="Arial" w:eastAsia="Arial" w:cs="Arial"/>
+          <w:b w:val="0"/>
+          <w:i w:val="0"/>
+          <w:color w:val="000000"/>
+          <w:sz w:val="18"/>
+          <w:highlight w:val="lightGray"/>
+        </w:rPr>
+        <w:t>i</w:t>
+      </w:r>
+      <w:r>
+        <w:rPr>
+          <w:rFonts w:ascii="Arial" w:hAnsi="Arial" w:eastAsia="Arial" w:cs="Arial"/>
+          <w:b w:val="0"/>
+          <w:i w:val="0"/>
+          <w:color w:val="000000"/>
+          <w:sz w:val="18"/>
+          <w:highlight w:val="lightGray"/>
+        </w:rPr>
+        <w:t>n</w:t>
+      </w:r>
+      <w:r>
+        <w:rPr>
+          <w:rFonts w:ascii="Arial" w:hAnsi="Arial" w:eastAsia="Arial" w:cs="Arial"/>
+          <w:b w:val="0"/>
+          <w:i w:val="0"/>
+          <w:color w:val="000000"/>
+          <w:sz w:val="18"/>
+          <w:highlight w:val="lightGray"/>
+        </w:rPr>
+        <w:t>i</w:t>
+      </w:r>
+      <w:r>
+        <w:rPr>
+          <w:rFonts w:ascii="Arial" w:hAnsi="Arial" w:eastAsia="Arial" w:cs="Arial"/>
+          <w:b w:val="0"/>
+          <w:i w:val="0"/>
+          <w:color w:val="000000"/>
+          <w:sz w:val="18"/>
+          <w:highlight w:val="lightGray"/>
+        </w:rPr>
+        <w:t>)</w:t>
+      </w:r>
+      <w:r>
+        <w:rPr>
+          <w:rFonts w:ascii="Arial" w:hAnsi="Arial" w:eastAsia="Arial" w:cs="Arial"/>
+          <w:b w:val="0"/>
+          <w:i w:val="0"/>
+          <w:color w:val="000000"/>
+          <w:sz w:val="18"/>
+          <w:highlight w:val="lightGray"/>
+        </w:rPr>
+        <w:t>]</w:t>
+      </w:r>
+      <w:r>
+        <w:rPr>
+          <w:rFonts w:ascii="Arial" w:hAnsi="Arial" w:eastAsia="Arial" w:cs="Arial"/>
+          <w:b w:val="0"/>
+          <w:i w:val="0"/>
+          <w:color w:val="000000"/>
+          <w:sz w:val="18"/>
+          <w:highlight w:val="lightGray"/>
+        </w:rPr>
+        <w:t xml:space="preserve"> </w:t>
+      </w:r>
+      <w:r>
+        <w:rPr>
+          <w:rFonts w:ascii="Arial" w:hAnsi="Arial" w:eastAsia="Arial" w:cs="Arial"/>
+          <w:b/>
+          <w:i w:val="0"/>
+          <w:color w:val="000000"/>
+          <w:sz w:val="18"/>
+          <w:highlight w:val="lightGray"/>
+        </w:rPr>
+        <w:t>o</w:t>
+      </w:r>
+      <w:r>
+        <w:rPr>
+          <w:rFonts w:ascii="Arial" w:hAnsi="Arial" w:eastAsia="Arial" w:cs="Arial"/>
+          <w:b/>
+          <w:i w:val="0"/>
+          <w:color w:val="000000"/>
+          <w:sz w:val="18"/>
+          <w:highlight w:val="lightGray"/>
+        </w:rPr>
+        <w:t>n</w:t>
+      </w:r>
+      <w:r>
+        <w:rPr>
+          <w:rFonts w:ascii="Arial" w:hAnsi="Arial"/>
+          <w:b w:val="0"/>
+          <w:i w:val="0"/>
+          <w:color w:val="000000"/>
+          <w:sz w:val="18"/>
+          <w:highlight w:val="lightGray"/>
+        </w:rPr>
+        <w:t xml:space="preserve"> </w:t>
+      </w:r>
+      <w:r>
+        <w:rPr>
+          <w:rFonts w:ascii="Arial" w:hAnsi="Arial"/>
+          <w:b w:val="0"/>
+          <w:i w:val="0"/>
+          <w:color w:val="000000"/>
+          <w:sz w:val="18"/>
+          <w:highlight w:val="lightGray"/>
+        </w:rPr>
+        <w:t>[</w:t>
+      </w:r>
+      <w:r>
+        <w:rPr>
+          <w:rFonts w:ascii="Arial" w:hAnsi="Arial"/>
+          <w:b w:val="0"/>
+          <w:i w:val="0"/>
+          <w:sz w:val="18"/>
+          <w:highlight w:val="lightGray"/>
+        </w:rPr>
+        <w:t>12/18/2025]</w:t>
       </w:r>
     </w:p>
     <w:p>
@@ -2200,67 +6790,1597 @@
       </w:pPr>
       <w:r>
         <w:rPr>
-          <w:rFonts w:ascii="Arial" w:eastAsia="Arial" w:hAnsi="Arial" w:cs="Arial"/>
-          <w:b/>
-          <w:kern w:val="0"/>
-          <w:sz w:val="22"/>
-          <w:szCs w:val="22"/>
-          <w:highlight w:val="darkGray"/>
-          <w:lang w:val="en"/>
-          <w14:ligatures w14:val="none"/>
-        </w:rPr>
-        <w:t># Source</w:t>
-      </w:r>
-      <w:r>
-        <w:rPr>
-          <w:rFonts w:ascii="Arial" w:eastAsia="Arial" w:hAnsi="Arial" w:cs="Arial"/>
-          <w:kern w:val="0"/>
-          <w:sz w:val="22"/>
-          <w:szCs w:val="22"/>
-          <w:highlight w:val="darkGray"/>
-          <w:lang w:val="en"/>
-          <w14:ligatures w14:val="none"/>
-        </w:rPr>
-        <w:t xml:space="preserve">: </w:t>
-      </w:r>
-      <w:r>
-        <w:rPr>
-          <w:rFonts w:ascii="Arial" w:eastAsia="Arial" w:hAnsi="Arial" w:cs="Arial"/>
-          <w:b/>
-          <w:kern w:val="0"/>
-          <w:sz w:val="22"/>
-          <w:szCs w:val="22"/>
-          <w:highlight w:val="darkGray"/>
-          <w:lang w:val="en"/>
-          <w14:ligatures w14:val="none"/>
-        </w:rPr>
-        <w:t>Chatgpt (GPT</w:t>
-      </w:r>
-      <w:r>
-        <w:rPr>
-          <w:rFonts w:ascii="Cambria Math" w:eastAsia="Arial" w:hAnsi="Cambria Math" w:cs="Cambria Math"/>
-          <w:b/>
-          <w:kern w:val="0"/>
-          <w:sz w:val="22"/>
-          <w:szCs w:val="22"/>
-          <w:highlight w:val="darkGray"/>
-          <w:lang w:val="en"/>
-          <w14:ligatures w14:val="none"/>
+          <w:rFonts w:ascii="Arial" w:hAnsi="Arial" w:eastAsia="Arial" w:cs="Arial"/>
+          <w:b/>
+          <w:i w:val="0"/>
+          <w:color w:val="000000"/>
+          <w:sz w:val="18"/>
+          <w:highlight w:val="lightGray"/>
+        </w:rPr>
+        <w:t>#</w:t>
+      </w:r>
+      <w:r>
+        <w:rPr>
+          <w:rFonts w:ascii="Arial" w:hAnsi="Arial" w:eastAsia="Arial" w:cs="Arial"/>
+          <w:b/>
+          <w:i w:val="0"/>
+          <w:color w:val="000000"/>
+          <w:sz w:val="18"/>
+          <w:highlight w:val="lightGray"/>
+        </w:rPr>
+        <w:t xml:space="preserve"> </w:t>
+      </w:r>
+      <w:r>
+        <w:rPr>
+          <w:rFonts w:ascii="Arial" w:hAnsi="Arial" w:eastAsia="Arial" w:cs="Arial"/>
+          <w:b/>
+          <w:i w:val="0"/>
+          <w:color w:val="000000"/>
+          <w:sz w:val="18"/>
+          <w:highlight w:val="lightGray"/>
+        </w:rPr>
+        <w:t>S</w:t>
+      </w:r>
+      <w:r>
+        <w:rPr>
+          <w:rFonts w:ascii="Arial" w:hAnsi="Arial" w:eastAsia="Arial" w:cs="Arial"/>
+          <w:b/>
+          <w:i w:val="0"/>
+          <w:color w:val="000000"/>
+          <w:sz w:val="18"/>
+          <w:highlight w:val="lightGray"/>
+        </w:rPr>
+        <w:t>o</w:t>
+      </w:r>
+      <w:r>
+        <w:rPr>
+          <w:rFonts w:ascii="Arial" w:hAnsi="Arial" w:eastAsia="Arial" w:cs="Arial"/>
+          <w:b/>
+          <w:i w:val="0"/>
+          <w:color w:val="000000"/>
+          <w:sz w:val="18"/>
+          <w:highlight w:val="lightGray"/>
+        </w:rPr>
+        <w:t>u</w:t>
+      </w:r>
+      <w:r>
+        <w:rPr>
+          <w:rFonts w:ascii="Arial" w:hAnsi="Arial" w:eastAsia="Arial" w:cs="Arial"/>
+          <w:b/>
+          <w:i w:val="0"/>
+          <w:color w:val="000000"/>
+          <w:sz w:val="18"/>
+          <w:highlight w:val="lightGray"/>
+        </w:rPr>
+        <w:t>r</w:t>
+      </w:r>
+      <w:r>
+        <w:rPr>
+          <w:rFonts w:ascii="Arial" w:hAnsi="Arial" w:eastAsia="Arial" w:cs="Arial"/>
+          <w:b/>
+          <w:i w:val="0"/>
+          <w:color w:val="000000"/>
+          <w:sz w:val="18"/>
+          <w:highlight w:val="lightGray"/>
+        </w:rPr>
+        <w:t>c</w:t>
+      </w:r>
+      <w:r>
+        <w:rPr>
+          <w:rFonts w:ascii="Arial" w:hAnsi="Arial" w:eastAsia="Arial" w:cs="Arial"/>
+          <w:b/>
+          <w:i w:val="0"/>
+          <w:color w:val="000000"/>
+          <w:sz w:val="18"/>
+          <w:highlight w:val="lightGray"/>
+        </w:rPr>
+        <w:t>e</w:t>
+      </w:r>
+      <w:r>
+        <w:rPr>
+          <w:rFonts w:ascii="Arial" w:hAnsi="Arial" w:eastAsia="Arial" w:cs="Arial"/>
+          <w:b/>
+          <w:i w:val="0"/>
+          <w:color w:val="000000"/>
+          <w:sz w:val="18"/>
+          <w:highlight w:val="lightGray"/>
+        </w:rPr>
+        <w:t>:</w:t>
+      </w:r>
+      <w:r>
+        <w:rPr>
+          <w:rFonts w:ascii="Arial" w:hAnsi="Arial" w:eastAsia="Arial" w:cs="Arial"/>
+          <w:b/>
+          <w:i w:val="0"/>
+          <w:color w:val="000000"/>
+          <w:sz w:val="18"/>
+          <w:highlight w:val="lightGray"/>
+        </w:rPr>
+        <w:t xml:space="preserve"> </w:t>
+      </w:r>
+      <w:r>
+        <w:rPr>
+          <w:rFonts w:ascii="Arial" w:hAnsi="Arial" w:eastAsia="Arial" w:cs="Arial"/>
+          <w:b/>
+          <w:i w:val="0"/>
+          <w:color w:val="000000"/>
+          <w:sz w:val="18"/>
+          <w:highlight w:val="lightGray"/>
+        </w:rPr>
+        <w:t>A</w:t>
+      </w:r>
+      <w:r>
+        <w:rPr>
+          <w:rFonts w:ascii="Arial" w:hAnsi="Arial" w:eastAsia="Arial" w:cs="Arial"/>
+          <w:b/>
+          <w:i w:val="0"/>
+          <w:color w:val="000000"/>
+          <w:sz w:val="18"/>
+          <w:highlight w:val="lightGray"/>
+        </w:rPr>
+        <w:t>I</w:t>
+      </w:r>
+      <w:r>
+        <w:rPr>
+          <w:rFonts w:ascii="Arial" w:hAnsi="Arial" w:eastAsia="Arial" w:cs="Arial"/>
+          <w:b/>
+          <w:i w:val="0"/>
+          <w:color w:val="000000"/>
+          <w:sz w:val="18"/>
+          <w:highlight w:val="lightGray"/>
+        </w:rPr>
+        <w:t xml:space="preserve"> </w:t>
+      </w:r>
+      <w:r>
+        <w:rPr>
+          <w:rFonts w:ascii="Arial" w:hAnsi="Arial" w:eastAsia="Arial" w:cs="Arial"/>
+          <w:b/>
+          <w:i w:val="0"/>
+          <w:color w:val="000000"/>
+          <w:sz w:val="18"/>
+          <w:highlight w:val="lightGray"/>
+        </w:rPr>
+        <w:t>S</w:t>
+      </w:r>
+      <w:r>
+        <w:rPr>
+          <w:rFonts w:ascii="Arial" w:hAnsi="Arial" w:eastAsia="Arial" w:cs="Arial"/>
+          <w:b/>
+          <w:i w:val="0"/>
+          <w:color w:val="000000"/>
+          <w:sz w:val="18"/>
+          <w:highlight w:val="lightGray"/>
+        </w:rPr>
+        <w:t>o</w:t>
+      </w:r>
+      <w:r>
+        <w:rPr>
+          <w:rFonts w:ascii="Arial" w:hAnsi="Arial" w:eastAsia="Arial" w:cs="Arial"/>
+          <w:b/>
+          <w:i w:val="0"/>
+          <w:color w:val="000000"/>
+          <w:sz w:val="18"/>
+          <w:highlight w:val="lightGray"/>
+        </w:rPr>
+        <w:t>u</w:t>
+      </w:r>
+      <w:r>
+        <w:rPr>
+          <w:rFonts w:ascii="Arial" w:hAnsi="Arial" w:eastAsia="Arial" w:cs="Arial"/>
+          <w:b/>
+          <w:i w:val="0"/>
+          <w:color w:val="000000"/>
+          <w:sz w:val="18"/>
+          <w:highlight w:val="lightGray"/>
+        </w:rPr>
+        <w:t>r</w:t>
+      </w:r>
+      <w:r>
+        <w:rPr>
+          <w:rFonts w:ascii="Arial" w:hAnsi="Arial" w:eastAsia="Arial" w:cs="Arial"/>
+          <w:b/>
+          <w:i w:val="0"/>
+          <w:color w:val="000000"/>
+          <w:sz w:val="18"/>
+          <w:highlight w:val="lightGray"/>
+        </w:rPr>
+        <w:t>c</w:t>
+      </w:r>
+      <w:r>
+        <w:rPr>
+          <w:rFonts w:ascii="Arial" w:hAnsi="Arial" w:eastAsia="Arial" w:cs="Arial"/>
+          <w:b/>
+          <w:i w:val="0"/>
+          <w:color w:val="000000"/>
+          <w:sz w:val="18"/>
+          <w:highlight w:val="lightGray"/>
+        </w:rPr>
+        <w:t>e</w:t>
+      </w:r>
+      <w:r>
+        <w:rPr>
+          <w:rFonts w:ascii="Arial" w:hAnsi="Arial" w:eastAsia="Arial" w:cs="Arial"/>
+          <w:b/>
+          <w:i w:val="0"/>
+          <w:color w:val="000000"/>
+          <w:sz w:val="18"/>
+          <w:highlight w:val="lightGray"/>
+        </w:rPr>
+        <w:t>:</w:t>
+      </w:r>
+      <w:r>
+        <w:rPr>
+          <w:rFonts w:ascii="Arial" w:hAnsi="Arial" w:eastAsia="Arial" w:cs="Arial"/>
+          <w:b/>
+          <w:i w:val="0"/>
+          <w:color w:val="000000"/>
+          <w:sz w:val="18"/>
+          <w:highlight w:val="lightGray"/>
+        </w:rPr>
+        <w:t xml:space="preserve"> </w:t>
+      </w:r>
+      <w:r>
+        <w:rPr>
+          <w:rFonts w:ascii="Arial" w:hAnsi="Arial" w:eastAsia="Arial" w:cs="Arial"/>
+          <w:b/>
+          <w:i w:val="0"/>
+          <w:color w:val="000000"/>
+          <w:sz w:val="18"/>
+          <w:highlight w:val="lightGray"/>
+        </w:rPr>
+        <w:t>P</w:t>
+      </w:r>
+      <w:r>
+        <w:rPr>
+          <w:rFonts w:ascii="Arial" w:hAnsi="Arial" w:eastAsia="Arial" w:cs="Arial"/>
+          <w:b/>
+          <w:i w:val="0"/>
+          <w:color w:val="000000"/>
+          <w:sz w:val="18"/>
+          <w:highlight w:val="lightGray"/>
+        </w:rPr>
+        <w:t>r</w:t>
+      </w:r>
+      <w:r>
+        <w:rPr>
+          <w:rFonts w:ascii="Arial" w:hAnsi="Arial" w:eastAsia="Arial" w:cs="Arial"/>
+          <w:b/>
+          <w:i w:val="0"/>
+          <w:color w:val="000000"/>
+          <w:sz w:val="18"/>
+          <w:highlight w:val="lightGray"/>
+        </w:rPr>
+        <w:t>o</w:t>
+      </w:r>
+      <w:r>
+        <w:rPr>
+          <w:rFonts w:ascii="Arial" w:hAnsi="Arial" w:eastAsia="Arial" w:cs="Arial"/>
+          <w:b/>
+          <w:i w:val="0"/>
+          <w:color w:val="000000"/>
+          <w:sz w:val="18"/>
+          <w:highlight w:val="lightGray"/>
+        </w:rPr>
+        <w:t>v</w:t>
+      </w:r>
+      <w:r>
+        <w:rPr>
+          <w:rFonts w:ascii="Arial" w:hAnsi="Arial" w:eastAsia="Arial" w:cs="Arial"/>
+          <w:b/>
+          <w:i w:val="0"/>
+          <w:color w:val="000000"/>
+          <w:sz w:val="18"/>
+          <w:highlight w:val="lightGray"/>
+        </w:rPr>
+        <w:t>i</w:t>
+      </w:r>
+      <w:r>
+        <w:rPr>
+          <w:rFonts w:ascii="Arial" w:hAnsi="Arial" w:eastAsia="Arial" w:cs="Arial"/>
+          <w:b/>
+          <w:i w:val="0"/>
+          <w:color w:val="000000"/>
+          <w:sz w:val="18"/>
+          <w:highlight w:val="lightGray"/>
+        </w:rPr>
+        <w:t>d</w:t>
+      </w:r>
+      <w:r>
+        <w:rPr>
+          <w:rFonts w:ascii="Arial" w:hAnsi="Arial" w:eastAsia="Arial" w:cs="Arial"/>
+          <w:b/>
+          <w:i w:val="0"/>
+          <w:color w:val="000000"/>
+          <w:sz w:val="18"/>
+          <w:highlight w:val="lightGray"/>
+        </w:rPr>
+        <w:t>e</w:t>
+      </w:r>
+      <w:r>
+        <w:rPr>
+          <w:rFonts w:ascii="Arial" w:hAnsi="Arial" w:eastAsia="Arial" w:cs="Arial"/>
+          <w:b/>
+          <w:i w:val="0"/>
+          <w:color w:val="000000"/>
+          <w:sz w:val="18"/>
+          <w:highlight w:val="lightGray"/>
+        </w:rPr>
+        <w:t>d</w:t>
+      </w:r>
+      <w:r>
+        <w:rPr>
+          <w:rFonts w:ascii="Arial" w:hAnsi="Arial" w:eastAsia="Arial" w:cs="Arial"/>
+          <w:b/>
+          <w:i w:val="0"/>
+          <w:color w:val="000000"/>
+          <w:sz w:val="18"/>
+          <w:highlight w:val="lightGray"/>
+        </w:rPr>
+        <w:t xml:space="preserve"> </w:t>
+      </w:r>
+      <w:r>
+        <w:rPr>
+          <w:rFonts w:ascii="Arial" w:hAnsi="Arial" w:eastAsia="Arial" w:cs="Arial"/>
+          <w:b/>
+          <w:i w:val="0"/>
+          <w:color w:val="000000"/>
+          <w:sz w:val="18"/>
+          <w:highlight w:val="lightGray"/>
+        </w:rPr>
+        <w:t>b</w:t>
+      </w:r>
+      <w:r>
+        <w:rPr>
+          <w:rFonts w:ascii="Arial" w:hAnsi="Arial" w:eastAsia="Arial" w:cs="Arial"/>
+          <w:b/>
+          <w:i w:val="0"/>
+          <w:color w:val="000000"/>
+          <w:sz w:val="18"/>
+          <w:highlight w:val="lightGray"/>
+        </w:rPr>
+        <w:t>y</w:t>
+      </w:r>
+      <w:r>
+        <w:rPr>
+          <w:rFonts w:ascii="Arial" w:hAnsi="Arial" w:eastAsia="Arial" w:cs="Arial"/>
+          <w:b/>
+          <w:i w:val="0"/>
+          <w:color w:val="000000"/>
+          <w:sz w:val="18"/>
+          <w:highlight w:val="lightGray"/>
+        </w:rPr>
+        <w:t>:</w:t>
+      </w:r>
+      <w:r>
+        <w:rPr>
+          <w:rFonts w:ascii="Arial" w:hAnsi="Arial" w:eastAsia="Arial" w:cs="Arial"/>
+          <w:b/>
+          <w:i w:val="0"/>
+          <w:color w:val="000000"/>
+          <w:sz w:val="18"/>
+          <w:highlight w:val="lightGray"/>
+        </w:rPr>
+        <w:t xml:space="preserve"> </w:t>
+      </w:r>
+      <w:r>
+        <w:rPr>
+          <w:rFonts w:ascii="Arial" w:hAnsi="Arial" w:eastAsia="Arial" w:cs="Arial"/>
+          <w:b/>
+          <w:i w:val="0"/>
+          <w:color w:val="000000"/>
+          <w:sz w:val="18"/>
+          <w:highlight w:val="lightGray"/>
+        </w:rPr>
+        <w:t>[</w:t>
+      </w:r>
+      <w:r>
+        <w:rPr>
+          <w:rFonts w:ascii="Arial" w:hAnsi="Arial" w:eastAsia="Arial" w:cs="Arial"/>
+          <w:b/>
+          <w:i w:val="0"/>
+          <w:color w:val="000000"/>
+          <w:sz w:val="18"/>
+          <w:highlight w:val="lightGray"/>
+        </w:rPr>
+        <w:t>D</w:t>
+      </w:r>
+      <w:r>
+        <w:rPr>
+          <w:rFonts w:ascii="Arial" w:hAnsi="Arial" w:eastAsia="Arial" w:cs="Arial"/>
+          <w:b/>
+          <w:i w:val="0"/>
+          <w:color w:val="000000"/>
+          <w:sz w:val="18"/>
+          <w:highlight w:val="lightGray"/>
+        </w:rPr>
+        <w:t>a</w:t>
+      </w:r>
+      <w:r>
+        <w:rPr>
+          <w:rFonts w:ascii="Arial" w:hAnsi="Arial" w:eastAsia="Arial" w:cs="Arial"/>
+          <w:b/>
+          <w:i w:val="0"/>
+          <w:color w:val="000000"/>
+          <w:sz w:val="18"/>
+          <w:highlight w:val="lightGray"/>
+        </w:rPr>
+        <w:t>t</w:t>
+      </w:r>
+      <w:r>
+        <w:rPr>
+          <w:rFonts w:ascii="Arial" w:hAnsi="Arial" w:eastAsia="Arial" w:cs="Arial"/>
+          <w:b/>
+          <w:i w:val="0"/>
+          <w:color w:val="000000"/>
+          <w:sz w:val="18"/>
+          <w:highlight w:val="lightGray"/>
+        </w:rPr>
+        <w:t>a</w:t>
+      </w:r>
+      <w:r>
+        <w:rPr>
+          <w:rFonts w:ascii="Arial" w:hAnsi="Arial" w:eastAsia="Arial" w:cs="Arial"/>
+          <w:b/>
+          <w:i w:val="0"/>
+          <w:color w:val="000000"/>
+          <w:sz w:val="18"/>
+          <w:highlight w:val="lightGray"/>
+        </w:rPr>
+        <w:t xml:space="preserve"> </w:t>
+      </w:r>
+      <w:r>
+        <w:rPr>
+          <w:rFonts w:ascii="Arial" w:hAnsi="Arial" w:eastAsia="Arial" w:cs="Arial"/>
+          <w:b/>
+          <w:i w:val="0"/>
+          <w:color w:val="000000"/>
+          <w:sz w:val="18"/>
+          <w:highlight w:val="lightGray"/>
+        </w:rPr>
+        <w:t>P</w:t>
+      </w:r>
+      <w:r>
+        <w:rPr>
+          <w:rFonts w:ascii="Arial" w:hAnsi="Arial" w:eastAsia="Arial" w:cs="Arial"/>
+          <w:b/>
+          <w:i w:val="0"/>
+          <w:color w:val="000000"/>
+          <w:sz w:val="18"/>
+          <w:highlight w:val="lightGray"/>
+        </w:rPr>
+        <w:t>a</w:t>
+      </w:r>
+      <w:r>
+        <w:rPr>
+          <w:rFonts w:ascii="Arial" w:hAnsi="Arial" w:eastAsia="Arial" w:cs="Arial"/>
+          <w:b/>
+          <w:i w:val="0"/>
+          <w:color w:val="000000"/>
+          <w:sz w:val="18"/>
+          <w:highlight w:val="lightGray"/>
+        </w:rPr>
+        <w:t>t</w:t>
+      </w:r>
+      <w:r>
+        <w:rPr>
+          <w:rFonts w:ascii="Arial" w:hAnsi="Arial" w:eastAsia="Arial" w:cs="Arial"/>
+          <w:b/>
+          <w:i w:val="0"/>
+          <w:color w:val="000000"/>
+          <w:sz w:val="18"/>
+          <w:highlight w:val="lightGray"/>
+        </w:rPr>
+        <w:t>h</w:t>
+      </w:r>
+      <w:r>
+        <w:rPr>
+          <w:rFonts w:ascii="Arial" w:hAnsi="Arial" w:eastAsia="Arial" w:cs="Arial"/>
+          <w:b w:val="0"/>
+          <w:i w:val="0"/>
+          <w:color w:val="000000"/>
+          <w:sz w:val="18"/>
+          <w:highlight w:val="lightGray"/>
+        </w:rPr>
+        <w:t>:</w:t>
+      </w:r>
+      <w:r>
+        <w:rPr>
+          <w:rFonts w:ascii="Arial" w:hAnsi="Arial" w:eastAsia="Arial" w:cs="Arial"/>
+          <w:b w:val="0"/>
+          <w:i w:val="0"/>
+          <w:color w:val="000000"/>
+          <w:sz w:val="18"/>
+          <w:highlight w:val="lightGray"/>
+        </w:rPr>
+        <w:t xml:space="preserve"> </w:t>
+      </w:r>
+      <w:r>
+        <w:rPr>
+          <w:rFonts w:ascii="Arial" w:hAnsi="Arial" w:eastAsia="Arial" w:cs="Arial"/>
+          <w:b w:val="0"/>
+          <w:i w:val="0"/>
+          <w:color w:val="000000"/>
+          <w:sz w:val="18"/>
+          <w:highlight w:val="lightGray"/>
+        </w:rPr>
+        <w:t>P</w:t>
+      </w:r>
+      <w:r>
+        <w:rPr>
+          <w:rFonts w:ascii="Arial" w:hAnsi="Arial" w:eastAsia="Arial" w:cs="Arial"/>
+          <w:b w:val="0"/>
+          <w:i w:val="0"/>
+          <w:color w:val="000000"/>
+          <w:sz w:val="18"/>
+          <w:highlight w:val="lightGray"/>
+        </w:rPr>
+        <w:t>e</w:t>
+      </w:r>
+      <w:r>
+        <w:rPr>
+          <w:rFonts w:ascii="Arial" w:hAnsi="Arial" w:eastAsia="Arial" w:cs="Arial"/>
+          <w:b w:val="0"/>
+          <w:i w:val="0"/>
+          <w:color w:val="000000"/>
+          <w:sz w:val="18"/>
+          <w:highlight w:val="lightGray"/>
+        </w:rPr>
+        <w:t>r</w:t>
+      </w:r>
+      <w:r>
+        <w:rPr>
+          <w:rFonts w:ascii="Arial" w:hAnsi="Arial" w:eastAsia="Arial" w:cs="Arial"/>
+          <w:b w:val="0"/>
+          <w:i w:val="0"/>
+          <w:color w:val="000000"/>
+          <w:sz w:val="18"/>
+          <w:highlight w:val="lightGray"/>
+        </w:rPr>
+        <w:t>s</w:t>
+      </w:r>
+      <w:r>
+        <w:rPr>
+          <w:rFonts w:ascii="Arial" w:hAnsi="Arial" w:eastAsia="Arial" w:cs="Arial"/>
+          <w:b w:val="0"/>
+          <w:i w:val="0"/>
+          <w:color w:val="000000"/>
+          <w:sz w:val="18"/>
+          <w:highlight w:val="lightGray"/>
+        </w:rPr>
+        <w:t>o</w:t>
+      </w:r>
+      <w:r>
+        <w:rPr>
+          <w:rFonts w:ascii="Arial" w:hAnsi="Arial" w:eastAsia="Arial" w:cs="Arial"/>
+          <w:b w:val="0"/>
+          <w:i w:val="0"/>
+          <w:color w:val="000000"/>
+          <w:sz w:val="18"/>
+          <w:highlight w:val="lightGray"/>
+        </w:rPr>
+        <w:t>n</w:t>
+      </w:r>
+      <w:r>
+        <w:rPr>
+          <w:rFonts w:ascii="Arial" w:hAnsi="Arial" w:eastAsia="Arial" w:cs="Arial"/>
+          <w:b w:val="0"/>
+          <w:i w:val="0"/>
+          <w:color w:val="000000"/>
+          <w:sz w:val="18"/>
+          <w:highlight w:val="lightGray"/>
+        </w:rPr>
+        <w:t>s</w:t>
+      </w:r>
+      <w:r>
+        <w:rPr>
+          <w:rFonts w:ascii="Arial" w:hAnsi="Arial" w:eastAsia="Arial" w:cs="Arial"/>
+          <w:b w:val="0"/>
+          <w:i w:val="0"/>
+          <w:color w:val="000000"/>
+          <w:sz w:val="18"/>
+          <w:highlight w:val="lightGray"/>
+        </w:rPr>
+        <w:t xml:space="preserve"> </w:t>
+      </w:r>
+      <w:r>
+        <w:rPr>
+          <w:rFonts w:ascii="Arial" w:hAnsi="Arial" w:eastAsia="Arial" w:cs="Arial"/>
+          <w:b w:val="0"/>
+          <w:i w:val="0"/>
+          <w:color w:val="000000"/>
+          <w:sz w:val="18"/>
+          <w:highlight w:val="lightGray"/>
+        </w:rPr>
+        <w:t>T</w:t>
+      </w:r>
+      <w:r>
+        <w:rPr>
+          <w:rFonts w:ascii="Arial" w:hAnsi="Arial" w:eastAsia="Arial" w:cs="Arial"/>
+          <w:b w:val="0"/>
+          <w:i w:val="0"/>
+          <w:color w:val="000000"/>
+          <w:sz w:val="18"/>
+          <w:highlight w:val="lightGray"/>
+        </w:rPr>
+        <w:t>a</w:t>
+      </w:r>
+      <w:r>
+        <w:rPr>
+          <w:rFonts w:ascii="Arial" w:hAnsi="Arial" w:eastAsia="Arial" w:cs="Arial"/>
+          <w:b w:val="0"/>
+          <w:i w:val="0"/>
+          <w:color w:val="000000"/>
+          <w:sz w:val="18"/>
+          <w:highlight w:val="lightGray"/>
+        </w:rPr>
+        <w:t>b</w:t>
+      </w:r>
+      <w:r>
+        <w:rPr>
+          <w:rFonts w:ascii="Arial" w:hAnsi="Arial" w:eastAsia="Arial" w:cs="Arial"/>
+          <w:b w:val="0"/>
+          <w:i w:val="0"/>
+          <w:color w:val="000000"/>
+          <w:sz w:val="18"/>
+          <w:highlight w:val="lightGray"/>
+        </w:rPr>
+        <w:t>l</w:t>
+      </w:r>
+      <w:r>
+        <w:rPr>
+          <w:rFonts w:ascii="Arial" w:hAnsi="Arial" w:eastAsia="Arial" w:cs="Arial"/>
+          <w:b w:val="0"/>
+          <w:i w:val="0"/>
+          <w:color w:val="000000"/>
+          <w:sz w:val="18"/>
+          <w:highlight w:val="lightGray"/>
+        </w:rPr>
+        <w:t>e</w:t>
+      </w:r>
+      <w:r>
+        <w:rPr>
+          <w:rFonts w:ascii="Arial" w:hAnsi="Arial" w:eastAsia="Arial" w:cs="Arial"/>
+          <w:b w:val="0"/>
+          <w:i w:val="0"/>
+          <w:color w:val="000000"/>
+          <w:sz w:val="18"/>
+          <w:highlight w:val="lightGray"/>
+        </w:rPr>
+        <w:t xml:space="preserve"> </w:t>
+      </w:r>
+      <w:r>
+        <w:rPr>
+          <w:rFonts w:ascii="Arial" w:hAnsi="Arial" w:eastAsia="Arial" w:cs="Arial"/>
+          <w:b w:val="0"/>
+          <w:i w:val="0"/>
+          <w:color w:val="000000"/>
+          <w:sz w:val="18"/>
+          <w:highlight w:val="lightGray"/>
+        </w:rPr>
+        <w:t>-</w:t>
+      </w:r>
+      <w:r>
+        <w:rPr>
+          <w:rFonts w:ascii="Arial" w:hAnsi="Arial" w:eastAsia="Arial" w:cs="Arial"/>
+          <w:b w:val="0"/>
+          <w:i w:val="0"/>
+          <w:color w:val="000000"/>
+          <w:sz w:val="18"/>
+          <w:highlight w:val="lightGray"/>
+        </w:rPr>
+        <w:t>&gt;</w:t>
+      </w:r>
+      <w:r>
+        <w:rPr>
+          <w:rFonts w:ascii="Arial" w:hAnsi="Arial" w:eastAsia="Arial" w:cs="Arial"/>
+          <w:b w:val="0"/>
+          <w:i w:val="0"/>
+          <w:color w:val="000000"/>
+          <w:sz w:val="18"/>
+          <w:highlight w:val="lightGray"/>
+        </w:rPr>
+        <w:t xml:space="preserve"> </w:t>
+      </w:r>
+      <w:r>
+        <w:rPr>
+          <w:rFonts w:ascii="Arial" w:hAnsi="Arial" w:eastAsia="Arial" w:cs="Arial"/>
+          <w:b w:val="0"/>
+          <w:i w:val="0"/>
+          <w:color w:val="000000"/>
+          <w:sz w:val="18"/>
+          <w:highlight w:val="lightGray"/>
+        </w:rPr>
+        <w:t>I</w:t>
+      </w:r>
+      <w:r>
+        <w:rPr>
+          <w:rFonts w:ascii="Arial" w:hAnsi="Arial" w:eastAsia="Arial" w:cs="Arial"/>
+          <w:b w:val="0"/>
+          <w:i w:val="0"/>
+          <w:color w:val="000000"/>
+          <w:sz w:val="18"/>
+          <w:highlight w:val="lightGray"/>
+        </w:rPr>
+        <w:t>D</w:t>
+      </w:r>
+      <w:r>
+        <w:rPr>
+          <w:rFonts w:ascii="Arial" w:hAnsi="Arial" w:eastAsia="Arial" w:cs="Arial"/>
+          <w:b w:val="0"/>
+          <w:i w:val="0"/>
+          <w:color w:val="000000"/>
+          <w:sz w:val="18"/>
+          <w:highlight w:val="lightGray"/>
+        </w:rPr>
+        <w:t xml:space="preserve"> </w:t>
+      </w:r>
+      <w:r>
+        <w:rPr>
+          <w:rFonts w:ascii="Arial" w:hAnsi="Arial" w:eastAsia="Arial" w:cs="Arial"/>
+          <w:b w:val="0"/>
+          <w:i w:val="0"/>
+          <w:color w:val="000000"/>
+          <w:sz w:val="18"/>
+          <w:highlight w:val="lightGray"/>
+        </w:rPr>
+        <w:t>C</w:t>
+      </w:r>
+      <w:r>
+        <w:rPr>
+          <w:rFonts w:ascii="Arial" w:hAnsi="Arial" w:eastAsia="Arial" w:cs="Arial"/>
+          <w:b w:val="0"/>
+          <w:i w:val="0"/>
+          <w:color w:val="000000"/>
+          <w:sz w:val="18"/>
+          <w:highlight w:val="lightGray"/>
+        </w:rPr>
+        <w:t>o</w:t>
+      </w:r>
+      <w:r>
+        <w:rPr>
+          <w:rFonts w:ascii="Arial" w:hAnsi="Arial" w:eastAsia="Arial" w:cs="Arial"/>
+          <w:b w:val="0"/>
+          <w:i w:val="0"/>
+          <w:color w:val="000000"/>
+          <w:sz w:val="18"/>
+          <w:highlight w:val="lightGray"/>
+        </w:rPr>
+        <w:t>l</w:t>
+      </w:r>
+      <w:r>
+        <w:rPr>
+          <w:rFonts w:ascii="Arial" w:hAnsi="Arial" w:eastAsia="Arial" w:cs="Arial"/>
+          <w:b w:val="0"/>
+          <w:i w:val="0"/>
+          <w:color w:val="000000"/>
+          <w:sz w:val="18"/>
+          <w:highlight w:val="lightGray"/>
+        </w:rPr>
+        <w:t>u</w:t>
+      </w:r>
+      <w:r>
+        <w:rPr>
+          <w:rFonts w:ascii="Arial" w:hAnsi="Arial" w:eastAsia="Arial" w:cs="Arial"/>
+          <w:b w:val="0"/>
+          <w:i w:val="0"/>
+          <w:color w:val="000000"/>
+          <w:sz w:val="18"/>
+          <w:highlight w:val="lightGray"/>
+        </w:rPr>
+        <w:t>m</w:t>
+      </w:r>
+      <w:r>
+        <w:rPr>
+          <w:rFonts w:ascii="Arial" w:hAnsi="Arial" w:eastAsia="Arial" w:cs="Arial"/>
+          <w:b w:val="0"/>
+          <w:i w:val="0"/>
+          <w:color w:val="000000"/>
+          <w:sz w:val="18"/>
+          <w:highlight w:val="lightGray"/>
+        </w:rPr>
+        <w:t>n</w:t>
+      </w:r>
+      <w:r>
+        <w:rPr>
+          <w:rFonts w:ascii="Arial" w:hAnsi="Arial" w:eastAsia="Arial" w:cs="Arial"/>
+          <w:b w:val="0"/>
+          <w:i w:val="0"/>
+          <w:color w:val="000000"/>
+          <w:sz w:val="18"/>
+          <w:highlight w:val="lightGray"/>
+        </w:rPr>
+        <w:t>:</w:t>
+      </w:r>
+      <w:r>
+        <w:rPr>
+          <w:rFonts w:ascii="Arial" w:hAnsi="Arial" w:eastAsia="Arial" w:cs="Arial"/>
+          <w:b w:val="0"/>
+          <w:i w:val="0"/>
+          <w:color w:val="000000"/>
+          <w:sz w:val="18"/>
+          <w:highlight w:val="lightGray"/>
+        </w:rPr>
+        <w:t xml:space="preserve"> </w:t>
+      </w:r>
+      <w:r>
+        <w:rPr>
+          <w:rFonts w:ascii="Arial" w:hAnsi="Arial" w:eastAsia="Arial" w:cs="Arial"/>
+          <w:b w:val="0"/>
+          <w:i w:val="0"/>
+          <w:color w:val="000000"/>
+          <w:sz w:val="18"/>
+          <w:highlight w:val="lightGray"/>
+        </w:rPr>
+        <w:t>1</w:t>
+      </w:r>
+      <w:r>
+        <w:rPr>
+          <w:rFonts w:ascii="Arial" w:hAnsi="Arial" w:eastAsia="Arial" w:cs="Arial"/>
+          <w:b w:val="0"/>
+          <w:i w:val="0"/>
+          <w:color w:val="000000"/>
+          <w:sz w:val="18"/>
+          <w:highlight w:val="lightGray"/>
+        </w:rPr>
+        <w:t>,</w:t>
+      </w:r>
+      <w:r>
+        <w:rPr>
+          <w:rFonts w:ascii="Arial" w:hAnsi="Arial" w:eastAsia="Arial" w:cs="Arial"/>
+          <w:b w:val="0"/>
+          <w:i w:val="0"/>
+          <w:color w:val="000000"/>
+          <w:sz w:val="18"/>
+          <w:highlight w:val="lightGray"/>
+        </w:rPr>
+        <w:t xml:space="preserve"> </w:t>
+      </w:r>
+      <w:r>
+        <w:rPr>
+          <w:rFonts w:ascii="Arial" w:hAnsi="Arial" w:eastAsia="Arial" w:cs="Arial"/>
+          <w:b w:val="0"/>
+          <w:i w:val="0"/>
+          <w:color w:val="000000"/>
+          <w:sz w:val="18"/>
+          <w:highlight w:val="lightGray"/>
+        </w:rPr>
+        <w:t>N</w:t>
+      </w:r>
+      <w:r>
+        <w:rPr>
+          <w:rFonts w:ascii="Arial" w:hAnsi="Arial" w:eastAsia="Arial" w:cs="Arial"/>
+          <w:b w:val="0"/>
+          <w:i w:val="0"/>
+          <w:color w:val="000000"/>
+          <w:sz w:val="18"/>
+          <w:highlight w:val="lightGray"/>
+        </w:rPr>
+        <w:t>a</w:t>
+      </w:r>
+      <w:r>
+        <w:rPr>
+          <w:rFonts w:ascii="Arial" w:hAnsi="Arial" w:eastAsia="Arial" w:cs="Arial"/>
+          <w:b w:val="0"/>
+          <w:i w:val="0"/>
+          <w:color w:val="000000"/>
+          <w:sz w:val="18"/>
+          <w:highlight w:val="lightGray"/>
+        </w:rPr>
+        <w:t>m</w:t>
+      </w:r>
+      <w:r>
+        <w:rPr>
+          <w:rFonts w:ascii="Arial" w:hAnsi="Arial" w:eastAsia="Arial" w:cs="Arial"/>
+          <w:b w:val="0"/>
+          <w:i w:val="0"/>
+          <w:color w:val="000000"/>
+          <w:sz w:val="18"/>
+          <w:highlight w:val="lightGray"/>
+        </w:rPr>
+        <w:t>e</w:t>
+      </w:r>
+      <w:r>
+        <w:rPr>
+          <w:rFonts w:ascii="Arial" w:hAnsi="Arial" w:eastAsia="Arial" w:cs="Arial"/>
+          <w:b w:val="0"/>
+          <w:i w:val="0"/>
+          <w:color w:val="000000"/>
+          <w:sz w:val="18"/>
+          <w:highlight w:val="lightGray"/>
+        </w:rPr>
+        <w:t>_</w:t>
+      </w:r>
+      <w:r>
+        <w:rPr>
+          <w:rFonts w:ascii="Arial" w:hAnsi="Arial" w:eastAsia="Arial" w:cs="Arial"/>
+          <w:b w:val="0"/>
+          <w:i w:val="0"/>
+          <w:color w:val="000000"/>
+          <w:sz w:val="18"/>
+          <w:highlight w:val="lightGray"/>
+        </w:rPr>
+        <w:t>E</w:t>
+      </w:r>
+      <w:r>
+        <w:rPr>
+          <w:rFonts w:ascii="Arial" w:hAnsi="Arial" w:eastAsia="Arial" w:cs="Arial"/>
+          <w:b w:val="0"/>
+          <w:i w:val="0"/>
+          <w:color w:val="000000"/>
+          <w:sz w:val="18"/>
+          <w:highlight w:val="lightGray"/>
+        </w:rPr>
+        <w:t>n</w:t>
+      </w:r>
+      <w:r>
+        <w:rPr>
+          <w:rFonts w:ascii="Arial" w:hAnsi="Arial" w:eastAsia="Arial" w:cs="Arial"/>
+          <w:b w:val="0"/>
+          <w:i w:val="0"/>
+          <w:color w:val="000000"/>
+          <w:sz w:val="18"/>
+          <w:highlight w:val="lightGray"/>
+        </w:rPr>
+        <w:t xml:space="preserve"> </w:t>
+      </w:r>
+      <w:r>
+        <w:rPr>
+          <w:rFonts w:ascii="Arial" w:hAnsi="Arial" w:eastAsia="Arial" w:cs="Arial"/>
+          <w:b w:val="0"/>
+          <w:i w:val="0"/>
+          <w:color w:val="000000"/>
+          <w:sz w:val="18"/>
+          <w:highlight w:val="lightGray"/>
+        </w:rPr>
+        <w:t>C</w:t>
+      </w:r>
+      <w:r>
+        <w:rPr>
+          <w:rFonts w:ascii="Arial" w:hAnsi="Arial" w:eastAsia="Arial" w:cs="Arial"/>
+          <w:b w:val="0"/>
+          <w:i w:val="0"/>
+          <w:color w:val="000000"/>
+          <w:sz w:val="18"/>
+          <w:highlight w:val="lightGray"/>
+        </w:rPr>
+        <w:t>o</w:t>
+      </w:r>
+      <w:r>
+        <w:rPr>
+          <w:rFonts w:ascii="Arial" w:hAnsi="Arial" w:eastAsia="Arial" w:cs="Arial"/>
+          <w:b w:val="0"/>
+          <w:i w:val="0"/>
+          <w:color w:val="000000"/>
+          <w:sz w:val="18"/>
+          <w:highlight w:val="lightGray"/>
+        </w:rPr>
+        <w:t>l</w:t>
+      </w:r>
+      <w:r>
+        <w:rPr>
+          <w:rFonts w:ascii="Arial" w:hAnsi="Arial" w:eastAsia="Arial" w:cs="Arial"/>
+          <w:b w:val="0"/>
+          <w:i w:val="0"/>
+          <w:color w:val="000000"/>
+          <w:sz w:val="18"/>
+          <w:highlight w:val="lightGray"/>
+        </w:rPr>
+        <w:t>u</w:t>
+      </w:r>
+      <w:r>
+        <w:rPr>
+          <w:rFonts w:ascii="Arial" w:hAnsi="Arial" w:eastAsia="Arial" w:cs="Arial"/>
+          <w:b w:val="0"/>
+          <w:i w:val="0"/>
+          <w:color w:val="000000"/>
+          <w:sz w:val="18"/>
+          <w:highlight w:val="lightGray"/>
+        </w:rPr>
+        <w:t>m</w:t>
+      </w:r>
+      <w:r>
+        <w:rPr>
+          <w:rFonts w:ascii="Arial" w:hAnsi="Arial" w:eastAsia="Arial" w:cs="Arial"/>
+          <w:b w:val="0"/>
+          <w:i w:val="0"/>
+          <w:color w:val="000000"/>
+          <w:sz w:val="18"/>
+          <w:highlight w:val="lightGray"/>
+        </w:rPr>
+        <w:t>n</w:t>
+      </w:r>
+      <w:r>
+        <w:rPr>
+          <w:rFonts w:ascii="Arial" w:hAnsi="Arial" w:eastAsia="Arial" w:cs="Arial"/>
+          <w:b w:val="0"/>
+          <w:i w:val="0"/>
+          <w:color w:val="000000"/>
+          <w:sz w:val="18"/>
+          <w:highlight w:val="lightGray"/>
+        </w:rPr>
+        <w:t>:</w:t>
+      </w:r>
+      <w:r>
+        <w:rPr>
+          <w:rFonts w:ascii="Arial" w:hAnsi="Arial" w:eastAsia="Arial" w:cs="Arial"/>
+          <w:b w:val="0"/>
+          <w:i w:val="0"/>
+          <w:color w:val="000000"/>
+          <w:sz w:val="18"/>
+          <w:highlight w:val="lightGray"/>
+        </w:rPr>
+        <w:t xml:space="preserve"> </w:t>
+      </w:r>
+      <w:r>
+        <w:rPr>
+          <w:rFonts w:ascii="Arial" w:hAnsi="Arial" w:eastAsia="Arial" w:cs="Arial"/>
+          <w:b w:val="0"/>
+          <w:i w:val="0"/>
+          <w:color w:val="000000"/>
+          <w:sz w:val="18"/>
+          <w:highlight w:val="lightGray"/>
+        </w:rPr>
+        <w:t>M</w:t>
+      </w:r>
+      <w:r>
+        <w:rPr>
+          <w:rFonts w:ascii="Arial" w:hAnsi="Arial" w:eastAsia="Arial" w:cs="Arial"/>
+          <w:b w:val="0"/>
+          <w:i w:val="0"/>
+          <w:color w:val="000000"/>
+          <w:sz w:val="18"/>
+          <w:highlight w:val="lightGray"/>
+        </w:rPr>
+        <w:t>o</w:t>
+      </w:r>
+      <w:r>
+        <w:rPr>
+          <w:rFonts w:ascii="Arial" w:hAnsi="Arial" w:eastAsia="Arial" w:cs="Arial"/>
+          <w:b w:val="0"/>
+          <w:i w:val="0"/>
+          <w:color w:val="000000"/>
+          <w:sz w:val="18"/>
+          <w:highlight w:val="lightGray"/>
+        </w:rPr>
+        <w:t>t</w:t>
+      </w:r>
+      <w:r>
+        <w:rPr>
+          <w:rFonts w:ascii="Arial" w:hAnsi="Arial" w:eastAsia="Arial" w:cs="Arial"/>
+          <w:b w:val="0"/>
+          <w:i w:val="0"/>
+          <w:color w:val="000000"/>
+          <w:sz w:val="18"/>
+          <w:highlight w:val="lightGray"/>
+        </w:rPr>
+        <w:t>a</w:t>
+      </w:r>
+      <w:r>
+        <w:rPr>
+          <w:rFonts w:ascii="Arial" w:hAnsi="Arial" w:eastAsia="Arial" w:cs="Arial"/>
+          <w:b w:val="0"/>
+          <w:i w:val="0"/>
+          <w:color w:val="000000"/>
+          <w:sz w:val="18"/>
+          <w:highlight w:val="lightGray"/>
+        </w:rPr>
+        <w:t>s</w:t>
+      </w:r>
+      <w:r>
+        <w:rPr>
+          <w:rFonts w:ascii="Arial" w:hAnsi="Arial" w:eastAsia="Arial" w:cs="Arial"/>
+          <w:b w:val="0"/>
+          <w:i w:val="0"/>
+          <w:color w:val="000000"/>
+          <w:sz w:val="18"/>
+          <w:highlight w:val="lightGray"/>
+        </w:rPr>
+        <w:t>e</w:t>
+      </w:r>
+      <w:r>
+        <w:rPr>
+          <w:rFonts w:ascii="Arial" w:hAnsi="Arial" w:eastAsia="Arial" w:cs="Arial"/>
+          <w:b w:val="0"/>
+          <w:i w:val="0"/>
+          <w:color w:val="000000"/>
+          <w:sz w:val="18"/>
+          <w:highlight w:val="lightGray"/>
+        </w:rPr>
+        <w:t>m</w:t>
+      </w:r>
+      <w:r>
+        <w:rPr>
+          <w:rFonts w:ascii="Arial" w:hAnsi="Arial" w:eastAsia="Arial" w:cs="Arial"/>
+          <w:b w:val="0"/>
+          <w:i w:val="0"/>
+          <w:color w:val="000000"/>
+          <w:sz w:val="18"/>
+          <w:highlight w:val="lightGray"/>
+        </w:rPr>
+        <w:t xml:space="preserve"> </w:t>
+      </w:r>
+      <w:r>
+        <w:rPr>
+          <w:rFonts w:ascii="Arial" w:hAnsi="Arial" w:eastAsia="Arial" w:cs="Arial"/>
+          <w:b w:val="0"/>
+          <w:i w:val="0"/>
+          <w:color w:val="000000"/>
+          <w:sz w:val="18"/>
+          <w:highlight w:val="lightGray"/>
+        </w:rPr>
+        <w:t>E</w:t>
+      </w:r>
+      <w:r>
+        <w:rPr>
+          <w:rFonts w:ascii="Arial" w:hAnsi="Arial" w:eastAsia="Arial" w:cs="Arial"/>
+          <w:b w:val="0"/>
+          <w:i w:val="0"/>
+          <w:color w:val="000000"/>
+          <w:sz w:val="18"/>
+          <w:highlight w:val="lightGray"/>
+        </w:rPr>
+        <w:t>s</w:t>
+      </w:r>
+      <w:r>
+        <w:rPr>
+          <w:rFonts w:ascii="Arial" w:hAnsi="Arial" w:eastAsia="Arial" w:cs="Arial"/>
+          <w:b w:val="0"/>
+          <w:i w:val="0"/>
+          <w:color w:val="000000"/>
+          <w:sz w:val="18"/>
+          <w:highlight w:val="lightGray"/>
+        </w:rPr>
+        <w:t>s</w:t>
+      </w:r>
+      <w:r>
+        <w:rPr>
+          <w:rFonts w:ascii="Arial" w:hAnsi="Arial" w:eastAsia="Arial" w:cs="Arial"/>
+          <w:b w:val="0"/>
+          <w:i w:val="0"/>
+          <w:color w:val="000000"/>
+          <w:sz w:val="18"/>
+          <w:highlight w:val="lightGray"/>
+        </w:rPr>
+        <w:t>a</w:t>
+      </w:r>
+      <w:r>
+        <w:rPr>
+          <w:rFonts w:ascii="Arial" w:hAnsi="Arial" w:eastAsia="Arial" w:cs="Arial"/>
+          <w:b w:val="0"/>
+          <w:i w:val="0"/>
+          <w:color w:val="000000"/>
+          <w:sz w:val="18"/>
+          <w:highlight w:val="lightGray"/>
+        </w:rPr>
+        <w:t>m</w:t>
+      </w:r>
+      <w:r>
+        <w:rPr>
+          <w:rFonts w:ascii="Arial" w:hAnsi="Arial" w:eastAsia="Arial" w:cs="Arial"/>
+          <w:b w:val="0"/>
+          <w:i w:val="0"/>
+          <w:color w:val="000000"/>
+          <w:sz w:val="18"/>
+          <w:highlight w:val="lightGray"/>
+        </w:rPr>
+        <w:t>]</w:t>
+      </w:r>
+      <w:r>
+        <w:rPr>
+          <w:rFonts w:ascii="Arial" w:hAnsi="Arial" w:eastAsia="Arial" w:cs="Arial"/>
+          <w:b w:val="0"/>
+          <w:i w:val="0"/>
+          <w:color w:val="000000"/>
+          <w:sz w:val="18"/>
+          <w:highlight w:val="lightGray"/>
+        </w:rPr>
+        <w:t xml:space="preserve"> </w:t>
+      </w:r>
+      <w:r>
+        <w:rPr>
+          <w:rFonts w:ascii="Arial" w:hAnsi="Arial" w:eastAsia="Arial" w:cs="Arial"/>
+          <w:b w:val="0"/>
+          <w:i w:val="0"/>
+          <w:color w:val="000000"/>
+          <w:sz w:val="18"/>
+          <w:highlight w:val="lightGray"/>
+        </w:rPr>
+        <w:t>-</w:t>
+      </w:r>
+      <w:r>
+        <w:rPr>
+          <w:rFonts w:ascii="Arial" w:hAnsi="Arial" w:eastAsia="Arial" w:cs="Arial"/>
+          <w:b w:val="0"/>
+          <w:i w:val="0"/>
+          <w:color w:val="000000"/>
+          <w:sz w:val="18"/>
+          <w:highlight w:val="lightGray"/>
+        </w:rPr>
+        <w:t>&gt;</w:t>
+      </w:r>
+      <w:r>
+        <w:rPr>
+          <w:rFonts w:ascii="Arial" w:hAnsi="Arial" w:eastAsia="Arial" w:cs="Arial"/>
+          <w:b w:val="0"/>
+          <w:i w:val="0"/>
+          <w:color w:val="000000"/>
+          <w:sz w:val="18"/>
+          <w:highlight w:val="lightGray"/>
+        </w:rPr>
+        <w:t xml:space="preserve"> </w:t>
+      </w:r>
+      <w:r>
+        <w:rPr>
+          <w:rFonts w:ascii="Arial" w:hAnsi="Arial" w:eastAsia="Arial" w:cs="Arial"/>
+          <w:b/>
+          <w:i w:val="0"/>
+          <w:color w:val="000000"/>
+          <w:sz w:val="18"/>
+          <w:highlight w:val="lightGray"/>
+        </w:rPr>
+        <w:t>F</w:t>
+      </w:r>
+      <w:r>
+        <w:rPr>
+          <w:rFonts w:ascii="Arial" w:hAnsi="Arial" w:eastAsia="Arial" w:cs="Arial"/>
+          <w:b/>
+          <w:i w:val="0"/>
+          <w:color w:val="000000"/>
+          <w:sz w:val="18"/>
+          <w:highlight w:val="lightGray"/>
+        </w:rPr>
+        <w:t>r</w:t>
+      </w:r>
+      <w:r>
+        <w:rPr>
+          <w:rFonts w:ascii="Arial" w:hAnsi="Arial" w:eastAsia="Arial" w:cs="Arial"/>
+          <w:b/>
+          <w:i w:val="0"/>
+          <w:color w:val="000000"/>
+          <w:sz w:val="18"/>
+          <w:highlight w:val="lightGray"/>
+        </w:rPr>
+        <w:t>o</w:t>
+      </w:r>
+      <w:r>
+        <w:rPr>
+          <w:rFonts w:ascii="Arial" w:hAnsi="Arial" w:eastAsia="Arial" w:cs="Arial"/>
+          <w:b/>
+          <w:i w:val="0"/>
+          <w:color w:val="000000"/>
+          <w:sz w:val="18"/>
+          <w:highlight w:val="lightGray"/>
+        </w:rPr>
+        <w:t>m</w:t>
+      </w:r>
+      <w:r>
+        <w:rPr>
+          <w:rFonts w:ascii="Arial" w:hAnsi="Arial" w:eastAsia="Arial" w:cs="Arial"/>
+          <w:b/>
+          <w:i w:val="0"/>
+          <w:color w:val="000000"/>
+          <w:sz w:val="18"/>
+          <w:highlight w:val="lightGray"/>
+        </w:rPr>
+        <w:t>:</w:t>
+      </w:r>
+      <w:r>
+        <w:rPr>
+          <w:rFonts w:ascii="Arial" w:hAnsi="Arial" w:eastAsia="Arial" w:cs="Arial"/>
+          <w:b w:val="0"/>
+          <w:i w:val="0"/>
+          <w:color w:val="000000"/>
+          <w:sz w:val="18"/>
+          <w:highlight w:val="lightGray"/>
+        </w:rPr>
+        <w:t xml:space="preserve"> </w:t>
+      </w:r>
+      <w:r>
+        <w:rPr>
+          <w:rFonts w:ascii="Arial" w:hAnsi="Arial" w:eastAsia="Arial" w:cs="Arial"/>
+          <w:b w:val="0"/>
+          <w:i w:val="0"/>
+          <w:color w:val="000000"/>
+          <w:sz w:val="18"/>
+          <w:highlight w:val="lightGray"/>
+        </w:rPr>
+        <w:t>[</w:t>
+      </w:r>
+      <w:r>
+        <w:rPr>
+          <w:rFonts w:ascii="Arial" w:hAnsi="Arial" w:eastAsia="Arial" w:cs="Arial"/>
+          <w:b w:val="0"/>
+          <w:i w:val="0"/>
+          <w:color w:val="000000"/>
+          <w:sz w:val="18"/>
+          <w:highlight w:val="lightGray"/>
+        </w:rPr>
+        <w:t>C</w:t>
+      </w:r>
+      <w:r>
+        <w:rPr>
+          <w:rFonts w:ascii="Arial" w:hAnsi="Arial" w:eastAsia="Arial" w:cs="Arial"/>
+          <w:b w:val="0"/>
+          <w:i w:val="0"/>
+          <w:color w:val="000000"/>
+          <w:sz w:val="18"/>
+          <w:highlight w:val="lightGray"/>
+        </w:rPr>
+        <w:t>h</w:t>
+      </w:r>
+      <w:r>
+        <w:rPr>
+          <w:rFonts w:ascii="Arial" w:hAnsi="Arial" w:eastAsia="Arial" w:cs="Arial"/>
+          <w:b w:val="0"/>
+          <w:i w:val="0"/>
+          <w:color w:val="000000"/>
+          <w:sz w:val="18"/>
+          <w:highlight w:val="lightGray"/>
+        </w:rPr>
+        <w:t>a</w:t>
+      </w:r>
+      <w:r>
+        <w:rPr>
+          <w:rFonts w:ascii="Arial" w:hAnsi="Arial" w:eastAsia="Arial" w:cs="Arial"/>
+          <w:b w:val="0"/>
+          <w:i w:val="0"/>
+          <w:color w:val="000000"/>
+          <w:sz w:val="18"/>
+          <w:highlight w:val="lightGray"/>
+        </w:rPr>
+        <w:t>t</w:t>
+      </w:r>
+      <w:r>
+        <w:rPr>
+          <w:rFonts w:ascii="Arial" w:hAnsi="Arial" w:eastAsia="Arial" w:cs="Arial"/>
+          <w:b w:val="0"/>
+          <w:i w:val="0"/>
+          <w:color w:val="000000"/>
+          <w:sz w:val="18"/>
+          <w:highlight w:val="lightGray"/>
+        </w:rPr>
+        <w:t>g</w:t>
+      </w:r>
+      <w:r>
+        <w:rPr>
+          <w:rFonts w:ascii="Arial" w:hAnsi="Arial" w:eastAsia="Arial" w:cs="Arial"/>
+          <w:b w:val="0"/>
+          <w:i w:val="0"/>
+          <w:color w:val="000000"/>
+          <w:sz w:val="18"/>
+          <w:highlight w:val="lightGray"/>
+        </w:rPr>
+        <w:t>p</w:t>
+      </w:r>
+      <w:r>
+        <w:rPr>
+          <w:rFonts w:ascii="Arial" w:hAnsi="Arial" w:eastAsia="Arial" w:cs="Arial"/>
+          <w:b w:val="0"/>
+          <w:i w:val="0"/>
+          <w:color w:val="000000"/>
+          <w:sz w:val="18"/>
+          <w:highlight w:val="lightGray"/>
+        </w:rPr>
+        <w:t>t</w:t>
+      </w:r>
+      <w:r>
+        <w:rPr>
+          <w:rFonts w:ascii="Arial" w:hAnsi="Arial" w:eastAsia="Arial" w:cs="Arial"/>
+          <w:b w:val="0"/>
+          <w:i w:val="0"/>
+          <w:color w:val="000000"/>
+          <w:sz w:val="18"/>
+          <w:highlight w:val="lightGray"/>
+        </w:rPr>
+        <w:t xml:space="preserve"> </w:t>
+      </w:r>
+      <w:r>
+        <w:rPr>
+          <w:rFonts w:ascii="Arial" w:hAnsi="Arial" w:eastAsia="Arial" w:cs="Arial"/>
+          <w:b w:val="0"/>
+          <w:i w:val="0"/>
+          <w:color w:val="000000"/>
+          <w:sz w:val="18"/>
+          <w:highlight w:val="lightGray"/>
+        </w:rPr>
+        <w:t>(</w:t>
+      </w:r>
+      <w:r>
+        <w:rPr>
+          <w:rFonts w:ascii="Arial" w:hAnsi="Arial" w:eastAsia="Arial" w:cs="Arial"/>
+          <w:b w:val="0"/>
+          <w:i w:val="0"/>
+          <w:color w:val="000000"/>
+          <w:sz w:val="18"/>
+          <w:highlight w:val="lightGray"/>
+        </w:rPr>
+        <w:t>G</w:t>
+      </w:r>
+      <w:r>
+        <w:rPr>
+          <w:rFonts w:ascii="Arial" w:hAnsi="Arial" w:eastAsia="Arial" w:cs="Arial"/>
+          <w:b w:val="0"/>
+          <w:i w:val="0"/>
+          <w:color w:val="000000"/>
+          <w:sz w:val="18"/>
+          <w:highlight w:val="lightGray"/>
+        </w:rPr>
+        <w:t>P</w:t>
+      </w:r>
+      <w:r>
+        <w:rPr>
+          <w:rFonts w:ascii="Arial" w:hAnsi="Arial" w:eastAsia="Arial" w:cs="Arial"/>
+          <w:b w:val="0"/>
+          <w:i w:val="0"/>
+          <w:color w:val="000000"/>
+          <w:sz w:val="18"/>
+          <w:highlight w:val="lightGray"/>
+        </w:rPr>
+        <w:t>T</w:t>
+      </w:r>
+      <w:r>
+        <w:rPr>
+          <w:rFonts w:ascii="Arial" w:hAnsi="Arial" w:eastAsia="Arial" w:cs="Arial"/>
+          <w:b w:val="0"/>
+          <w:i w:val="0"/>
+          <w:color w:val="000000"/>
+          <w:sz w:val="18"/>
+          <w:highlight w:val="lightGray"/>
         </w:rPr>
         <w:t>‑</w:t>
       </w:r>
       <w:r>
         <w:rPr>
-          <w:rFonts w:ascii="Arial" w:eastAsia="Arial" w:hAnsi="Arial" w:cs="Arial"/>
-          <w:b/>
-          <w:kern w:val="0"/>
-          <w:sz w:val="22"/>
-          <w:szCs w:val="22"/>
-          <w:highlight w:val="darkGray"/>
-          <w:lang w:val="en"/>
-          <w14:ligatures w14:val="none"/>
-        </w:rPr>
-        <w:t>5 Mini) at [12/18/2025]</w:t>
+          <w:rFonts w:ascii="Arial" w:hAnsi="Arial" w:eastAsia="Arial" w:cs="Arial"/>
+          <w:b w:val="0"/>
+          <w:i w:val="0"/>
+          <w:color w:val="000000"/>
+          <w:sz w:val="18"/>
+          <w:highlight w:val="lightGray"/>
+        </w:rPr>
+        <w:t>5</w:t>
+      </w:r>
+      <w:r>
+        <w:rPr>
+          <w:rFonts w:ascii="Arial" w:hAnsi="Arial" w:eastAsia="Arial" w:cs="Arial"/>
+          <w:b w:val="0"/>
+          <w:i w:val="0"/>
+          <w:color w:val="000000"/>
+          <w:sz w:val="18"/>
+          <w:highlight w:val="lightGray"/>
+        </w:rPr>
+        <w:t xml:space="preserve"> </w:t>
+      </w:r>
+      <w:r>
+        <w:rPr>
+          <w:rFonts w:ascii="Arial" w:hAnsi="Arial" w:eastAsia="Arial" w:cs="Arial"/>
+          <w:b w:val="0"/>
+          <w:i w:val="0"/>
+          <w:color w:val="000000"/>
+          <w:sz w:val="18"/>
+          <w:highlight w:val="lightGray"/>
+        </w:rPr>
+        <w:t>M</w:t>
+      </w:r>
+      <w:r>
+        <w:rPr>
+          <w:rFonts w:ascii="Arial" w:hAnsi="Arial" w:eastAsia="Arial" w:cs="Arial"/>
+          <w:b w:val="0"/>
+          <w:i w:val="0"/>
+          <w:color w:val="000000"/>
+          <w:sz w:val="18"/>
+          <w:highlight w:val="lightGray"/>
+        </w:rPr>
+        <w:t>i</w:t>
+      </w:r>
+      <w:r>
+        <w:rPr>
+          <w:rFonts w:ascii="Arial" w:hAnsi="Arial" w:eastAsia="Arial" w:cs="Arial"/>
+          <w:b w:val="0"/>
+          <w:i w:val="0"/>
+          <w:color w:val="000000"/>
+          <w:sz w:val="18"/>
+          <w:highlight w:val="lightGray"/>
+        </w:rPr>
+        <w:t>n</w:t>
+      </w:r>
+      <w:r>
+        <w:rPr>
+          <w:rFonts w:ascii="Arial" w:hAnsi="Arial" w:eastAsia="Arial" w:cs="Arial"/>
+          <w:b w:val="0"/>
+          <w:i w:val="0"/>
+          <w:color w:val="000000"/>
+          <w:sz w:val="18"/>
+          <w:highlight w:val="lightGray"/>
+        </w:rPr>
+        <w:t>i</w:t>
+      </w:r>
+      <w:r>
+        <w:rPr>
+          <w:rFonts w:ascii="Arial" w:hAnsi="Arial" w:eastAsia="Arial" w:cs="Arial"/>
+          <w:b w:val="0"/>
+          <w:i w:val="0"/>
+          <w:color w:val="000000"/>
+          <w:sz w:val="18"/>
+          <w:highlight w:val="lightGray"/>
+        </w:rPr>
+        <w:t>)</w:t>
+      </w:r>
+      <w:r>
+        <w:rPr>
+          <w:rFonts w:ascii="Arial" w:hAnsi="Arial" w:eastAsia="Arial" w:cs="Arial"/>
+          <w:b w:val="0"/>
+          <w:i w:val="0"/>
+          <w:color w:val="000000"/>
+          <w:sz w:val="18"/>
+          <w:highlight w:val="lightGray"/>
+        </w:rPr>
+        <w:t>]</w:t>
+      </w:r>
+      <w:r>
+        <w:rPr>
+          <w:rFonts w:ascii="Arial" w:hAnsi="Arial" w:eastAsia="Arial" w:cs="Arial"/>
+          <w:b w:val="0"/>
+          <w:i w:val="0"/>
+          <w:color w:val="000000"/>
+          <w:sz w:val="18"/>
+          <w:highlight w:val="lightGray"/>
+        </w:rPr>
+        <w:t xml:space="preserve"> </w:t>
+      </w:r>
+      <w:r>
+        <w:rPr>
+          <w:rFonts w:ascii="Arial" w:hAnsi="Arial" w:eastAsia="Arial" w:cs="Arial"/>
+          <w:b/>
+          <w:i w:val="0"/>
+          <w:color w:val="000000"/>
+          <w:sz w:val="18"/>
+          <w:highlight w:val="lightGray"/>
+        </w:rPr>
+        <w:t>o</w:t>
+      </w:r>
+      <w:r>
+        <w:rPr>
+          <w:rFonts w:ascii="Arial" w:hAnsi="Arial" w:eastAsia="Arial" w:cs="Arial"/>
+          <w:b/>
+          <w:i w:val="0"/>
+          <w:color w:val="000000"/>
+          <w:sz w:val="18"/>
+          <w:highlight w:val="lightGray"/>
+        </w:rPr>
+        <w:t>n</w:t>
+      </w:r>
+      <w:r>
+        <w:rPr>
+          <w:rFonts w:ascii="Arial" w:hAnsi="Arial"/>
+          <w:b w:val="0"/>
+          <w:i w:val="0"/>
+          <w:color w:val="000000"/>
+          <w:sz w:val="18"/>
+          <w:highlight w:val="lightGray"/>
+        </w:rPr>
+        <w:t xml:space="preserve"> </w:t>
+      </w:r>
+      <w:r>
+        <w:rPr>
+          <w:rFonts w:ascii="Arial" w:hAnsi="Arial"/>
+          <w:b w:val="0"/>
+          <w:i w:val="0"/>
+          <w:color w:val="000000"/>
+          <w:sz w:val="18"/>
+          <w:highlight w:val="lightGray"/>
+        </w:rPr>
+        <w:t>[</w:t>
+      </w:r>
+      <w:r>
+        <w:rPr>
+          <w:rFonts w:ascii="Arial" w:hAnsi="Arial"/>
+          <w:b w:val="0"/>
+          <w:i w:val="0"/>
+          <w:sz w:val="18"/>
+          <w:highlight w:val="lightGray"/>
+        </w:rPr>
+        <w:t>12/18/2025]</w:t>
       </w:r>
     </w:p>
     <w:p>
@@ -3726,67 +9846,1597 @@
       </w:pPr>
       <w:r>
         <w:rPr>
-          <w:rFonts w:ascii="Arial" w:eastAsia="Arial" w:hAnsi="Arial" w:cs="Arial"/>
-          <w:b/>
-          <w:kern w:val="0"/>
-          <w:sz w:val="22"/>
-          <w:szCs w:val="22"/>
-          <w:highlight w:val="darkGray"/>
-          <w:lang w:val="en"/>
-          <w14:ligatures w14:val="none"/>
-        </w:rPr>
-        <w:t># Source</w:t>
-      </w:r>
-      <w:r>
-        <w:rPr>
-          <w:rFonts w:ascii="Arial" w:eastAsia="Arial" w:hAnsi="Arial" w:cs="Arial"/>
-          <w:kern w:val="0"/>
-          <w:sz w:val="22"/>
-          <w:szCs w:val="22"/>
-          <w:highlight w:val="darkGray"/>
-          <w:lang w:val="en"/>
-          <w14:ligatures w14:val="none"/>
-        </w:rPr>
-        <w:t xml:space="preserve">: </w:t>
-      </w:r>
-      <w:r>
-        <w:rPr>
-          <w:rFonts w:ascii="Arial" w:eastAsia="Arial" w:hAnsi="Arial" w:cs="Arial"/>
-          <w:b/>
-          <w:kern w:val="0"/>
-          <w:sz w:val="22"/>
-          <w:szCs w:val="22"/>
-          <w:highlight w:val="darkGray"/>
-          <w:lang w:val="en"/>
-          <w14:ligatures w14:val="none"/>
-        </w:rPr>
-        <w:t>Chatgpt (GPT</w:t>
-      </w:r>
-      <w:r>
-        <w:rPr>
-          <w:rFonts w:ascii="Cambria Math" w:eastAsia="Arial" w:hAnsi="Cambria Math" w:cs="Cambria Math"/>
-          <w:b/>
-          <w:kern w:val="0"/>
-          <w:sz w:val="22"/>
-          <w:szCs w:val="22"/>
-          <w:highlight w:val="darkGray"/>
-          <w:lang w:val="en"/>
-          <w14:ligatures w14:val="none"/>
+          <w:rFonts w:ascii="Arial" w:hAnsi="Arial" w:eastAsia="Arial" w:cs="Arial"/>
+          <w:b/>
+          <w:i w:val="0"/>
+          <w:color w:val="000000"/>
+          <w:sz w:val="18"/>
+          <w:highlight w:val="lightGray"/>
+        </w:rPr>
+        <w:t>#</w:t>
+      </w:r>
+      <w:r>
+        <w:rPr>
+          <w:rFonts w:ascii="Arial" w:hAnsi="Arial" w:eastAsia="Arial" w:cs="Arial"/>
+          <w:b/>
+          <w:i w:val="0"/>
+          <w:color w:val="000000"/>
+          <w:sz w:val="18"/>
+          <w:highlight w:val="lightGray"/>
+        </w:rPr>
+        <w:t xml:space="preserve"> </w:t>
+      </w:r>
+      <w:r>
+        <w:rPr>
+          <w:rFonts w:ascii="Arial" w:hAnsi="Arial" w:eastAsia="Arial" w:cs="Arial"/>
+          <w:b/>
+          <w:i w:val="0"/>
+          <w:color w:val="000000"/>
+          <w:sz w:val="18"/>
+          <w:highlight w:val="lightGray"/>
+        </w:rPr>
+        <w:t>S</w:t>
+      </w:r>
+      <w:r>
+        <w:rPr>
+          <w:rFonts w:ascii="Arial" w:hAnsi="Arial" w:eastAsia="Arial" w:cs="Arial"/>
+          <w:b/>
+          <w:i w:val="0"/>
+          <w:color w:val="000000"/>
+          <w:sz w:val="18"/>
+          <w:highlight w:val="lightGray"/>
+        </w:rPr>
+        <w:t>o</w:t>
+      </w:r>
+      <w:r>
+        <w:rPr>
+          <w:rFonts w:ascii="Arial" w:hAnsi="Arial" w:eastAsia="Arial" w:cs="Arial"/>
+          <w:b/>
+          <w:i w:val="0"/>
+          <w:color w:val="000000"/>
+          <w:sz w:val="18"/>
+          <w:highlight w:val="lightGray"/>
+        </w:rPr>
+        <w:t>u</w:t>
+      </w:r>
+      <w:r>
+        <w:rPr>
+          <w:rFonts w:ascii="Arial" w:hAnsi="Arial" w:eastAsia="Arial" w:cs="Arial"/>
+          <w:b/>
+          <w:i w:val="0"/>
+          <w:color w:val="000000"/>
+          <w:sz w:val="18"/>
+          <w:highlight w:val="lightGray"/>
+        </w:rPr>
+        <w:t>r</w:t>
+      </w:r>
+      <w:r>
+        <w:rPr>
+          <w:rFonts w:ascii="Arial" w:hAnsi="Arial" w:eastAsia="Arial" w:cs="Arial"/>
+          <w:b/>
+          <w:i w:val="0"/>
+          <w:color w:val="000000"/>
+          <w:sz w:val="18"/>
+          <w:highlight w:val="lightGray"/>
+        </w:rPr>
+        <w:t>c</w:t>
+      </w:r>
+      <w:r>
+        <w:rPr>
+          <w:rFonts w:ascii="Arial" w:hAnsi="Arial" w:eastAsia="Arial" w:cs="Arial"/>
+          <w:b/>
+          <w:i w:val="0"/>
+          <w:color w:val="000000"/>
+          <w:sz w:val="18"/>
+          <w:highlight w:val="lightGray"/>
+        </w:rPr>
+        <w:t>e</w:t>
+      </w:r>
+      <w:r>
+        <w:rPr>
+          <w:rFonts w:ascii="Arial" w:hAnsi="Arial" w:eastAsia="Arial" w:cs="Arial"/>
+          <w:b/>
+          <w:i w:val="0"/>
+          <w:color w:val="000000"/>
+          <w:sz w:val="18"/>
+          <w:highlight w:val="lightGray"/>
+        </w:rPr>
+        <w:t>:</w:t>
+      </w:r>
+      <w:r>
+        <w:rPr>
+          <w:rFonts w:ascii="Arial" w:hAnsi="Arial" w:eastAsia="Arial" w:cs="Arial"/>
+          <w:b/>
+          <w:i w:val="0"/>
+          <w:color w:val="000000"/>
+          <w:sz w:val="18"/>
+          <w:highlight w:val="lightGray"/>
+        </w:rPr>
+        <w:t xml:space="preserve"> </w:t>
+      </w:r>
+      <w:r>
+        <w:rPr>
+          <w:rFonts w:ascii="Arial" w:hAnsi="Arial" w:eastAsia="Arial" w:cs="Arial"/>
+          <w:b/>
+          <w:i w:val="0"/>
+          <w:color w:val="000000"/>
+          <w:sz w:val="18"/>
+          <w:highlight w:val="lightGray"/>
+        </w:rPr>
+        <w:t>A</w:t>
+      </w:r>
+      <w:r>
+        <w:rPr>
+          <w:rFonts w:ascii="Arial" w:hAnsi="Arial" w:eastAsia="Arial" w:cs="Arial"/>
+          <w:b/>
+          <w:i w:val="0"/>
+          <w:color w:val="000000"/>
+          <w:sz w:val="18"/>
+          <w:highlight w:val="lightGray"/>
+        </w:rPr>
+        <w:t>I</w:t>
+      </w:r>
+      <w:r>
+        <w:rPr>
+          <w:rFonts w:ascii="Arial" w:hAnsi="Arial" w:eastAsia="Arial" w:cs="Arial"/>
+          <w:b/>
+          <w:i w:val="0"/>
+          <w:color w:val="000000"/>
+          <w:sz w:val="18"/>
+          <w:highlight w:val="lightGray"/>
+        </w:rPr>
+        <w:t xml:space="preserve"> </w:t>
+      </w:r>
+      <w:r>
+        <w:rPr>
+          <w:rFonts w:ascii="Arial" w:hAnsi="Arial" w:eastAsia="Arial" w:cs="Arial"/>
+          <w:b/>
+          <w:i w:val="0"/>
+          <w:color w:val="000000"/>
+          <w:sz w:val="18"/>
+          <w:highlight w:val="lightGray"/>
+        </w:rPr>
+        <w:t>S</w:t>
+      </w:r>
+      <w:r>
+        <w:rPr>
+          <w:rFonts w:ascii="Arial" w:hAnsi="Arial" w:eastAsia="Arial" w:cs="Arial"/>
+          <w:b/>
+          <w:i w:val="0"/>
+          <w:color w:val="000000"/>
+          <w:sz w:val="18"/>
+          <w:highlight w:val="lightGray"/>
+        </w:rPr>
+        <w:t>o</w:t>
+      </w:r>
+      <w:r>
+        <w:rPr>
+          <w:rFonts w:ascii="Arial" w:hAnsi="Arial" w:eastAsia="Arial" w:cs="Arial"/>
+          <w:b/>
+          <w:i w:val="0"/>
+          <w:color w:val="000000"/>
+          <w:sz w:val="18"/>
+          <w:highlight w:val="lightGray"/>
+        </w:rPr>
+        <w:t>u</w:t>
+      </w:r>
+      <w:r>
+        <w:rPr>
+          <w:rFonts w:ascii="Arial" w:hAnsi="Arial" w:eastAsia="Arial" w:cs="Arial"/>
+          <w:b/>
+          <w:i w:val="0"/>
+          <w:color w:val="000000"/>
+          <w:sz w:val="18"/>
+          <w:highlight w:val="lightGray"/>
+        </w:rPr>
+        <w:t>r</w:t>
+      </w:r>
+      <w:r>
+        <w:rPr>
+          <w:rFonts w:ascii="Arial" w:hAnsi="Arial" w:eastAsia="Arial" w:cs="Arial"/>
+          <w:b/>
+          <w:i w:val="0"/>
+          <w:color w:val="000000"/>
+          <w:sz w:val="18"/>
+          <w:highlight w:val="lightGray"/>
+        </w:rPr>
+        <w:t>c</w:t>
+      </w:r>
+      <w:r>
+        <w:rPr>
+          <w:rFonts w:ascii="Arial" w:hAnsi="Arial" w:eastAsia="Arial" w:cs="Arial"/>
+          <w:b/>
+          <w:i w:val="0"/>
+          <w:color w:val="000000"/>
+          <w:sz w:val="18"/>
+          <w:highlight w:val="lightGray"/>
+        </w:rPr>
+        <w:t>e</w:t>
+      </w:r>
+      <w:r>
+        <w:rPr>
+          <w:rFonts w:ascii="Arial" w:hAnsi="Arial" w:eastAsia="Arial" w:cs="Arial"/>
+          <w:b/>
+          <w:i w:val="0"/>
+          <w:color w:val="000000"/>
+          <w:sz w:val="18"/>
+          <w:highlight w:val="lightGray"/>
+        </w:rPr>
+        <w:t>:</w:t>
+      </w:r>
+      <w:r>
+        <w:rPr>
+          <w:rFonts w:ascii="Arial" w:hAnsi="Arial" w:eastAsia="Arial" w:cs="Arial"/>
+          <w:b/>
+          <w:i w:val="0"/>
+          <w:color w:val="000000"/>
+          <w:sz w:val="18"/>
+          <w:highlight w:val="lightGray"/>
+        </w:rPr>
+        <w:t xml:space="preserve"> </w:t>
+      </w:r>
+      <w:r>
+        <w:rPr>
+          <w:rFonts w:ascii="Arial" w:hAnsi="Arial" w:eastAsia="Arial" w:cs="Arial"/>
+          <w:b/>
+          <w:i w:val="0"/>
+          <w:color w:val="000000"/>
+          <w:sz w:val="18"/>
+          <w:highlight w:val="lightGray"/>
+        </w:rPr>
+        <w:t>P</w:t>
+      </w:r>
+      <w:r>
+        <w:rPr>
+          <w:rFonts w:ascii="Arial" w:hAnsi="Arial" w:eastAsia="Arial" w:cs="Arial"/>
+          <w:b/>
+          <w:i w:val="0"/>
+          <w:color w:val="000000"/>
+          <w:sz w:val="18"/>
+          <w:highlight w:val="lightGray"/>
+        </w:rPr>
+        <w:t>r</w:t>
+      </w:r>
+      <w:r>
+        <w:rPr>
+          <w:rFonts w:ascii="Arial" w:hAnsi="Arial" w:eastAsia="Arial" w:cs="Arial"/>
+          <w:b/>
+          <w:i w:val="0"/>
+          <w:color w:val="000000"/>
+          <w:sz w:val="18"/>
+          <w:highlight w:val="lightGray"/>
+        </w:rPr>
+        <w:t>o</w:t>
+      </w:r>
+      <w:r>
+        <w:rPr>
+          <w:rFonts w:ascii="Arial" w:hAnsi="Arial" w:eastAsia="Arial" w:cs="Arial"/>
+          <w:b/>
+          <w:i w:val="0"/>
+          <w:color w:val="000000"/>
+          <w:sz w:val="18"/>
+          <w:highlight w:val="lightGray"/>
+        </w:rPr>
+        <w:t>v</w:t>
+      </w:r>
+      <w:r>
+        <w:rPr>
+          <w:rFonts w:ascii="Arial" w:hAnsi="Arial" w:eastAsia="Arial" w:cs="Arial"/>
+          <w:b/>
+          <w:i w:val="0"/>
+          <w:color w:val="000000"/>
+          <w:sz w:val="18"/>
+          <w:highlight w:val="lightGray"/>
+        </w:rPr>
+        <w:t>i</w:t>
+      </w:r>
+      <w:r>
+        <w:rPr>
+          <w:rFonts w:ascii="Arial" w:hAnsi="Arial" w:eastAsia="Arial" w:cs="Arial"/>
+          <w:b/>
+          <w:i w:val="0"/>
+          <w:color w:val="000000"/>
+          <w:sz w:val="18"/>
+          <w:highlight w:val="lightGray"/>
+        </w:rPr>
+        <w:t>d</w:t>
+      </w:r>
+      <w:r>
+        <w:rPr>
+          <w:rFonts w:ascii="Arial" w:hAnsi="Arial" w:eastAsia="Arial" w:cs="Arial"/>
+          <w:b/>
+          <w:i w:val="0"/>
+          <w:color w:val="000000"/>
+          <w:sz w:val="18"/>
+          <w:highlight w:val="lightGray"/>
+        </w:rPr>
+        <w:t>e</w:t>
+      </w:r>
+      <w:r>
+        <w:rPr>
+          <w:rFonts w:ascii="Arial" w:hAnsi="Arial" w:eastAsia="Arial" w:cs="Arial"/>
+          <w:b/>
+          <w:i w:val="0"/>
+          <w:color w:val="000000"/>
+          <w:sz w:val="18"/>
+          <w:highlight w:val="lightGray"/>
+        </w:rPr>
+        <w:t>d</w:t>
+      </w:r>
+      <w:r>
+        <w:rPr>
+          <w:rFonts w:ascii="Arial" w:hAnsi="Arial" w:eastAsia="Arial" w:cs="Arial"/>
+          <w:b/>
+          <w:i w:val="0"/>
+          <w:color w:val="000000"/>
+          <w:sz w:val="18"/>
+          <w:highlight w:val="lightGray"/>
+        </w:rPr>
+        <w:t xml:space="preserve"> </w:t>
+      </w:r>
+      <w:r>
+        <w:rPr>
+          <w:rFonts w:ascii="Arial" w:hAnsi="Arial" w:eastAsia="Arial" w:cs="Arial"/>
+          <w:b/>
+          <w:i w:val="0"/>
+          <w:color w:val="000000"/>
+          <w:sz w:val="18"/>
+          <w:highlight w:val="lightGray"/>
+        </w:rPr>
+        <w:t>b</w:t>
+      </w:r>
+      <w:r>
+        <w:rPr>
+          <w:rFonts w:ascii="Arial" w:hAnsi="Arial" w:eastAsia="Arial" w:cs="Arial"/>
+          <w:b/>
+          <w:i w:val="0"/>
+          <w:color w:val="000000"/>
+          <w:sz w:val="18"/>
+          <w:highlight w:val="lightGray"/>
+        </w:rPr>
+        <w:t>y</w:t>
+      </w:r>
+      <w:r>
+        <w:rPr>
+          <w:rFonts w:ascii="Arial" w:hAnsi="Arial" w:eastAsia="Arial" w:cs="Arial"/>
+          <w:b/>
+          <w:i w:val="0"/>
+          <w:color w:val="000000"/>
+          <w:sz w:val="18"/>
+          <w:highlight w:val="lightGray"/>
+        </w:rPr>
+        <w:t>:</w:t>
+      </w:r>
+      <w:r>
+        <w:rPr>
+          <w:rFonts w:ascii="Arial" w:hAnsi="Arial" w:eastAsia="Arial" w:cs="Arial"/>
+          <w:b/>
+          <w:i w:val="0"/>
+          <w:color w:val="000000"/>
+          <w:sz w:val="18"/>
+          <w:highlight w:val="lightGray"/>
+        </w:rPr>
+        <w:t xml:space="preserve"> </w:t>
+      </w:r>
+      <w:r>
+        <w:rPr>
+          <w:rFonts w:ascii="Arial" w:hAnsi="Arial" w:eastAsia="Arial" w:cs="Arial"/>
+          <w:b/>
+          <w:i w:val="0"/>
+          <w:color w:val="000000"/>
+          <w:sz w:val="18"/>
+          <w:highlight w:val="lightGray"/>
+        </w:rPr>
+        <w:t>[</w:t>
+      </w:r>
+      <w:r>
+        <w:rPr>
+          <w:rFonts w:ascii="Arial" w:hAnsi="Arial" w:eastAsia="Arial" w:cs="Arial"/>
+          <w:b/>
+          <w:i w:val="0"/>
+          <w:color w:val="000000"/>
+          <w:sz w:val="18"/>
+          <w:highlight w:val="lightGray"/>
+        </w:rPr>
+        <w:t>D</w:t>
+      </w:r>
+      <w:r>
+        <w:rPr>
+          <w:rFonts w:ascii="Arial" w:hAnsi="Arial" w:eastAsia="Arial" w:cs="Arial"/>
+          <w:b/>
+          <w:i w:val="0"/>
+          <w:color w:val="000000"/>
+          <w:sz w:val="18"/>
+          <w:highlight w:val="lightGray"/>
+        </w:rPr>
+        <w:t>a</w:t>
+      </w:r>
+      <w:r>
+        <w:rPr>
+          <w:rFonts w:ascii="Arial" w:hAnsi="Arial" w:eastAsia="Arial" w:cs="Arial"/>
+          <w:b/>
+          <w:i w:val="0"/>
+          <w:color w:val="000000"/>
+          <w:sz w:val="18"/>
+          <w:highlight w:val="lightGray"/>
+        </w:rPr>
+        <w:t>t</w:t>
+      </w:r>
+      <w:r>
+        <w:rPr>
+          <w:rFonts w:ascii="Arial" w:hAnsi="Arial" w:eastAsia="Arial" w:cs="Arial"/>
+          <w:b/>
+          <w:i w:val="0"/>
+          <w:color w:val="000000"/>
+          <w:sz w:val="18"/>
+          <w:highlight w:val="lightGray"/>
+        </w:rPr>
+        <w:t>a</w:t>
+      </w:r>
+      <w:r>
+        <w:rPr>
+          <w:rFonts w:ascii="Arial" w:hAnsi="Arial" w:eastAsia="Arial" w:cs="Arial"/>
+          <w:b/>
+          <w:i w:val="0"/>
+          <w:color w:val="000000"/>
+          <w:sz w:val="18"/>
+          <w:highlight w:val="lightGray"/>
+        </w:rPr>
+        <w:t xml:space="preserve"> </w:t>
+      </w:r>
+      <w:r>
+        <w:rPr>
+          <w:rFonts w:ascii="Arial" w:hAnsi="Arial" w:eastAsia="Arial" w:cs="Arial"/>
+          <w:b/>
+          <w:i w:val="0"/>
+          <w:color w:val="000000"/>
+          <w:sz w:val="18"/>
+          <w:highlight w:val="lightGray"/>
+        </w:rPr>
+        <w:t>P</w:t>
+      </w:r>
+      <w:r>
+        <w:rPr>
+          <w:rFonts w:ascii="Arial" w:hAnsi="Arial" w:eastAsia="Arial" w:cs="Arial"/>
+          <w:b/>
+          <w:i w:val="0"/>
+          <w:color w:val="000000"/>
+          <w:sz w:val="18"/>
+          <w:highlight w:val="lightGray"/>
+        </w:rPr>
+        <w:t>a</w:t>
+      </w:r>
+      <w:r>
+        <w:rPr>
+          <w:rFonts w:ascii="Arial" w:hAnsi="Arial" w:eastAsia="Arial" w:cs="Arial"/>
+          <w:b/>
+          <w:i w:val="0"/>
+          <w:color w:val="000000"/>
+          <w:sz w:val="18"/>
+          <w:highlight w:val="lightGray"/>
+        </w:rPr>
+        <w:t>t</w:t>
+      </w:r>
+      <w:r>
+        <w:rPr>
+          <w:rFonts w:ascii="Arial" w:hAnsi="Arial" w:eastAsia="Arial" w:cs="Arial"/>
+          <w:b/>
+          <w:i w:val="0"/>
+          <w:color w:val="000000"/>
+          <w:sz w:val="18"/>
+          <w:highlight w:val="lightGray"/>
+        </w:rPr>
+        <w:t>h</w:t>
+      </w:r>
+      <w:r>
+        <w:rPr>
+          <w:rFonts w:ascii="Arial" w:hAnsi="Arial" w:eastAsia="Arial" w:cs="Arial"/>
+          <w:b w:val="0"/>
+          <w:i w:val="0"/>
+          <w:color w:val="000000"/>
+          <w:sz w:val="18"/>
+          <w:highlight w:val="lightGray"/>
+        </w:rPr>
+        <w:t>:</w:t>
+      </w:r>
+      <w:r>
+        <w:rPr>
+          <w:rFonts w:ascii="Arial" w:hAnsi="Arial" w:eastAsia="Arial" w:cs="Arial"/>
+          <w:b w:val="0"/>
+          <w:i w:val="0"/>
+          <w:color w:val="000000"/>
+          <w:sz w:val="18"/>
+          <w:highlight w:val="lightGray"/>
+        </w:rPr>
+        <w:t xml:space="preserve"> </w:t>
+      </w:r>
+      <w:r>
+        <w:rPr>
+          <w:rFonts w:ascii="Arial" w:hAnsi="Arial" w:eastAsia="Arial" w:cs="Arial"/>
+          <w:b w:val="0"/>
+          <w:i w:val="0"/>
+          <w:color w:val="000000"/>
+          <w:sz w:val="18"/>
+          <w:highlight w:val="lightGray"/>
+        </w:rPr>
+        <w:t>P</w:t>
+      </w:r>
+      <w:r>
+        <w:rPr>
+          <w:rFonts w:ascii="Arial" w:hAnsi="Arial" w:eastAsia="Arial" w:cs="Arial"/>
+          <w:b w:val="0"/>
+          <w:i w:val="0"/>
+          <w:color w:val="000000"/>
+          <w:sz w:val="18"/>
+          <w:highlight w:val="lightGray"/>
+        </w:rPr>
+        <w:t>e</w:t>
+      </w:r>
+      <w:r>
+        <w:rPr>
+          <w:rFonts w:ascii="Arial" w:hAnsi="Arial" w:eastAsia="Arial" w:cs="Arial"/>
+          <w:b w:val="0"/>
+          <w:i w:val="0"/>
+          <w:color w:val="000000"/>
+          <w:sz w:val="18"/>
+          <w:highlight w:val="lightGray"/>
+        </w:rPr>
+        <w:t>r</w:t>
+      </w:r>
+      <w:r>
+        <w:rPr>
+          <w:rFonts w:ascii="Arial" w:hAnsi="Arial" w:eastAsia="Arial" w:cs="Arial"/>
+          <w:b w:val="0"/>
+          <w:i w:val="0"/>
+          <w:color w:val="000000"/>
+          <w:sz w:val="18"/>
+          <w:highlight w:val="lightGray"/>
+        </w:rPr>
+        <w:t>s</w:t>
+      </w:r>
+      <w:r>
+        <w:rPr>
+          <w:rFonts w:ascii="Arial" w:hAnsi="Arial" w:eastAsia="Arial" w:cs="Arial"/>
+          <w:b w:val="0"/>
+          <w:i w:val="0"/>
+          <w:color w:val="000000"/>
+          <w:sz w:val="18"/>
+          <w:highlight w:val="lightGray"/>
+        </w:rPr>
+        <w:t>o</w:t>
+      </w:r>
+      <w:r>
+        <w:rPr>
+          <w:rFonts w:ascii="Arial" w:hAnsi="Arial" w:eastAsia="Arial" w:cs="Arial"/>
+          <w:b w:val="0"/>
+          <w:i w:val="0"/>
+          <w:color w:val="000000"/>
+          <w:sz w:val="18"/>
+          <w:highlight w:val="lightGray"/>
+        </w:rPr>
+        <w:t>n</w:t>
+      </w:r>
+      <w:r>
+        <w:rPr>
+          <w:rFonts w:ascii="Arial" w:hAnsi="Arial" w:eastAsia="Arial" w:cs="Arial"/>
+          <w:b w:val="0"/>
+          <w:i w:val="0"/>
+          <w:color w:val="000000"/>
+          <w:sz w:val="18"/>
+          <w:highlight w:val="lightGray"/>
+        </w:rPr>
+        <w:t>s</w:t>
+      </w:r>
+      <w:r>
+        <w:rPr>
+          <w:rFonts w:ascii="Arial" w:hAnsi="Arial" w:eastAsia="Arial" w:cs="Arial"/>
+          <w:b w:val="0"/>
+          <w:i w:val="0"/>
+          <w:color w:val="000000"/>
+          <w:sz w:val="18"/>
+          <w:highlight w:val="lightGray"/>
+        </w:rPr>
+        <w:t xml:space="preserve"> </w:t>
+      </w:r>
+      <w:r>
+        <w:rPr>
+          <w:rFonts w:ascii="Arial" w:hAnsi="Arial" w:eastAsia="Arial" w:cs="Arial"/>
+          <w:b w:val="0"/>
+          <w:i w:val="0"/>
+          <w:color w:val="000000"/>
+          <w:sz w:val="18"/>
+          <w:highlight w:val="lightGray"/>
+        </w:rPr>
+        <w:t>T</w:t>
+      </w:r>
+      <w:r>
+        <w:rPr>
+          <w:rFonts w:ascii="Arial" w:hAnsi="Arial" w:eastAsia="Arial" w:cs="Arial"/>
+          <w:b w:val="0"/>
+          <w:i w:val="0"/>
+          <w:color w:val="000000"/>
+          <w:sz w:val="18"/>
+          <w:highlight w:val="lightGray"/>
+        </w:rPr>
+        <w:t>a</w:t>
+      </w:r>
+      <w:r>
+        <w:rPr>
+          <w:rFonts w:ascii="Arial" w:hAnsi="Arial" w:eastAsia="Arial" w:cs="Arial"/>
+          <w:b w:val="0"/>
+          <w:i w:val="0"/>
+          <w:color w:val="000000"/>
+          <w:sz w:val="18"/>
+          <w:highlight w:val="lightGray"/>
+        </w:rPr>
+        <w:t>b</w:t>
+      </w:r>
+      <w:r>
+        <w:rPr>
+          <w:rFonts w:ascii="Arial" w:hAnsi="Arial" w:eastAsia="Arial" w:cs="Arial"/>
+          <w:b w:val="0"/>
+          <w:i w:val="0"/>
+          <w:color w:val="000000"/>
+          <w:sz w:val="18"/>
+          <w:highlight w:val="lightGray"/>
+        </w:rPr>
+        <w:t>l</w:t>
+      </w:r>
+      <w:r>
+        <w:rPr>
+          <w:rFonts w:ascii="Arial" w:hAnsi="Arial" w:eastAsia="Arial" w:cs="Arial"/>
+          <w:b w:val="0"/>
+          <w:i w:val="0"/>
+          <w:color w:val="000000"/>
+          <w:sz w:val="18"/>
+          <w:highlight w:val="lightGray"/>
+        </w:rPr>
+        <w:t>e</w:t>
+      </w:r>
+      <w:r>
+        <w:rPr>
+          <w:rFonts w:ascii="Arial" w:hAnsi="Arial" w:eastAsia="Arial" w:cs="Arial"/>
+          <w:b w:val="0"/>
+          <w:i w:val="0"/>
+          <w:color w:val="000000"/>
+          <w:sz w:val="18"/>
+          <w:highlight w:val="lightGray"/>
+        </w:rPr>
+        <w:t xml:space="preserve"> </w:t>
+      </w:r>
+      <w:r>
+        <w:rPr>
+          <w:rFonts w:ascii="Arial" w:hAnsi="Arial" w:eastAsia="Arial" w:cs="Arial"/>
+          <w:b w:val="0"/>
+          <w:i w:val="0"/>
+          <w:color w:val="000000"/>
+          <w:sz w:val="18"/>
+          <w:highlight w:val="lightGray"/>
+        </w:rPr>
+        <w:t>-</w:t>
+      </w:r>
+      <w:r>
+        <w:rPr>
+          <w:rFonts w:ascii="Arial" w:hAnsi="Arial" w:eastAsia="Arial" w:cs="Arial"/>
+          <w:b w:val="0"/>
+          <w:i w:val="0"/>
+          <w:color w:val="000000"/>
+          <w:sz w:val="18"/>
+          <w:highlight w:val="lightGray"/>
+        </w:rPr>
+        <w:t>&gt;</w:t>
+      </w:r>
+      <w:r>
+        <w:rPr>
+          <w:rFonts w:ascii="Arial" w:hAnsi="Arial" w:eastAsia="Arial" w:cs="Arial"/>
+          <w:b w:val="0"/>
+          <w:i w:val="0"/>
+          <w:color w:val="000000"/>
+          <w:sz w:val="18"/>
+          <w:highlight w:val="lightGray"/>
+        </w:rPr>
+        <w:t xml:space="preserve"> </w:t>
+      </w:r>
+      <w:r>
+        <w:rPr>
+          <w:rFonts w:ascii="Arial" w:hAnsi="Arial" w:eastAsia="Arial" w:cs="Arial"/>
+          <w:b w:val="0"/>
+          <w:i w:val="0"/>
+          <w:color w:val="000000"/>
+          <w:sz w:val="18"/>
+          <w:highlight w:val="lightGray"/>
+        </w:rPr>
+        <w:t>I</w:t>
+      </w:r>
+      <w:r>
+        <w:rPr>
+          <w:rFonts w:ascii="Arial" w:hAnsi="Arial" w:eastAsia="Arial" w:cs="Arial"/>
+          <w:b w:val="0"/>
+          <w:i w:val="0"/>
+          <w:color w:val="000000"/>
+          <w:sz w:val="18"/>
+          <w:highlight w:val="lightGray"/>
+        </w:rPr>
+        <w:t>D</w:t>
+      </w:r>
+      <w:r>
+        <w:rPr>
+          <w:rFonts w:ascii="Arial" w:hAnsi="Arial" w:eastAsia="Arial" w:cs="Arial"/>
+          <w:b w:val="0"/>
+          <w:i w:val="0"/>
+          <w:color w:val="000000"/>
+          <w:sz w:val="18"/>
+          <w:highlight w:val="lightGray"/>
+        </w:rPr>
+        <w:t xml:space="preserve"> </w:t>
+      </w:r>
+      <w:r>
+        <w:rPr>
+          <w:rFonts w:ascii="Arial" w:hAnsi="Arial" w:eastAsia="Arial" w:cs="Arial"/>
+          <w:b w:val="0"/>
+          <w:i w:val="0"/>
+          <w:color w:val="000000"/>
+          <w:sz w:val="18"/>
+          <w:highlight w:val="lightGray"/>
+        </w:rPr>
+        <w:t>C</w:t>
+      </w:r>
+      <w:r>
+        <w:rPr>
+          <w:rFonts w:ascii="Arial" w:hAnsi="Arial" w:eastAsia="Arial" w:cs="Arial"/>
+          <w:b w:val="0"/>
+          <w:i w:val="0"/>
+          <w:color w:val="000000"/>
+          <w:sz w:val="18"/>
+          <w:highlight w:val="lightGray"/>
+        </w:rPr>
+        <w:t>o</w:t>
+      </w:r>
+      <w:r>
+        <w:rPr>
+          <w:rFonts w:ascii="Arial" w:hAnsi="Arial" w:eastAsia="Arial" w:cs="Arial"/>
+          <w:b w:val="0"/>
+          <w:i w:val="0"/>
+          <w:color w:val="000000"/>
+          <w:sz w:val="18"/>
+          <w:highlight w:val="lightGray"/>
+        </w:rPr>
+        <w:t>l</w:t>
+      </w:r>
+      <w:r>
+        <w:rPr>
+          <w:rFonts w:ascii="Arial" w:hAnsi="Arial" w:eastAsia="Arial" w:cs="Arial"/>
+          <w:b w:val="0"/>
+          <w:i w:val="0"/>
+          <w:color w:val="000000"/>
+          <w:sz w:val="18"/>
+          <w:highlight w:val="lightGray"/>
+        </w:rPr>
+        <w:t>u</w:t>
+      </w:r>
+      <w:r>
+        <w:rPr>
+          <w:rFonts w:ascii="Arial" w:hAnsi="Arial" w:eastAsia="Arial" w:cs="Arial"/>
+          <w:b w:val="0"/>
+          <w:i w:val="0"/>
+          <w:color w:val="000000"/>
+          <w:sz w:val="18"/>
+          <w:highlight w:val="lightGray"/>
+        </w:rPr>
+        <w:t>m</w:t>
+      </w:r>
+      <w:r>
+        <w:rPr>
+          <w:rFonts w:ascii="Arial" w:hAnsi="Arial" w:eastAsia="Arial" w:cs="Arial"/>
+          <w:b w:val="0"/>
+          <w:i w:val="0"/>
+          <w:color w:val="000000"/>
+          <w:sz w:val="18"/>
+          <w:highlight w:val="lightGray"/>
+        </w:rPr>
+        <w:t>n</w:t>
+      </w:r>
+      <w:r>
+        <w:rPr>
+          <w:rFonts w:ascii="Arial" w:hAnsi="Arial" w:eastAsia="Arial" w:cs="Arial"/>
+          <w:b w:val="0"/>
+          <w:i w:val="0"/>
+          <w:color w:val="000000"/>
+          <w:sz w:val="18"/>
+          <w:highlight w:val="lightGray"/>
+        </w:rPr>
+        <w:t>:</w:t>
+      </w:r>
+      <w:r>
+        <w:rPr>
+          <w:rFonts w:ascii="Arial" w:hAnsi="Arial" w:eastAsia="Arial" w:cs="Arial"/>
+          <w:b w:val="0"/>
+          <w:i w:val="0"/>
+          <w:color w:val="000000"/>
+          <w:sz w:val="18"/>
+          <w:highlight w:val="lightGray"/>
+        </w:rPr>
+        <w:t xml:space="preserve"> </w:t>
+      </w:r>
+      <w:r>
+        <w:rPr>
+          <w:rFonts w:ascii="Arial" w:hAnsi="Arial" w:eastAsia="Arial" w:cs="Arial"/>
+          <w:b w:val="0"/>
+          <w:i w:val="0"/>
+          <w:color w:val="000000"/>
+          <w:sz w:val="18"/>
+          <w:highlight w:val="lightGray"/>
+        </w:rPr>
+        <w:t>1</w:t>
+      </w:r>
+      <w:r>
+        <w:rPr>
+          <w:rFonts w:ascii="Arial" w:hAnsi="Arial" w:eastAsia="Arial" w:cs="Arial"/>
+          <w:b w:val="0"/>
+          <w:i w:val="0"/>
+          <w:color w:val="000000"/>
+          <w:sz w:val="18"/>
+          <w:highlight w:val="lightGray"/>
+        </w:rPr>
+        <w:t>,</w:t>
+      </w:r>
+      <w:r>
+        <w:rPr>
+          <w:rFonts w:ascii="Arial" w:hAnsi="Arial" w:eastAsia="Arial" w:cs="Arial"/>
+          <w:b w:val="0"/>
+          <w:i w:val="0"/>
+          <w:color w:val="000000"/>
+          <w:sz w:val="18"/>
+          <w:highlight w:val="lightGray"/>
+        </w:rPr>
+        <w:t xml:space="preserve"> </w:t>
+      </w:r>
+      <w:r>
+        <w:rPr>
+          <w:rFonts w:ascii="Arial" w:hAnsi="Arial" w:eastAsia="Arial" w:cs="Arial"/>
+          <w:b w:val="0"/>
+          <w:i w:val="0"/>
+          <w:color w:val="000000"/>
+          <w:sz w:val="18"/>
+          <w:highlight w:val="lightGray"/>
+        </w:rPr>
+        <w:t>N</w:t>
+      </w:r>
+      <w:r>
+        <w:rPr>
+          <w:rFonts w:ascii="Arial" w:hAnsi="Arial" w:eastAsia="Arial" w:cs="Arial"/>
+          <w:b w:val="0"/>
+          <w:i w:val="0"/>
+          <w:color w:val="000000"/>
+          <w:sz w:val="18"/>
+          <w:highlight w:val="lightGray"/>
+        </w:rPr>
+        <w:t>a</w:t>
+      </w:r>
+      <w:r>
+        <w:rPr>
+          <w:rFonts w:ascii="Arial" w:hAnsi="Arial" w:eastAsia="Arial" w:cs="Arial"/>
+          <w:b w:val="0"/>
+          <w:i w:val="0"/>
+          <w:color w:val="000000"/>
+          <w:sz w:val="18"/>
+          <w:highlight w:val="lightGray"/>
+        </w:rPr>
+        <w:t>m</w:t>
+      </w:r>
+      <w:r>
+        <w:rPr>
+          <w:rFonts w:ascii="Arial" w:hAnsi="Arial" w:eastAsia="Arial" w:cs="Arial"/>
+          <w:b w:val="0"/>
+          <w:i w:val="0"/>
+          <w:color w:val="000000"/>
+          <w:sz w:val="18"/>
+          <w:highlight w:val="lightGray"/>
+        </w:rPr>
+        <w:t>e</w:t>
+      </w:r>
+      <w:r>
+        <w:rPr>
+          <w:rFonts w:ascii="Arial" w:hAnsi="Arial" w:eastAsia="Arial" w:cs="Arial"/>
+          <w:b w:val="0"/>
+          <w:i w:val="0"/>
+          <w:color w:val="000000"/>
+          <w:sz w:val="18"/>
+          <w:highlight w:val="lightGray"/>
+        </w:rPr>
+        <w:t>_</w:t>
+      </w:r>
+      <w:r>
+        <w:rPr>
+          <w:rFonts w:ascii="Arial" w:hAnsi="Arial" w:eastAsia="Arial" w:cs="Arial"/>
+          <w:b w:val="0"/>
+          <w:i w:val="0"/>
+          <w:color w:val="000000"/>
+          <w:sz w:val="18"/>
+          <w:highlight w:val="lightGray"/>
+        </w:rPr>
+        <w:t>E</w:t>
+      </w:r>
+      <w:r>
+        <w:rPr>
+          <w:rFonts w:ascii="Arial" w:hAnsi="Arial" w:eastAsia="Arial" w:cs="Arial"/>
+          <w:b w:val="0"/>
+          <w:i w:val="0"/>
+          <w:color w:val="000000"/>
+          <w:sz w:val="18"/>
+          <w:highlight w:val="lightGray"/>
+        </w:rPr>
+        <w:t>n</w:t>
+      </w:r>
+      <w:r>
+        <w:rPr>
+          <w:rFonts w:ascii="Arial" w:hAnsi="Arial" w:eastAsia="Arial" w:cs="Arial"/>
+          <w:b w:val="0"/>
+          <w:i w:val="0"/>
+          <w:color w:val="000000"/>
+          <w:sz w:val="18"/>
+          <w:highlight w:val="lightGray"/>
+        </w:rPr>
+        <w:t xml:space="preserve"> </w:t>
+      </w:r>
+      <w:r>
+        <w:rPr>
+          <w:rFonts w:ascii="Arial" w:hAnsi="Arial" w:eastAsia="Arial" w:cs="Arial"/>
+          <w:b w:val="0"/>
+          <w:i w:val="0"/>
+          <w:color w:val="000000"/>
+          <w:sz w:val="18"/>
+          <w:highlight w:val="lightGray"/>
+        </w:rPr>
+        <w:t>C</w:t>
+      </w:r>
+      <w:r>
+        <w:rPr>
+          <w:rFonts w:ascii="Arial" w:hAnsi="Arial" w:eastAsia="Arial" w:cs="Arial"/>
+          <w:b w:val="0"/>
+          <w:i w:val="0"/>
+          <w:color w:val="000000"/>
+          <w:sz w:val="18"/>
+          <w:highlight w:val="lightGray"/>
+        </w:rPr>
+        <w:t>o</w:t>
+      </w:r>
+      <w:r>
+        <w:rPr>
+          <w:rFonts w:ascii="Arial" w:hAnsi="Arial" w:eastAsia="Arial" w:cs="Arial"/>
+          <w:b w:val="0"/>
+          <w:i w:val="0"/>
+          <w:color w:val="000000"/>
+          <w:sz w:val="18"/>
+          <w:highlight w:val="lightGray"/>
+        </w:rPr>
+        <w:t>l</w:t>
+      </w:r>
+      <w:r>
+        <w:rPr>
+          <w:rFonts w:ascii="Arial" w:hAnsi="Arial" w:eastAsia="Arial" w:cs="Arial"/>
+          <w:b w:val="0"/>
+          <w:i w:val="0"/>
+          <w:color w:val="000000"/>
+          <w:sz w:val="18"/>
+          <w:highlight w:val="lightGray"/>
+        </w:rPr>
+        <w:t>u</w:t>
+      </w:r>
+      <w:r>
+        <w:rPr>
+          <w:rFonts w:ascii="Arial" w:hAnsi="Arial" w:eastAsia="Arial" w:cs="Arial"/>
+          <w:b w:val="0"/>
+          <w:i w:val="0"/>
+          <w:color w:val="000000"/>
+          <w:sz w:val="18"/>
+          <w:highlight w:val="lightGray"/>
+        </w:rPr>
+        <w:t>m</w:t>
+      </w:r>
+      <w:r>
+        <w:rPr>
+          <w:rFonts w:ascii="Arial" w:hAnsi="Arial" w:eastAsia="Arial" w:cs="Arial"/>
+          <w:b w:val="0"/>
+          <w:i w:val="0"/>
+          <w:color w:val="000000"/>
+          <w:sz w:val="18"/>
+          <w:highlight w:val="lightGray"/>
+        </w:rPr>
+        <w:t>n</w:t>
+      </w:r>
+      <w:r>
+        <w:rPr>
+          <w:rFonts w:ascii="Arial" w:hAnsi="Arial" w:eastAsia="Arial" w:cs="Arial"/>
+          <w:b w:val="0"/>
+          <w:i w:val="0"/>
+          <w:color w:val="000000"/>
+          <w:sz w:val="18"/>
+          <w:highlight w:val="lightGray"/>
+        </w:rPr>
+        <w:t>:</w:t>
+      </w:r>
+      <w:r>
+        <w:rPr>
+          <w:rFonts w:ascii="Arial" w:hAnsi="Arial" w:eastAsia="Arial" w:cs="Arial"/>
+          <w:b w:val="0"/>
+          <w:i w:val="0"/>
+          <w:color w:val="000000"/>
+          <w:sz w:val="18"/>
+          <w:highlight w:val="lightGray"/>
+        </w:rPr>
+        <w:t xml:space="preserve"> </w:t>
+      </w:r>
+      <w:r>
+        <w:rPr>
+          <w:rFonts w:ascii="Arial" w:hAnsi="Arial" w:eastAsia="Arial" w:cs="Arial"/>
+          <w:b w:val="0"/>
+          <w:i w:val="0"/>
+          <w:color w:val="000000"/>
+          <w:sz w:val="18"/>
+          <w:highlight w:val="lightGray"/>
+        </w:rPr>
+        <w:t>M</w:t>
+      </w:r>
+      <w:r>
+        <w:rPr>
+          <w:rFonts w:ascii="Arial" w:hAnsi="Arial" w:eastAsia="Arial" w:cs="Arial"/>
+          <w:b w:val="0"/>
+          <w:i w:val="0"/>
+          <w:color w:val="000000"/>
+          <w:sz w:val="18"/>
+          <w:highlight w:val="lightGray"/>
+        </w:rPr>
+        <w:t>o</w:t>
+      </w:r>
+      <w:r>
+        <w:rPr>
+          <w:rFonts w:ascii="Arial" w:hAnsi="Arial" w:eastAsia="Arial" w:cs="Arial"/>
+          <w:b w:val="0"/>
+          <w:i w:val="0"/>
+          <w:color w:val="000000"/>
+          <w:sz w:val="18"/>
+          <w:highlight w:val="lightGray"/>
+        </w:rPr>
+        <w:t>t</w:t>
+      </w:r>
+      <w:r>
+        <w:rPr>
+          <w:rFonts w:ascii="Arial" w:hAnsi="Arial" w:eastAsia="Arial" w:cs="Arial"/>
+          <w:b w:val="0"/>
+          <w:i w:val="0"/>
+          <w:color w:val="000000"/>
+          <w:sz w:val="18"/>
+          <w:highlight w:val="lightGray"/>
+        </w:rPr>
+        <w:t>a</w:t>
+      </w:r>
+      <w:r>
+        <w:rPr>
+          <w:rFonts w:ascii="Arial" w:hAnsi="Arial" w:eastAsia="Arial" w:cs="Arial"/>
+          <w:b w:val="0"/>
+          <w:i w:val="0"/>
+          <w:color w:val="000000"/>
+          <w:sz w:val="18"/>
+          <w:highlight w:val="lightGray"/>
+        </w:rPr>
+        <w:t>s</w:t>
+      </w:r>
+      <w:r>
+        <w:rPr>
+          <w:rFonts w:ascii="Arial" w:hAnsi="Arial" w:eastAsia="Arial" w:cs="Arial"/>
+          <w:b w:val="0"/>
+          <w:i w:val="0"/>
+          <w:color w:val="000000"/>
+          <w:sz w:val="18"/>
+          <w:highlight w:val="lightGray"/>
+        </w:rPr>
+        <w:t>e</w:t>
+      </w:r>
+      <w:r>
+        <w:rPr>
+          <w:rFonts w:ascii="Arial" w:hAnsi="Arial" w:eastAsia="Arial" w:cs="Arial"/>
+          <w:b w:val="0"/>
+          <w:i w:val="0"/>
+          <w:color w:val="000000"/>
+          <w:sz w:val="18"/>
+          <w:highlight w:val="lightGray"/>
+        </w:rPr>
+        <w:t>m</w:t>
+      </w:r>
+      <w:r>
+        <w:rPr>
+          <w:rFonts w:ascii="Arial" w:hAnsi="Arial" w:eastAsia="Arial" w:cs="Arial"/>
+          <w:b w:val="0"/>
+          <w:i w:val="0"/>
+          <w:color w:val="000000"/>
+          <w:sz w:val="18"/>
+          <w:highlight w:val="lightGray"/>
+        </w:rPr>
+        <w:t xml:space="preserve"> </w:t>
+      </w:r>
+      <w:r>
+        <w:rPr>
+          <w:rFonts w:ascii="Arial" w:hAnsi="Arial" w:eastAsia="Arial" w:cs="Arial"/>
+          <w:b w:val="0"/>
+          <w:i w:val="0"/>
+          <w:color w:val="000000"/>
+          <w:sz w:val="18"/>
+          <w:highlight w:val="lightGray"/>
+        </w:rPr>
+        <w:t>E</w:t>
+      </w:r>
+      <w:r>
+        <w:rPr>
+          <w:rFonts w:ascii="Arial" w:hAnsi="Arial" w:eastAsia="Arial" w:cs="Arial"/>
+          <w:b w:val="0"/>
+          <w:i w:val="0"/>
+          <w:color w:val="000000"/>
+          <w:sz w:val="18"/>
+          <w:highlight w:val="lightGray"/>
+        </w:rPr>
+        <w:t>s</w:t>
+      </w:r>
+      <w:r>
+        <w:rPr>
+          <w:rFonts w:ascii="Arial" w:hAnsi="Arial" w:eastAsia="Arial" w:cs="Arial"/>
+          <w:b w:val="0"/>
+          <w:i w:val="0"/>
+          <w:color w:val="000000"/>
+          <w:sz w:val="18"/>
+          <w:highlight w:val="lightGray"/>
+        </w:rPr>
+        <w:t>s</w:t>
+      </w:r>
+      <w:r>
+        <w:rPr>
+          <w:rFonts w:ascii="Arial" w:hAnsi="Arial" w:eastAsia="Arial" w:cs="Arial"/>
+          <w:b w:val="0"/>
+          <w:i w:val="0"/>
+          <w:color w:val="000000"/>
+          <w:sz w:val="18"/>
+          <w:highlight w:val="lightGray"/>
+        </w:rPr>
+        <w:t>a</w:t>
+      </w:r>
+      <w:r>
+        <w:rPr>
+          <w:rFonts w:ascii="Arial" w:hAnsi="Arial" w:eastAsia="Arial" w:cs="Arial"/>
+          <w:b w:val="0"/>
+          <w:i w:val="0"/>
+          <w:color w:val="000000"/>
+          <w:sz w:val="18"/>
+          <w:highlight w:val="lightGray"/>
+        </w:rPr>
+        <w:t>m</w:t>
+      </w:r>
+      <w:r>
+        <w:rPr>
+          <w:rFonts w:ascii="Arial" w:hAnsi="Arial" w:eastAsia="Arial" w:cs="Arial"/>
+          <w:b w:val="0"/>
+          <w:i w:val="0"/>
+          <w:color w:val="000000"/>
+          <w:sz w:val="18"/>
+          <w:highlight w:val="lightGray"/>
+        </w:rPr>
+        <w:t>]</w:t>
+      </w:r>
+      <w:r>
+        <w:rPr>
+          <w:rFonts w:ascii="Arial" w:hAnsi="Arial" w:eastAsia="Arial" w:cs="Arial"/>
+          <w:b w:val="0"/>
+          <w:i w:val="0"/>
+          <w:color w:val="000000"/>
+          <w:sz w:val="18"/>
+          <w:highlight w:val="lightGray"/>
+        </w:rPr>
+        <w:t xml:space="preserve"> </w:t>
+      </w:r>
+      <w:r>
+        <w:rPr>
+          <w:rFonts w:ascii="Arial" w:hAnsi="Arial" w:eastAsia="Arial" w:cs="Arial"/>
+          <w:b w:val="0"/>
+          <w:i w:val="0"/>
+          <w:color w:val="000000"/>
+          <w:sz w:val="18"/>
+          <w:highlight w:val="lightGray"/>
+        </w:rPr>
+        <w:t>-</w:t>
+      </w:r>
+      <w:r>
+        <w:rPr>
+          <w:rFonts w:ascii="Arial" w:hAnsi="Arial" w:eastAsia="Arial" w:cs="Arial"/>
+          <w:b w:val="0"/>
+          <w:i w:val="0"/>
+          <w:color w:val="000000"/>
+          <w:sz w:val="18"/>
+          <w:highlight w:val="lightGray"/>
+        </w:rPr>
+        <w:t>&gt;</w:t>
+      </w:r>
+      <w:r>
+        <w:rPr>
+          <w:rFonts w:ascii="Arial" w:hAnsi="Arial" w:eastAsia="Arial" w:cs="Arial"/>
+          <w:b w:val="0"/>
+          <w:i w:val="0"/>
+          <w:color w:val="000000"/>
+          <w:sz w:val="18"/>
+          <w:highlight w:val="lightGray"/>
+        </w:rPr>
+        <w:t xml:space="preserve"> </w:t>
+      </w:r>
+      <w:r>
+        <w:rPr>
+          <w:rFonts w:ascii="Arial" w:hAnsi="Arial" w:eastAsia="Arial" w:cs="Arial"/>
+          <w:b/>
+          <w:i w:val="0"/>
+          <w:color w:val="000000"/>
+          <w:sz w:val="18"/>
+          <w:highlight w:val="lightGray"/>
+        </w:rPr>
+        <w:t>F</w:t>
+      </w:r>
+      <w:r>
+        <w:rPr>
+          <w:rFonts w:ascii="Arial" w:hAnsi="Arial" w:eastAsia="Arial" w:cs="Arial"/>
+          <w:b/>
+          <w:i w:val="0"/>
+          <w:color w:val="000000"/>
+          <w:sz w:val="18"/>
+          <w:highlight w:val="lightGray"/>
+        </w:rPr>
+        <w:t>r</w:t>
+      </w:r>
+      <w:r>
+        <w:rPr>
+          <w:rFonts w:ascii="Arial" w:hAnsi="Arial" w:eastAsia="Arial" w:cs="Arial"/>
+          <w:b/>
+          <w:i w:val="0"/>
+          <w:color w:val="000000"/>
+          <w:sz w:val="18"/>
+          <w:highlight w:val="lightGray"/>
+        </w:rPr>
+        <w:t>o</w:t>
+      </w:r>
+      <w:r>
+        <w:rPr>
+          <w:rFonts w:ascii="Arial" w:hAnsi="Arial" w:eastAsia="Arial" w:cs="Arial"/>
+          <w:b/>
+          <w:i w:val="0"/>
+          <w:color w:val="000000"/>
+          <w:sz w:val="18"/>
+          <w:highlight w:val="lightGray"/>
+        </w:rPr>
+        <w:t>m</w:t>
+      </w:r>
+      <w:r>
+        <w:rPr>
+          <w:rFonts w:ascii="Arial" w:hAnsi="Arial" w:eastAsia="Arial" w:cs="Arial"/>
+          <w:b/>
+          <w:i w:val="0"/>
+          <w:color w:val="000000"/>
+          <w:sz w:val="18"/>
+          <w:highlight w:val="lightGray"/>
+        </w:rPr>
+        <w:t>:</w:t>
+      </w:r>
+      <w:r>
+        <w:rPr>
+          <w:rFonts w:ascii="Arial" w:hAnsi="Arial" w:eastAsia="Arial" w:cs="Arial"/>
+          <w:b w:val="0"/>
+          <w:i w:val="0"/>
+          <w:color w:val="000000"/>
+          <w:sz w:val="18"/>
+          <w:highlight w:val="lightGray"/>
+        </w:rPr>
+        <w:t xml:space="preserve"> </w:t>
+      </w:r>
+      <w:r>
+        <w:rPr>
+          <w:rFonts w:ascii="Arial" w:hAnsi="Arial" w:eastAsia="Arial" w:cs="Arial"/>
+          <w:b w:val="0"/>
+          <w:i w:val="0"/>
+          <w:color w:val="000000"/>
+          <w:sz w:val="18"/>
+          <w:highlight w:val="lightGray"/>
+        </w:rPr>
+        <w:t>[</w:t>
+      </w:r>
+      <w:r>
+        <w:rPr>
+          <w:rFonts w:ascii="Arial" w:hAnsi="Arial" w:eastAsia="Arial" w:cs="Arial"/>
+          <w:b w:val="0"/>
+          <w:i w:val="0"/>
+          <w:color w:val="000000"/>
+          <w:sz w:val="18"/>
+          <w:highlight w:val="lightGray"/>
+        </w:rPr>
+        <w:t>C</w:t>
+      </w:r>
+      <w:r>
+        <w:rPr>
+          <w:rFonts w:ascii="Arial" w:hAnsi="Arial" w:eastAsia="Arial" w:cs="Arial"/>
+          <w:b w:val="0"/>
+          <w:i w:val="0"/>
+          <w:color w:val="000000"/>
+          <w:sz w:val="18"/>
+          <w:highlight w:val="lightGray"/>
+        </w:rPr>
+        <w:t>h</w:t>
+      </w:r>
+      <w:r>
+        <w:rPr>
+          <w:rFonts w:ascii="Arial" w:hAnsi="Arial" w:eastAsia="Arial" w:cs="Arial"/>
+          <w:b w:val="0"/>
+          <w:i w:val="0"/>
+          <w:color w:val="000000"/>
+          <w:sz w:val="18"/>
+          <w:highlight w:val="lightGray"/>
+        </w:rPr>
+        <w:t>a</w:t>
+      </w:r>
+      <w:r>
+        <w:rPr>
+          <w:rFonts w:ascii="Arial" w:hAnsi="Arial" w:eastAsia="Arial" w:cs="Arial"/>
+          <w:b w:val="0"/>
+          <w:i w:val="0"/>
+          <w:color w:val="000000"/>
+          <w:sz w:val="18"/>
+          <w:highlight w:val="lightGray"/>
+        </w:rPr>
+        <w:t>t</w:t>
+      </w:r>
+      <w:r>
+        <w:rPr>
+          <w:rFonts w:ascii="Arial" w:hAnsi="Arial" w:eastAsia="Arial" w:cs="Arial"/>
+          <w:b w:val="0"/>
+          <w:i w:val="0"/>
+          <w:color w:val="000000"/>
+          <w:sz w:val="18"/>
+          <w:highlight w:val="lightGray"/>
+        </w:rPr>
+        <w:t>g</w:t>
+      </w:r>
+      <w:r>
+        <w:rPr>
+          <w:rFonts w:ascii="Arial" w:hAnsi="Arial" w:eastAsia="Arial" w:cs="Arial"/>
+          <w:b w:val="0"/>
+          <w:i w:val="0"/>
+          <w:color w:val="000000"/>
+          <w:sz w:val="18"/>
+          <w:highlight w:val="lightGray"/>
+        </w:rPr>
+        <w:t>p</w:t>
+      </w:r>
+      <w:r>
+        <w:rPr>
+          <w:rFonts w:ascii="Arial" w:hAnsi="Arial" w:eastAsia="Arial" w:cs="Arial"/>
+          <w:b w:val="0"/>
+          <w:i w:val="0"/>
+          <w:color w:val="000000"/>
+          <w:sz w:val="18"/>
+          <w:highlight w:val="lightGray"/>
+        </w:rPr>
+        <w:t>t</w:t>
+      </w:r>
+      <w:r>
+        <w:rPr>
+          <w:rFonts w:ascii="Arial" w:hAnsi="Arial" w:eastAsia="Arial" w:cs="Arial"/>
+          <w:b w:val="0"/>
+          <w:i w:val="0"/>
+          <w:color w:val="000000"/>
+          <w:sz w:val="18"/>
+          <w:highlight w:val="lightGray"/>
+        </w:rPr>
+        <w:t xml:space="preserve"> </w:t>
+      </w:r>
+      <w:r>
+        <w:rPr>
+          <w:rFonts w:ascii="Arial" w:hAnsi="Arial" w:eastAsia="Arial" w:cs="Arial"/>
+          <w:b w:val="0"/>
+          <w:i w:val="0"/>
+          <w:color w:val="000000"/>
+          <w:sz w:val="18"/>
+          <w:highlight w:val="lightGray"/>
+        </w:rPr>
+        <w:t>(</w:t>
+      </w:r>
+      <w:r>
+        <w:rPr>
+          <w:rFonts w:ascii="Arial" w:hAnsi="Arial" w:eastAsia="Arial" w:cs="Arial"/>
+          <w:b w:val="0"/>
+          <w:i w:val="0"/>
+          <w:color w:val="000000"/>
+          <w:sz w:val="18"/>
+          <w:highlight w:val="lightGray"/>
+        </w:rPr>
+        <w:t>G</w:t>
+      </w:r>
+      <w:r>
+        <w:rPr>
+          <w:rFonts w:ascii="Arial" w:hAnsi="Arial" w:eastAsia="Arial" w:cs="Arial"/>
+          <w:b w:val="0"/>
+          <w:i w:val="0"/>
+          <w:color w:val="000000"/>
+          <w:sz w:val="18"/>
+          <w:highlight w:val="lightGray"/>
+        </w:rPr>
+        <w:t>P</w:t>
+      </w:r>
+      <w:r>
+        <w:rPr>
+          <w:rFonts w:ascii="Arial" w:hAnsi="Arial" w:eastAsia="Arial" w:cs="Arial"/>
+          <w:b w:val="0"/>
+          <w:i w:val="0"/>
+          <w:color w:val="000000"/>
+          <w:sz w:val="18"/>
+          <w:highlight w:val="lightGray"/>
+        </w:rPr>
+        <w:t>T</w:t>
+      </w:r>
+      <w:r>
+        <w:rPr>
+          <w:rFonts w:ascii="Arial" w:hAnsi="Arial" w:eastAsia="Arial" w:cs="Arial"/>
+          <w:b w:val="0"/>
+          <w:i w:val="0"/>
+          <w:color w:val="000000"/>
+          <w:sz w:val="18"/>
+          <w:highlight w:val="lightGray"/>
         </w:rPr>
         <w:t>‑</w:t>
       </w:r>
       <w:r>
         <w:rPr>
-          <w:rFonts w:ascii="Arial" w:eastAsia="Arial" w:hAnsi="Arial" w:cs="Arial"/>
-          <w:b/>
-          <w:kern w:val="0"/>
-          <w:sz w:val="22"/>
-          <w:szCs w:val="22"/>
-          <w:highlight w:val="darkGray"/>
-          <w:lang w:val="en"/>
-          <w14:ligatures w14:val="none"/>
-        </w:rPr>
-        <w:t>5 Mini) at [12/18/2025]</w:t>
+          <w:rFonts w:ascii="Arial" w:hAnsi="Arial" w:eastAsia="Arial" w:cs="Arial"/>
+          <w:b w:val="0"/>
+          <w:i w:val="0"/>
+          <w:color w:val="000000"/>
+          <w:sz w:val="18"/>
+          <w:highlight w:val="lightGray"/>
+        </w:rPr>
+        <w:t>5</w:t>
+      </w:r>
+      <w:r>
+        <w:rPr>
+          <w:rFonts w:ascii="Arial" w:hAnsi="Arial" w:eastAsia="Arial" w:cs="Arial"/>
+          <w:b w:val="0"/>
+          <w:i w:val="0"/>
+          <w:color w:val="000000"/>
+          <w:sz w:val="18"/>
+          <w:highlight w:val="lightGray"/>
+        </w:rPr>
+        <w:t xml:space="preserve"> </w:t>
+      </w:r>
+      <w:r>
+        <w:rPr>
+          <w:rFonts w:ascii="Arial" w:hAnsi="Arial" w:eastAsia="Arial" w:cs="Arial"/>
+          <w:b w:val="0"/>
+          <w:i w:val="0"/>
+          <w:color w:val="000000"/>
+          <w:sz w:val="18"/>
+          <w:highlight w:val="lightGray"/>
+        </w:rPr>
+        <w:t>M</w:t>
+      </w:r>
+      <w:r>
+        <w:rPr>
+          <w:rFonts w:ascii="Arial" w:hAnsi="Arial" w:eastAsia="Arial" w:cs="Arial"/>
+          <w:b w:val="0"/>
+          <w:i w:val="0"/>
+          <w:color w:val="000000"/>
+          <w:sz w:val="18"/>
+          <w:highlight w:val="lightGray"/>
+        </w:rPr>
+        <w:t>i</w:t>
+      </w:r>
+      <w:r>
+        <w:rPr>
+          <w:rFonts w:ascii="Arial" w:hAnsi="Arial" w:eastAsia="Arial" w:cs="Arial"/>
+          <w:b w:val="0"/>
+          <w:i w:val="0"/>
+          <w:color w:val="000000"/>
+          <w:sz w:val="18"/>
+          <w:highlight w:val="lightGray"/>
+        </w:rPr>
+        <w:t>n</w:t>
+      </w:r>
+      <w:r>
+        <w:rPr>
+          <w:rFonts w:ascii="Arial" w:hAnsi="Arial" w:eastAsia="Arial" w:cs="Arial"/>
+          <w:b w:val="0"/>
+          <w:i w:val="0"/>
+          <w:color w:val="000000"/>
+          <w:sz w:val="18"/>
+          <w:highlight w:val="lightGray"/>
+        </w:rPr>
+        <w:t>i</w:t>
+      </w:r>
+      <w:r>
+        <w:rPr>
+          <w:rFonts w:ascii="Arial" w:hAnsi="Arial" w:eastAsia="Arial" w:cs="Arial"/>
+          <w:b w:val="0"/>
+          <w:i w:val="0"/>
+          <w:color w:val="000000"/>
+          <w:sz w:val="18"/>
+          <w:highlight w:val="lightGray"/>
+        </w:rPr>
+        <w:t>)</w:t>
+      </w:r>
+      <w:r>
+        <w:rPr>
+          <w:rFonts w:ascii="Arial" w:hAnsi="Arial" w:eastAsia="Arial" w:cs="Arial"/>
+          <w:b w:val="0"/>
+          <w:i w:val="0"/>
+          <w:color w:val="000000"/>
+          <w:sz w:val="18"/>
+          <w:highlight w:val="lightGray"/>
+        </w:rPr>
+        <w:t>]</w:t>
+      </w:r>
+      <w:r>
+        <w:rPr>
+          <w:rFonts w:ascii="Arial" w:hAnsi="Arial" w:eastAsia="Arial" w:cs="Arial"/>
+          <w:b w:val="0"/>
+          <w:i w:val="0"/>
+          <w:color w:val="000000"/>
+          <w:sz w:val="18"/>
+          <w:highlight w:val="lightGray"/>
+        </w:rPr>
+        <w:t xml:space="preserve"> </w:t>
+      </w:r>
+      <w:r>
+        <w:rPr>
+          <w:rFonts w:ascii="Arial" w:hAnsi="Arial" w:eastAsia="Arial" w:cs="Arial"/>
+          <w:b/>
+          <w:i w:val="0"/>
+          <w:color w:val="000000"/>
+          <w:sz w:val="18"/>
+          <w:highlight w:val="lightGray"/>
+        </w:rPr>
+        <w:t>o</w:t>
+      </w:r>
+      <w:r>
+        <w:rPr>
+          <w:rFonts w:ascii="Arial" w:hAnsi="Arial" w:eastAsia="Arial" w:cs="Arial"/>
+          <w:b/>
+          <w:i w:val="0"/>
+          <w:color w:val="000000"/>
+          <w:sz w:val="18"/>
+          <w:highlight w:val="lightGray"/>
+        </w:rPr>
+        <w:t>n</w:t>
+      </w:r>
+      <w:r>
+        <w:rPr>
+          <w:rFonts w:ascii="Arial" w:hAnsi="Arial"/>
+          <w:b w:val="0"/>
+          <w:i w:val="0"/>
+          <w:color w:val="000000"/>
+          <w:sz w:val="18"/>
+          <w:highlight w:val="lightGray"/>
+        </w:rPr>
+        <w:t xml:space="preserve"> </w:t>
+      </w:r>
+      <w:r>
+        <w:rPr>
+          <w:rFonts w:ascii="Arial" w:hAnsi="Arial"/>
+          <w:b w:val="0"/>
+          <w:i w:val="0"/>
+          <w:color w:val="000000"/>
+          <w:sz w:val="18"/>
+          <w:highlight w:val="lightGray"/>
+        </w:rPr>
+        <w:t>[</w:t>
+      </w:r>
+      <w:r>
+        <w:rPr>
+          <w:rFonts w:ascii="Arial" w:hAnsi="Arial"/>
+          <w:b w:val="0"/>
+          <w:i w:val="0"/>
+          <w:sz w:val="18"/>
+          <w:highlight w:val="lightGray"/>
+        </w:rPr>
+        <w:t>12/18/2025]</w:t>
       </w:r>
     </w:p>
     <w:p>
@@ -4477,67 +12127,1597 @@
       </w:pPr>
       <w:r>
         <w:rPr>
-          <w:rFonts w:ascii="Arial" w:eastAsia="Arial" w:hAnsi="Arial" w:cs="Arial"/>
-          <w:b/>
-          <w:kern w:val="0"/>
-          <w:sz w:val="22"/>
-          <w:szCs w:val="22"/>
-          <w:highlight w:val="darkGray"/>
-          <w:lang w:val="en"/>
-          <w14:ligatures w14:val="none"/>
-        </w:rPr>
-        <w:t># Source</w:t>
-      </w:r>
-      <w:r>
-        <w:rPr>
-          <w:rFonts w:ascii="Arial" w:eastAsia="Arial" w:hAnsi="Arial" w:cs="Arial"/>
-          <w:kern w:val="0"/>
-          <w:sz w:val="22"/>
-          <w:szCs w:val="22"/>
-          <w:highlight w:val="darkGray"/>
-          <w:lang w:val="en"/>
-          <w14:ligatures w14:val="none"/>
-        </w:rPr>
-        <w:t xml:space="preserve">: </w:t>
-      </w:r>
-      <w:r>
-        <w:rPr>
-          <w:rFonts w:ascii="Arial" w:eastAsia="Arial" w:hAnsi="Arial" w:cs="Arial"/>
-          <w:b/>
-          <w:kern w:val="0"/>
-          <w:sz w:val="22"/>
-          <w:szCs w:val="22"/>
-          <w:highlight w:val="darkGray"/>
-          <w:lang w:val="en"/>
-          <w14:ligatures w14:val="none"/>
-        </w:rPr>
-        <w:t>Chatgpt (GPT</w:t>
-      </w:r>
-      <w:r>
-        <w:rPr>
-          <w:rFonts w:ascii="Cambria Math" w:eastAsia="Arial" w:hAnsi="Cambria Math" w:cs="Cambria Math"/>
-          <w:b/>
-          <w:kern w:val="0"/>
-          <w:sz w:val="22"/>
-          <w:szCs w:val="22"/>
-          <w:highlight w:val="darkGray"/>
-          <w:lang w:val="en"/>
-          <w14:ligatures w14:val="none"/>
+          <w:rFonts w:ascii="Arial" w:hAnsi="Arial" w:eastAsia="Arial" w:cs="Arial"/>
+          <w:b/>
+          <w:i w:val="0"/>
+          <w:color w:val="000000"/>
+          <w:sz w:val="18"/>
+          <w:highlight w:val="lightGray"/>
+        </w:rPr>
+        <w:t>#</w:t>
+      </w:r>
+      <w:r>
+        <w:rPr>
+          <w:rFonts w:ascii="Arial" w:hAnsi="Arial" w:eastAsia="Arial" w:cs="Arial"/>
+          <w:b/>
+          <w:i w:val="0"/>
+          <w:color w:val="000000"/>
+          <w:sz w:val="18"/>
+          <w:highlight w:val="lightGray"/>
+        </w:rPr>
+        <w:t xml:space="preserve"> </w:t>
+      </w:r>
+      <w:r>
+        <w:rPr>
+          <w:rFonts w:ascii="Arial" w:hAnsi="Arial" w:eastAsia="Arial" w:cs="Arial"/>
+          <w:b/>
+          <w:i w:val="0"/>
+          <w:color w:val="000000"/>
+          <w:sz w:val="18"/>
+          <w:highlight w:val="lightGray"/>
+        </w:rPr>
+        <w:t>S</w:t>
+      </w:r>
+      <w:r>
+        <w:rPr>
+          <w:rFonts w:ascii="Arial" w:hAnsi="Arial" w:eastAsia="Arial" w:cs="Arial"/>
+          <w:b/>
+          <w:i w:val="0"/>
+          <w:color w:val="000000"/>
+          <w:sz w:val="18"/>
+          <w:highlight w:val="lightGray"/>
+        </w:rPr>
+        <w:t>o</w:t>
+      </w:r>
+      <w:r>
+        <w:rPr>
+          <w:rFonts w:ascii="Arial" w:hAnsi="Arial" w:eastAsia="Arial" w:cs="Arial"/>
+          <w:b/>
+          <w:i w:val="0"/>
+          <w:color w:val="000000"/>
+          <w:sz w:val="18"/>
+          <w:highlight w:val="lightGray"/>
+        </w:rPr>
+        <w:t>u</w:t>
+      </w:r>
+      <w:r>
+        <w:rPr>
+          <w:rFonts w:ascii="Arial" w:hAnsi="Arial" w:eastAsia="Arial" w:cs="Arial"/>
+          <w:b/>
+          <w:i w:val="0"/>
+          <w:color w:val="000000"/>
+          <w:sz w:val="18"/>
+          <w:highlight w:val="lightGray"/>
+        </w:rPr>
+        <w:t>r</w:t>
+      </w:r>
+      <w:r>
+        <w:rPr>
+          <w:rFonts w:ascii="Arial" w:hAnsi="Arial" w:eastAsia="Arial" w:cs="Arial"/>
+          <w:b/>
+          <w:i w:val="0"/>
+          <w:color w:val="000000"/>
+          <w:sz w:val="18"/>
+          <w:highlight w:val="lightGray"/>
+        </w:rPr>
+        <w:t>c</w:t>
+      </w:r>
+      <w:r>
+        <w:rPr>
+          <w:rFonts w:ascii="Arial" w:hAnsi="Arial" w:eastAsia="Arial" w:cs="Arial"/>
+          <w:b/>
+          <w:i w:val="0"/>
+          <w:color w:val="000000"/>
+          <w:sz w:val="18"/>
+          <w:highlight w:val="lightGray"/>
+        </w:rPr>
+        <w:t>e</w:t>
+      </w:r>
+      <w:r>
+        <w:rPr>
+          <w:rFonts w:ascii="Arial" w:hAnsi="Arial" w:eastAsia="Arial" w:cs="Arial"/>
+          <w:b/>
+          <w:i w:val="0"/>
+          <w:color w:val="000000"/>
+          <w:sz w:val="18"/>
+          <w:highlight w:val="lightGray"/>
+        </w:rPr>
+        <w:t>:</w:t>
+      </w:r>
+      <w:r>
+        <w:rPr>
+          <w:rFonts w:ascii="Arial" w:hAnsi="Arial" w:eastAsia="Arial" w:cs="Arial"/>
+          <w:b/>
+          <w:i w:val="0"/>
+          <w:color w:val="000000"/>
+          <w:sz w:val="18"/>
+          <w:highlight w:val="lightGray"/>
+        </w:rPr>
+        <w:t xml:space="preserve"> </w:t>
+      </w:r>
+      <w:r>
+        <w:rPr>
+          <w:rFonts w:ascii="Arial" w:hAnsi="Arial" w:eastAsia="Arial" w:cs="Arial"/>
+          <w:b/>
+          <w:i w:val="0"/>
+          <w:color w:val="000000"/>
+          <w:sz w:val="18"/>
+          <w:highlight w:val="lightGray"/>
+        </w:rPr>
+        <w:t>A</w:t>
+      </w:r>
+      <w:r>
+        <w:rPr>
+          <w:rFonts w:ascii="Arial" w:hAnsi="Arial" w:eastAsia="Arial" w:cs="Arial"/>
+          <w:b/>
+          <w:i w:val="0"/>
+          <w:color w:val="000000"/>
+          <w:sz w:val="18"/>
+          <w:highlight w:val="lightGray"/>
+        </w:rPr>
+        <w:t>I</w:t>
+      </w:r>
+      <w:r>
+        <w:rPr>
+          <w:rFonts w:ascii="Arial" w:hAnsi="Arial" w:eastAsia="Arial" w:cs="Arial"/>
+          <w:b/>
+          <w:i w:val="0"/>
+          <w:color w:val="000000"/>
+          <w:sz w:val="18"/>
+          <w:highlight w:val="lightGray"/>
+        </w:rPr>
+        <w:t xml:space="preserve"> </w:t>
+      </w:r>
+      <w:r>
+        <w:rPr>
+          <w:rFonts w:ascii="Arial" w:hAnsi="Arial" w:eastAsia="Arial" w:cs="Arial"/>
+          <w:b/>
+          <w:i w:val="0"/>
+          <w:color w:val="000000"/>
+          <w:sz w:val="18"/>
+          <w:highlight w:val="lightGray"/>
+        </w:rPr>
+        <w:t>S</w:t>
+      </w:r>
+      <w:r>
+        <w:rPr>
+          <w:rFonts w:ascii="Arial" w:hAnsi="Arial" w:eastAsia="Arial" w:cs="Arial"/>
+          <w:b/>
+          <w:i w:val="0"/>
+          <w:color w:val="000000"/>
+          <w:sz w:val="18"/>
+          <w:highlight w:val="lightGray"/>
+        </w:rPr>
+        <w:t>o</w:t>
+      </w:r>
+      <w:r>
+        <w:rPr>
+          <w:rFonts w:ascii="Arial" w:hAnsi="Arial" w:eastAsia="Arial" w:cs="Arial"/>
+          <w:b/>
+          <w:i w:val="0"/>
+          <w:color w:val="000000"/>
+          <w:sz w:val="18"/>
+          <w:highlight w:val="lightGray"/>
+        </w:rPr>
+        <w:t>u</w:t>
+      </w:r>
+      <w:r>
+        <w:rPr>
+          <w:rFonts w:ascii="Arial" w:hAnsi="Arial" w:eastAsia="Arial" w:cs="Arial"/>
+          <w:b/>
+          <w:i w:val="0"/>
+          <w:color w:val="000000"/>
+          <w:sz w:val="18"/>
+          <w:highlight w:val="lightGray"/>
+        </w:rPr>
+        <w:t>r</w:t>
+      </w:r>
+      <w:r>
+        <w:rPr>
+          <w:rFonts w:ascii="Arial" w:hAnsi="Arial" w:eastAsia="Arial" w:cs="Arial"/>
+          <w:b/>
+          <w:i w:val="0"/>
+          <w:color w:val="000000"/>
+          <w:sz w:val="18"/>
+          <w:highlight w:val="lightGray"/>
+        </w:rPr>
+        <w:t>c</w:t>
+      </w:r>
+      <w:r>
+        <w:rPr>
+          <w:rFonts w:ascii="Arial" w:hAnsi="Arial" w:eastAsia="Arial" w:cs="Arial"/>
+          <w:b/>
+          <w:i w:val="0"/>
+          <w:color w:val="000000"/>
+          <w:sz w:val="18"/>
+          <w:highlight w:val="lightGray"/>
+        </w:rPr>
+        <w:t>e</w:t>
+      </w:r>
+      <w:r>
+        <w:rPr>
+          <w:rFonts w:ascii="Arial" w:hAnsi="Arial" w:eastAsia="Arial" w:cs="Arial"/>
+          <w:b/>
+          <w:i w:val="0"/>
+          <w:color w:val="000000"/>
+          <w:sz w:val="18"/>
+          <w:highlight w:val="lightGray"/>
+        </w:rPr>
+        <w:t>:</w:t>
+      </w:r>
+      <w:r>
+        <w:rPr>
+          <w:rFonts w:ascii="Arial" w:hAnsi="Arial" w:eastAsia="Arial" w:cs="Arial"/>
+          <w:b/>
+          <w:i w:val="0"/>
+          <w:color w:val="000000"/>
+          <w:sz w:val="18"/>
+          <w:highlight w:val="lightGray"/>
+        </w:rPr>
+        <w:t xml:space="preserve"> </w:t>
+      </w:r>
+      <w:r>
+        <w:rPr>
+          <w:rFonts w:ascii="Arial" w:hAnsi="Arial" w:eastAsia="Arial" w:cs="Arial"/>
+          <w:b/>
+          <w:i w:val="0"/>
+          <w:color w:val="000000"/>
+          <w:sz w:val="18"/>
+          <w:highlight w:val="lightGray"/>
+        </w:rPr>
+        <w:t>P</w:t>
+      </w:r>
+      <w:r>
+        <w:rPr>
+          <w:rFonts w:ascii="Arial" w:hAnsi="Arial" w:eastAsia="Arial" w:cs="Arial"/>
+          <w:b/>
+          <w:i w:val="0"/>
+          <w:color w:val="000000"/>
+          <w:sz w:val="18"/>
+          <w:highlight w:val="lightGray"/>
+        </w:rPr>
+        <w:t>r</w:t>
+      </w:r>
+      <w:r>
+        <w:rPr>
+          <w:rFonts w:ascii="Arial" w:hAnsi="Arial" w:eastAsia="Arial" w:cs="Arial"/>
+          <w:b/>
+          <w:i w:val="0"/>
+          <w:color w:val="000000"/>
+          <w:sz w:val="18"/>
+          <w:highlight w:val="lightGray"/>
+        </w:rPr>
+        <w:t>o</w:t>
+      </w:r>
+      <w:r>
+        <w:rPr>
+          <w:rFonts w:ascii="Arial" w:hAnsi="Arial" w:eastAsia="Arial" w:cs="Arial"/>
+          <w:b/>
+          <w:i w:val="0"/>
+          <w:color w:val="000000"/>
+          <w:sz w:val="18"/>
+          <w:highlight w:val="lightGray"/>
+        </w:rPr>
+        <w:t>v</w:t>
+      </w:r>
+      <w:r>
+        <w:rPr>
+          <w:rFonts w:ascii="Arial" w:hAnsi="Arial" w:eastAsia="Arial" w:cs="Arial"/>
+          <w:b/>
+          <w:i w:val="0"/>
+          <w:color w:val="000000"/>
+          <w:sz w:val="18"/>
+          <w:highlight w:val="lightGray"/>
+        </w:rPr>
+        <w:t>i</w:t>
+      </w:r>
+      <w:r>
+        <w:rPr>
+          <w:rFonts w:ascii="Arial" w:hAnsi="Arial" w:eastAsia="Arial" w:cs="Arial"/>
+          <w:b/>
+          <w:i w:val="0"/>
+          <w:color w:val="000000"/>
+          <w:sz w:val="18"/>
+          <w:highlight w:val="lightGray"/>
+        </w:rPr>
+        <w:t>d</w:t>
+      </w:r>
+      <w:r>
+        <w:rPr>
+          <w:rFonts w:ascii="Arial" w:hAnsi="Arial" w:eastAsia="Arial" w:cs="Arial"/>
+          <w:b/>
+          <w:i w:val="0"/>
+          <w:color w:val="000000"/>
+          <w:sz w:val="18"/>
+          <w:highlight w:val="lightGray"/>
+        </w:rPr>
+        <w:t>e</w:t>
+      </w:r>
+      <w:r>
+        <w:rPr>
+          <w:rFonts w:ascii="Arial" w:hAnsi="Arial" w:eastAsia="Arial" w:cs="Arial"/>
+          <w:b/>
+          <w:i w:val="0"/>
+          <w:color w:val="000000"/>
+          <w:sz w:val="18"/>
+          <w:highlight w:val="lightGray"/>
+        </w:rPr>
+        <w:t>d</w:t>
+      </w:r>
+      <w:r>
+        <w:rPr>
+          <w:rFonts w:ascii="Arial" w:hAnsi="Arial" w:eastAsia="Arial" w:cs="Arial"/>
+          <w:b/>
+          <w:i w:val="0"/>
+          <w:color w:val="000000"/>
+          <w:sz w:val="18"/>
+          <w:highlight w:val="lightGray"/>
+        </w:rPr>
+        <w:t xml:space="preserve"> </w:t>
+      </w:r>
+      <w:r>
+        <w:rPr>
+          <w:rFonts w:ascii="Arial" w:hAnsi="Arial" w:eastAsia="Arial" w:cs="Arial"/>
+          <w:b/>
+          <w:i w:val="0"/>
+          <w:color w:val="000000"/>
+          <w:sz w:val="18"/>
+          <w:highlight w:val="lightGray"/>
+        </w:rPr>
+        <w:t>b</w:t>
+      </w:r>
+      <w:r>
+        <w:rPr>
+          <w:rFonts w:ascii="Arial" w:hAnsi="Arial" w:eastAsia="Arial" w:cs="Arial"/>
+          <w:b/>
+          <w:i w:val="0"/>
+          <w:color w:val="000000"/>
+          <w:sz w:val="18"/>
+          <w:highlight w:val="lightGray"/>
+        </w:rPr>
+        <w:t>y</w:t>
+      </w:r>
+      <w:r>
+        <w:rPr>
+          <w:rFonts w:ascii="Arial" w:hAnsi="Arial" w:eastAsia="Arial" w:cs="Arial"/>
+          <w:b/>
+          <w:i w:val="0"/>
+          <w:color w:val="000000"/>
+          <w:sz w:val="18"/>
+          <w:highlight w:val="lightGray"/>
+        </w:rPr>
+        <w:t>:</w:t>
+      </w:r>
+      <w:r>
+        <w:rPr>
+          <w:rFonts w:ascii="Arial" w:hAnsi="Arial" w:eastAsia="Arial" w:cs="Arial"/>
+          <w:b/>
+          <w:i w:val="0"/>
+          <w:color w:val="000000"/>
+          <w:sz w:val="18"/>
+          <w:highlight w:val="lightGray"/>
+        </w:rPr>
+        <w:t xml:space="preserve"> </w:t>
+      </w:r>
+      <w:r>
+        <w:rPr>
+          <w:rFonts w:ascii="Arial" w:hAnsi="Arial" w:eastAsia="Arial" w:cs="Arial"/>
+          <w:b/>
+          <w:i w:val="0"/>
+          <w:color w:val="000000"/>
+          <w:sz w:val="18"/>
+          <w:highlight w:val="lightGray"/>
+        </w:rPr>
+        <w:t>[</w:t>
+      </w:r>
+      <w:r>
+        <w:rPr>
+          <w:rFonts w:ascii="Arial" w:hAnsi="Arial" w:eastAsia="Arial" w:cs="Arial"/>
+          <w:b/>
+          <w:i w:val="0"/>
+          <w:color w:val="000000"/>
+          <w:sz w:val="18"/>
+          <w:highlight w:val="lightGray"/>
+        </w:rPr>
+        <w:t>D</w:t>
+      </w:r>
+      <w:r>
+        <w:rPr>
+          <w:rFonts w:ascii="Arial" w:hAnsi="Arial" w:eastAsia="Arial" w:cs="Arial"/>
+          <w:b/>
+          <w:i w:val="0"/>
+          <w:color w:val="000000"/>
+          <w:sz w:val="18"/>
+          <w:highlight w:val="lightGray"/>
+        </w:rPr>
+        <w:t>a</w:t>
+      </w:r>
+      <w:r>
+        <w:rPr>
+          <w:rFonts w:ascii="Arial" w:hAnsi="Arial" w:eastAsia="Arial" w:cs="Arial"/>
+          <w:b/>
+          <w:i w:val="0"/>
+          <w:color w:val="000000"/>
+          <w:sz w:val="18"/>
+          <w:highlight w:val="lightGray"/>
+        </w:rPr>
+        <w:t>t</w:t>
+      </w:r>
+      <w:r>
+        <w:rPr>
+          <w:rFonts w:ascii="Arial" w:hAnsi="Arial" w:eastAsia="Arial" w:cs="Arial"/>
+          <w:b/>
+          <w:i w:val="0"/>
+          <w:color w:val="000000"/>
+          <w:sz w:val="18"/>
+          <w:highlight w:val="lightGray"/>
+        </w:rPr>
+        <w:t>a</w:t>
+      </w:r>
+      <w:r>
+        <w:rPr>
+          <w:rFonts w:ascii="Arial" w:hAnsi="Arial" w:eastAsia="Arial" w:cs="Arial"/>
+          <w:b/>
+          <w:i w:val="0"/>
+          <w:color w:val="000000"/>
+          <w:sz w:val="18"/>
+          <w:highlight w:val="lightGray"/>
+        </w:rPr>
+        <w:t xml:space="preserve"> </w:t>
+      </w:r>
+      <w:r>
+        <w:rPr>
+          <w:rFonts w:ascii="Arial" w:hAnsi="Arial" w:eastAsia="Arial" w:cs="Arial"/>
+          <w:b/>
+          <w:i w:val="0"/>
+          <w:color w:val="000000"/>
+          <w:sz w:val="18"/>
+          <w:highlight w:val="lightGray"/>
+        </w:rPr>
+        <w:t>P</w:t>
+      </w:r>
+      <w:r>
+        <w:rPr>
+          <w:rFonts w:ascii="Arial" w:hAnsi="Arial" w:eastAsia="Arial" w:cs="Arial"/>
+          <w:b/>
+          <w:i w:val="0"/>
+          <w:color w:val="000000"/>
+          <w:sz w:val="18"/>
+          <w:highlight w:val="lightGray"/>
+        </w:rPr>
+        <w:t>a</w:t>
+      </w:r>
+      <w:r>
+        <w:rPr>
+          <w:rFonts w:ascii="Arial" w:hAnsi="Arial" w:eastAsia="Arial" w:cs="Arial"/>
+          <w:b/>
+          <w:i w:val="0"/>
+          <w:color w:val="000000"/>
+          <w:sz w:val="18"/>
+          <w:highlight w:val="lightGray"/>
+        </w:rPr>
+        <w:t>t</w:t>
+      </w:r>
+      <w:r>
+        <w:rPr>
+          <w:rFonts w:ascii="Arial" w:hAnsi="Arial" w:eastAsia="Arial" w:cs="Arial"/>
+          <w:b/>
+          <w:i w:val="0"/>
+          <w:color w:val="000000"/>
+          <w:sz w:val="18"/>
+          <w:highlight w:val="lightGray"/>
+        </w:rPr>
+        <w:t>h</w:t>
+      </w:r>
+      <w:r>
+        <w:rPr>
+          <w:rFonts w:ascii="Arial" w:hAnsi="Arial" w:eastAsia="Arial" w:cs="Arial"/>
+          <w:b w:val="0"/>
+          <w:i w:val="0"/>
+          <w:color w:val="000000"/>
+          <w:sz w:val="18"/>
+          <w:highlight w:val="lightGray"/>
+        </w:rPr>
+        <w:t>:</w:t>
+      </w:r>
+      <w:r>
+        <w:rPr>
+          <w:rFonts w:ascii="Arial" w:hAnsi="Arial" w:eastAsia="Arial" w:cs="Arial"/>
+          <w:b w:val="0"/>
+          <w:i w:val="0"/>
+          <w:color w:val="000000"/>
+          <w:sz w:val="18"/>
+          <w:highlight w:val="lightGray"/>
+        </w:rPr>
+        <w:t xml:space="preserve"> </w:t>
+      </w:r>
+      <w:r>
+        <w:rPr>
+          <w:rFonts w:ascii="Arial" w:hAnsi="Arial" w:eastAsia="Arial" w:cs="Arial"/>
+          <w:b w:val="0"/>
+          <w:i w:val="0"/>
+          <w:color w:val="000000"/>
+          <w:sz w:val="18"/>
+          <w:highlight w:val="lightGray"/>
+        </w:rPr>
+        <w:t>P</w:t>
+      </w:r>
+      <w:r>
+        <w:rPr>
+          <w:rFonts w:ascii="Arial" w:hAnsi="Arial" w:eastAsia="Arial" w:cs="Arial"/>
+          <w:b w:val="0"/>
+          <w:i w:val="0"/>
+          <w:color w:val="000000"/>
+          <w:sz w:val="18"/>
+          <w:highlight w:val="lightGray"/>
+        </w:rPr>
+        <w:t>e</w:t>
+      </w:r>
+      <w:r>
+        <w:rPr>
+          <w:rFonts w:ascii="Arial" w:hAnsi="Arial" w:eastAsia="Arial" w:cs="Arial"/>
+          <w:b w:val="0"/>
+          <w:i w:val="0"/>
+          <w:color w:val="000000"/>
+          <w:sz w:val="18"/>
+          <w:highlight w:val="lightGray"/>
+        </w:rPr>
+        <w:t>r</w:t>
+      </w:r>
+      <w:r>
+        <w:rPr>
+          <w:rFonts w:ascii="Arial" w:hAnsi="Arial" w:eastAsia="Arial" w:cs="Arial"/>
+          <w:b w:val="0"/>
+          <w:i w:val="0"/>
+          <w:color w:val="000000"/>
+          <w:sz w:val="18"/>
+          <w:highlight w:val="lightGray"/>
+        </w:rPr>
+        <w:t>s</w:t>
+      </w:r>
+      <w:r>
+        <w:rPr>
+          <w:rFonts w:ascii="Arial" w:hAnsi="Arial" w:eastAsia="Arial" w:cs="Arial"/>
+          <w:b w:val="0"/>
+          <w:i w:val="0"/>
+          <w:color w:val="000000"/>
+          <w:sz w:val="18"/>
+          <w:highlight w:val="lightGray"/>
+        </w:rPr>
+        <w:t>o</w:t>
+      </w:r>
+      <w:r>
+        <w:rPr>
+          <w:rFonts w:ascii="Arial" w:hAnsi="Arial" w:eastAsia="Arial" w:cs="Arial"/>
+          <w:b w:val="0"/>
+          <w:i w:val="0"/>
+          <w:color w:val="000000"/>
+          <w:sz w:val="18"/>
+          <w:highlight w:val="lightGray"/>
+        </w:rPr>
+        <w:t>n</w:t>
+      </w:r>
+      <w:r>
+        <w:rPr>
+          <w:rFonts w:ascii="Arial" w:hAnsi="Arial" w:eastAsia="Arial" w:cs="Arial"/>
+          <w:b w:val="0"/>
+          <w:i w:val="0"/>
+          <w:color w:val="000000"/>
+          <w:sz w:val="18"/>
+          <w:highlight w:val="lightGray"/>
+        </w:rPr>
+        <w:t>s</w:t>
+      </w:r>
+      <w:r>
+        <w:rPr>
+          <w:rFonts w:ascii="Arial" w:hAnsi="Arial" w:eastAsia="Arial" w:cs="Arial"/>
+          <w:b w:val="0"/>
+          <w:i w:val="0"/>
+          <w:color w:val="000000"/>
+          <w:sz w:val="18"/>
+          <w:highlight w:val="lightGray"/>
+        </w:rPr>
+        <w:t xml:space="preserve"> </w:t>
+      </w:r>
+      <w:r>
+        <w:rPr>
+          <w:rFonts w:ascii="Arial" w:hAnsi="Arial" w:eastAsia="Arial" w:cs="Arial"/>
+          <w:b w:val="0"/>
+          <w:i w:val="0"/>
+          <w:color w:val="000000"/>
+          <w:sz w:val="18"/>
+          <w:highlight w:val="lightGray"/>
+        </w:rPr>
+        <w:t>T</w:t>
+      </w:r>
+      <w:r>
+        <w:rPr>
+          <w:rFonts w:ascii="Arial" w:hAnsi="Arial" w:eastAsia="Arial" w:cs="Arial"/>
+          <w:b w:val="0"/>
+          <w:i w:val="0"/>
+          <w:color w:val="000000"/>
+          <w:sz w:val="18"/>
+          <w:highlight w:val="lightGray"/>
+        </w:rPr>
+        <w:t>a</w:t>
+      </w:r>
+      <w:r>
+        <w:rPr>
+          <w:rFonts w:ascii="Arial" w:hAnsi="Arial" w:eastAsia="Arial" w:cs="Arial"/>
+          <w:b w:val="0"/>
+          <w:i w:val="0"/>
+          <w:color w:val="000000"/>
+          <w:sz w:val="18"/>
+          <w:highlight w:val="lightGray"/>
+        </w:rPr>
+        <w:t>b</w:t>
+      </w:r>
+      <w:r>
+        <w:rPr>
+          <w:rFonts w:ascii="Arial" w:hAnsi="Arial" w:eastAsia="Arial" w:cs="Arial"/>
+          <w:b w:val="0"/>
+          <w:i w:val="0"/>
+          <w:color w:val="000000"/>
+          <w:sz w:val="18"/>
+          <w:highlight w:val="lightGray"/>
+        </w:rPr>
+        <w:t>l</w:t>
+      </w:r>
+      <w:r>
+        <w:rPr>
+          <w:rFonts w:ascii="Arial" w:hAnsi="Arial" w:eastAsia="Arial" w:cs="Arial"/>
+          <w:b w:val="0"/>
+          <w:i w:val="0"/>
+          <w:color w:val="000000"/>
+          <w:sz w:val="18"/>
+          <w:highlight w:val="lightGray"/>
+        </w:rPr>
+        <w:t>e</w:t>
+      </w:r>
+      <w:r>
+        <w:rPr>
+          <w:rFonts w:ascii="Arial" w:hAnsi="Arial" w:eastAsia="Arial" w:cs="Arial"/>
+          <w:b w:val="0"/>
+          <w:i w:val="0"/>
+          <w:color w:val="000000"/>
+          <w:sz w:val="18"/>
+          <w:highlight w:val="lightGray"/>
+        </w:rPr>
+        <w:t xml:space="preserve"> </w:t>
+      </w:r>
+      <w:r>
+        <w:rPr>
+          <w:rFonts w:ascii="Arial" w:hAnsi="Arial" w:eastAsia="Arial" w:cs="Arial"/>
+          <w:b w:val="0"/>
+          <w:i w:val="0"/>
+          <w:color w:val="000000"/>
+          <w:sz w:val="18"/>
+          <w:highlight w:val="lightGray"/>
+        </w:rPr>
+        <w:t>-</w:t>
+      </w:r>
+      <w:r>
+        <w:rPr>
+          <w:rFonts w:ascii="Arial" w:hAnsi="Arial" w:eastAsia="Arial" w:cs="Arial"/>
+          <w:b w:val="0"/>
+          <w:i w:val="0"/>
+          <w:color w:val="000000"/>
+          <w:sz w:val="18"/>
+          <w:highlight w:val="lightGray"/>
+        </w:rPr>
+        <w:t>&gt;</w:t>
+      </w:r>
+      <w:r>
+        <w:rPr>
+          <w:rFonts w:ascii="Arial" w:hAnsi="Arial" w:eastAsia="Arial" w:cs="Arial"/>
+          <w:b w:val="0"/>
+          <w:i w:val="0"/>
+          <w:color w:val="000000"/>
+          <w:sz w:val="18"/>
+          <w:highlight w:val="lightGray"/>
+        </w:rPr>
+        <w:t xml:space="preserve"> </w:t>
+      </w:r>
+      <w:r>
+        <w:rPr>
+          <w:rFonts w:ascii="Arial" w:hAnsi="Arial" w:eastAsia="Arial" w:cs="Arial"/>
+          <w:b w:val="0"/>
+          <w:i w:val="0"/>
+          <w:color w:val="000000"/>
+          <w:sz w:val="18"/>
+          <w:highlight w:val="lightGray"/>
+        </w:rPr>
+        <w:t>I</w:t>
+      </w:r>
+      <w:r>
+        <w:rPr>
+          <w:rFonts w:ascii="Arial" w:hAnsi="Arial" w:eastAsia="Arial" w:cs="Arial"/>
+          <w:b w:val="0"/>
+          <w:i w:val="0"/>
+          <w:color w:val="000000"/>
+          <w:sz w:val="18"/>
+          <w:highlight w:val="lightGray"/>
+        </w:rPr>
+        <w:t>D</w:t>
+      </w:r>
+      <w:r>
+        <w:rPr>
+          <w:rFonts w:ascii="Arial" w:hAnsi="Arial" w:eastAsia="Arial" w:cs="Arial"/>
+          <w:b w:val="0"/>
+          <w:i w:val="0"/>
+          <w:color w:val="000000"/>
+          <w:sz w:val="18"/>
+          <w:highlight w:val="lightGray"/>
+        </w:rPr>
+        <w:t xml:space="preserve"> </w:t>
+      </w:r>
+      <w:r>
+        <w:rPr>
+          <w:rFonts w:ascii="Arial" w:hAnsi="Arial" w:eastAsia="Arial" w:cs="Arial"/>
+          <w:b w:val="0"/>
+          <w:i w:val="0"/>
+          <w:color w:val="000000"/>
+          <w:sz w:val="18"/>
+          <w:highlight w:val="lightGray"/>
+        </w:rPr>
+        <w:t>C</w:t>
+      </w:r>
+      <w:r>
+        <w:rPr>
+          <w:rFonts w:ascii="Arial" w:hAnsi="Arial" w:eastAsia="Arial" w:cs="Arial"/>
+          <w:b w:val="0"/>
+          <w:i w:val="0"/>
+          <w:color w:val="000000"/>
+          <w:sz w:val="18"/>
+          <w:highlight w:val="lightGray"/>
+        </w:rPr>
+        <w:t>o</w:t>
+      </w:r>
+      <w:r>
+        <w:rPr>
+          <w:rFonts w:ascii="Arial" w:hAnsi="Arial" w:eastAsia="Arial" w:cs="Arial"/>
+          <w:b w:val="0"/>
+          <w:i w:val="0"/>
+          <w:color w:val="000000"/>
+          <w:sz w:val="18"/>
+          <w:highlight w:val="lightGray"/>
+        </w:rPr>
+        <w:t>l</w:t>
+      </w:r>
+      <w:r>
+        <w:rPr>
+          <w:rFonts w:ascii="Arial" w:hAnsi="Arial" w:eastAsia="Arial" w:cs="Arial"/>
+          <w:b w:val="0"/>
+          <w:i w:val="0"/>
+          <w:color w:val="000000"/>
+          <w:sz w:val="18"/>
+          <w:highlight w:val="lightGray"/>
+        </w:rPr>
+        <w:t>u</w:t>
+      </w:r>
+      <w:r>
+        <w:rPr>
+          <w:rFonts w:ascii="Arial" w:hAnsi="Arial" w:eastAsia="Arial" w:cs="Arial"/>
+          <w:b w:val="0"/>
+          <w:i w:val="0"/>
+          <w:color w:val="000000"/>
+          <w:sz w:val="18"/>
+          <w:highlight w:val="lightGray"/>
+        </w:rPr>
+        <w:t>m</w:t>
+      </w:r>
+      <w:r>
+        <w:rPr>
+          <w:rFonts w:ascii="Arial" w:hAnsi="Arial" w:eastAsia="Arial" w:cs="Arial"/>
+          <w:b w:val="0"/>
+          <w:i w:val="0"/>
+          <w:color w:val="000000"/>
+          <w:sz w:val="18"/>
+          <w:highlight w:val="lightGray"/>
+        </w:rPr>
+        <w:t>n</w:t>
+      </w:r>
+      <w:r>
+        <w:rPr>
+          <w:rFonts w:ascii="Arial" w:hAnsi="Arial" w:eastAsia="Arial" w:cs="Arial"/>
+          <w:b w:val="0"/>
+          <w:i w:val="0"/>
+          <w:color w:val="000000"/>
+          <w:sz w:val="18"/>
+          <w:highlight w:val="lightGray"/>
+        </w:rPr>
+        <w:t>:</w:t>
+      </w:r>
+      <w:r>
+        <w:rPr>
+          <w:rFonts w:ascii="Arial" w:hAnsi="Arial" w:eastAsia="Arial" w:cs="Arial"/>
+          <w:b w:val="0"/>
+          <w:i w:val="0"/>
+          <w:color w:val="000000"/>
+          <w:sz w:val="18"/>
+          <w:highlight w:val="lightGray"/>
+        </w:rPr>
+        <w:t xml:space="preserve"> </w:t>
+      </w:r>
+      <w:r>
+        <w:rPr>
+          <w:rFonts w:ascii="Arial" w:hAnsi="Arial" w:eastAsia="Arial" w:cs="Arial"/>
+          <w:b w:val="0"/>
+          <w:i w:val="0"/>
+          <w:color w:val="000000"/>
+          <w:sz w:val="18"/>
+          <w:highlight w:val="lightGray"/>
+        </w:rPr>
+        <w:t>1</w:t>
+      </w:r>
+      <w:r>
+        <w:rPr>
+          <w:rFonts w:ascii="Arial" w:hAnsi="Arial" w:eastAsia="Arial" w:cs="Arial"/>
+          <w:b w:val="0"/>
+          <w:i w:val="0"/>
+          <w:color w:val="000000"/>
+          <w:sz w:val="18"/>
+          <w:highlight w:val="lightGray"/>
+        </w:rPr>
+        <w:t>,</w:t>
+      </w:r>
+      <w:r>
+        <w:rPr>
+          <w:rFonts w:ascii="Arial" w:hAnsi="Arial" w:eastAsia="Arial" w:cs="Arial"/>
+          <w:b w:val="0"/>
+          <w:i w:val="0"/>
+          <w:color w:val="000000"/>
+          <w:sz w:val="18"/>
+          <w:highlight w:val="lightGray"/>
+        </w:rPr>
+        <w:t xml:space="preserve"> </w:t>
+      </w:r>
+      <w:r>
+        <w:rPr>
+          <w:rFonts w:ascii="Arial" w:hAnsi="Arial" w:eastAsia="Arial" w:cs="Arial"/>
+          <w:b w:val="0"/>
+          <w:i w:val="0"/>
+          <w:color w:val="000000"/>
+          <w:sz w:val="18"/>
+          <w:highlight w:val="lightGray"/>
+        </w:rPr>
+        <w:t>N</w:t>
+      </w:r>
+      <w:r>
+        <w:rPr>
+          <w:rFonts w:ascii="Arial" w:hAnsi="Arial" w:eastAsia="Arial" w:cs="Arial"/>
+          <w:b w:val="0"/>
+          <w:i w:val="0"/>
+          <w:color w:val="000000"/>
+          <w:sz w:val="18"/>
+          <w:highlight w:val="lightGray"/>
+        </w:rPr>
+        <w:t>a</w:t>
+      </w:r>
+      <w:r>
+        <w:rPr>
+          <w:rFonts w:ascii="Arial" w:hAnsi="Arial" w:eastAsia="Arial" w:cs="Arial"/>
+          <w:b w:val="0"/>
+          <w:i w:val="0"/>
+          <w:color w:val="000000"/>
+          <w:sz w:val="18"/>
+          <w:highlight w:val="lightGray"/>
+        </w:rPr>
+        <w:t>m</w:t>
+      </w:r>
+      <w:r>
+        <w:rPr>
+          <w:rFonts w:ascii="Arial" w:hAnsi="Arial" w:eastAsia="Arial" w:cs="Arial"/>
+          <w:b w:val="0"/>
+          <w:i w:val="0"/>
+          <w:color w:val="000000"/>
+          <w:sz w:val="18"/>
+          <w:highlight w:val="lightGray"/>
+        </w:rPr>
+        <w:t>e</w:t>
+      </w:r>
+      <w:r>
+        <w:rPr>
+          <w:rFonts w:ascii="Arial" w:hAnsi="Arial" w:eastAsia="Arial" w:cs="Arial"/>
+          <w:b w:val="0"/>
+          <w:i w:val="0"/>
+          <w:color w:val="000000"/>
+          <w:sz w:val="18"/>
+          <w:highlight w:val="lightGray"/>
+        </w:rPr>
+        <w:t>_</w:t>
+      </w:r>
+      <w:r>
+        <w:rPr>
+          <w:rFonts w:ascii="Arial" w:hAnsi="Arial" w:eastAsia="Arial" w:cs="Arial"/>
+          <w:b w:val="0"/>
+          <w:i w:val="0"/>
+          <w:color w:val="000000"/>
+          <w:sz w:val="18"/>
+          <w:highlight w:val="lightGray"/>
+        </w:rPr>
+        <w:t>E</w:t>
+      </w:r>
+      <w:r>
+        <w:rPr>
+          <w:rFonts w:ascii="Arial" w:hAnsi="Arial" w:eastAsia="Arial" w:cs="Arial"/>
+          <w:b w:val="0"/>
+          <w:i w:val="0"/>
+          <w:color w:val="000000"/>
+          <w:sz w:val="18"/>
+          <w:highlight w:val="lightGray"/>
+        </w:rPr>
+        <w:t>n</w:t>
+      </w:r>
+      <w:r>
+        <w:rPr>
+          <w:rFonts w:ascii="Arial" w:hAnsi="Arial" w:eastAsia="Arial" w:cs="Arial"/>
+          <w:b w:val="0"/>
+          <w:i w:val="0"/>
+          <w:color w:val="000000"/>
+          <w:sz w:val="18"/>
+          <w:highlight w:val="lightGray"/>
+        </w:rPr>
+        <w:t xml:space="preserve"> </w:t>
+      </w:r>
+      <w:r>
+        <w:rPr>
+          <w:rFonts w:ascii="Arial" w:hAnsi="Arial" w:eastAsia="Arial" w:cs="Arial"/>
+          <w:b w:val="0"/>
+          <w:i w:val="0"/>
+          <w:color w:val="000000"/>
+          <w:sz w:val="18"/>
+          <w:highlight w:val="lightGray"/>
+        </w:rPr>
+        <w:t>C</w:t>
+      </w:r>
+      <w:r>
+        <w:rPr>
+          <w:rFonts w:ascii="Arial" w:hAnsi="Arial" w:eastAsia="Arial" w:cs="Arial"/>
+          <w:b w:val="0"/>
+          <w:i w:val="0"/>
+          <w:color w:val="000000"/>
+          <w:sz w:val="18"/>
+          <w:highlight w:val="lightGray"/>
+        </w:rPr>
+        <w:t>o</w:t>
+      </w:r>
+      <w:r>
+        <w:rPr>
+          <w:rFonts w:ascii="Arial" w:hAnsi="Arial" w:eastAsia="Arial" w:cs="Arial"/>
+          <w:b w:val="0"/>
+          <w:i w:val="0"/>
+          <w:color w:val="000000"/>
+          <w:sz w:val="18"/>
+          <w:highlight w:val="lightGray"/>
+        </w:rPr>
+        <w:t>l</w:t>
+      </w:r>
+      <w:r>
+        <w:rPr>
+          <w:rFonts w:ascii="Arial" w:hAnsi="Arial" w:eastAsia="Arial" w:cs="Arial"/>
+          <w:b w:val="0"/>
+          <w:i w:val="0"/>
+          <w:color w:val="000000"/>
+          <w:sz w:val="18"/>
+          <w:highlight w:val="lightGray"/>
+        </w:rPr>
+        <w:t>u</w:t>
+      </w:r>
+      <w:r>
+        <w:rPr>
+          <w:rFonts w:ascii="Arial" w:hAnsi="Arial" w:eastAsia="Arial" w:cs="Arial"/>
+          <w:b w:val="0"/>
+          <w:i w:val="0"/>
+          <w:color w:val="000000"/>
+          <w:sz w:val="18"/>
+          <w:highlight w:val="lightGray"/>
+        </w:rPr>
+        <w:t>m</w:t>
+      </w:r>
+      <w:r>
+        <w:rPr>
+          <w:rFonts w:ascii="Arial" w:hAnsi="Arial" w:eastAsia="Arial" w:cs="Arial"/>
+          <w:b w:val="0"/>
+          <w:i w:val="0"/>
+          <w:color w:val="000000"/>
+          <w:sz w:val="18"/>
+          <w:highlight w:val="lightGray"/>
+        </w:rPr>
+        <w:t>n</w:t>
+      </w:r>
+      <w:r>
+        <w:rPr>
+          <w:rFonts w:ascii="Arial" w:hAnsi="Arial" w:eastAsia="Arial" w:cs="Arial"/>
+          <w:b w:val="0"/>
+          <w:i w:val="0"/>
+          <w:color w:val="000000"/>
+          <w:sz w:val="18"/>
+          <w:highlight w:val="lightGray"/>
+        </w:rPr>
+        <w:t>:</w:t>
+      </w:r>
+      <w:r>
+        <w:rPr>
+          <w:rFonts w:ascii="Arial" w:hAnsi="Arial" w:eastAsia="Arial" w:cs="Arial"/>
+          <w:b w:val="0"/>
+          <w:i w:val="0"/>
+          <w:color w:val="000000"/>
+          <w:sz w:val="18"/>
+          <w:highlight w:val="lightGray"/>
+        </w:rPr>
+        <w:t xml:space="preserve"> </w:t>
+      </w:r>
+      <w:r>
+        <w:rPr>
+          <w:rFonts w:ascii="Arial" w:hAnsi="Arial" w:eastAsia="Arial" w:cs="Arial"/>
+          <w:b w:val="0"/>
+          <w:i w:val="0"/>
+          <w:color w:val="000000"/>
+          <w:sz w:val="18"/>
+          <w:highlight w:val="lightGray"/>
+        </w:rPr>
+        <w:t>M</w:t>
+      </w:r>
+      <w:r>
+        <w:rPr>
+          <w:rFonts w:ascii="Arial" w:hAnsi="Arial" w:eastAsia="Arial" w:cs="Arial"/>
+          <w:b w:val="0"/>
+          <w:i w:val="0"/>
+          <w:color w:val="000000"/>
+          <w:sz w:val="18"/>
+          <w:highlight w:val="lightGray"/>
+        </w:rPr>
+        <w:t>o</w:t>
+      </w:r>
+      <w:r>
+        <w:rPr>
+          <w:rFonts w:ascii="Arial" w:hAnsi="Arial" w:eastAsia="Arial" w:cs="Arial"/>
+          <w:b w:val="0"/>
+          <w:i w:val="0"/>
+          <w:color w:val="000000"/>
+          <w:sz w:val="18"/>
+          <w:highlight w:val="lightGray"/>
+        </w:rPr>
+        <w:t>t</w:t>
+      </w:r>
+      <w:r>
+        <w:rPr>
+          <w:rFonts w:ascii="Arial" w:hAnsi="Arial" w:eastAsia="Arial" w:cs="Arial"/>
+          <w:b w:val="0"/>
+          <w:i w:val="0"/>
+          <w:color w:val="000000"/>
+          <w:sz w:val="18"/>
+          <w:highlight w:val="lightGray"/>
+        </w:rPr>
+        <w:t>a</w:t>
+      </w:r>
+      <w:r>
+        <w:rPr>
+          <w:rFonts w:ascii="Arial" w:hAnsi="Arial" w:eastAsia="Arial" w:cs="Arial"/>
+          <w:b w:val="0"/>
+          <w:i w:val="0"/>
+          <w:color w:val="000000"/>
+          <w:sz w:val="18"/>
+          <w:highlight w:val="lightGray"/>
+        </w:rPr>
+        <w:t>s</w:t>
+      </w:r>
+      <w:r>
+        <w:rPr>
+          <w:rFonts w:ascii="Arial" w:hAnsi="Arial" w:eastAsia="Arial" w:cs="Arial"/>
+          <w:b w:val="0"/>
+          <w:i w:val="0"/>
+          <w:color w:val="000000"/>
+          <w:sz w:val="18"/>
+          <w:highlight w:val="lightGray"/>
+        </w:rPr>
+        <w:t>e</w:t>
+      </w:r>
+      <w:r>
+        <w:rPr>
+          <w:rFonts w:ascii="Arial" w:hAnsi="Arial" w:eastAsia="Arial" w:cs="Arial"/>
+          <w:b w:val="0"/>
+          <w:i w:val="0"/>
+          <w:color w:val="000000"/>
+          <w:sz w:val="18"/>
+          <w:highlight w:val="lightGray"/>
+        </w:rPr>
+        <w:t>m</w:t>
+      </w:r>
+      <w:r>
+        <w:rPr>
+          <w:rFonts w:ascii="Arial" w:hAnsi="Arial" w:eastAsia="Arial" w:cs="Arial"/>
+          <w:b w:val="0"/>
+          <w:i w:val="0"/>
+          <w:color w:val="000000"/>
+          <w:sz w:val="18"/>
+          <w:highlight w:val="lightGray"/>
+        </w:rPr>
+        <w:t xml:space="preserve"> </w:t>
+      </w:r>
+      <w:r>
+        <w:rPr>
+          <w:rFonts w:ascii="Arial" w:hAnsi="Arial" w:eastAsia="Arial" w:cs="Arial"/>
+          <w:b w:val="0"/>
+          <w:i w:val="0"/>
+          <w:color w:val="000000"/>
+          <w:sz w:val="18"/>
+          <w:highlight w:val="lightGray"/>
+        </w:rPr>
+        <w:t>E</w:t>
+      </w:r>
+      <w:r>
+        <w:rPr>
+          <w:rFonts w:ascii="Arial" w:hAnsi="Arial" w:eastAsia="Arial" w:cs="Arial"/>
+          <w:b w:val="0"/>
+          <w:i w:val="0"/>
+          <w:color w:val="000000"/>
+          <w:sz w:val="18"/>
+          <w:highlight w:val="lightGray"/>
+        </w:rPr>
+        <w:t>s</w:t>
+      </w:r>
+      <w:r>
+        <w:rPr>
+          <w:rFonts w:ascii="Arial" w:hAnsi="Arial" w:eastAsia="Arial" w:cs="Arial"/>
+          <w:b w:val="0"/>
+          <w:i w:val="0"/>
+          <w:color w:val="000000"/>
+          <w:sz w:val="18"/>
+          <w:highlight w:val="lightGray"/>
+        </w:rPr>
+        <w:t>s</w:t>
+      </w:r>
+      <w:r>
+        <w:rPr>
+          <w:rFonts w:ascii="Arial" w:hAnsi="Arial" w:eastAsia="Arial" w:cs="Arial"/>
+          <w:b w:val="0"/>
+          <w:i w:val="0"/>
+          <w:color w:val="000000"/>
+          <w:sz w:val="18"/>
+          <w:highlight w:val="lightGray"/>
+        </w:rPr>
+        <w:t>a</w:t>
+      </w:r>
+      <w:r>
+        <w:rPr>
+          <w:rFonts w:ascii="Arial" w:hAnsi="Arial" w:eastAsia="Arial" w:cs="Arial"/>
+          <w:b w:val="0"/>
+          <w:i w:val="0"/>
+          <w:color w:val="000000"/>
+          <w:sz w:val="18"/>
+          <w:highlight w:val="lightGray"/>
+        </w:rPr>
+        <w:t>m</w:t>
+      </w:r>
+      <w:r>
+        <w:rPr>
+          <w:rFonts w:ascii="Arial" w:hAnsi="Arial" w:eastAsia="Arial" w:cs="Arial"/>
+          <w:b w:val="0"/>
+          <w:i w:val="0"/>
+          <w:color w:val="000000"/>
+          <w:sz w:val="18"/>
+          <w:highlight w:val="lightGray"/>
+        </w:rPr>
+        <w:t>]</w:t>
+      </w:r>
+      <w:r>
+        <w:rPr>
+          <w:rFonts w:ascii="Arial" w:hAnsi="Arial" w:eastAsia="Arial" w:cs="Arial"/>
+          <w:b w:val="0"/>
+          <w:i w:val="0"/>
+          <w:color w:val="000000"/>
+          <w:sz w:val="18"/>
+          <w:highlight w:val="lightGray"/>
+        </w:rPr>
+        <w:t xml:space="preserve"> </w:t>
+      </w:r>
+      <w:r>
+        <w:rPr>
+          <w:rFonts w:ascii="Arial" w:hAnsi="Arial" w:eastAsia="Arial" w:cs="Arial"/>
+          <w:b w:val="0"/>
+          <w:i w:val="0"/>
+          <w:color w:val="000000"/>
+          <w:sz w:val="18"/>
+          <w:highlight w:val="lightGray"/>
+        </w:rPr>
+        <w:t>-</w:t>
+      </w:r>
+      <w:r>
+        <w:rPr>
+          <w:rFonts w:ascii="Arial" w:hAnsi="Arial" w:eastAsia="Arial" w:cs="Arial"/>
+          <w:b w:val="0"/>
+          <w:i w:val="0"/>
+          <w:color w:val="000000"/>
+          <w:sz w:val="18"/>
+          <w:highlight w:val="lightGray"/>
+        </w:rPr>
+        <w:t>&gt;</w:t>
+      </w:r>
+      <w:r>
+        <w:rPr>
+          <w:rFonts w:ascii="Arial" w:hAnsi="Arial" w:eastAsia="Arial" w:cs="Arial"/>
+          <w:b w:val="0"/>
+          <w:i w:val="0"/>
+          <w:color w:val="000000"/>
+          <w:sz w:val="18"/>
+          <w:highlight w:val="lightGray"/>
+        </w:rPr>
+        <w:t xml:space="preserve"> </w:t>
+      </w:r>
+      <w:r>
+        <w:rPr>
+          <w:rFonts w:ascii="Arial" w:hAnsi="Arial" w:eastAsia="Arial" w:cs="Arial"/>
+          <w:b/>
+          <w:i w:val="0"/>
+          <w:color w:val="000000"/>
+          <w:sz w:val="18"/>
+          <w:highlight w:val="lightGray"/>
+        </w:rPr>
+        <w:t>F</w:t>
+      </w:r>
+      <w:r>
+        <w:rPr>
+          <w:rFonts w:ascii="Arial" w:hAnsi="Arial" w:eastAsia="Arial" w:cs="Arial"/>
+          <w:b/>
+          <w:i w:val="0"/>
+          <w:color w:val="000000"/>
+          <w:sz w:val="18"/>
+          <w:highlight w:val="lightGray"/>
+        </w:rPr>
+        <w:t>r</w:t>
+      </w:r>
+      <w:r>
+        <w:rPr>
+          <w:rFonts w:ascii="Arial" w:hAnsi="Arial" w:eastAsia="Arial" w:cs="Arial"/>
+          <w:b/>
+          <w:i w:val="0"/>
+          <w:color w:val="000000"/>
+          <w:sz w:val="18"/>
+          <w:highlight w:val="lightGray"/>
+        </w:rPr>
+        <w:t>o</w:t>
+      </w:r>
+      <w:r>
+        <w:rPr>
+          <w:rFonts w:ascii="Arial" w:hAnsi="Arial" w:eastAsia="Arial" w:cs="Arial"/>
+          <w:b/>
+          <w:i w:val="0"/>
+          <w:color w:val="000000"/>
+          <w:sz w:val="18"/>
+          <w:highlight w:val="lightGray"/>
+        </w:rPr>
+        <w:t>m</w:t>
+      </w:r>
+      <w:r>
+        <w:rPr>
+          <w:rFonts w:ascii="Arial" w:hAnsi="Arial" w:eastAsia="Arial" w:cs="Arial"/>
+          <w:b/>
+          <w:i w:val="0"/>
+          <w:color w:val="000000"/>
+          <w:sz w:val="18"/>
+          <w:highlight w:val="lightGray"/>
+        </w:rPr>
+        <w:t>:</w:t>
+      </w:r>
+      <w:r>
+        <w:rPr>
+          <w:rFonts w:ascii="Arial" w:hAnsi="Arial" w:eastAsia="Arial" w:cs="Arial"/>
+          <w:b w:val="0"/>
+          <w:i w:val="0"/>
+          <w:color w:val="000000"/>
+          <w:sz w:val="18"/>
+          <w:highlight w:val="lightGray"/>
+        </w:rPr>
+        <w:t xml:space="preserve"> </w:t>
+      </w:r>
+      <w:r>
+        <w:rPr>
+          <w:rFonts w:ascii="Arial" w:hAnsi="Arial" w:eastAsia="Arial" w:cs="Arial"/>
+          <w:b w:val="0"/>
+          <w:i w:val="0"/>
+          <w:color w:val="000000"/>
+          <w:sz w:val="18"/>
+          <w:highlight w:val="lightGray"/>
+        </w:rPr>
+        <w:t>[</w:t>
+      </w:r>
+      <w:r>
+        <w:rPr>
+          <w:rFonts w:ascii="Arial" w:hAnsi="Arial" w:eastAsia="Arial" w:cs="Arial"/>
+          <w:b w:val="0"/>
+          <w:i w:val="0"/>
+          <w:color w:val="000000"/>
+          <w:sz w:val="18"/>
+          <w:highlight w:val="lightGray"/>
+        </w:rPr>
+        <w:t>C</w:t>
+      </w:r>
+      <w:r>
+        <w:rPr>
+          <w:rFonts w:ascii="Arial" w:hAnsi="Arial" w:eastAsia="Arial" w:cs="Arial"/>
+          <w:b w:val="0"/>
+          <w:i w:val="0"/>
+          <w:color w:val="000000"/>
+          <w:sz w:val="18"/>
+          <w:highlight w:val="lightGray"/>
+        </w:rPr>
+        <w:t>h</w:t>
+      </w:r>
+      <w:r>
+        <w:rPr>
+          <w:rFonts w:ascii="Arial" w:hAnsi="Arial" w:eastAsia="Arial" w:cs="Arial"/>
+          <w:b w:val="0"/>
+          <w:i w:val="0"/>
+          <w:color w:val="000000"/>
+          <w:sz w:val="18"/>
+          <w:highlight w:val="lightGray"/>
+        </w:rPr>
+        <w:t>a</w:t>
+      </w:r>
+      <w:r>
+        <w:rPr>
+          <w:rFonts w:ascii="Arial" w:hAnsi="Arial" w:eastAsia="Arial" w:cs="Arial"/>
+          <w:b w:val="0"/>
+          <w:i w:val="0"/>
+          <w:color w:val="000000"/>
+          <w:sz w:val="18"/>
+          <w:highlight w:val="lightGray"/>
+        </w:rPr>
+        <w:t>t</w:t>
+      </w:r>
+      <w:r>
+        <w:rPr>
+          <w:rFonts w:ascii="Arial" w:hAnsi="Arial" w:eastAsia="Arial" w:cs="Arial"/>
+          <w:b w:val="0"/>
+          <w:i w:val="0"/>
+          <w:color w:val="000000"/>
+          <w:sz w:val="18"/>
+          <w:highlight w:val="lightGray"/>
+        </w:rPr>
+        <w:t>g</w:t>
+      </w:r>
+      <w:r>
+        <w:rPr>
+          <w:rFonts w:ascii="Arial" w:hAnsi="Arial" w:eastAsia="Arial" w:cs="Arial"/>
+          <w:b w:val="0"/>
+          <w:i w:val="0"/>
+          <w:color w:val="000000"/>
+          <w:sz w:val="18"/>
+          <w:highlight w:val="lightGray"/>
+        </w:rPr>
+        <w:t>p</w:t>
+      </w:r>
+      <w:r>
+        <w:rPr>
+          <w:rFonts w:ascii="Arial" w:hAnsi="Arial" w:eastAsia="Arial" w:cs="Arial"/>
+          <w:b w:val="0"/>
+          <w:i w:val="0"/>
+          <w:color w:val="000000"/>
+          <w:sz w:val="18"/>
+          <w:highlight w:val="lightGray"/>
+        </w:rPr>
+        <w:t>t</w:t>
+      </w:r>
+      <w:r>
+        <w:rPr>
+          <w:rFonts w:ascii="Arial" w:hAnsi="Arial" w:eastAsia="Arial" w:cs="Arial"/>
+          <w:b w:val="0"/>
+          <w:i w:val="0"/>
+          <w:color w:val="000000"/>
+          <w:sz w:val="18"/>
+          <w:highlight w:val="lightGray"/>
+        </w:rPr>
+        <w:t xml:space="preserve"> </w:t>
+      </w:r>
+      <w:r>
+        <w:rPr>
+          <w:rFonts w:ascii="Arial" w:hAnsi="Arial" w:eastAsia="Arial" w:cs="Arial"/>
+          <w:b w:val="0"/>
+          <w:i w:val="0"/>
+          <w:color w:val="000000"/>
+          <w:sz w:val="18"/>
+          <w:highlight w:val="lightGray"/>
+        </w:rPr>
+        <w:t>(</w:t>
+      </w:r>
+      <w:r>
+        <w:rPr>
+          <w:rFonts w:ascii="Arial" w:hAnsi="Arial" w:eastAsia="Arial" w:cs="Arial"/>
+          <w:b w:val="0"/>
+          <w:i w:val="0"/>
+          <w:color w:val="000000"/>
+          <w:sz w:val="18"/>
+          <w:highlight w:val="lightGray"/>
+        </w:rPr>
+        <w:t>G</w:t>
+      </w:r>
+      <w:r>
+        <w:rPr>
+          <w:rFonts w:ascii="Arial" w:hAnsi="Arial" w:eastAsia="Arial" w:cs="Arial"/>
+          <w:b w:val="0"/>
+          <w:i w:val="0"/>
+          <w:color w:val="000000"/>
+          <w:sz w:val="18"/>
+          <w:highlight w:val="lightGray"/>
+        </w:rPr>
+        <w:t>P</w:t>
+      </w:r>
+      <w:r>
+        <w:rPr>
+          <w:rFonts w:ascii="Arial" w:hAnsi="Arial" w:eastAsia="Arial" w:cs="Arial"/>
+          <w:b w:val="0"/>
+          <w:i w:val="0"/>
+          <w:color w:val="000000"/>
+          <w:sz w:val="18"/>
+          <w:highlight w:val="lightGray"/>
+        </w:rPr>
+        <w:t>T</w:t>
+      </w:r>
+      <w:r>
+        <w:rPr>
+          <w:rFonts w:ascii="Arial" w:hAnsi="Arial" w:eastAsia="Arial" w:cs="Arial"/>
+          <w:b w:val="0"/>
+          <w:i w:val="0"/>
+          <w:color w:val="000000"/>
+          <w:sz w:val="18"/>
+          <w:highlight w:val="lightGray"/>
         </w:rPr>
         <w:t>‑</w:t>
       </w:r>
       <w:r>
         <w:rPr>
-          <w:rFonts w:ascii="Arial" w:eastAsia="Arial" w:hAnsi="Arial" w:cs="Arial"/>
-          <w:b/>
-          <w:kern w:val="0"/>
-          <w:sz w:val="22"/>
-          <w:szCs w:val="22"/>
-          <w:highlight w:val="darkGray"/>
-          <w:lang w:val="en"/>
-          <w14:ligatures w14:val="none"/>
-        </w:rPr>
-        <w:t>5 Mini) at [12/18/2025]</w:t>
+          <w:rFonts w:ascii="Arial" w:hAnsi="Arial" w:eastAsia="Arial" w:cs="Arial"/>
+          <w:b w:val="0"/>
+          <w:i w:val="0"/>
+          <w:color w:val="000000"/>
+          <w:sz w:val="18"/>
+          <w:highlight w:val="lightGray"/>
+        </w:rPr>
+        <w:t>5</w:t>
+      </w:r>
+      <w:r>
+        <w:rPr>
+          <w:rFonts w:ascii="Arial" w:hAnsi="Arial" w:eastAsia="Arial" w:cs="Arial"/>
+          <w:b w:val="0"/>
+          <w:i w:val="0"/>
+          <w:color w:val="000000"/>
+          <w:sz w:val="18"/>
+          <w:highlight w:val="lightGray"/>
+        </w:rPr>
+        <w:t xml:space="preserve"> </w:t>
+      </w:r>
+      <w:r>
+        <w:rPr>
+          <w:rFonts w:ascii="Arial" w:hAnsi="Arial" w:eastAsia="Arial" w:cs="Arial"/>
+          <w:b w:val="0"/>
+          <w:i w:val="0"/>
+          <w:color w:val="000000"/>
+          <w:sz w:val="18"/>
+          <w:highlight w:val="lightGray"/>
+        </w:rPr>
+        <w:t>M</w:t>
+      </w:r>
+      <w:r>
+        <w:rPr>
+          <w:rFonts w:ascii="Arial" w:hAnsi="Arial" w:eastAsia="Arial" w:cs="Arial"/>
+          <w:b w:val="0"/>
+          <w:i w:val="0"/>
+          <w:color w:val="000000"/>
+          <w:sz w:val="18"/>
+          <w:highlight w:val="lightGray"/>
+        </w:rPr>
+        <w:t>i</w:t>
+      </w:r>
+      <w:r>
+        <w:rPr>
+          <w:rFonts w:ascii="Arial" w:hAnsi="Arial" w:eastAsia="Arial" w:cs="Arial"/>
+          <w:b w:val="0"/>
+          <w:i w:val="0"/>
+          <w:color w:val="000000"/>
+          <w:sz w:val="18"/>
+          <w:highlight w:val="lightGray"/>
+        </w:rPr>
+        <w:t>n</w:t>
+      </w:r>
+      <w:r>
+        <w:rPr>
+          <w:rFonts w:ascii="Arial" w:hAnsi="Arial" w:eastAsia="Arial" w:cs="Arial"/>
+          <w:b w:val="0"/>
+          <w:i w:val="0"/>
+          <w:color w:val="000000"/>
+          <w:sz w:val="18"/>
+          <w:highlight w:val="lightGray"/>
+        </w:rPr>
+        <w:t>i</w:t>
+      </w:r>
+      <w:r>
+        <w:rPr>
+          <w:rFonts w:ascii="Arial" w:hAnsi="Arial" w:eastAsia="Arial" w:cs="Arial"/>
+          <w:b w:val="0"/>
+          <w:i w:val="0"/>
+          <w:color w:val="000000"/>
+          <w:sz w:val="18"/>
+          <w:highlight w:val="lightGray"/>
+        </w:rPr>
+        <w:t>)</w:t>
+      </w:r>
+      <w:r>
+        <w:rPr>
+          <w:rFonts w:ascii="Arial" w:hAnsi="Arial" w:eastAsia="Arial" w:cs="Arial"/>
+          <w:b w:val="0"/>
+          <w:i w:val="0"/>
+          <w:color w:val="000000"/>
+          <w:sz w:val="18"/>
+          <w:highlight w:val="lightGray"/>
+        </w:rPr>
+        <w:t>]</w:t>
+      </w:r>
+      <w:r>
+        <w:rPr>
+          <w:rFonts w:ascii="Arial" w:hAnsi="Arial" w:eastAsia="Arial" w:cs="Arial"/>
+          <w:b w:val="0"/>
+          <w:i w:val="0"/>
+          <w:color w:val="000000"/>
+          <w:sz w:val="18"/>
+          <w:highlight w:val="lightGray"/>
+        </w:rPr>
+        <w:t xml:space="preserve"> </w:t>
+      </w:r>
+      <w:r>
+        <w:rPr>
+          <w:rFonts w:ascii="Arial" w:hAnsi="Arial" w:eastAsia="Arial" w:cs="Arial"/>
+          <w:b/>
+          <w:i w:val="0"/>
+          <w:color w:val="000000"/>
+          <w:sz w:val="18"/>
+          <w:highlight w:val="lightGray"/>
+        </w:rPr>
+        <w:t>o</w:t>
+      </w:r>
+      <w:r>
+        <w:rPr>
+          <w:rFonts w:ascii="Arial" w:hAnsi="Arial" w:eastAsia="Arial" w:cs="Arial"/>
+          <w:b/>
+          <w:i w:val="0"/>
+          <w:color w:val="000000"/>
+          <w:sz w:val="18"/>
+          <w:highlight w:val="lightGray"/>
+        </w:rPr>
+        <w:t>n</w:t>
+      </w:r>
+      <w:r>
+        <w:rPr>
+          <w:rFonts w:ascii="Arial" w:hAnsi="Arial"/>
+          <w:b w:val="0"/>
+          <w:i w:val="0"/>
+          <w:color w:val="000000"/>
+          <w:sz w:val="18"/>
+          <w:highlight w:val="lightGray"/>
+        </w:rPr>
+        <w:t xml:space="preserve"> </w:t>
+      </w:r>
+      <w:r>
+        <w:rPr>
+          <w:rFonts w:ascii="Arial" w:hAnsi="Arial"/>
+          <w:b w:val="0"/>
+          <w:i w:val="0"/>
+          <w:color w:val="000000"/>
+          <w:sz w:val="18"/>
+          <w:highlight w:val="lightGray"/>
+        </w:rPr>
+        <w:t>[</w:t>
+      </w:r>
+      <w:r>
+        <w:rPr>
+          <w:rFonts w:ascii="Arial" w:hAnsi="Arial"/>
+          <w:b w:val="0"/>
+          <w:i w:val="0"/>
+          <w:sz w:val="18"/>
+          <w:highlight w:val="lightGray"/>
+        </w:rPr>
+        <w:t>12/18/2025]</w:t>
       </w:r>
     </w:p>
     <w:p>
